--- a/markers/chess_table.docx
+++ b/markers/chess_table.docx
@@ -1,10 +1,10 @@
 
 <file path=word/document.xml><?xml version="1.0" encoding="utf-8"?>
-<w:document xmlns:wpc="http://schemas.microsoft.com/office/word/2010/wordprocessingCanvas" xmlns:cx="http://schemas.microsoft.com/office/drawing/2014/chartex" xmlns:cx1="http://schemas.microsoft.com/office/drawing/2015/9/8/chartex" xmlns:mc="http://schemas.openxmlformats.org/markup-compatibility/2006" xmlns:o="urn:schemas-microsoft-com:office:office" xmlns:r="http://schemas.openxmlformats.org/officeDocument/2006/relationships" xmlns:m="http://schemas.openxmlformats.org/officeDocument/2006/math" xmlns:v="urn:schemas-microsoft-com:vml" xmlns:wp14="http://schemas.microsoft.com/office/word/2010/wordprocessingDrawing" xmlns:wp="http://schemas.openxmlformats.org/drawingml/2006/wordprocessingDrawing" xmlns:w10="urn:schemas-microsoft-com:office:word" xmlns:w="http://schemas.openxmlformats.org/wordprocessingml/2006/main" xmlns:w14="http://schemas.microsoft.com/office/word/2010/wordml" xmlns:w15="http://schemas.microsoft.com/office/word/2012/wordml" xmlns:w16se="http://schemas.microsoft.com/office/word/2015/wordml/symex" xmlns:wpg="http://schemas.microsoft.com/office/word/2010/wordprocessingGroup" xmlns:wpi="http://schemas.microsoft.com/office/word/2010/wordprocessingInk" xmlns:wne="http://schemas.microsoft.com/office/word/2006/wordml" xmlns:wps="http://schemas.microsoft.com/office/word/2010/wordprocessingShape" mc:Ignorable="w14 w15 w16se wp14">
+<w:document xmlns:wpc="http://schemas.microsoft.com/office/word/2010/wordprocessingCanvas" xmlns:cx="http://schemas.microsoft.com/office/drawing/2014/chartex" xmlns:cx1="http://schemas.microsoft.com/office/drawing/2015/9/8/chartex" xmlns:cx2="http://schemas.microsoft.com/office/drawing/2015/10/21/chartex" xmlns:cx3="http://schemas.microsoft.com/office/drawing/2016/5/9/chartex" xmlns:cx4="http://schemas.microsoft.com/office/drawing/2016/5/10/chartex" xmlns:cx5="http://schemas.microsoft.com/office/drawing/2016/5/11/chartex" xmlns:cx6="http://schemas.microsoft.com/office/drawing/2016/5/12/chartex" xmlns:cx7="http://schemas.microsoft.com/office/drawing/2016/5/13/chartex" xmlns:cx8="http://schemas.microsoft.com/office/drawing/2016/5/14/chartex" xmlns:mc="http://schemas.openxmlformats.org/markup-compatibility/2006" xmlns:aink="http://schemas.microsoft.com/office/drawing/2016/ink" xmlns:am3d="http://schemas.microsoft.com/office/drawing/2017/model3d" xmlns:o="urn:schemas-microsoft-com:office:office" xmlns:r="http://schemas.openxmlformats.org/officeDocument/2006/relationships" xmlns:m="http://schemas.openxmlformats.org/officeDocument/2006/math" xmlns:v="urn:schemas-microsoft-com:vml" xmlns:wp14="http://schemas.microsoft.com/office/word/2010/wordprocessingDrawing" xmlns:wp="http://schemas.openxmlformats.org/drawingml/2006/wordprocessingDrawing" xmlns:w10="urn:schemas-microsoft-com:office:word" xmlns:w="http://schemas.openxmlformats.org/wordprocessingml/2006/main" xmlns:w14="http://schemas.microsoft.com/office/word/2010/wordml" xmlns:w15="http://schemas.microsoft.com/office/word/2012/wordml" xmlns:w16cex="http://schemas.microsoft.com/office/word/2018/wordml/cex" xmlns:w16cid="http://schemas.microsoft.com/office/word/2016/wordml/cid" xmlns:w16="http://schemas.microsoft.com/office/word/2018/wordml" xmlns:w16sdtdh="http://schemas.microsoft.com/office/word/2020/wordml/sdtdatahash" xmlns:w16se="http://schemas.microsoft.com/office/word/2015/wordml/symex" xmlns:wpg="http://schemas.microsoft.com/office/word/2010/wordprocessingGroup" xmlns:wpi="http://schemas.microsoft.com/office/word/2010/wordprocessingInk" xmlns:wne="http://schemas.microsoft.com/office/word/2006/wordml" xmlns:wps="http://schemas.microsoft.com/office/word/2010/wordprocessingShape" mc:Ignorable="w14 w15 w16se w16cid w16 w16cex w16sdtdh wp14">
   <w:body>
     <w:tbl>
       <w:tblPr>
-        <w:tblStyle w:val="TableGrid"/>
+        <w:tblStyle w:val="a3"/>
         <w:tblW w:w="0" w:type="auto"/>
         <w:jc w:val="center"/>
         <w:tblBorders>
@@ -22,22 +22,309 @@
         <w:tblLook w:val="04A0" w:firstRow="1" w:lastRow="0" w:firstColumn="1" w:lastColumn="0" w:noHBand="0" w:noVBand="1"/>
       </w:tblPr>
       <w:tblGrid>
-        <w:gridCol w:w="1590"/>
-        <w:gridCol w:w="1590"/>
-        <w:gridCol w:w="1590"/>
-        <w:gridCol w:w="1590"/>
-        <w:gridCol w:w="1590"/>
-        <w:gridCol w:w="1590"/>
-        <w:gridCol w:w="1590"/>
+        <w:gridCol w:w="1458"/>
+        <w:gridCol w:w="1458"/>
+        <w:gridCol w:w="1459"/>
+        <w:gridCol w:w="1459"/>
+        <w:gridCol w:w="1459"/>
+        <w:gridCol w:w="1459"/>
+        <w:gridCol w:w="1459"/>
+        <w:gridCol w:w="1459"/>
       </w:tblGrid>
       <w:tr>
         <w:trPr>
-          <w:trHeight w:hRule="exact" w:val="1474"/>
+          <w:cantSplit/>
+          <w:trHeight w:hRule="exact" w:val="397"/>
           <w:jc w:val="center"/>
         </w:trPr>
         <w:tc>
           <w:tcPr>
-            <w:tcW w:w="284" w:type="dxa"/>
+            <w:tcW w:w="1458" w:type="dxa"/>
+            <w:tcBorders>
+              <w:top w:val="single" w:sz="4" w:space="0" w:color="auto"/>
+              <w:left w:val="single" w:sz="4" w:space="0" w:color="auto"/>
+              <w:bottom w:val="single" w:sz="4" w:space="0" w:color="auto"/>
+              <w:right w:val="single" w:sz="4" w:space="0" w:color="auto"/>
+            </w:tcBorders>
+            <w:textDirection w:val="tbRl"/>
+            <w:vAlign w:val="center"/>
+          </w:tcPr>
+          <w:p>
+            <w:pPr>
+              <w:ind w:left="113" w:right="113"/>
+              <w:jc w:val="center"/>
+              <w:rPr>
+                <w:noProof/>
+                <w:sz w:val="34"/>
+                <w:szCs w:val="34"/>
+                <w:lang w:val="en-US"/>
+              </w:rPr>
+            </w:pPr>
+            <w:r>
+              <w:rPr>
+                <w:noProof/>
+                <w:sz w:val="34"/>
+                <w:szCs w:val="34"/>
+                <w:lang w:val="en-US"/>
+              </w:rPr>
+              <w:t>a</w:t>
+            </w:r>
+          </w:p>
+        </w:tc>
+        <w:tc>
+          <w:tcPr>
+            <w:tcW w:w="1458" w:type="dxa"/>
+            <w:tcBorders>
+              <w:top w:val="single" w:sz="4" w:space="0" w:color="auto"/>
+              <w:left w:val="single" w:sz="4" w:space="0" w:color="auto"/>
+              <w:bottom w:val="single" w:sz="4" w:space="0" w:color="auto"/>
+              <w:right w:val="single" w:sz="4" w:space="0" w:color="auto"/>
+            </w:tcBorders>
+            <w:textDirection w:val="tbRl"/>
+            <w:vAlign w:val="center"/>
+          </w:tcPr>
+          <w:p>
+            <w:pPr>
+              <w:ind w:left="113" w:right="113"/>
+              <w:jc w:val="center"/>
+              <w:rPr>
+                <w:noProof/>
+                <w:sz w:val="34"/>
+                <w:szCs w:val="34"/>
+                <w:lang w:val="en-US"/>
+              </w:rPr>
+            </w:pPr>
+            <w:r>
+              <w:rPr>
+                <w:noProof/>
+                <w:sz w:val="34"/>
+                <w:szCs w:val="34"/>
+                <w:lang w:val="en-US"/>
+              </w:rPr>
+              <w:t>b</w:t>
+            </w:r>
+          </w:p>
+        </w:tc>
+        <w:tc>
+          <w:tcPr>
+            <w:tcW w:w="1459" w:type="dxa"/>
+            <w:tcBorders>
+              <w:top w:val="single" w:sz="4" w:space="0" w:color="auto"/>
+              <w:left w:val="single" w:sz="4" w:space="0" w:color="auto"/>
+              <w:bottom w:val="single" w:sz="4" w:space="0" w:color="auto"/>
+              <w:right w:val="single" w:sz="4" w:space="0" w:color="auto"/>
+            </w:tcBorders>
+            <w:textDirection w:val="tbRl"/>
+            <w:vAlign w:val="center"/>
+          </w:tcPr>
+          <w:p>
+            <w:pPr>
+              <w:ind w:left="113" w:right="113"/>
+              <w:jc w:val="center"/>
+              <w:rPr>
+                <w:noProof/>
+                <w:sz w:val="34"/>
+                <w:szCs w:val="34"/>
+                <w:lang w:val="en-US"/>
+              </w:rPr>
+            </w:pPr>
+            <w:r>
+              <w:rPr>
+                <w:noProof/>
+                <w:sz w:val="34"/>
+                <w:szCs w:val="34"/>
+                <w:lang w:val="en-US"/>
+              </w:rPr>
+              <w:t>c</w:t>
+            </w:r>
+          </w:p>
+        </w:tc>
+        <w:tc>
+          <w:tcPr>
+            <w:tcW w:w="1459" w:type="dxa"/>
+            <w:tcBorders>
+              <w:top w:val="single" w:sz="4" w:space="0" w:color="auto"/>
+              <w:left w:val="single" w:sz="4" w:space="0" w:color="auto"/>
+              <w:bottom w:val="single" w:sz="4" w:space="0" w:color="auto"/>
+              <w:right w:val="single" w:sz="4" w:space="0" w:color="auto"/>
+            </w:tcBorders>
+            <w:textDirection w:val="tbRl"/>
+            <w:vAlign w:val="center"/>
+          </w:tcPr>
+          <w:p>
+            <w:pPr>
+              <w:ind w:left="113" w:right="113"/>
+              <w:jc w:val="center"/>
+              <w:rPr>
+                <w:noProof/>
+                <w:sz w:val="34"/>
+                <w:szCs w:val="34"/>
+                <w:lang w:val="en-US"/>
+              </w:rPr>
+            </w:pPr>
+            <w:r>
+              <w:rPr>
+                <w:noProof/>
+                <w:sz w:val="34"/>
+                <w:szCs w:val="34"/>
+                <w:lang w:val="en-US"/>
+              </w:rPr>
+              <w:t>d</w:t>
+            </w:r>
+          </w:p>
+        </w:tc>
+        <w:tc>
+          <w:tcPr>
+            <w:tcW w:w="1459" w:type="dxa"/>
+            <w:tcBorders>
+              <w:top w:val="single" w:sz="4" w:space="0" w:color="auto"/>
+              <w:left w:val="single" w:sz="4" w:space="0" w:color="auto"/>
+              <w:bottom w:val="single" w:sz="4" w:space="0" w:color="auto"/>
+              <w:right w:val="single" w:sz="4" w:space="0" w:color="auto"/>
+            </w:tcBorders>
+            <w:textDirection w:val="tbRl"/>
+            <w:vAlign w:val="center"/>
+          </w:tcPr>
+          <w:p>
+            <w:pPr>
+              <w:ind w:left="113" w:right="113"/>
+              <w:jc w:val="center"/>
+              <w:rPr>
+                <w:noProof/>
+                <w:sz w:val="34"/>
+                <w:szCs w:val="34"/>
+                <w:lang w:val="en-US"/>
+              </w:rPr>
+            </w:pPr>
+            <w:r>
+              <w:rPr>
+                <w:noProof/>
+                <w:sz w:val="34"/>
+                <w:szCs w:val="34"/>
+                <w:lang w:val="en-US"/>
+              </w:rPr>
+              <w:t>e</w:t>
+            </w:r>
+          </w:p>
+        </w:tc>
+        <w:tc>
+          <w:tcPr>
+            <w:tcW w:w="1459" w:type="dxa"/>
+            <w:tcBorders>
+              <w:top w:val="single" w:sz="4" w:space="0" w:color="auto"/>
+              <w:left w:val="single" w:sz="4" w:space="0" w:color="auto"/>
+              <w:bottom w:val="single" w:sz="4" w:space="0" w:color="auto"/>
+              <w:right w:val="single" w:sz="4" w:space="0" w:color="auto"/>
+            </w:tcBorders>
+            <w:textDirection w:val="tbRl"/>
+            <w:vAlign w:val="center"/>
+          </w:tcPr>
+          <w:p>
+            <w:pPr>
+              <w:ind w:left="113" w:right="113"/>
+              <w:jc w:val="center"/>
+              <w:rPr>
+                <w:noProof/>
+                <w:sz w:val="34"/>
+                <w:szCs w:val="34"/>
+                <w:lang w:val="en-US"/>
+              </w:rPr>
+            </w:pPr>
+            <w:r>
+              <w:rPr>
+                <w:noProof/>
+                <w:sz w:val="34"/>
+                <w:szCs w:val="34"/>
+                <w:lang w:val="en-US"/>
+              </w:rPr>
+              <w:t>f</w:t>
+            </w:r>
+          </w:p>
+        </w:tc>
+        <w:tc>
+          <w:tcPr>
+            <w:tcW w:w="1459" w:type="dxa"/>
+            <w:tcBorders>
+              <w:top w:val="single" w:sz="4" w:space="0" w:color="auto"/>
+              <w:left w:val="single" w:sz="4" w:space="0" w:color="auto"/>
+              <w:bottom w:val="single" w:sz="4" w:space="0" w:color="auto"/>
+              <w:right w:val="single" w:sz="4" w:space="0" w:color="auto"/>
+            </w:tcBorders>
+            <w:textDirection w:val="tbRl"/>
+            <w:vAlign w:val="center"/>
+          </w:tcPr>
+          <w:p>
+            <w:pPr>
+              <w:ind w:left="113" w:right="113"/>
+              <w:jc w:val="center"/>
+              <w:rPr>
+                <w:noProof/>
+                <w:sz w:val="34"/>
+                <w:szCs w:val="34"/>
+                <w:lang w:val="en-US"/>
+              </w:rPr>
+            </w:pPr>
+            <w:r>
+              <w:rPr>
+                <w:noProof/>
+                <w:sz w:val="34"/>
+                <w:szCs w:val="34"/>
+                <w:lang w:val="en-US"/>
+              </w:rPr>
+              <w:t>g</w:t>
+            </w:r>
+          </w:p>
+        </w:tc>
+        <w:tc>
+          <w:tcPr>
+            <w:tcW w:w="1459" w:type="dxa"/>
+            <w:tcBorders>
+              <w:top w:val="single" w:sz="4" w:space="0" w:color="auto"/>
+              <w:left w:val="single" w:sz="4" w:space="0" w:color="auto"/>
+              <w:bottom w:val="single" w:sz="4" w:space="0" w:color="auto"/>
+              <w:right w:val="single" w:sz="4" w:space="0" w:color="auto"/>
+            </w:tcBorders>
+            <w:textDirection w:val="tbRl"/>
+            <w:vAlign w:val="center"/>
+          </w:tcPr>
+          <w:p>
+            <w:pPr>
+              <w:ind w:left="113" w:right="113"/>
+              <w:jc w:val="center"/>
+              <w:rPr>
+                <w:noProof/>
+                <w:sz w:val="34"/>
+                <w:szCs w:val="34"/>
+                <w:lang w:val="en-US"/>
+              </w:rPr>
+            </w:pPr>
+            <w:r>
+              <w:rPr>
+                <w:noProof/>
+                <w:sz w:val="34"/>
+                <w:szCs w:val="34"/>
+                <w:lang w:val="en-US"/>
+              </w:rPr>
+              <w:t>h</w:t>
+            </w:r>
+          </w:p>
+        </w:tc>
+      </w:tr>
+      <w:tr>
+        <w:trPr>
+          <w:trHeight w:hRule="exact" w:val="1418"/>
+          <w:jc w:val="center"/>
+        </w:trPr>
+        <w:tc>
+          <w:tcPr>
+            <w:tcW w:w="1458" w:type="dxa"/>
+            <w:tcBorders>
+              <w:top w:val="single" w:sz="4" w:space="0" w:color="auto"/>
+              <w:left w:val="single" w:sz="4" w:space="0" w:color="auto"/>
+              <w:bottom w:val="single" w:sz="4" w:space="0" w:color="auto"/>
+              <w:right w:val="single" w:sz="4" w:space="0" w:color="auto"/>
+            </w:tcBorders>
+            <w:vAlign w:val="center"/>
           </w:tcPr>
           <w:p>
             <w:pPr>
@@ -58,17 +345,9 @@
               <mc:AlternateContent>
                 <mc:Choice Requires="wps">
                   <w:drawing>
-                    <wp:anchor distT="0" distB="0" distL="114300" distR="114300" simplePos="0" relativeHeight="251659264" behindDoc="0" locked="0" layoutInCell="1" allowOverlap="1" wp14:anchorId="30E6DF3A" wp14:editId="7B84E90C">
-                      <wp:simplePos x="0" y="0"/>
-                      <wp:positionH relativeFrom="column">
-                        <wp:posOffset>10795</wp:posOffset>
-                      </wp:positionH>
-                      <wp:positionV relativeFrom="paragraph">
-                        <wp:posOffset>10795</wp:posOffset>
-                      </wp:positionV>
-                      <wp:extent cx="989330" cy="934720"/>
-                      <wp:effectExtent l="0" t="0" r="20320" b="17780"/>
-                      <wp:wrapTopAndBottom/>
+                    <wp:inline distT="0" distB="0" distL="0" distR="0" wp14:anchorId="30E6DF3A" wp14:editId="60CA13C7">
+                      <wp:extent cx="921385" cy="899160"/>
+                      <wp:effectExtent l="0" t="0" r="12065" b="15240"/>
                       <wp:docPr id="1" name="Rectangle 1"/>
                       <wp:cNvGraphicFramePr/>
                       <a:graphic xmlns:a="http://schemas.openxmlformats.org/drawingml/2006/main">
@@ -78,15 +357,19 @@
                             <wps:spPr>
                               <a:xfrm>
                                 <a:off x="0" y="0"/>
-                                <a:ext cx="989330" cy="934720"/>
+                                <a:ext cx="921385" cy="899160"/>
                               </a:xfrm>
                               <a:prstGeom prst="rect">
                                 <a:avLst/>
                               </a:prstGeom>
-                              <a:blipFill>
-                                <a:blip r:embed="rId5"/>
-                                <a:tile tx="0" ty="0" sx="100000" sy="100000" flip="none" algn="tl"/>
-                              </a:blipFill>
+                              <a:solidFill>
+                                <a:srgbClr val="463500"/>
+                              </a:solidFill>
+                              <a:ln>
+                                <a:solidFill>
+                                  <a:srgbClr val="463500"/>
+                                </a:solidFill>
+                              </a:ln>
                             </wps:spPr>
                             <wps:style>
                               <a:lnRef idx="2">
@@ -113,20 +396,13 @@
                           </wps:wsp>
                         </a:graphicData>
                       </a:graphic>
-                      <wp14:sizeRelH relativeFrom="margin">
-                        <wp14:pctWidth>0</wp14:pctWidth>
-                      </wp14:sizeRelH>
-                      <wp14:sizeRelV relativeFrom="margin">
-                        <wp14:pctHeight>0</wp14:pctHeight>
-                      </wp14:sizeRelV>
-                    </wp:anchor>
+                    </wp:inline>
                   </w:drawing>
                 </mc:Choice>
                 <mc:Fallback>
                   <w:pict>
-                    <v:rect w14:anchorId="3B143B55" id="Rectangle 1" o:spid="_x0000_s1026" style="position:absolute;margin-left:.85pt;margin-top:.85pt;width:77.9pt;height:73.6pt;z-index:251659264;visibility:visible;mso-wrap-style:square;mso-width-percent:0;mso-height-percent:0;mso-wrap-distance-left:9pt;mso-wrap-distance-top:0;mso-wrap-distance-right:9pt;mso-wrap-distance-bottom:0;mso-position-horizontal:absolute;mso-position-horizontal-relative:text;mso-position-vertical:absolute;mso-position-vertical-relative:text;mso-width-percent:0;mso-height-percent:0;mso-width-relative:margin;mso-height-relative:margin;v-text-anchor:middle" o:gfxdata="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" strokecolor="#1f3763 [1604]" strokeweight="1pt">
-                      <v:fill r:id="rId6" o:title="" recolor="t" rotate="t" type="tile"/>
-                      <w10:wrap type="topAndBottom"/>
+                    <v:rect w14:anchorId="0C9B74C2" id="Rectangle 1" o:spid="_x0000_s1026" style="width:72.55pt;height:70.8pt;visibility:visible;mso-wrap-style:square;mso-left-percent:-10001;mso-top-percent:-10001;mso-position-horizontal:absolute;mso-position-horizontal-relative:char;mso-position-vertical:absolute;mso-position-vertical-relative:line;mso-left-percent:-10001;mso-top-percent:-10001;v-text-anchor:middle" o:gfxdata="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" fillcolor="#463500" strokecolor="#463500" strokeweight="1pt">
+                      <w10:anchorlock/>
                     </v:rect>
                   </w:pict>
                 </mc:Fallback>
@@ -136,7 +412,14 @@
         </w:tc>
         <w:tc>
           <w:tcPr>
-            <w:tcW w:w="284" w:type="dxa"/>
+            <w:tcW w:w="1458" w:type="dxa"/>
+            <w:tcBorders>
+              <w:top w:val="single" w:sz="4" w:space="0" w:color="auto"/>
+              <w:left w:val="single" w:sz="4" w:space="0" w:color="auto"/>
+              <w:bottom w:val="single" w:sz="4" w:space="0" w:color="auto"/>
+              <w:right w:val="single" w:sz="4" w:space="0" w:color="auto"/>
+            </w:tcBorders>
+            <w:vAlign w:val="center"/>
           </w:tcPr>
           <w:p>
             <w:pPr>
@@ -157,18 +440,10 @@
               <mc:AlternateContent>
                 <mc:Choice Requires="wps">
                   <w:drawing>
-                    <wp:anchor distT="0" distB="0" distL="114300" distR="114300" simplePos="0" relativeHeight="251769856" behindDoc="0" locked="0" layoutInCell="1" allowOverlap="1" wp14:anchorId="31E7CA41" wp14:editId="2446F99B">
-                      <wp:simplePos x="0" y="0"/>
-                      <wp:positionH relativeFrom="column">
-                        <wp:posOffset>0</wp:posOffset>
-                      </wp:positionH>
-                      <wp:positionV relativeFrom="paragraph">
-                        <wp:posOffset>26670</wp:posOffset>
-                      </wp:positionV>
-                      <wp:extent cx="989330" cy="934720"/>
-                      <wp:effectExtent l="0" t="0" r="20320" b="17780"/>
-                      <wp:wrapTopAndBottom/>
-                      <wp:docPr id="131" name="Rectangle 131"/>
+                    <wp:inline distT="0" distB="0" distL="0" distR="0" wp14:anchorId="17C3B51C" wp14:editId="4A07B914">
+                      <wp:extent cx="919429" cy="899795"/>
+                      <wp:effectExtent l="0" t="0" r="0" b="0"/>
+                      <wp:docPr id="28" name="Rectangle 167"/>
                       <wp:cNvGraphicFramePr/>
                       <a:graphic xmlns:a="http://schemas.openxmlformats.org/drawingml/2006/main">
                         <a:graphicData uri="http://schemas.microsoft.com/office/word/2010/wordprocessingShape">
@@ -177,15 +452,21 @@
                             <wps:spPr>
                               <a:xfrm>
                                 <a:off x="0" y="0"/>
-                                <a:ext cx="989330" cy="934720"/>
+                                <a:ext cx="919429" cy="899795"/>
                               </a:xfrm>
                               <a:prstGeom prst="rect">
                                 <a:avLst/>
                               </a:prstGeom>
                               <a:blipFill>
-                                <a:blip r:embed="rId7"/>
-                                <a:tile tx="0" ty="0" sx="100000" sy="100000" flip="none" algn="tl"/>
+                                <a:blip r:embed="rId5"/>
+                                <a:srcRect/>
+                                <a:stretch>
+                                  <a:fillRect l="470" t="-801" r="-494" b="778"/>
+                                </a:stretch>
                               </a:blipFill>
+                              <a:ln>
+                                <a:noFill/>
+                              </a:ln>
                             </wps:spPr>
                             <wps:style>
                               <a:lnRef idx="2">
@@ -212,20 +493,14 @@
                           </wps:wsp>
                         </a:graphicData>
                       </a:graphic>
-                      <wp14:sizeRelH relativeFrom="margin">
-                        <wp14:pctWidth>0</wp14:pctWidth>
-                      </wp14:sizeRelH>
-                      <wp14:sizeRelV relativeFrom="margin">
-                        <wp14:pctHeight>0</wp14:pctHeight>
-                      </wp14:sizeRelV>
-                    </wp:anchor>
+                    </wp:inline>
                   </w:drawing>
                 </mc:Choice>
                 <mc:Fallback>
                   <w:pict>
-                    <v:rect w14:anchorId="28D05771" id="Rectangle 131" o:spid="_x0000_s1026" style="position:absolute;margin-left:0;margin-top:2.1pt;width:77.9pt;height:73.6pt;z-index:251769856;visibility:visible;mso-wrap-style:square;mso-width-percent:0;mso-height-percent:0;mso-wrap-distance-left:9pt;mso-wrap-distance-top:0;mso-wrap-distance-right:9pt;mso-wrap-distance-bottom:0;mso-position-horizontal:absolute;mso-position-horizontal-relative:text;mso-position-vertical:absolute;mso-position-vertical-relative:text;mso-width-percent:0;mso-height-percent:0;mso-width-relative:margin;mso-height-relative:margin;v-text-anchor:middle" o:gfxdata="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" strokecolor="#1f3763 [1604]" strokeweight="1pt">
-                      <v:fill r:id="rId8" o:title="" recolor="t" rotate="t" type="tile"/>
-                      <w10:wrap type="topAndBottom"/>
+                    <v:rect w14:anchorId="2A18C938" id="Rectangle 167" o:spid="_x0000_s1026" style="width:72.4pt;height:70.85pt;visibility:visible;mso-wrap-style:square;mso-left-percent:-10001;mso-top-percent:-10001;mso-position-horizontal:absolute;mso-position-horizontal-relative:char;mso-position-vertical:absolute;mso-position-vertical-relative:line;mso-left-percent:-10001;mso-top-percent:-10001;v-text-anchor:middle" o:gfxdata="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" stroked="f" strokeweight="1pt">
+                      <v:fill r:id="rId6" o:title="" recolor="t" rotate="t" type="frame"/>
+                      <w10:anchorlock/>
                     </v:rect>
                   </w:pict>
                 </mc:Fallback>
@@ -235,7 +510,14 @@
         </w:tc>
         <w:tc>
           <w:tcPr>
-            <w:tcW w:w="284" w:type="dxa"/>
+            <w:tcW w:w="1459" w:type="dxa"/>
+            <w:tcBorders>
+              <w:top w:val="single" w:sz="4" w:space="0" w:color="auto"/>
+              <w:left w:val="single" w:sz="4" w:space="0" w:color="auto"/>
+              <w:bottom w:val="single" w:sz="4" w:space="0" w:color="auto"/>
+              <w:right w:val="single" w:sz="4" w:space="0" w:color="auto"/>
+            </w:tcBorders>
+            <w:vAlign w:val="center"/>
           </w:tcPr>
           <w:p>
             <w:pPr>
@@ -256,18 +538,10 @@
               <mc:AlternateContent>
                 <mc:Choice Requires="wps">
                   <w:drawing>
-                    <wp:anchor distT="0" distB="0" distL="114300" distR="114300" simplePos="0" relativeHeight="251663360" behindDoc="0" locked="0" layoutInCell="1" allowOverlap="1" wp14:anchorId="7E252A7B" wp14:editId="72DBBE38">
-                      <wp:simplePos x="0" y="0"/>
-                      <wp:positionH relativeFrom="column">
-                        <wp:posOffset>0</wp:posOffset>
-                      </wp:positionH>
-                      <wp:positionV relativeFrom="paragraph">
-                        <wp:posOffset>17145</wp:posOffset>
-                      </wp:positionV>
-                      <wp:extent cx="989330" cy="934720"/>
-                      <wp:effectExtent l="0" t="0" r="20320" b="17780"/>
-                      <wp:wrapTopAndBottom/>
-                      <wp:docPr id="4" name="Rectangle 4"/>
+                    <wp:inline distT="0" distB="0" distL="0" distR="0" wp14:anchorId="493C1DEB" wp14:editId="2254A2FB">
+                      <wp:extent cx="921385" cy="899160"/>
+                      <wp:effectExtent l="0" t="0" r="12065" b="15240"/>
+                      <wp:docPr id="9" name="Rectangle 1"/>
                       <wp:cNvGraphicFramePr/>
                       <a:graphic xmlns:a="http://schemas.openxmlformats.org/drawingml/2006/main">
                         <a:graphicData uri="http://schemas.microsoft.com/office/word/2010/wordprocessingShape">
@@ -276,15 +550,19 @@
                             <wps:spPr>
                               <a:xfrm>
                                 <a:off x="0" y="0"/>
-                                <a:ext cx="989330" cy="934720"/>
+                                <a:ext cx="921385" cy="899160"/>
                               </a:xfrm>
                               <a:prstGeom prst="rect">
                                 <a:avLst/>
                               </a:prstGeom>
-                              <a:blipFill>
-                                <a:blip r:embed="rId5"/>
-                                <a:tile tx="0" ty="0" sx="100000" sy="100000" flip="none" algn="tl"/>
-                              </a:blipFill>
+                              <a:solidFill>
+                                <a:srgbClr val="463500"/>
+                              </a:solidFill>
+                              <a:ln>
+                                <a:solidFill>
+                                  <a:srgbClr val="463500"/>
+                                </a:solidFill>
+                              </a:ln>
                             </wps:spPr>
                             <wps:style>
                               <a:lnRef idx="2">
@@ -311,20 +589,13 @@
                           </wps:wsp>
                         </a:graphicData>
                       </a:graphic>
-                      <wp14:sizeRelH relativeFrom="margin">
-                        <wp14:pctWidth>0</wp14:pctWidth>
-                      </wp14:sizeRelH>
-                      <wp14:sizeRelV relativeFrom="margin">
-                        <wp14:pctHeight>0</wp14:pctHeight>
-                      </wp14:sizeRelV>
-                    </wp:anchor>
+                    </wp:inline>
                   </w:drawing>
                 </mc:Choice>
                 <mc:Fallback>
                   <w:pict>
-                    <v:rect w14:anchorId="7E92BAF4" id="Rectangle 4" o:spid="_x0000_s1026" style="position:absolute;margin-left:0;margin-top:1.35pt;width:77.9pt;height:73.6pt;z-index:251663360;visibility:visible;mso-wrap-style:square;mso-width-percent:0;mso-height-percent:0;mso-wrap-distance-left:9pt;mso-wrap-distance-top:0;mso-wrap-distance-right:9pt;mso-wrap-distance-bottom:0;mso-position-horizontal:absolute;mso-position-horizontal-relative:text;mso-position-vertical:absolute;mso-position-vertical-relative:text;mso-width-percent:0;mso-height-percent:0;mso-width-relative:margin;mso-height-relative:margin;v-text-anchor:middle" o:gfxdata="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" strokecolor="#1f3763 [1604]" strokeweight="1pt">
-                      <v:fill r:id="rId6" o:title="" recolor="t" rotate="t" type="tile"/>
-                      <w10:wrap type="topAndBottom"/>
+                    <v:rect w14:anchorId="20A3CD53" id="Rectangle 1" o:spid="_x0000_s1026" style="width:72.55pt;height:70.8pt;visibility:visible;mso-wrap-style:square;mso-left-percent:-10001;mso-top-percent:-10001;mso-position-horizontal:absolute;mso-position-horizontal-relative:char;mso-position-vertical:absolute;mso-position-vertical-relative:line;mso-left-percent:-10001;mso-top-percent:-10001;v-text-anchor:middle" o:gfxdata="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" fillcolor="#463500" strokecolor="#463500" strokeweight="1pt">
+                      <w10:anchorlock/>
                     </v:rect>
                   </w:pict>
                 </mc:Fallback>
@@ -334,7 +605,14 @@
         </w:tc>
         <w:tc>
           <w:tcPr>
-            <w:tcW w:w="284" w:type="dxa"/>
+            <w:tcW w:w="1459" w:type="dxa"/>
+            <w:tcBorders>
+              <w:top w:val="single" w:sz="4" w:space="0" w:color="auto"/>
+              <w:left w:val="single" w:sz="4" w:space="0" w:color="auto"/>
+              <w:bottom w:val="single" w:sz="4" w:space="0" w:color="auto"/>
+              <w:right w:val="single" w:sz="4" w:space="0" w:color="auto"/>
+            </w:tcBorders>
+            <w:vAlign w:val="center"/>
           </w:tcPr>
           <w:p>
             <w:pPr>
@@ -355,18 +633,10 @@
               <mc:AlternateContent>
                 <mc:Choice Requires="wps">
                   <w:drawing>
-                    <wp:anchor distT="0" distB="0" distL="114300" distR="114300" simplePos="0" relativeHeight="251771904" behindDoc="0" locked="0" layoutInCell="1" allowOverlap="1" wp14:anchorId="75D1E0BB" wp14:editId="0FA75B46">
-                      <wp:simplePos x="0" y="0"/>
-                      <wp:positionH relativeFrom="column">
-                        <wp:posOffset>0</wp:posOffset>
-                      </wp:positionH>
-                      <wp:positionV relativeFrom="paragraph">
-                        <wp:posOffset>26670</wp:posOffset>
-                      </wp:positionV>
-                      <wp:extent cx="989330" cy="934720"/>
-                      <wp:effectExtent l="0" t="0" r="20320" b="17780"/>
-                      <wp:wrapTopAndBottom/>
-                      <wp:docPr id="132" name="Rectangle 132"/>
+                    <wp:inline distT="0" distB="0" distL="0" distR="0" wp14:anchorId="634BCCC0" wp14:editId="6DFAD01E">
+                      <wp:extent cx="919429" cy="899795"/>
+                      <wp:effectExtent l="0" t="0" r="0" b="0"/>
+                      <wp:docPr id="27" name="Rectangle 167"/>
                       <wp:cNvGraphicFramePr/>
                       <a:graphic xmlns:a="http://schemas.openxmlformats.org/drawingml/2006/main">
                         <a:graphicData uri="http://schemas.microsoft.com/office/word/2010/wordprocessingShape">
@@ -375,15 +645,21 @@
                             <wps:spPr>
                               <a:xfrm>
                                 <a:off x="0" y="0"/>
-                                <a:ext cx="989330" cy="934720"/>
+                                <a:ext cx="919429" cy="899795"/>
                               </a:xfrm>
                               <a:prstGeom prst="rect">
                                 <a:avLst/>
                               </a:prstGeom>
                               <a:blipFill>
-                                <a:blip r:embed="rId7"/>
-                                <a:tile tx="0" ty="0" sx="100000" sy="100000" flip="none" algn="tl"/>
+                                <a:blip r:embed="rId5"/>
+                                <a:srcRect/>
+                                <a:stretch>
+                                  <a:fillRect l="470" t="-801" r="-494" b="778"/>
+                                </a:stretch>
                               </a:blipFill>
+                              <a:ln>
+                                <a:noFill/>
+                              </a:ln>
                             </wps:spPr>
                             <wps:style>
                               <a:lnRef idx="2">
@@ -410,20 +686,14 @@
                           </wps:wsp>
                         </a:graphicData>
                       </a:graphic>
-                      <wp14:sizeRelH relativeFrom="margin">
-                        <wp14:pctWidth>0</wp14:pctWidth>
-                      </wp14:sizeRelH>
-                      <wp14:sizeRelV relativeFrom="margin">
-                        <wp14:pctHeight>0</wp14:pctHeight>
-                      </wp14:sizeRelV>
-                    </wp:anchor>
+                    </wp:inline>
                   </w:drawing>
                 </mc:Choice>
                 <mc:Fallback>
                   <w:pict>
-                    <v:rect w14:anchorId="1CCEF425" id="Rectangle 132" o:spid="_x0000_s1026" style="position:absolute;margin-left:0;margin-top:2.1pt;width:77.9pt;height:73.6pt;z-index:251771904;visibility:visible;mso-wrap-style:square;mso-width-percent:0;mso-height-percent:0;mso-wrap-distance-left:9pt;mso-wrap-distance-top:0;mso-wrap-distance-right:9pt;mso-wrap-distance-bottom:0;mso-position-horizontal:absolute;mso-position-horizontal-relative:text;mso-position-vertical:absolute;mso-position-vertical-relative:text;mso-width-percent:0;mso-height-percent:0;mso-width-relative:margin;mso-height-relative:margin;v-text-anchor:middle" o:gfxdata="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" strokecolor="#1f3763 [1604]" strokeweight="1pt">
-                      <v:fill r:id="rId8" o:title="" recolor="t" rotate="t" type="tile"/>
-                      <w10:wrap type="topAndBottom"/>
+                    <v:rect w14:anchorId="7450DF1D" id="Rectangle 167" o:spid="_x0000_s1026" style="width:72.4pt;height:70.85pt;visibility:visible;mso-wrap-style:square;mso-left-percent:-10001;mso-top-percent:-10001;mso-position-horizontal:absolute;mso-position-horizontal-relative:char;mso-position-vertical:absolute;mso-position-vertical-relative:line;mso-left-percent:-10001;mso-top-percent:-10001;v-text-anchor:middle" o:gfxdata="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" stroked="f" strokeweight="1pt">
+                      <v:fill r:id="rId6" o:title="" recolor="t" rotate="t" type="frame"/>
+                      <w10:anchorlock/>
                     </v:rect>
                   </w:pict>
                 </mc:Fallback>
@@ -433,7 +703,14 @@
         </w:tc>
         <w:tc>
           <w:tcPr>
-            <w:tcW w:w="284" w:type="dxa"/>
+            <w:tcW w:w="1459" w:type="dxa"/>
+            <w:tcBorders>
+              <w:top w:val="single" w:sz="4" w:space="0" w:color="auto"/>
+              <w:left w:val="single" w:sz="4" w:space="0" w:color="auto"/>
+              <w:bottom w:val="single" w:sz="4" w:space="0" w:color="auto"/>
+              <w:right w:val="single" w:sz="4" w:space="0" w:color="auto"/>
+            </w:tcBorders>
+            <w:vAlign w:val="center"/>
           </w:tcPr>
           <w:p>
             <w:pPr>
@@ -454,18 +731,10 @@
               <mc:AlternateContent>
                 <mc:Choice Requires="wps">
                   <w:drawing>
-                    <wp:anchor distT="0" distB="0" distL="114300" distR="114300" simplePos="0" relativeHeight="251667456" behindDoc="0" locked="0" layoutInCell="1" allowOverlap="1" wp14:anchorId="353D81F8" wp14:editId="13AFC463">
-                      <wp:simplePos x="0" y="0"/>
-                      <wp:positionH relativeFrom="column">
-                        <wp:posOffset>0</wp:posOffset>
-                      </wp:positionH>
-                      <wp:positionV relativeFrom="paragraph">
-                        <wp:posOffset>17145</wp:posOffset>
-                      </wp:positionV>
-                      <wp:extent cx="989330" cy="934720"/>
-                      <wp:effectExtent l="0" t="0" r="20320" b="17780"/>
-                      <wp:wrapTopAndBottom/>
-                      <wp:docPr id="6" name="Rectangle 6"/>
+                    <wp:inline distT="0" distB="0" distL="0" distR="0" wp14:anchorId="4293E47B" wp14:editId="3EB11661">
+                      <wp:extent cx="921385" cy="899160"/>
+                      <wp:effectExtent l="0" t="0" r="12065" b="15240"/>
+                      <wp:docPr id="10" name="Rectangle 1"/>
                       <wp:cNvGraphicFramePr/>
                       <a:graphic xmlns:a="http://schemas.openxmlformats.org/drawingml/2006/main">
                         <a:graphicData uri="http://schemas.microsoft.com/office/word/2010/wordprocessingShape">
@@ -474,15 +743,19 @@
                             <wps:spPr>
                               <a:xfrm>
                                 <a:off x="0" y="0"/>
-                                <a:ext cx="989330" cy="934720"/>
+                                <a:ext cx="921385" cy="899160"/>
                               </a:xfrm>
                               <a:prstGeom prst="rect">
                                 <a:avLst/>
                               </a:prstGeom>
-                              <a:blipFill>
-                                <a:blip r:embed="rId5"/>
-                                <a:tile tx="0" ty="0" sx="100000" sy="100000" flip="none" algn="tl"/>
-                              </a:blipFill>
+                              <a:solidFill>
+                                <a:srgbClr val="463500"/>
+                              </a:solidFill>
+                              <a:ln>
+                                <a:solidFill>
+                                  <a:srgbClr val="463500"/>
+                                </a:solidFill>
+                              </a:ln>
                             </wps:spPr>
                             <wps:style>
                               <a:lnRef idx="2">
@@ -509,20 +782,13 @@
                           </wps:wsp>
                         </a:graphicData>
                       </a:graphic>
-                      <wp14:sizeRelH relativeFrom="margin">
-                        <wp14:pctWidth>0</wp14:pctWidth>
-                      </wp14:sizeRelH>
-                      <wp14:sizeRelV relativeFrom="margin">
-                        <wp14:pctHeight>0</wp14:pctHeight>
-                      </wp14:sizeRelV>
-                    </wp:anchor>
+                    </wp:inline>
                   </w:drawing>
                 </mc:Choice>
                 <mc:Fallback>
                   <w:pict>
-                    <v:rect w14:anchorId="04A69BDB" id="Rectangle 6" o:spid="_x0000_s1026" style="position:absolute;margin-left:0;margin-top:1.35pt;width:77.9pt;height:73.6pt;z-index:251667456;visibility:visible;mso-wrap-style:square;mso-width-percent:0;mso-height-percent:0;mso-wrap-distance-left:9pt;mso-wrap-distance-top:0;mso-wrap-distance-right:9pt;mso-wrap-distance-bottom:0;mso-position-horizontal:absolute;mso-position-horizontal-relative:text;mso-position-vertical:absolute;mso-position-vertical-relative:text;mso-width-percent:0;mso-height-percent:0;mso-width-relative:margin;mso-height-relative:margin;v-text-anchor:middle" o:gfxdata="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" strokecolor="#1f3763 [1604]" strokeweight="1pt">
-                      <v:fill r:id="rId6" o:title="" recolor="t" rotate="t" type="tile"/>
-                      <w10:wrap type="topAndBottom"/>
+                    <v:rect w14:anchorId="15E5FF0A" id="Rectangle 1" o:spid="_x0000_s1026" style="width:72.55pt;height:70.8pt;visibility:visible;mso-wrap-style:square;mso-left-percent:-10001;mso-top-percent:-10001;mso-position-horizontal:absolute;mso-position-horizontal-relative:char;mso-position-vertical:absolute;mso-position-vertical-relative:line;mso-left-percent:-10001;mso-top-percent:-10001;v-text-anchor:middle" o:gfxdata="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" fillcolor="#463500" strokecolor="#463500" strokeweight="1pt">
+                      <w10:anchorlock/>
                     </v:rect>
                   </w:pict>
                 </mc:Fallback>
@@ -532,7 +798,14 @@
         </w:tc>
         <w:tc>
           <w:tcPr>
-            <w:tcW w:w="284" w:type="dxa"/>
+            <w:tcW w:w="1459" w:type="dxa"/>
+            <w:tcBorders>
+              <w:top w:val="single" w:sz="4" w:space="0" w:color="auto"/>
+              <w:left w:val="single" w:sz="4" w:space="0" w:color="auto"/>
+              <w:bottom w:val="single" w:sz="4" w:space="0" w:color="auto"/>
+              <w:right w:val="single" w:sz="4" w:space="0" w:color="auto"/>
+            </w:tcBorders>
+            <w:vAlign w:val="center"/>
           </w:tcPr>
           <w:p>
             <w:pPr>
@@ -553,18 +826,10 @@
               <mc:AlternateContent>
                 <mc:Choice Requires="wps">
                   <w:drawing>
-                    <wp:anchor distT="0" distB="0" distL="114300" distR="114300" simplePos="0" relativeHeight="251773952" behindDoc="0" locked="0" layoutInCell="1" allowOverlap="1" wp14:anchorId="23EC5AF4" wp14:editId="3D69F8AA">
-                      <wp:simplePos x="0" y="0"/>
-                      <wp:positionH relativeFrom="column">
-                        <wp:posOffset>0</wp:posOffset>
-                      </wp:positionH>
-                      <wp:positionV relativeFrom="paragraph">
-                        <wp:posOffset>26670</wp:posOffset>
-                      </wp:positionV>
-                      <wp:extent cx="989330" cy="934720"/>
-                      <wp:effectExtent l="0" t="0" r="20320" b="17780"/>
-                      <wp:wrapTopAndBottom/>
-                      <wp:docPr id="133" name="Rectangle 133"/>
+                    <wp:inline distT="0" distB="0" distL="0" distR="0" wp14:anchorId="7E63ADC9" wp14:editId="510F01BD">
+                      <wp:extent cx="919429" cy="899795"/>
+                      <wp:effectExtent l="0" t="0" r="0" b="0"/>
+                      <wp:docPr id="32" name="Rectangle 167"/>
                       <wp:cNvGraphicFramePr/>
                       <a:graphic xmlns:a="http://schemas.openxmlformats.org/drawingml/2006/main">
                         <a:graphicData uri="http://schemas.microsoft.com/office/word/2010/wordprocessingShape">
@@ -573,15 +838,21 @@
                             <wps:spPr>
                               <a:xfrm>
                                 <a:off x="0" y="0"/>
-                                <a:ext cx="989330" cy="934720"/>
+                                <a:ext cx="919429" cy="899795"/>
                               </a:xfrm>
                               <a:prstGeom prst="rect">
                                 <a:avLst/>
                               </a:prstGeom>
                               <a:blipFill>
-                                <a:blip r:embed="rId7"/>
-                                <a:tile tx="0" ty="0" sx="100000" sy="100000" flip="none" algn="tl"/>
+                                <a:blip r:embed="rId5"/>
+                                <a:srcRect/>
+                                <a:stretch>
+                                  <a:fillRect l="470" t="-801" r="-494" b="778"/>
+                                </a:stretch>
                               </a:blipFill>
+                              <a:ln>
+                                <a:noFill/>
+                              </a:ln>
                             </wps:spPr>
                             <wps:style>
                               <a:lnRef idx="2">
@@ -608,20 +879,14 @@
                           </wps:wsp>
                         </a:graphicData>
                       </a:graphic>
-                      <wp14:sizeRelH relativeFrom="margin">
-                        <wp14:pctWidth>0</wp14:pctWidth>
-                      </wp14:sizeRelH>
-                      <wp14:sizeRelV relativeFrom="margin">
-                        <wp14:pctHeight>0</wp14:pctHeight>
-                      </wp14:sizeRelV>
-                    </wp:anchor>
+                    </wp:inline>
                   </w:drawing>
                 </mc:Choice>
                 <mc:Fallback>
                   <w:pict>
-                    <v:rect w14:anchorId="1173C45F" id="Rectangle 133" o:spid="_x0000_s1026" style="position:absolute;margin-left:0;margin-top:2.1pt;width:77.9pt;height:73.6pt;z-index:251773952;visibility:visible;mso-wrap-style:square;mso-width-percent:0;mso-height-percent:0;mso-wrap-distance-left:9pt;mso-wrap-distance-top:0;mso-wrap-distance-right:9pt;mso-wrap-distance-bottom:0;mso-position-horizontal:absolute;mso-position-horizontal-relative:text;mso-position-vertical:absolute;mso-position-vertical-relative:text;mso-width-percent:0;mso-height-percent:0;mso-width-relative:margin;mso-height-relative:margin;v-text-anchor:middle" o:gfxdata="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" strokecolor="#1f3763 [1604]" strokeweight="1pt">
-                      <v:fill r:id="rId8" o:title="" recolor="t" rotate="t" type="tile"/>
-                      <w10:wrap type="topAndBottom"/>
+                    <v:rect w14:anchorId="33FE21F5" id="Rectangle 167" o:spid="_x0000_s1026" style="width:72.4pt;height:70.85pt;visibility:visible;mso-wrap-style:square;mso-left-percent:-10001;mso-top-percent:-10001;mso-position-horizontal:absolute;mso-position-horizontal-relative:char;mso-position-vertical:absolute;mso-position-vertical-relative:line;mso-left-percent:-10001;mso-top-percent:-10001;v-text-anchor:middle" o:gfxdata="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" stroked="f" strokeweight="1pt">
+                      <v:fill r:id="rId6" o:title="" recolor="t" rotate="t" type="frame"/>
+                      <w10:anchorlock/>
                     </v:rect>
                   </w:pict>
                 </mc:Fallback>
@@ -631,7 +896,14 @@
         </w:tc>
         <w:tc>
           <w:tcPr>
-            <w:tcW w:w="284" w:type="dxa"/>
+            <w:tcW w:w="1459" w:type="dxa"/>
+            <w:tcBorders>
+              <w:top w:val="single" w:sz="4" w:space="0" w:color="auto"/>
+              <w:left w:val="single" w:sz="4" w:space="0" w:color="auto"/>
+              <w:bottom w:val="single" w:sz="4" w:space="0" w:color="auto"/>
+              <w:right w:val="single" w:sz="4" w:space="0" w:color="auto"/>
+            </w:tcBorders>
+            <w:vAlign w:val="center"/>
           </w:tcPr>
           <w:p>
             <w:pPr>
@@ -652,18 +924,10 @@
               <mc:AlternateContent>
                 <mc:Choice Requires="wps">
                   <w:drawing>
-                    <wp:anchor distT="0" distB="0" distL="114300" distR="114300" simplePos="0" relativeHeight="251677696" behindDoc="0" locked="0" layoutInCell="1" allowOverlap="1" wp14:anchorId="5005CF44" wp14:editId="09ED5034">
-                      <wp:simplePos x="0" y="0"/>
-                      <wp:positionH relativeFrom="column">
-                        <wp:posOffset>0</wp:posOffset>
-                      </wp:positionH>
-                      <wp:positionV relativeFrom="paragraph">
-                        <wp:posOffset>17145</wp:posOffset>
-                      </wp:positionV>
-                      <wp:extent cx="989330" cy="934720"/>
-                      <wp:effectExtent l="0" t="0" r="20320" b="17780"/>
-                      <wp:wrapTopAndBottom/>
-                      <wp:docPr id="12" name="Rectangle 12"/>
+                    <wp:inline distT="0" distB="0" distL="0" distR="0" wp14:anchorId="645EF50C" wp14:editId="29EBC998">
+                      <wp:extent cx="921385" cy="899160"/>
+                      <wp:effectExtent l="0" t="0" r="12065" b="15240"/>
+                      <wp:docPr id="11" name="Rectangle 1"/>
                       <wp:cNvGraphicFramePr/>
                       <a:graphic xmlns:a="http://schemas.openxmlformats.org/drawingml/2006/main">
                         <a:graphicData uri="http://schemas.microsoft.com/office/word/2010/wordprocessingShape">
@@ -672,15 +936,19 @@
                             <wps:spPr>
                               <a:xfrm>
                                 <a:off x="0" y="0"/>
-                                <a:ext cx="989330" cy="934720"/>
+                                <a:ext cx="921385" cy="899160"/>
                               </a:xfrm>
                               <a:prstGeom prst="rect">
                                 <a:avLst/>
                               </a:prstGeom>
-                              <a:blipFill>
-                                <a:blip r:embed="rId5"/>
-                                <a:tile tx="0" ty="0" sx="100000" sy="100000" flip="none" algn="tl"/>
-                              </a:blipFill>
+                              <a:solidFill>
+                                <a:srgbClr val="463500"/>
+                              </a:solidFill>
+                              <a:ln>
+                                <a:solidFill>
+                                  <a:srgbClr val="463500"/>
+                                </a:solidFill>
+                              </a:ln>
                             </wps:spPr>
                             <wps:style>
                               <a:lnRef idx="2">
@@ -707,20 +975,13 @@
                           </wps:wsp>
                         </a:graphicData>
                       </a:graphic>
-                      <wp14:sizeRelH relativeFrom="margin">
-                        <wp14:pctWidth>0</wp14:pctWidth>
-                      </wp14:sizeRelH>
-                      <wp14:sizeRelV relativeFrom="margin">
-                        <wp14:pctHeight>0</wp14:pctHeight>
-                      </wp14:sizeRelV>
-                    </wp:anchor>
+                    </wp:inline>
                   </w:drawing>
                 </mc:Choice>
                 <mc:Fallback>
                   <w:pict>
-                    <v:rect w14:anchorId="54A29738" id="Rectangle 12" o:spid="_x0000_s1026" style="position:absolute;margin-left:0;margin-top:1.35pt;width:77.9pt;height:73.6pt;z-index:251677696;visibility:visible;mso-wrap-style:square;mso-width-percent:0;mso-height-percent:0;mso-wrap-distance-left:9pt;mso-wrap-distance-top:0;mso-wrap-distance-right:9pt;mso-wrap-distance-bottom:0;mso-position-horizontal:absolute;mso-position-horizontal-relative:text;mso-position-vertical:absolute;mso-position-vertical-relative:text;mso-width-percent:0;mso-height-percent:0;mso-width-relative:margin;mso-height-relative:margin;v-text-anchor:middle" o:gfxdata="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" strokecolor="#1f3763 [1604]" strokeweight="1pt">
-                      <v:fill r:id="rId6" o:title="" recolor="t" rotate="t" type="tile"/>
-                      <w10:wrap type="topAndBottom"/>
+                    <v:rect w14:anchorId="2380BEFB" id="Rectangle 1" o:spid="_x0000_s1026" style="width:72.55pt;height:70.8pt;visibility:visible;mso-wrap-style:square;mso-left-percent:-10001;mso-top-percent:-10001;mso-position-horizontal:absolute;mso-position-horizontal-relative:char;mso-position-vertical:absolute;mso-position-vertical-relative:line;mso-left-percent:-10001;mso-top-percent:-10001;v-text-anchor:middle" o:gfxdata="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" fillcolor="#463500" strokecolor="#463500" strokeweight="1pt">
+                      <w10:anchorlock/>
                     </v:rect>
                   </w:pict>
                 </mc:Fallback>
@@ -728,15 +989,16 @@
             </w:r>
           </w:p>
         </w:tc>
-      </w:tr>
-      <w:tr>
-        <w:trPr>
-          <w:trHeight w:hRule="exact" w:val="1474"/>
-          <w:jc w:val="center"/>
-        </w:trPr>
-        <w:tc>
-          <w:tcPr>
-            <w:tcW w:w="284" w:type="dxa"/>
+        <w:tc>
+          <w:tcPr>
+            <w:tcW w:w="1459" w:type="dxa"/>
+            <w:tcBorders>
+              <w:top w:val="single" w:sz="4" w:space="0" w:color="auto"/>
+              <w:left w:val="single" w:sz="4" w:space="0" w:color="auto"/>
+              <w:bottom w:val="single" w:sz="4" w:space="0" w:color="auto"/>
+              <w:right w:val="single" w:sz="4" w:space="0" w:color="auto"/>
+            </w:tcBorders>
+            <w:vAlign w:val="center"/>
           </w:tcPr>
           <w:p>
             <w:pPr>
@@ -757,18 +1019,10 @@
               <mc:AlternateContent>
                 <mc:Choice Requires="wps">
                   <w:drawing>
-                    <wp:anchor distT="0" distB="0" distL="114300" distR="114300" simplePos="0" relativeHeight="251767808" behindDoc="0" locked="0" layoutInCell="1" allowOverlap="1" wp14:anchorId="6F68D63E" wp14:editId="4AC7F687">
-                      <wp:simplePos x="0" y="0"/>
-                      <wp:positionH relativeFrom="column">
-                        <wp:posOffset>0</wp:posOffset>
-                      </wp:positionH>
-                      <wp:positionV relativeFrom="paragraph">
-                        <wp:posOffset>24765</wp:posOffset>
-                      </wp:positionV>
-                      <wp:extent cx="989330" cy="934720"/>
-                      <wp:effectExtent l="0" t="0" r="20320" b="17780"/>
-                      <wp:wrapTopAndBottom/>
-                      <wp:docPr id="130" name="Rectangle 130"/>
+                    <wp:inline distT="0" distB="0" distL="0" distR="0" wp14:anchorId="2E0219E4" wp14:editId="21A804EA">
+                      <wp:extent cx="919429" cy="899795"/>
+                      <wp:effectExtent l="0" t="0" r="0" b="0"/>
+                      <wp:docPr id="34" name="Rectangle 167"/>
                       <wp:cNvGraphicFramePr/>
                       <a:graphic xmlns:a="http://schemas.openxmlformats.org/drawingml/2006/main">
                         <a:graphicData uri="http://schemas.microsoft.com/office/word/2010/wordprocessingShape">
@@ -777,15 +1031,21 @@
                             <wps:spPr>
                               <a:xfrm>
                                 <a:off x="0" y="0"/>
-                                <a:ext cx="989330" cy="934720"/>
+                                <a:ext cx="919429" cy="899795"/>
                               </a:xfrm>
                               <a:prstGeom prst="rect">
                                 <a:avLst/>
                               </a:prstGeom>
                               <a:blipFill>
-                                <a:blip r:embed="rId7"/>
-                                <a:tile tx="0" ty="0" sx="100000" sy="100000" flip="none" algn="tl"/>
+                                <a:blip r:embed="rId5"/>
+                                <a:srcRect/>
+                                <a:stretch>
+                                  <a:fillRect l="470" t="-801" r="-494" b="778"/>
+                                </a:stretch>
                               </a:blipFill>
+                              <a:ln>
+                                <a:noFill/>
+                              </a:ln>
                             </wps:spPr>
                             <wps:style>
                               <a:lnRef idx="2">
@@ -812,20 +1072,14 @@
                           </wps:wsp>
                         </a:graphicData>
                       </a:graphic>
-                      <wp14:sizeRelH relativeFrom="margin">
-                        <wp14:pctWidth>0</wp14:pctWidth>
-                      </wp14:sizeRelH>
-                      <wp14:sizeRelV relativeFrom="margin">
-                        <wp14:pctHeight>0</wp14:pctHeight>
-                      </wp14:sizeRelV>
-                    </wp:anchor>
+                    </wp:inline>
                   </w:drawing>
                 </mc:Choice>
                 <mc:Fallback>
                   <w:pict>
-                    <v:rect w14:anchorId="1C9E28FF" id="Rectangle 130" o:spid="_x0000_s1026" style="position:absolute;margin-left:0;margin-top:1.95pt;width:77.9pt;height:73.6pt;z-index:251767808;visibility:visible;mso-wrap-style:square;mso-width-percent:0;mso-height-percent:0;mso-wrap-distance-left:9pt;mso-wrap-distance-top:0;mso-wrap-distance-right:9pt;mso-wrap-distance-bottom:0;mso-position-horizontal:absolute;mso-position-horizontal-relative:text;mso-position-vertical:absolute;mso-position-vertical-relative:text;mso-width-percent:0;mso-height-percent:0;mso-width-relative:margin;mso-height-relative:margin;v-text-anchor:middle" o:gfxdata="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" strokecolor="#1f3763 [1604]" strokeweight="1pt">
-                      <v:fill r:id="rId8" o:title="" recolor="t" rotate="t" type="tile"/>
-                      <w10:wrap type="topAndBottom"/>
+                    <v:rect w14:anchorId="0A3C0870" id="Rectangle 167" o:spid="_x0000_s1026" style="width:72.4pt;height:70.85pt;visibility:visible;mso-wrap-style:square;mso-left-percent:-10001;mso-top-percent:-10001;mso-position-horizontal:absolute;mso-position-horizontal-relative:char;mso-position-vertical:absolute;mso-position-vertical-relative:line;mso-left-percent:-10001;mso-top-percent:-10001;v-text-anchor:middle" o:gfxdata="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" stroked="f" strokeweight="1pt">
+                      <v:fill r:id="rId6" o:title="" recolor="t" rotate="t" type="frame"/>
+                      <w10:anchorlock/>
                     </v:rect>
                   </w:pict>
                 </mc:Fallback>
@@ -833,9 +1087,22 @@
             </w:r>
           </w:p>
         </w:tc>
-        <w:tc>
-          <w:tcPr>
-            <w:tcW w:w="284" w:type="dxa"/>
+      </w:tr>
+      <w:tr>
+        <w:trPr>
+          <w:trHeight w:hRule="exact" w:val="1418"/>
+          <w:jc w:val="center"/>
+        </w:trPr>
+        <w:tc>
+          <w:tcPr>
+            <w:tcW w:w="1458" w:type="dxa"/>
+            <w:tcBorders>
+              <w:top w:val="single" w:sz="4" w:space="0" w:color="auto"/>
+              <w:left w:val="single" w:sz="4" w:space="0" w:color="auto"/>
+              <w:bottom w:val="single" w:sz="4" w:space="0" w:color="auto"/>
+              <w:right w:val="single" w:sz="4" w:space="0" w:color="auto"/>
+            </w:tcBorders>
+            <w:vAlign w:val="center"/>
           </w:tcPr>
           <w:p>
             <w:pPr>
@@ -856,18 +1123,10 @@
               <mc:AlternateContent>
                 <mc:Choice Requires="wps">
                   <w:drawing>
-                    <wp:anchor distT="0" distB="0" distL="114300" distR="114300" simplePos="0" relativeHeight="251716608" behindDoc="0" locked="0" layoutInCell="1" allowOverlap="1" wp14:anchorId="6AD078A6" wp14:editId="5AB1622D">
-                      <wp:simplePos x="0" y="0"/>
-                      <wp:positionH relativeFrom="column">
-                        <wp:posOffset>0</wp:posOffset>
-                      </wp:positionH>
-                      <wp:positionV relativeFrom="paragraph">
-                        <wp:posOffset>22225</wp:posOffset>
-                      </wp:positionV>
-                      <wp:extent cx="989330" cy="934720"/>
-                      <wp:effectExtent l="0" t="0" r="20320" b="17780"/>
-                      <wp:wrapTopAndBottom/>
-                      <wp:docPr id="31" name="Rectangle 31"/>
+                    <wp:inline distT="0" distB="0" distL="0" distR="0" wp14:anchorId="10AC3EBA" wp14:editId="3AEF1AFF">
+                      <wp:extent cx="919429" cy="899795"/>
+                      <wp:effectExtent l="0" t="0" r="0" b="0"/>
+                      <wp:docPr id="29" name="Rectangle 167"/>
                       <wp:cNvGraphicFramePr/>
                       <a:graphic xmlns:a="http://schemas.openxmlformats.org/drawingml/2006/main">
                         <a:graphicData uri="http://schemas.microsoft.com/office/word/2010/wordprocessingShape">
@@ -876,15 +1135,21 @@
                             <wps:spPr>
                               <a:xfrm>
                                 <a:off x="0" y="0"/>
-                                <a:ext cx="989330" cy="934720"/>
+                                <a:ext cx="919429" cy="899795"/>
                               </a:xfrm>
                               <a:prstGeom prst="rect">
                                 <a:avLst/>
                               </a:prstGeom>
                               <a:blipFill>
                                 <a:blip r:embed="rId5"/>
-                                <a:tile tx="0" ty="0" sx="100000" sy="100000" flip="none" algn="tl"/>
+                                <a:srcRect/>
+                                <a:stretch>
+                                  <a:fillRect l="470" t="-801" r="-494" b="778"/>
+                                </a:stretch>
                               </a:blipFill>
+                              <a:ln>
+                                <a:noFill/>
+                              </a:ln>
                             </wps:spPr>
                             <wps:style>
                               <a:lnRef idx="2">
@@ -911,25 +1176,41 @@
                           </wps:wsp>
                         </a:graphicData>
                       </a:graphic>
-                      <wp14:sizeRelH relativeFrom="margin">
-                        <wp14:pctWidth>0</wp14:pctWidth>
-                      </wp14:sizeRelH>
-                      <wp14:sizeRelV relativeFrom="margin">
-                        <wp14:pctHeight>0</wp14:pctHeight>
-                      </wp14:sizeRelV>
-                    </wp:anchor>
+                    </wp:inline>
                   </w:drawing>
                 </mc:Choice>
                 <mc:Fallback>
                   <w:pict>
-                    <v:rect w14:anchorId="0E0E1000" id="Rectangle 31" o:spid="_x0000_s1026" style="position:absolute;margin-left:0;margin-top:1.75pt;width:77.9pt;height:73.6pt;z-index:251716608;visibility:visible;mso-wrap-style:square;mso-width-percent:0;mso-height-percent:0;mso-wrap-distance-left:9pt;mso-wrap-distance-top:0;mso-wrap-distance-right:9pt;mso-wrap-distance-bottom:0;mso-position-horizontal:absolute;mso-position-horizontal-relative:text;mso-position-vertical:absolute;mso-position-vertical-relative:text;mso-width-percent:0;mso-height-percent:0;mso-width-relative:margin;mso-height-relative:margin;v-text-anchor:middle" o:gfxdata="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" strokecolor="#1f3763 [1604]" strokeweight="1pt">
-                      <v:fill r:id="rId6" o:title="" recolor="t" rotate="t" type="tile"/>
-                      <w10:wrap type="topAndBottom"/>
+                    <v:rect w14:anchorId="7612E359" id="Rectangle 167" o:spid="_x0000_s1026" style="width:72.4pt;height:70.85pt;visibility:visible;mso-wrap-style:square;mso-left-percent:-10001;mso-top-percent:-10001;mso-position-horizontal:absolute;mso-position-horizontal-relative:char;mso-position-vertical:absolute;mso-position-vertical-relative:line;mso-left-percent:-10001;mso-top-percent:-10001;v-text-anchor:middle" o:gfxdata="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" stroked="f" strokeweight="1pt">
+                      <v:fill r:id="rId6" o:title="" recolor="t" rotate="t" type="frame"/>
+                      <w10:anchorlock/>
                     </v:rect>
                   </w:pict>
                 </mc:Fallback>
               </mc:AlternateContent>
             </w:r>
+          </w:p>
+        </w:tc>
+        <w:tc>
+          <w:tcPr>
+            <w:tcW w:w="1458" w:type="dxa"/>
+            <w:tcBorders>
+              <w:top w:val="single" w:sz="4" w:space="0" w:color="auto"/>
+              <w:left w:val="single" w:sz="4" w:space="0" w:color="auto"/>
+              <w:bottom w:val="single" w:sz="4" w:space="0" w:color="auto"/>
+              <w:right w:val="single" w:sz="4" w:space="0" w:color="auto"/>
+            </w:tcBorders>
+            <w:vAlign w:val="center"/>
+          </w:tcPr>
+          <w:p>
+            <w:pPr>
+              <w:jc w:val="center"/>
+              <w:rPr>
+                <w:sz w:val="2"/>
+                <w:szCs w:val="2"/>
+                <w:lang w:val="en-US"/>
+              </w:rPr>
+            </w:pPr>
             <w:r>
               <w:rPr>
                 <w:noProof/>
@@ -940,18 +1221,10 @@
               <mc:AlternateContent>
                 <mc:Choice Requires="wps">
                   <w:drawing>
-                    <wp:anchor distT="0" distB="0" distL="114300" distR="114300" simplePos="0" relativeHeight="251717632" behindDoc="0" locked="0" layoutInCell="1" allowOverlap="1" wp14:anchorId="62104B83" wp14:editId="262DC166">
-                      <wp:simplePos x="0" y="0"/>
-                      <wp:positionH relativeFrom="column">
-                        <wp:posOffset>11430</wp:posOffset>
-                      </wp:positionH>
-                      <wp:positionV relativeFrom="paragraph">
-                        <wp:posOffset>28575</wp:posOffset>
-                      </wp:positionV>
-                      <wp:extent cx="989330" cy="934720"/>
-                      <wp:effectExtent l="0" t="0" r="20320" b="17780"/>
-                      <wp:wrapTopAndBottom/>
-                      <wp:docPr id="64" name="Rectangle 64"/>
+                    <wp:inline distT="0" distB="0" distL="0" distR="0" wp14:anchorId="2AEAE5A1" wp14:editId="1078276F">
+                      <wp:extent cx="921385" cy="899160"/>
+                      <wp:effectExtent l="0" t="0" r="12065" b="15240"/>
+                      <wp:docPr id="18" name="Rectangle 1"/>
                       <wp:cNvGraphicFramePr/>
                       <a:graphic xmlns:a="http://schemas.openxmlformats.org/drawingml/2006/main">
                         <a:graphicData uri="http://schemas.microsoft.com/office/word/2010/wordprocessingShape">
@@ -960,15 +1233,19 @@
                             <wps:spPr>
                               <a:xfrm>
                                 <a:off x="0" y="0"/>
-                                <a:ext cx="989330" cy="934720"/>
+                                <a:ext cx="921385" cy="899160"/>
                               </a:xfrm>
                               <a:prstGeom prst="rect">
                                 <a:avLst/>
                               </a:prstGeom>
-                              <a:blipFill>
-                                <a:blip r:embed="rId5"/>
-                                <a:tile tx="0" ty="0" sx="100000" sy="100000" flip="none" algn="tl"/>
-                              </a:blipFill>
+                              <a:solidFill>
+                                <a:srgbClr val="463500"/>
+                              </a:solidFill>
+                              <a:ln>
+                                <a:solidFill>
+                                  <a:srgbClr val="463500"/>
+                                </a:solidFill>
+                              </a:ln>
                             </wps:spPr>
                             <wps:style>
                               <a:lnRef idx="2">
@@ -995,25 +1272,40 @@
                           </wps:wsp>
                         </a:graphicData>
                       </a:graphic>
-                      <wp14:sizeRelH relativeFrom="margin">
-                        <wp14:pctWidth>0</wp14:pctWidth>
-                      </wp14:sizeRelH>
-                      <wp14:sizeRelV relativeFrom="margin">
-                        <wp14:pctHeight>0</wp14:pctHeight>
-                      </wp14:sizeRelV>
-                    </wp:anchor>
+                    </wp:inline>
                   </w:drawing>
                 </mc:Choice>
                 <mc:Fallback>
                   <w:pict>
-                    <v:rect w14:anchorId="02D1A79E" id="Rectangle 64" o:spid="_x0000_s1026" style="position:absolute;margin-left:.9pt;margin-top:2.25pt;width:77.9pt;height:73.6pt;z-index:251717632;visibility:visible;mso-wrap-style:square;mso-width-percent:0;mso-height-percent:0;mso-wrap-distance-left:9pt;mso-wrap-distance-top:0;mso-wrap-distance-right:9pt;mso-wrap-distance-bottom:0;mso-position-horizontal:absolute;mso-position-horizontal-relative:text;mso-position-vertical:absolute;mso-position-vertical-relative:text;mso-width-percent:0;mso-height-percent:0;mso-width-relative:margin;mso-height-relative:margin;v-text-anchor:middle" o:gfxdata="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" strokecolor="#1f3763 [1604]" strokeweight="1pt">
-                      <v:fill r:id="rId6" o:title="" recolor="t" rotate="t" type="tile"/>
-                      <w10:wrap type="topAndBottom"/>
+                    <v:rect w14:anchorId="27C282C6" id="Rectangle 1" o:spid="_x0000_s1026" style="width:72.55pt;height:70.8pt;visibility:visible;mso-wrap-style:square;mso-left-percent:-10001;mso-top-percent:-10001;mso-position-horizontal:absolute;mso-position-horizontal-relative:char;mso-position-vertical:absolute;mso-position-vertical-relative:line;mso-left-percent:-10001;mso-top-percent:-10001;v-text-anchor:middle" o:gfxdata="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" fillcolor="#463500" strokecolor="#463500" strokeweight="1pt">
+                      <w10:anchorlock/>
                     </v:rect>
                   </w:pict>
                 </mc:Fallback>
               </mc:AlternateContent>
             </w:r>
+          </w:p>
+        </w:tc>
+        <w:tc>
+          <w:tcPr>
+            <w:tcW w:w="1459" w:type="dxa"/>
+            <w:tcBorders>
+              <w:top w:val="single" w:sz="4" w:space="0" w:color="auto"/>
+              <w:left w:val="single" w:sz="4" w:space="0" w:color="auto"/>
+              <w:bottom w:val="single" w:sz="4" w:space="0" w:color="auto"/>
+              <w:right w:val="single" w:sz="4" w:space="0" w:color="auto"/>
+            </w:tcBorders>
+            <w:vAlign w:val="center"/>
+          </w:tcPr>
+          <w:p>
+            <w:pPr>
+              <w:jc w:val="center"/>
+              <w:rPr>
+                <w:sz w:val="2"/>
+                <w:szCs w:val="2"/>
+                <w:lang w:val="en-US"/>
+              </w:rPr>
+            </w:pPr>
             <w:r>
               <w:rPr>
                 <w:noProof/>
@@ -1024,18 +1316,10 @@
               <mc:AlternateContent>
                 <mc:Choice Requires="wps">
                   <w:drawing>
-                    <wp:anchor distT="0" distB="0" distL="114300" distR="114300" simplePos="0" relativeHeight="251718656" behindDoc="0" locked="0" layoutInCell="1" allowOverlap="1" wp14:anchorId="4461339B" wp14:editId="60059B12">
-                      <wp:simplePos x="0" y="0"/>
-                      <wp:positionH relativeFrom="column">
-                        <wp:posOffset>11430</wp:posOffset>
-                      </wp:positionH>
-                      <wp:positionV relativeFrom="paragraph">
-                        <wp:posOffset>28575</wp:posOffset>
-                      </wp:positionV>
-                      <wp:extent cx="989330" cy="934720"/>
-                      <wp:effectExtent l="0" t="0" r="20320" b="17780"/>
-                      <wp:wrapTopAndBottom/>
-                      <wp:docPr id="65" name="Rectangle 65"/>
+                    <wp:inline distT="0" distB="0" distL="0" distR="0" wp14:anchorId="702EB266" wp14:editId="1E8F454A">
+                      <wp:extent cx="919429" cy="899795"/>
+                      <wp:effectExtent l="0" t="0" r="0" b="0"/>
+                      <wp:docPr id="24" name="Rectangle 167"/>
                       <wp:cNvGraphicFramePr/>
                       <a:graphic xmlns:a="http://schemas.openxmlformats.org/drawingml/2006/main">
                         <a:graphicData uri="http://schemas.microsoft.com/office/word/2010/wordprocessingShape">
@@ -1044,15 +1328,21 @@
                             <wps:spPr>
                               <a:xfrm>
                                 <a:off x="0" y="0"/>
-                                <a:ext cx="989330" cy="934720"/>
+                                <a:ext cx="919429" cy="899795"/>
                               </a:xfrm>
                               <a:prstGeom prst="rect">
                                 <a:avLst/>
                               </a:prstGeom>
                               <a:blipFill>
                                 <a:blip r:embed="rId5"/>
-                                <a:tile tx="0" ty="0" sx="100000" sy="100000" flip="none" algn="tl"/>
+                                <a:srcRect/>
+                                <a:stretch>
+                                  <a:fillRect l="470" t="-801" r="-494" b="778"/>
+                                </a:stretch>
                               </a:blipFill>
+                              <a:ln>
+                                <a:noFill/>
+                              </a:ln>
                             </wps:spPr>
                             <wps:style>
                               <a:lnRef idx="2">
@@ -1079,20 +1369,14 @@
                           </wps:wsp>
                         </a:graphicData>
                       </a:graphic>
-                      <wp14:sizeRelH relativeFrom="margin">
-                        <wp14:pctWidth>0</wp14:pctWidth>
-                      </wp14:sizeRelH>
-                      <wp14:sizeRelV relativeFrom="margin">
-                        <wp14:pctHeight>0</wp14:pctHeight>
-                      </wp14:sizeRelV>
-                    </wp:anchor>
+                    </wp:inline>
                   </w:drawing>
                 </mc:Choice>
                 <mc:Fallback>
                   <w:pict>
-                    <v:rect w14:anchorId="2693273A" id="Rectangle 65" o:spid="_x0000_s1026" style="position:absolute;margin-left:.9pt;margin-top:2.25pt;width:77.9pt;height:73.6pt;z-index:251718656;visibility:visible;mso-wrap-style:square;mso-width-percent:0;mso-height-percent:0;mso-wrap-distance-left:9pt;mso-wrap-distance-top:0;mso-wrap-distance-right:9pt;mso-wrap-distance-bottom:0;mso-position-horizontal:absolute;mso-position-horizontal-relative:text;mso-position-vertical:absolute;mso-position-vertical-relative:text;mso-width-percent:0;mso-height-percent:0;mso-width-relative:margin;mso-height-relative:margin;v-text-anchor:middle" o:gfxdata="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" strokecolor="#1f3763 [1604]" strokeweight="1pt">
-                      <v:fill r:id="rId6" o:title="" recolor="t" rotate="t" type="tile"/>
-                      <w10:wrap type="topAndBottom"/>
+                    <v:rect w14:anchorId="281E5601" id="Rectangle 167" o:spid="_x0000_s1026" style="width:72.4pt;height:70.85pt;visibility:visible;mso-wrap-style:square;mso-left-percent:-10001;mso-top-percent:-10001;mso-position-horizontal:absolute;mso-position-horizontal-relative:char;mso-position-vertical:absolute;mso-position-vertical-relative:line;mso-left-percent:-10001;mso-top-percent:-10001;v-text-anchor:middle" o:gfxdata="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" stroked="f" strokeweight="1pt">
+                      <v:fill r:id="rId6" o:title="" recolor="t" rotate="t" type="frame"/>
+                      <w10:anchorlock/>
                     </v:rect>
                   </w:pict>
                 </mc:Fallback>
@@ -1102,7 +1386,14 @@
         </w:tc>
         <w:tc>
           <w:tcPr>
-            <w:tcW w:w="284" w:type="dxa"/>
+            <w:tcW w:w="1459" w:type="dxa"/>
+            <w:tcBorders>
+              <w:top w:val="single" w:sz="4" w:space="0" w:color="auto"/>
+              <w:left w:val="single" w:sz="4" w:space="0" w:color="auto"/>
+              <w:bottom w:val="single" w:sz="4" w:space="0" w:color="auto"/>
+              <w:right w:val="single" w:sz="4" w:space="0" w:color="auto"/>
+            </w:tcBorders>
+            <w:vAlign w:val="center"/>
           </w:tcPr>
           <w:p>
             <w:pPr>
@@ -1123,18 +1414,10 @@
               <mc:AlternateContent>
                 <mc:Choice Requires="wps">
                   <w:drawing>
-                    <wp:anchor distT="0" distB="0" distL="114300" distR="114300" simplePos="0" relativeHeight="251776000" behindDoc="0" locked="0" layoutInCell="1" allowOverlap="1" wp14:anchorId="247700B7" wp14:editId="04632116">
-                      <wp:simplePos x="0" y="0"/>
-                      <wp:positionH relativeFrom="column">
-                        <wp:posOffset>0</wp:posOffset>
-                      </wp:positionH>
-                      <wp:positionV relativeFrom="paragraph">
-                        <wp:posOffset>24765</wp:posOffset>
-                      </wp:positionV>
-                      <wp:extent cx="989330" cy="934720"/>
-                      <wp:effectExtent l="0" t="0" r="20320" b="17780"/>
-                      <wp:wrapTopAndBottom/>
-                      <wp:docPr id="134" name="Rectangle 134"/>
+                    <wp:inline distT="0" distB="0" distL="0" distR="0" wp14:anchorId="0D8A1384" wp14:editId="051B69C7">
+                      <wp:extent cx="921385" cy="899160"/>
+                      <wp:effectExtent l="0" t="0" r="12065" b="15240"/>
+                      <wp:docPr id="19" name="Rectangle 1"/>
                       <wp:cNvGraphicFramePr/>
                       <a:graphic xmlns:a="http://schemas.openxmlformats.org/drawingml/2006/main">
                         <a:graphicData uri="http://schemas.microsoft.com/office/word/2010/wordprocessingShape">
@@ -1143,15 +1426,19 @@
                             <wps:spPr>
                               <a:xfrm>
                                 <a:off x="0" y="0"/>
-                                <a:ext cx="989330" cy="934720"/>
+                                <a:ext cx="921385" cy="899160"/>
                               </a:xfrm>
                               <a:prstGeom prst="rect">
                                 <a:avLst/>
                               </a:prstGeom>
-                              <a:blipFill>
-                                <a:blip r:embed="rId7"/>
-                                <a:tile tx="0" ty="0" sx="100000" sy="100000" flip="none" algn="tl"/>
-                              </a:blipFill>
+                              <a:solidFill>
+                                <a:srgbClr val="463500"/>
+                              </a:solidFill>
+                              <a:ln>
+                                <a:solidFill>
+                                  <a:srgbClr val="463500"/>
+                                </a:solidFill>
+                              </a:ln>
                             </wps:spPr>
                             <wps:style>
                               <a:lnRef idx="2">
@@ -1178,20 +1465,13 @@
                           </wps:wsp>
                         </a:graphicData>
                       </a:graphic>
-                      <wp14:sizeRelH relativeFrom="margin">
-                        <wp14:pctWidth>0</wp14:pctWidth>
-                      </wp14:sizeRelH>
-                      <wp14:sizeRelV relativeFrom="margin">
-                        <wp14:pctHeight>0</wp14:pctHeight>
-                      </wp14:sizeRelV>
-                    </wp:anchor>
+                    </wp:inline>
                   </w:drawing>
                 </mc:Choice>
                 <mc:Fallback>
                   <w:pict>
-                    <v:rect w14:anchorId="0A4704C8" id="Rectangle 134" o:spid="_x0000_s1026" style="position:absolute;margin-left:0;margin-top:1.95pt;width:77.9pt;height:73.6pt;z-index:251776000;visibility:visible;mso-wrap-style:square;mso-width-percent:0;mso-height-percent:0;mso-wrap-distance-left:9pt;mso-wrap-distance-top:0;mso-wrap-distance-right:9pt;mso-wrap-distance-bottom:0;mso-position-horizontal:absolute;mso-position-horizontal-relative:text;mso-position-vertical:absolute;mso-position-vertical-relative:text;mso-width-percent:0;mso-height-percent:0;mso-width-relative:margin;mso-height-relative:margin;v-text-anchor:middle" o:gfxdata="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" strokecolor="#1f3763 [1604]" strokeweight="1pt">
-                      <v:fill r:id="rId8" o:title="" recolor="t" rotate="t" type="tile"/>
-                      <w10:wrap type="topAndBottom"/>
+                    <v:rect w14:anchorId="1451BC89" id="Rectangle 1" o:spid="_x0000_s1026" style="width:72.55pt;height:70.8pt;visibility:visible;mso-wrap-style:square;mso-left-percent:-10001;mso-top-percent:-10001;mso-position-horizontal:absolute;mso-position-horizontal-relative:char;mso-position-vertical:absolute;mso-position-vertical-relative:line;mso-left-percent:-10001;mso-top-percent:-10001;v-text-anchor:middle" o:gfxdata="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" fillcolor="#463500" strokecolor="#463500" strokeweight="1pt">
+                      <w10:anchorlock/>
                     </v:rect>
                   </w:pict>
                 </mc:Fallback>
@@ -1201,7 +1481,14 @@
         </w:tc>
         <w:tc>
           <w:tcPr>
-            <w:tcW w:w="284" w:type="dxa"/>
+            <w:tcW w:w="1459" w:type="dxa"/>
+            <w:tcBorders>
+              <w:top w:val="single" w:sz="4" w:space="0" w:color="auto"/>
+              <w:left w:val="single" w:sz="4" w:space="0" w:color="auto"/>
+              <w:bottom w:val="single" w:sz="4" w:space="0" w:color="auto"/>
+              <w:right w:val="single" w:sz="4" w:space="0" w:color="auto"/>
+            </w:tcBorders>
+            <w:vAlign w:val="center"/>
           </w:tcPr>
           <w:p>
             <w:pPr>
@@ -1222,18 +1509,10 @@
               <mc:AlternateContent>
                 <mc:Choice Requires="wps">
                   <w:drawing>
-                    <wp:anchor distT="0" distB="0" distL="114300" distR="114300" simplePos="0" relativeHeight="251720704" behindDoc="0" locked="0" layoutInCell="1" allowOverlap="1" wp14:anchorId="705DB8B1" wp14:editId="568344CD">
-                      <wp:simplePos x="0" y="0"/>
-                      <wp:positionH relativeFrom="column">
-                        <wp:posOffset>0</wp:posOffset>
-                      </wp:positionH>
-                      <wp:positionV relativeFrom="paragraph">
-                        <wp:posOffset>22225</wp:posOffset>
-                      </wp:positionV>
-                      <wp:extent cx="989330" cy="934720"/>
-                      <wp:effectExtent l="0" t="0" r="20320" b="17780"/>
-                      <wp:wrapTopAndBottom/>
-                      <wp:docPr id="66" name="Rectangle 66"/>
+                    <wp:inline distT="0" distB="0" distL="0" distR="0" wp14:anchorId="530E3E1C" wp14:editId="64718C17">
+                      <wp:extent cx="919429" cy="899795"/>
+                      <wp:effectExtent l="0" t="0" r="0" b="0"/>
+                      <wp:docPr id="30" name="Rectangle 167"/>
                       <wp:cNvGraphicFramePr/>
                       <a:graphic xmlns:a="http://schemas.openxmlformats.org/drawingml/2006/main">
                         <a:graphicData uri="http://schemas.microsoft.com/office/word/2010/wordprocessingShape">
@@ -1242,15 +1521,21 @@
                             <wps:spPr>
                               <a:xfrm>
                                 <a:off x="0" y="0"/>
-                                <a:ext cx="989330" cy="934720"/>
+                                <a:ext cx="919429" cy="899795"/>
                               </a:xfrm>
                               <a:prstGeom prst="rect">
                                 <a:avLst/>
                               </a:prstGeom>
                               <a:blipFill>
                                 <a:blip r:embed="rId5"/>
-                                <a:tile tx="0" ty="0" sx="100000" sy="100000" flip="none" algn="tl"/>
+                                <a:srcRect/>
+                                <a:stretch>
+                                  <a:fillRect l="470" t="-801" r="-494" b="778"/>
+                                </a:stretch>
                               </a:blipFill>
+                              <a:ln>
+                                <a:noFill/>
+                              </a:ln>
                             </wps:spPr>
                             <wps:style>
                               <a:lnRef idx="2">
@@ -1277,20 +1562,14 @@
                           </wps:wsp>
                         </a:graphicData>
                       </a:graphic>
-                      <wp14:sizeRelH relativeFrom="margin">
-                        <wp14:pctWidth>0</wp14:pctWidth>
-                      </wp14:sizeRelH>
-                      <wp14:sizeRelV relativeFrom="margin">
-                        <wp14:pctHeight>0</wp14:pctHeight>
-                      </wp14:sizeRelV>
-                    </wp:anchor>
+                    </wp:inline>
                   </w:drawing>
                 </mc:Choice>
                 <mc:Fallback>
                   <w:pict>
-                    <v:rect w14:anchorId="087186EF" id="Rectangle 66" o:spid="_x0000_s1026" style="position:absolute;margin-left:0;margin-top:1.75pt;width:77.9pt;height:73.6pt;z-index:251720704;visibility:visible;mso-wrap-style:square;mso-width-percent:0;mso-height-percent:0;mso-wrap-distance-left:9pt;mso-wrap-distance-top:0;mso-wrap-distance-right:9pt;mso-wrap-distance-bottom:0;mso-position-horizontal:absolute;mso-position-horizontal-relative:text;mso-position-vertical:absolute;mso-position-vertical-relative:text;mso-width-percent:0;mso-height-percent:0;mso-width-relative:margin;mso-height-relative:margin;v-text-anchor:middle" o:gfxdata="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" strokecolor="#1f3763 [1604]" strokeweight="1pt">
-                      <v:fill r:id="rId6" o:title="" recolor="t" rotate="t" type="tile"/>
-                      <w10:wrap type="topAndBottom"/>
+                    <v:rect w14:anchorId="13133880" id="Rectangle 167" o:spid="_x0000_s1026" style="width:72.4pt;height:70.85pt;visibility:visible;mso-wrap-style:square;mso-left-percent:-10001;mso-top-percent:-10001;mso-position-horizontal:absolute;mso-position-horizontal-relative:char;mso-position-vertical:absolute;mso-position-vertical-relative:line;mso-left-percent:-10001;mso-top-percent:-10001;v-text-anchor:middle" o:gfxdata="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" stroked="f" strokeweight="1pt">
+                      <v:fill r:id="rId6" o:title="" recolor="t" rotate="t" type="frame"/>
+                      <w10:anchorlock/>
                     </v:rect>
                   </w:pict>
                 </mc:Fallback>
@@ -1300,7 +1579,14 @@
         </w:tc>
         <w:tc>
           <w:tcPr>
-            <w:tcW w:w="284" w:type="dxa"/>
+            <w:tcW w:w="1459" w:type="dxa"/>
+            <w:tcBorders>
+              <w:top w:val="single" w:sz="4" w:space="0" w:color="auto"/>
+              <w:left w:val="single" w:sz="4" w:space="0" w:color="auto"/>
+              <w:bottom w:val="single" w:sz="4" w:space="0" w:color="auto"/>
+              <w:right w:val="single" w:sz="4" w:space="0" w:color="auto"/>
+            </w:tcBorders>
+            <w:vAlign w:val="center"/>
           </w:tcPr>
           <w:p>
             <w:pPr>
@@ -1321,18 +1607,10 @@
               <mc:AlternateContent>
                 <mc:Choice Requires="wps">
                   <w:drawing>
-                    <wp:anchor distT="0" distB="0" distL="114300" distR="114300" simplePos="0" relativeHeight="251778048" behindDoc="0" locked="0" layoutInCell="1" allowOverlap="1" wp14:anchorId="0D2BB99A" wp14:editId="617BF66D">
-                      <wp:simplePos x="0" y="0"/>
-                      <wp:positionH relativeFrom="column">
-                        <wp:posOffset>0</wp:posOffset>
-                      </wp:positionH>
-                      <wp:positionV relativeFrom="paragraph">
-                        <wp:posOffset>24765</wp:posOffset>
-                      </wp:positionV>
-                      <wp:extent cx="989330" cy="934720"/>
-                      <wp:effectExtent l="0" t="0" r="20320" b="17780"/>
-                      <wp:wrapTopAndBottom/>
-                      <wp:docPr id="135" name="Rectangle 135"/>
+                    <wp:inline distT="0" distB="0" distL="0" distR="0" wp14:anchorId="5D069486" wp14:editId="607CCB9E">
+                      <wp:extent cx="921385" cy="899160"/>
+                      <wp:effectExtent l="0" t="0" r="12065" b="15240"/>
+                      <wp:docPr id="20" name="Rectangle 1"/>
                       <wp:cNvGraphicFramePr/>
                       <a:graphic xmlns:a="http://schemas.openxmlformats.org/drawingml/2006/main">
                         <a:graphicData uri="http://schemas.microsoft.com/office/word/2010/wordprocessingShape">
@@ -1341,15 +1619,19 @@
                             <wps:spPr>
                               <a:xfrm>
                                 <a:off x="0" y="0"/>
-                                <a:ext cx="989330" cy="934720"/>
+                                <a:ext cx="921385" cy="899160"/>
                               </a:xfrm>
                               <a:prstGeom prst="rect">
                                 <a:avLst/>
                               </a:prstGeom>
-                              <a:blipFill>
-                                <a:blip r:embed="rId7"/>
-                                <a:tile tx="0" ty="0" sx="100000" sy="100000" flip="none" algn="tl"/>
-                              </a:blipFill>
+                              <a:solidFill>
+                                <a:srgbClr val="463500"/>
+                              </a:solidFill>
+                              <a:ln>
+                                <a:solidFill>
+                                  <a:srgbClr val="463500"/>
+                                </a:solidFill>
+                              </a:ln>
                             </wps:spPr>
                             <wps:style>
                               <a:lnRef idx="2">
@@ -1376,20 +1658,13 @@
                           </wps:wsp>
                         </a:graphicData>
                       </a:graphic>
-                      <wp14:sizeRelH relativeFrom="margin">
-                        <wp14:pctWidth>0</wp14:pctWidth>
-                      </wp14:sizeRelH>
-                      <wp14:sizeRelV relativeFrom="margin">
-                        <wp14:pctHeight>0</wp14:pctHeight>
-                      </wp14:sizeRelV>
-                    </wp:anchor>
+                    </wp:inline>
                   </w:drawing>
                 </mc:Choice>
                 <mc:Fallback>
                   <w:pict>
-                    <v:rect w14:anchorId="4A739976" id="Rectangle 135" o:spid="_x0000_s1026" style="position:absolute;margin-left:0;margin-top:1.95pt;width:77.9pt;height:73.6pt;z-index:251778048;visibility:visible;mso-wrap-style:square;mso-width-percent:0;mso-height-percent:0;mso-wrap-distance-left:9pt;mso-wrap-distance-top:0;mso-wrap-distance-right:9pt;mso-wrap-distance-bottom:0;mso-position-horizontal:absolute;mso-position-horizontal-relative:text;mso-position-vertical:absolute;mso-position-vertical-relative:text;mso-width-percent:0;mso-height-percent:0;mso-width-relative:margin;mso-height-relative:margin;v-text-anchor:middle" o:gfxdata="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" strokecolor="#1f3763 [1604]" strokeweight="1pt">
-                      <v:fill r:id="rId8" o:title="" recolor="t" rotate="t" type="tile"/>
-                      <w10:wrap type="topAndBottom"/>
+                    <v:rect w14:anchorId="0C04203C" id="Rectangle 1" o:spid="_x0000_s1026" style="width:72.55pt;height:70.8pt;visibility:visible;mso-wrap-style:square;mso-left-percent:-10001;mso-top-percent:-10001;mso-position-horizontal:absolute;mso-position-horizontal-relative:char;mso-position-vertical:absolute;mso-position-vertical-relative:line;mso-left-percent:-10001;mso-top-percent:-10001;v-text-anchor:middle" o:gfxdata="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" fillcolor="#463500" strokecolor="#463500" strokeweight="1pt">
+                      <w10:anchorlock/>
                     </v:rect>
                   </w:pict>
                 </mc:Fallback>
@@ -1399,7 +1674,14 @@
         </w:tc>
         <w:tc>
           <w:tcPr>
-            <w:tcW w:w="284" w:type="dxa"/>
+            <w:tcW w:w="1459" w:type="dxa"/>
+            <w:tcBorders>
+              <w:top w:val="single" w:sz="4" w:space="0" w:color="auto"/>
+              <w:left w:val="single" w:sz="4" w:space="0" w:color="auto"/>
+              <w:bottom w:val="single" w:sz="4" w:space="0" w:color="auto"/>
+              <w:right w:val="single" w:sz="4" w:space="0" w:color="auto"/>
+            </w:tcBorders>
+            <w:vAlign w:val="center"/>
           </w:tcPr>
           <w:p>
             <w:pPr>
@@ -1420,18 +1702,10 @@
               <mc:AlternateContent>
                 <mc:Choice Requires="wps">
                   <w:drawing>
-                    <wp:anchor distT="0" distB="0" distL="114300" distR="114300" simplePos="0" relativeHeight="251722752" behindDoc="0" locked="0" layoutInCell="1" allowOverlap="1" wp14:anchorId="06A61CAA" wp14:editId="2DA66692">
-                      <wp:simplePos x="0" y="0"/>
-                      <wp:positionH relativeFrom="column">
-                        <wp:posOffset>0</wp:posOffset>
-                      </wp:positionH>
-                      <wp:positionV relativeFrom="paragraph">
-                        <wp:posOffset>22225</wp:posOffset>
-                      </wp:positionV>
-                      <wp:extent cx="989330" cy="934720"/>
-                      <wp:effectExtent l="0" t="0" r="20320" b="17780"/>
-                      <wp:wrapTopAndBottom/>
-                      <wp:docPr id="67" name="Rectangle 67"/>
+                    <wp:inline distT="0" distB="0" distL="0" distR="0" wp14:anchorId="2FF2CCCA" wp14:editId="10A73A8D">
+                      <wp:extent cx="919429" cy="899795"/>
+                      <wp:effectExtent l="0" t="0" r="0" b="0"/>
+                      <wp:docPr id="33" name="Rectangle 167"/>
                       <wp:cNvGraphicFramePr/>
                       <a:graphic xmlns:a="http://schemas.openxmlformats.org/drawingml/2006/main">
                         <a:graphicData uri="http://schemas.microsoft.com/office/word/2010/wordprocessingShape">
@@ -1440,15 +1714,21 @@
                             <wps:spPr>
                               <a:xfrm>
                                 <a:off x="0" y="0"/>
-                                <a:ext cx="989330" cy="934720"/>
+                                <a:ext cx="919429" cy="899795"/>
                               </a:xfrm>
                               <a:prstGeom prst="rect">
                                 <a:avLst/>
                               </a:prstGeom>
                               <a:blipFill>
                                 <a:blip r:embed="rId5"/>
-                                <a:tile tx="0" ty="0" sx="100000" sy="100000" flip="none" algn="tl"/>
+                                <a:srcRect/>
+                                <a:stretch>
+                                  <a:fillRect l="470" t="-801" r="-494" b="778"/>
+                                </a:stretch>
                               </a:blipFill>
+                              <a:ln>
+                                <a:noFill/>
+                              </a:ln>
                             </wps:spPr>
                             <wps:style>
                               <a:lnRef idx="2">
@@ -1475,20 +1755,14 @@
                           </wps:wsp>
                         </a:graphicData>
                       </a:graphic>
-                      <wp14:sizeRelH relativeFrom="margin">
-                        <wp14:pctWidth>0</wp14:pctWidth>
-                      </wp14:sizeRelH>
-                      <wp14:sizeRelV relativeFrom="margin">
-                        <wp14:pctHeight>0</wp14:pctHeight>
-                      </wp14:sizeRelV>
-                    </wp:anchor>
+                    </wp:inline>
                   </w:drawing>
                 </mc:Choice>
                 <mc:Fallback>
                   <w:pict>
-                    <v:rect w14:anchorId="4B8DE5C9" id="Rectangle 67" o:spid="_x0000_s1026" style="position:absolute;margin-left:0;margin-top:1.75pt;width:77.9pt;height:73.6pt;z-index:251722752;visibility:visible;mso-wrap-style:square;mso-width-percent:0;mso-height-percent:0;mso-wrap-distance-left:9pt;mso-wrap-distance-top:0;mso-wrap-distance-right:9pt;mso-wrap-distance-bottom:0;mso-position-horizontal:absolute;mso-position-horizontal-relative:text;mso-position-vertical:absolute;mso-position-vertical-relative:text;mso-width-percent:0;mso-height-percent:0;mso-width-relative:margin;mso-height-relative:margin;v-text-anchor:middle" o:gfxdata="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" strokecolor="#1f3763 [1604]" strokeweight="1pt">
-                      <v:fill r:id="rId6" o:title="" recolor="t" rotate="t" type="tile"/>
-                      <w10:wrap type="topAndBottom"/>
+                    <v:rect w14:anchorId="7ACAD463" id="Rectangle 167" o:spid="_x0000_s1026" style="width:72.4pt;height:70.85pt;visibility:visible;mso-wrap-style:square;mso-left-percent:-10001;mso-top-percent:-10001;mso-position-horizontal:absolute;mso-position-horizontal-relative:char;mso-position-vertical:absolute;mso-position-vertical-relative:line;mso-left-percent:-10001;mso-top-percent:-10001;v-text-anchor:middle" o:gfxdata="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" stroked="f" strokeweight="1pt">
+                      <v:fill r:id="rId6" o:title="" recolor="t" rotate="t" type="frame"/>
+                      <w10:anchorlock/>
                     </v:rect>
                   </w:pict>
                 </mc:Fallback>
@@ -1498,7 +1772,14 @@
         </w:tc>
         <w:tc>
           <w:tcPr>
-            <w:tcW w:w="284" w:type="dxa"/>
+            <w:tcW w:w="1459" w:type="dxa"/>
+            <w:tcBorders>
+              <w:top w:val="single" w:sz="4" w:space="0" w:color="auto"/>
+              <w:left w:val="single" w:sz="4" w:space="0" w:color="auto"/>
+              <w:bottom w:val="single" w:sz="4" w:space="0" w:color="auto"/>
+              <w:right w:val="single" w:sz="4" w:space="0" w:color="auto"/>
+            </w:tcBorders>
+            <w:vAlign w:val="center"/>
           </w:tcPr>
           <w:p>
             <w:pPr>
@@ -1519,18 +1800,10 @@
               <mc:AlternateContent>
                 <mc:Choice Requires="wps">
                   <w:drawing>
-                    <wp:anchor distT="0" distB="0" distL="114300" distR="114300" simplePos="0" relativeHeight="251780096" behindDoc="0" locked="0" layoutInCell="1" allowOverlap="1" wp14:anchorId="641C626A" wp14:editId="2FF87990">
-                      <wp:simplePos x="0" y="0"/>
-                      <wp:positionH relativeFrom="column">
-                        <wp:posOffset>0</wp:posOffset>
-                      </wp:positionH>
-                      <wp:positionV relativeFrom="paragraph">
-                        <wp:posOffset>24765</wp:posOffset>
-                      </wp:positionV>
-                      <wp:extent cx="989330" cy="934720"/>
-                      <wp:effectExtent l="0" t="0" r="20320" b="17780"/>
-                      <wp:wrapTopAndBottom/>
-                      <wp:docPr id="136" name="Rectangle 136"/>
+                    <wp:inline distT="0" distB="0" distL="0" distR="0" wp14:anchorId="3FE879AC" wp14:editId="54909420">
+                      <wp:extent cx="921385" cy="899160"/>
+                      <wp:effectExtent l="0" t="0" r="12065" b="15240"/>
+                      <wp:docPr id="21" name="Rectangle 1"/>
                       <wp:cNvGraphicFramePr/>
                       <a:graphic xmlns:a="http://schemas.openxmlformats.org/drawingml/2006/main">
                         <a:graphicData uri="http://schemas.microsoft.com/office/word/2010/wordprocessingShape">
@@ -1539,15 +1812,19 @@
                             <wps:spPr>
                               <a:xfrm>
                                 <a:off x="0" y="0"/>
-                                <a:ext cx="989330" cy="934720"/>
+                                <a:ext cx="921385" cy="899160"/>
                               </a:xfrm>
                               <a:prstGeom prst="rect">
                                 <a:avLst/>
                               </a:prstGeom>
-                              <a:blipFill>
-                                <a:blip r:embed="rId7"/>
-                                <a:tile tx="0" ty="0" sx="100000" sy="100000" flip="none" algn="tl"/>
-                              </a:blipFill>
+                              <a:solidFill>
+                                <a:srgbClr val="463500"/>
+                              </a:solidFill>
+                              <a:ln>
+                                <a:solidFill>
+                                  <a:srgbClr val="463500"/>
+                                </a:solidFill>
+                              </a:ln>
                             </wps:spPr>
                             <wps:style>
                               <a:lnRef idx="2">
@@ -1574,20 +1851,13 @@
                           </wps:wsp>
                         </a:graphicData>
                       </a:graphic>
-                      <wp14:sizeRelH relativeFrom="margin">
-                        <wp14:pctWidth>0</wp14:pctWidth>
-                      </wp14:sizeRelH>
-                      <wp14:sizeRelV relativeFrom="margin">
-                        <wp14:pctHeight>0</wp14:pctHeight>
-                      </wp14:sizeRelV>
-                    </wp:anchor>
+                    </wp:inline>
                   </w:drawing>
                 </mc:Choice>
                 <mc:Fallback>
                   <w:pict>
-                    <v:rect w14:anchorId="345F608A" id="Rectangle 136" o:spid="_x0000_s1026" style="position:absolute;margin-left:0;margin-top:1.95pt;width:77.9pt;height:73.6pt;z-index:251780096;visibility:visible;mso-wrap-style:square;mso-width-percent:0;mso-height-percent:0;mso-wrap-distance-left:9pt;mso-wrap-distance-top:0;mso-wrap-distance-right:9pt;mso-wrap-distance-bottom:0;mso-position-horizontal:absolute;mso-position-horizontal-relative:text;mso-position-vertical:absolute;mso-position-vertical-relative:text;mso-width-percent:0;mso-height-percent:0;mso-width-relative:margin;mso-height-relative:margin;v-text-anchor:middle" o:gfxdata="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" strokecolor="#1f3763 [1604]" strokeweight="1pt">
-                      <v:fill r:id="rId8" o:title="" recolor="t" rotate="t" type="tile"/>
-                      <w10:wrap type="topAndBottom"/>
+                    <v:rect w14:anchorId="47636DE6" id="Rectangle 1" o:spid="_x0000_s1026" style="width:72.55pt;height:70.8pt;visibility:visible;mso-wrap-style:square;mso-left-percent:-10001;mso-top-percent:-10001;mso-position-horizontal:absolute;mso-position-horizontal-relative:char;mso-position-vertical:absolute;mso-position-vertical-relative:line;mso-left-percent:-10001;mso-top-percent:-10001;v-text-anchor:middle" o:gfxdata="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" fillcolor="#463500" strokecolor="#463500" strokeweight="1pt">
+                      <w10:anchorlock/>
                     </v:rect>
                   </w:pict>
                 </mc:Fallback>
@@ -1598,12 +1868,19 @@
       </w:tr>
       <w:tr>
         <w:trPr>
-          <w:trHeight w:hRule="exact" w:val="1474"/>
+          <w:trHeight w:hRule="exact" w:val="1418"/>
           <w:jc w:val="center"/>
         </w:trPr>
         <w:tc>
           <w:tcPr>
-            <w:tcW w:w="284" w:type="dxa"/>
+            <w:tcW w:w="1458" w:type="dxa"/>
+            <w:tcBorders>
+              <w:top w:val="single" w:sz="4" w:space="0" w:color="auto"/>
+              <w:left w:val="single" w:sz="4" w:space="0" w:color="auto"/>
+              <w:bottom w:val="single" w:sz="4" w:space="0" w:color="auto"/>
+              <w:right w:val="single" w:sz="4" w:space="0" w:color="auto"/>
+            </w:tcBorders>
+            <w:vAlign w:val="center"/>
           </w:tcPr>
           <w:p>
             <w:pPr>
@@ -1624,18 +1901,10 @@
               <mc:AlternateContent>
                 <mc:Choice Requires="wps">
                   <w:drawing>
-                    <wp:anchor distT="0" distB="0" distL="114300" distR="114300" simplePos="0" relativeHeight="251728896" behindDoc="0" locked="0" layoutInCell="1" allowOverlap="1" wp14:anchorId="78B469AA" wp14:editId="3C4693F2">
-                      <wp:simplePos x="0" y="0"/>
-                      <wp:positionH relativeFrom="column">
-                        <wp:posOffset>0</wp:posOffset>
-                      </wp:positionH>
-                      <wp:positionV relativeFrom="paragraph">
-                        <wp:posOffset>17780</wp:posOffset>
-                      </wp:positionV>
-                      <wp:extent cx="989330" cy="934720"/>
-                      <wp:effectExtent l="0" t="0" r="20320" b="17780"/>
-                      <wp:wrapTopAndBottom/>
-                      <wp:docPr id="111" name="Rectangle 111"/>
+                    <wp:inline distT="0" distB="0" distL="0" distR="0" wp14:anchorId="23FCCB17" wp14:editId="340809EC">
+                      <wp:extent cx="921385" cy="899160"/>
+                      <wp:effectExtent l="0" t="0" r="12065" b="15240"/>
+                      <wp:docPr id="35" name="Rectangle 1"/>
                       <wp:cNvGraphicFramePr/>
                       <a:graphic xmlns:a="http://schemas.openxmlformats.org/drawingml/2006/main">
                         <a:graphicData uri="http://schemas.microsoft.com/office/word/2010/wordprocessingShape">
@@ -1644,15 +1913,19 @@
                             <wps:spPr>
                               <a:xfrm>
                                 <a:off x="0" y="0"/>
-                                <a:ext cx="989330" cy="934720"/>
+                                <a:ext cx="921385" cy="899160"/>
                               </a:xfrm>
                               <a:prstGeom prst="rect">
                                 <a:avLst/>
                               </a:prstGeom>
-                              <a:blipFill>
-                                <a:blip r:embed="rId5"/>
-                                <a:tile tx="0" ty="0" sx="100000" sy="100000" flip="none" algn="tl"/>
-                              </a:blipFill>
+                              <a:solidFill>
+                                <a:srgbClr val="463500"/>
+                              </a:solidFill>
+                              <a:ln>
+                                <a:solidFill>
+                                  <a:srgbClr val="463500"/>
+                                </a:solidFill>
+                              </a:ln>
                             </wps:spPr>
                             <wps:style>
                               <a:lnRef idx="2">
@@ -1679,20 +1952,13 @@
                           </wps:wsp>
                         </a:graphicData>
                       </a:graphic>
-                      <wp14:sizeRelH relativeFrom="margin">
-                        <wp14:pctWidth>0</wp14:pctWidth>
-                      </wp14:sizeRelH>
-                      <wp14:sizeRelV relativeFrom="margin">
-                        <wp14:pctHeight>0</wp14:pctHeight>
-                      </wp14:sizeRelV>
-                    </wp:anchor>
+                    </wp:inline>
                   </w:drawing>
                 </mc:Choice>
                 <mc:Fallback>
                   <w:pict>
-                    <v:rect w14:anchorId="07D455C8" id="Rectangle 111" o:spid="_x0000_s1026" style="position:absolute;margin-left:0;margin-top:1.4pt;width:77.9pt;height:73.6pt;z-index:251728896;visibility:visible;mso-wrap-style:square;mso-width-percent:0;mso-height-percent:0;mso-wrap-distance-left:9pt;mso-wrap-distance-top:0;mso-wrap-distance-right:9pt;mso-wrap-distance-bottom:0;mso-position-horizontal:absolute;mso-position-horizontal-relative:text;mso-position-vertical:absolute;mso-position-vertical-relative:text;mso-width-percent:0;mso-height-percent:0;mso-width-relative:margin;mso-height-relative:margin;v-text-anchor:middle" o:gfxdata="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" strokecolor="#1f3763 [1604]" strokeweight="1pt">
-                      <v:fill r:id="rId6" o:title="" recolor="t" rotate="t" type="tile"/>
-                      <w10:wrap type="topAndBottom"/>
+                    <v:rect w14:anchorId="1D1A1579" id="Rectangle 1" o:spid="_x0000_s1026" style="width:72.55pt;height:70.8pt;visibility:visible;mso-wrap-style:square;mso-left-percent:-10001;mso-top-percent:-10001;mso-position-horizontal:absolute;mso-position-horizontal-relative:char;mso-position-vertical:absolute;mso-position-vertical-relative:line;mso-left-percent:-10001;mso-top-percent:-10001;v-text-anchor:middle" o:gfxdata="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" fillcolor="#463500" strokecolor="#463500" strokeweight="1pt">
+                      <w10:anchorlock/>
                     </v:rect>
                   </w:pict>
                 </mc:Fallback>
@@ -1702,7 +1968,14 @@
         </w:tc>
         <w:tc>
           <w:tcPr>
-            <w:tcW w:w="284" w:type="dxa"/>
+            <w:tcW w:w="1458" w:type="dxa"/>
+            <w:tcBorders>
+              <w:top w:val="single" w:sz="4" w:space="0" w:color="auto"/>
+              <w:left w:val="single" w:sz="4" w:space="0" w:color="auto"/>
+              <w:bottom w:val="single" w:sz="4" w:space="0" w:color="auto"/>
+              <w:right w:val="single" w:sz="4" w:space="0" w:color="auto"/>
+            </w:tcBorders>
+            <w:vAlign w:val="center"/>
           </w:tcPr>
           <w:p>
             <w:pPr>
@@ -1723,18 +1996,10 @@
               <mc:AlternateContent>
                 <mc:Choice Requires="wps">
                   <w:drawing>
-                    <wp:anchor distT="0" distB="0" distL="114300" distR="114300" simplePos="0" relativeHeight="251782144" behindDoc="0" locked="0" layoutInCell="1" allowOverlap="1" wp14:anchorId="763D765D" wp14:editId="2EF2B2A4">
-                      <wp:simplePos x="0" y="0"/>
-                      <wp:positionH relativeFrom="column">
-                        <wp:posOffset>0</wp:posOffset>
-                      </wp:positionH>
-                      <wp:positionV relativeFrom="paragraph">
-                        <wp:posOffset>22860</wp:posOffset>
-                      </wp:positionV>
-                      <wp:extent cx="989330" cy="934720"/>
-                      <wp:effectExtent l="0" t="0" r="20320" b="17780"/>
-                      <wp:wrapTopAndBottom/>
-                      <wp:docPr id="137" name="Rectangle 137"/>
+                    <wp:inline distT="0" distB="0" distL="0" distR="0" wp14:anchorId="33717109" wp14:editId="220A38FE">
+                      <wp:extent cx="919429" cy="899795"/>
+                      <wp:effectExtent l="0" t="0" r="0" b="0"/>
+                      <wp:docPr id="36" name="Rectangle 167"/>
                       <wp:cNvGraphicFramePr/>
                       <a:graphic xmlns:a="http://schemas.openxmlformats.org/drawingml/2006/main">
                         <a:graphicData uri="http://schemas.microsoft.com/office/word/2010/wordprocessingShape">
@@ -1743,15 +2008,21 @@
                             <wps:spPr>
                               <a:xfrm>
                                 <a:off x="0" y="0"/>
-                                <a:ext cx="989330" cy="934720"/>
+                                <a:ext cx="919429" cy="899795"/>
                               </a:xfrm>
                               <a:prstGeom prst="rect">
                                 <a:avLst/>
                               </a:prstGeom>
                               <a:blipFill>
-                                <a:blip r:embed="rId7"/>
-                                <a:tile tx="0" ty="0" sx="100000" sy="100000" flip="none" algn="tl"/>
+                                <a:blip r:embed="rId5"/>
+                                <a:srcRect/>
+                                <a:stretch>
+                                  <a:fillRect l="470" t="-801" r="-494" b="778"/>
+                                </a:stretch>
                               </a:blipFill>
+                              <a:ln>
+                                <a:noFill/>
+                              </a:ln>
                             </wps:spPr>
                             <wps:style>
                               <a:lnRef idx="2">
@@ -1778,20 +2049,14 @@
                           </wps:wsp>
                         </a:graphicData>
                       </a:graphic>
-                      <wp14:sizeRelH relativeFrom="margin">
-                        <wp14:pctWidth>0</wp14:pctWidth>
-                      </wp14:sizeRelH>
-                      <wp14:sizeRelV relativeFrom="margin">
-                        <wp14:pctHeight>0</wp14:pctHeight>
-                      </wp14:sizeRelV>
-                    </wp:anchor>
+                    </wp:inline>
                   </w:drawing>
                 </mc:Choice>
                 <mc:Fallback>
                   <w:pict>
-                    <v:rect w14:anchorId="1A97AB2E" id="Rectangle 137" o:spid="_x0000_s1026" style="position:absolute;margin-left:0;margin-top:1.8pt;width:77.9pt;height:73.6pt;z-index:251782144;visibility:visible;mso-wrap-style:square;mso-width-percent:0;mso-height-percent:0;mso-wrap-distance-left:9pt;mso-wrap-distance-top:0;mso-wrap-distance-right:9pt;mso-wrap-distance-bottom:0;mso-position-horizontal:absolute;mso-position-horizontal-relative:text;mso-position-vertical:absolute;mso-position-vertical-relative:text;mso-width-percent:0;mso-height-percent:0;mso-width-relative:margin;mso-height-relative:margin;v-text-anchor:middle" o:gfxdata="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" strokecolor="#1f3763 [1604]" strokeweight="1pt">
-                      <v:fill r:id="rId8" o:title="" recolor="t" rotate="t" type="tile"/>
-                      <w10:wrap type="topAndBottom"/>
+                    <v:rect w14:anchorId="335A923B" id="Rectangle 167" o:spid="_x0000_s1026" style="width:72.4pt;height:70.85pt;visibility:visible;mso-wrap-style:square;mso-left-percent:-10001;mso-top-percent:-10001;mso-position-horizontal:absolute;mso-position-horizontal-relative:char;mso-position-vertical:absolute;mso-position-vertical-relative:line;mso-left-percent:-10001;mso-top-percent:-10001;v-text-anchor:middle" o:gfxdata="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" stroked="f" strokeweight="1pt">
+                      <v:fill r:id="rId6" o:title="" recolor="t" rotate="t" type="frame"/>
+                      <w10:anchorlock/>
                     </v:rect>
                   </w:pict>
                 </mc:Fallback>
@@ -1801,7 +2066,14 @@
         </w:tc>
         <w:tc>
           <w:tcPr>
-            <w:tcW w:w="284" w:type="dxa"/>
+            <w:tcW w:w="1459" w:type="dxa"/>
+            <w:tcBorders>
+              <w:top w:val="single" w:sz="4" w:space="0" w:color="auto"/>
+              <w:left w:val="single" w:sz="4" w:space="0" w:color="auto"/>
+              <w:bottom w:val="single" w:sz="4" w:space="0" w:color="auto"/>
+              <w:right w:val="single" w:sz="4" w:space="0" w:color="auto"/>
+            </w:tcBorders>
+            <w:vAlign w:val="center"/>
           </w:tcPr>
           <w:p>
             <w:pPr>
@@ -1822,18 +2094,10 @@
               <mc:AlternateContent>
                 <mc:Choice Requires="wps">
                   <w:drawing>
-                    <wp:anchor distT="0" distB="0" distL="114300" distR="114300" simplePos="0" relativeHeight="251724800" behindDoc="0" locked="0" layoutInCell="1" allowOverlap="1" wp14:anchorId="6066BD7D" wp14:editId="60805926">
-                      <wp:simplePos x="0" y="0"/>
-                      <wp:positionH relativeFrom="column">
-                        <wp:posOffset>0</wp:posOffset>
-                      </wp:positionH>
-                      <wp:positionV relativeFrom="paragraph">
-                        <wp:posOffset>17780</wp:posOffset>
-                      </wp:positionV>
-                      <wp:extent cx="989330" cy="934720"/>
-                      <wp:effectExtent l="0" t="0" r="20320" b="17780"/>
-                      <wp:wrapTopAndBottom/>
-                      <wp:docPr id="109" name="Rectangle 109"/>
+                    <wp:inline distT="0" distB="0" distL="0" distR="0" wp14:anchorId="7D393020" wp14:editId="15F84340">
+                      <wp:extent cx="921385" cy="899160"/>
+                      <wp:effectExtent l="0" t="0" r="12065" b="15240"/>
+                      <wp:docPr id="37" name="Rectangle 1"/>
                       <wp:cNvGraphicFramePr/>
                       <a:graphic xmlns:a="http://schemas.openxmlformats.org/drawingml/2006/main">
                         <a:graphicData uri="http://schemas.microsoft.com/office/word/2010/wordprocessingShape">
@@ -1842,15 +2106,19 @@
                             <wps:spPr>
                               <a:xfrm>
                                 <a:off x="0" y="0"/>
-                                <a:ext cx="989330" cy="934720"/>
+                                <a:ext cx="921385" cy="899160"/>
                               </a:xfrm>
                               <a:prstGeom prst="rect">
                                 <a:avLst/>
                               </a:prstGeom>
-                              <a:blipFill>
-                                <a:blip r:embed="rId5"/>
-                                <a:tile tx="0" ty="0" sx="100000" sy="100000" flip="none" algn="tl"/>
-                              </a:blipFill>
+                              <a:solidFill>
+                                <a:srgbClr val="463500"/>
+                              </a:solidFill>
+                              <a:ln>
+                                <a:solidFill>
+                                  <a:srgbClr val="463500"/>
+                                </a:solidFill>
+                              </a:ln>
                             </wps:spPr>
                             <wps:style>
                               <a:lnRef idx="2">
@@ -1877,20 +2145,13 @@
                           </wps:wsp>
                         </a:graphicData>
                       </a:graphic>
-                      <wp14:sizeRelH relativeFrom="margin">
-                        <wp14:pctWidth>0</wp14:pctWidth>
-                      </wp14:sizeRelH>
-                      <wp14:sizeRelV relativeFrom="margin">
-                        <wp14:pctHeight>0</wp14:pctHeight>
-                      </wp14:sizeRelV>
-                    </wp:anchor>
+                    </wp:inline>
                   </w:drawing>
                 </mc:Choice>
                 <mc:Fallback>
                   <w:pict>
-                    <v:rect w14:anchorId="2B56A0E7" id="Rectangle 109" o:spid="_x0000_s1026" style="position:absolute;margin-left:0;margin-top:1.4pt;width:77.9pt;height:73.6pt;z-index:251724800;visibility:visible;mso-wrap-style:square;mso-width-percent:0;mso-height-percent:0;mso-wrap-distance-left:9pt;mso-wrap-distance-top:0;mso-wrap-distance-right:9pt;mso-wrap-distance-bottom:0;mso-position-horizontal:absolute;mso-position-horizontal-relative:text;mso-position-vertical:absolute;mso-position-vertical-relative:text;mso-width-percent:0;mso-height-percent:0;mso-width-relative:margin;mso-height-relative:margin;v-text-anchor:middle" o:gfxdata="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" strokecolor="#1f3763 [1604]" strokeweight="1pt">
-                      <v:fill r:id="rId6" o:title="" recolor="t" rotate="t" type="tile"/>
-                      <w10:wrap type="topAndBottom"/>
+                    <v:rect w14:anchorId="1FD6EB71" id="Rectangle 1" o:spid="_x0000_s1026" style="width:72.55pt;height:70.8pt;visibility:visible;mso-wrap-style:square;mso-left-percent:-10001;mso-top-percent:-10001;mso-position-horizontal:absolute;mso-position-horizontal-relative:char;mso-position-vertical:absolute;mso-position-vertical-relative:line;mso-left-percent:-10001;mso-top-percent:-10001;v-text-anchor:middle" o:gfxdata="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" fillcolor="#463500" strokecolor="#463500" strokeweight="1pt">
+                      <w10:anchorlock/>
                     </v:rect>
                   </w:pict>
                 </mc:Fallback>
@@ -1900,7 +2161,14 @@
         </w:tc>
         <w:tc>
           <w:tcPr>
-            <w:tcW w:w="284" w:type="dxa"/>
+            <w:tcW w:w="1459" w:type="dxa"/>
+            <w:tcBorders>
+              <w:top w:val="single" w:sz="4" w:space="0" w:color="auto"/>
+              <w:left w:val="single" w:sz="4" w:space="0" w:color="auto"/>
+              <w:bottom w:val="single" w:sz="4" w:space="0" w:color="auto"/>
+              <w:right w:val="single" w:sz="4" w:space="0" w:color="auto"/>
+            </w:tcBorders>
+            <w:vAlign w:val="center"/>
           </w:tcPr>
           <w:p>
             <w:pPr>
@@ -1921,18 +2189,10 @@
               <mc:AlternateContent>
                 <mc:Choice Requires="wps">
                   <w:drawing>
-                    <wp:anchor distT="0" distB="0" distL="114300" distR="114300" simplePos="0" relativeHeight="251784192" behindDoc="0" locked="0" layoutInCell="1" allowOverlap="1" wp14:anchorId="5AEFD72B" wp14:editId="3E1E6350">
-                      <wp:simplePos x="0" y="0"/>
-                      <wp:positionH relativeFrom="column">
-                        <wp:posOffset>0</wp:posOffset>
-                      </wp:positionH>
-                      <wp:positionV relativeFrom="paragraph">
-                        <wp:posOffset>22860</wp:posOffset>
-                      </wp:positionV>
-                      <wp:extent cx="989330" cy="934720"/>
-                      <wp:effectExtent l="0" t="0" r="20320" b="17780"/>
-                      <wp:wrapTopAndBottom/>
-                      <wp:docPr id="138" name="Rectangle 138"/>
+                    <wp:inline distT="0" distB="0" distL="0" distR="0" wp14:anchorId="70389908" wp14:editId="4653BD3E">
+                      <wp:extent cx="919429" cy="899795"/>
+                      <wp:effectExtent l="0" t="0" r="0" b="0"/>
+                      <wp:docPr id="38" name="Rectangle 167"/>
                       <wp:cNvGraphicFramePr/>
                       <a:graphic xmlns:a="http://schemas.openxmlformats.org/drawingml/2006/main">
                         <a:graphicData uri="http://schemas.microsoft.com/office/word/2010/wordprocessingShape">
@@ -1941,15 +2201,21 @@
                             <wps:spPr>
                               <a:xfrm>
                                 <a:off x="0" y="0"/>
-                                <a:ext cx="989330" cy="934720"/>
+                                <a:ext cx="919429" cy="899795"/>
                               </a:xfrm>
                               <a:prstGeom prst="rect">
                                 <a:avLst/>
                               </a:prstGeom>
                               <a:blipFill>
-                                <a:blip r:embed="rId7"/>
-                                <a:tile tx="0" ty="0" sx="100000" sy="100000" flip="none" algn="tl"/>
+                                <a:blip r:embed="rId5"/>
+                                <a:srcRect/>
+                                <a:stretch>
+                                  <a:fillRect l="470" t="-801" r="-494" b="778"/>
+                                </a:stretch>
                               </a:blipFill>
+                              <a:ln>
+                                <a:noFill/>
+                              </a:ln>
                             </wps:spPr>
                             <wps:style>
                               <a:lnRef idx="2">
@@ -1976,20 +2242,14 @@
                           </wps:wsp>
                         </a:graphicData>
                       </a:graphic>
-                      <wp14:sizeRelH relativeFrom="margin">
-                        <wp14:pctWidth>0</wp14:pctWidth>
-                      </wp14:sizeRelH>
-                      <wp14:sizeRelV relativeFrom="margin">
-                        <wp14:pctHeight>0</wp14:pctHeight>
-                      </wp14:sizeRelV>
-                    </wp:anchor>
+                    </wp:inline>
                   </w:drawing>
                 </mc:Choice>
                 <mc:Fallback>
                   <w:pict>
-                    <v:rect w14:anchorId="1D25AC2B" id="Rectangle 138" o:spid="_x0000_s1026" style="position:absolute;margin-left:0;margin-top:1.8pt;width:77.9pt;height:73.6pt;z-index:251784192;visibility:visible;mso-wrap-style:square;mso-width-percent:0;mso-height-percent:0;mso-wrap-distance-left:9pt;mso-wrap-distance-top:0;mso-wrap-distance-right:9pt;mso-wrap-distance-bottom:0;mso-position-horizontal:absolute;mso-position-horizontal-relative:text;mso-position-vertical:absolute;mso-position-vertical-relative:text;mso-width-percent:0;mso-height-percent:0;mso-width-relative:margin;mso-height-relative:margin;v-text-anchor:middle" o:gfxdata="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" strokecolor="#1f3763 [1604]" strokeweight="1pt">
-                      <v:fill r:id="rId8" o:title="" recolor="t" rotate="t" type="tile"/>
-                      <w10:wrap type="topAndBottom"/>
+                    <v:rect w14:anchorId="3731845D" id="Rectangle 167" o:spid="_x0000_s1026" style="width:72.4pt;height:70.85pt;visibility:visible;mso-wrap-style:square;mso-left-percent:-10001;mso-top-percent:-10001;mso-position-horizontal:absolute;mso-position-horizontal-relative:char;mso-position-vertical:absolute;mso-position-vertical-relative:line;mso-left-percent:-10001;mso-top-percent:-10001;v-text-anchor:middle" o:gfxdata="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" stroked="f" strokeweight="1pt">
+                      <v:fill r:id="rId6" o:title="" recolor="t" rotate="t" type="frame"/>
+                      <w10:anchorlock/>
                     </v:rect>
                   </w:pict>
                 </mc:Fallback>
@@ -1999,7 +2259,14 @@
         </w:tc>
         <w:tc>
           <w:tcPr>
-            <w:tcW w:w="284" w:type="dxa"/>
+            <w:tcW w:w="1459" w:type="dxa"/>
+            <w:tcBorders>
+              <w:top w:val="single" w:sz="4" w:space="0" w:color="auto"/>
+              <w:left w:val="single" w:sz="4" w:space="0" w:color="auto"/>
+              <w:bottom w:val="single" w:sz="4" w:space="0" w:color="auto"/>
+              <w:right w:val="single" w:sz="4" w:space="0" w:color="auto"/>
+            </w:tcBorders>
+            <w:vAlign w:val="center"/>
           </w:tcPr>
           <w:p>
             <w:pPr>
@@ -2020,18 +2287,10 @@
               <mc:AlternateContent>
                 <mc:Choice Requires="wps">
                   <w:drawing>
-                    <wp:anchor distT="0" distB="0" distL="114300" distR="114300" simplePos="0" relativeHeight="251726848" behindDoc="0" locked="0" layoutInCell="1" allowOverlap="1" wp14:anchorId="1EF92BE0" wp14:editId="5814EBA4">
-                      <wp:simplePos x="0" y="0"/>
-                      <wp:positionH relativeFrom="column">
-                        <wp:posOffset>0</wp:posOffset>
-                      </wp:positionH>
-                      <wp:positionV relativeFrom="paragraph">
-                        <wp:posOffset>17780</wp:posOffset>
-                      </wp:positionV>
-                      <wp:extent cx="989330" cy="934720"/>
-                      <wp:effectExtent l="0" t="0" r="20320" b="17780"/>
-                      <wp:wrapTopAndBottom/>
-                      <wp:docPr id="110" name="Rectangle 110"/>
+                    <wp:inline distT="0" distB="0" distL="0" distR="0" wp14:anchorId="158FDEC0" wp14:editId="4B611C74">
+                      <wp:extent cx="921385" cy="899160"/>
+                      <wp:effectExtent l="0" t="0" r="12065" b="15240"/>
+                      <wp:docPr id="39" name="Rectangle 1"/>
                       <wp:cNvGraphicFramePr/>
                       <a:graphic xmlns:a="http://schemas.openxmlformats.org/drawingml/2006/main">
                         <a:graphicData uri="http://schemas.microsoft.com/office/word/2010/wordprocessingShape">
@@ -2040,15 +2299,19 @@
                             <wps:spPr>
                               <a:xfrm>
                                 <a:off x="0" y="0"/>
-                                <a:ext cx="989330" cy="934720"/>
+                                <a:ext cx="921385" cy="899160"/>
                               </a:xfrm>
                               <a:prstGeom prst="rect">
                                 <a:avLst/>
                               </a:prstGeom>
-                              <a:blipFill>
-                                <a:blip r:embed="rId5"/>
-                                <a:tile tx="0" ty="0" sx="100000" sy="100000" flip="none" algn="tl"/>
-                              </a:blipFill>
+                              <a:solidFill>
+                                <a:srgbClr val="463500"/>
+                              </a:solidFill>
+                              <a:ln>
+                                <a:solidFill>
+                                  <a:srgbClr val="463500"/>
+                                </a:solidFill>
+                              </a:ln>
                             </wps:spPr>
                             <wps:style>
                               <a:lnRef idx="2">
@@ -2075,20 +2338,13 @@
                           </wps:wsp>
                         </a:graphicData>
                       </a:graphic>
-                      <wp14:sizeRelH relativeFrom="margin">
-                        <wp14:pctWidth>0</wp14:pctWidth>
-                      </wp14:sizeRelH>
-                      <wp14:sizeRelV relativeFrom="margin">
-                        <wp14:pctHeight>0</wp14:pctHeight>
-                      </wp14:sizeRelV>
-                    </wp:anchor>
+                    </wp:inline>
                   </w:drawing>
                 </mc:Choice>
                 <mc:Fallback>
                   <w:pict>
-                    <v:rect w14:anchorId="4B3B74E0" id="Rectangle 110" o:spid="_x0000_s1026" style="position:absolute;margin-left:0;margin-top:1.4pt;width:77.9pt;height:73.6pt;z-index:251726848;visibility:visible;mso-wrap-style:square;mso-width-percent:0;mso-height-percent:0;mso-wrap-distance-left:9pt;mso-wrap-distance-top:0;mso-wrap-distance-right:9pt;mso-wrap-distance-bottom:0;mso-position-horizontal:absolute;mso-position-horizontal-relative:text;mso-position-vertical:absolute;mso-position-vertical-relative:text;mso-width-percent:0;mso-height-percent:0;mso-width-relative:margin;mso-height-relative:margin;v-text-anchor:middle" o:gfxdata="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" strokecolor="#1f3763 [1604]" strokeweight="1pt">
-                      <v:fill r:id="rId6" o:title="" recolor="t" rotate="t" type="tile"/>
-                      <w10:wrap type="topAndBottom"/>
+                    <v:rect w14:anchorId="2503621D" id="Rectangle 1" o:spid="_x0000_s1026" style="width:72.55pt;height:70.8pt;visibility:visible;mso-wrap-style:square;mso-left-percent:-10001;mso-top-percent:-10001;mso-position-horizontal:absolute;mso-position-horizontal-relative:char;mso-position-vertical:absolute;mso-position-vertical-relative:line;mso-left-percent:-10001;mso-top-percent:-10001;v-text-anchor:middle" o:gfxdata="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" fillcolor="#463500" strokecolor="#463500" strokeweight="1pt">
+                      <w10:anchorlock/>
                     </v:rect>
                   </w:pict>
                 </mc:Fallback>
@@ -2098,7 +2354,14 @@
         </w:tc>
         <w:tc>
           <w:tcPr>
-            <w:tcW w:w="284" w:type="dxa"/>
+            <w:tcW w:w="1459" w:type="dxa"/>
+            <w:tcBorders>
+              <w:top w:val="single" w:sz="4" w:space="0" w:color="auto"/>
+              <w:left w:val="single" w:sz="4" w:space="0" w:color="auto"/>
+              <w:bottom w:val="single" w:sz="4" w:space="0" w:color="auto"/>
+              <w:right w:val="single" w:sz="4" w:space="0" w:color="auto"/>
+            </w:tcBorders>
+            <w:vAlign w:val="center"/>
           </w:tcPr>
           <w:p>
             <w:pPr>
@@ -2119,18 +2382,10 @@
               <mc:AlternateContent>
                 <mc:Choice Requires="wps">
                   <w:drawing>
-                    <wp:anchor distT="0" distB="0" distL="114300" distR="114300" simplePos="0" relativeHeight="251786240" behindDoc="0" locked="0" layoutInCell="1" allowOverlap="1" wp14:anchorId="35D4BE1E" wp14:editId="3D8E4364">
-                      <wp:simplePos x="0" y="0"/>
-                      <wp:positionH relativeFrom="column">
-                        <wp:posOffset>0</wp:posOffset>
-                      </wp:positionH>
-                      <wp:positionV relativeFrom="paragraph">
-                        <wp:posOffset>22860</wp:posOffset>
-                      </wp:positionV>
-                      <wp:extent cx="989330" cy="934720"/>
-                      <wp:effectExtent l="0" t="0" r="20320" b="17780"/>
-                      <wp:wrapTopAndBottom/>
-                      <wp:docPr id="139" name="Rectangle 139"/>
+                    <wp:inline distT="0" distB="0" distL="0" distR="0" wp14:anchorId="678D6A86" wp14:editId="373C9576">
+                      <wp:extent cx="919429" cy="899795"/>
+                      <wp:effectExtent l="0" t="0" r="0" b="0"/>
+                      <wp:docPr id="40" name="Rectangle 167"/>
                       <wp:cNvGraphicFramePr/>
                       <a:graphic xmlns:a="http://schemas.openxmlformats.org/drawingml/2006/main">
                         <a:graphicData uri="http://schemas.microsoft.com/office/word/2010/wordprocessingShape">
@@ -2139,15 +2394,21 @@
                             <wps:spPr>
                               <a:xfrm>
                                 <a:off x="0" y="0"/>
-                                <a:ext cx="989330" cy="934720"/>
+                                <a:ext cx="919429" cy="899795"/>
                               </a:xfrm>
                               <a:prstGeom prst="rect">
                                 <a:avLst/>
                               </a:prstGeom>
                               <a:blipFill>
-                                <a:blip r:embed="rId7"/>
-                                <a:tile tx="0" ty="0" sx="100000" sy="100000" flip="none" algn="tl"/>
+                                <a:blip r:embed="rId5"/>
+                                <a:srcRect/>
+                                <a:stretch>
+                                  <a:fillRect l="470" t="-801" r="-494" b="778"/>
+                                </a:stretch>
                               </a:blipFill>
+                              <a:ln>
+                                <a:noFill/>
+                              </a:ln>
                             </wps:spPr>
                             <wps:style>
                               <a:lnRef idx="2">
@@ -2174,20 +2435,14 @@
                           </wps:wsp>
                         </a:graphicData>
                       </a:graphic>
-                      <wp14:sizeRelH relativeFrom="margin">
-                        <wp14:pctWidth>0</wp14:pctWidth>
-                      </wp14:sizeRelH>
-                      <wp14:sizeRelV relativeFrom="margin">
-                        <wp14:pctHeight>0</wp14:pctHeight>
-                      </wp14:sizeRelV>
-                    </wp:anchor>
+                    </wp:inline>
                   </w:drawing>
                 </mc:Choice>
                 <mc:Fallback>
                   <w:pict>
-                    <v:rect w14:anchorId="01834DC2" id="Rectangle 139" o:spid="_x0000_s1026" style="position:absolute;margin-left:0;margin-top:1.8pt;width:77.9pt;height:73.6pt;z-index:251786240;visibility:visible;mso-wrap-style:square;mso-width-percent:0;mso-height-percent:0;mso-wrap-distance-left:9pt;mso-wrap-distance-top:0;mso-wrap-distance-right:9pt;mso-wrap-distance-bottom:0;mso-position-horizontal:absolute;mso-position-horizontal-relative:text;mso-position-vertical:absolute;mso-position-vertical-relative:text;mso-width-percent:0;mso-height-percent:0;mso-width-relative:margin;mso-height-relative:margin;v-text-anchor:middle" o:gfxdata="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" strokecolor="#1f3763 [1604]" strokeweight="1pt">
-                      <v:fill r:id="rId8" o:title="" recolor="t" rotate="t" type="tile"/>
-                      <w10:wrap type="topAndBottom"/>
+                    <v:rect w14:anchorId="38286BF1" id="Rectangle 167" o:spid="_x0000_s1026" style="width:72.4pt;height:70.85pt;visibility:visible;mso-wrap-style:square;mso-left-percent:-10001;mso-top-percent:-10001;mso-position-horizontal:absolute;mso-position-horizontal-relative:char;mso-position-vertical:absolute;mso-position-vertical-relative:line;mso-left-percent:-10001;mso-top-percent:-10001;v-text-anchor:middle" o:gfxdata="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" stroked="f" strokeweight="1pt">
+                      <v:fill r:id="rId6" o:title="" recolor="t" rotate="t" type="frame"/>
+                      <w10:anchorlock/>
                     </v:rect>
                   </w:pict>
                 </mc:Fallback>
@@ -2197,7 +2452,14 @@
         </w:tc>
         <w:tc>
           <w:tcPr>
-            <w:tcW w:w="284" w:type="dxa"/>
+            <w:tcW w:w="1459" w:type="dxa"/>
+            <w:tcBorders>
+              <w:top w:val="single" w:sz="4" w:space="0" w:color="auto"/>
+              <w:left w:val="single" w:sz="4" w:space="0" w:color="auto"/>
+              <w:bottom w:val="single" w:sz="4" w:space="0" w:color="auto"/>
+              <w:right w:val="single" w:sz="4" w:space="0" w:color="auto"/>
+            </w:tcBorders>
+            <w:vAlign w:val="center"/>
           </w:tcPr>
           <w:p>
             <w:pPr>
@@ -2218,18 +2480,10 @@
               <mc:AlternateContent>
                 <mc:Choice Requires="wps">
                   <w:drawing>
-                    <wp:anchor distT="0" distB="0" distL="114300" distR="114300" simplePos="0" relativeHeight="251730944" behindDoc="0" locked="0" layoutInCell="1" allowOverlap="1" wp14:anchorId="61BE2C18" wp14:editId="57AE78BF">
-                      <wp:simplePos x="0" y="0"/>
-                      <wp:positionH relativeFrom="column">
-                        <wp:posOffset>0</wp:posOffset>
-                      </wp:positionH>
-                      <wp:positionV relativeFrom="paragraph">
-                        <wp:posOffset>17780</wp:posOffset>
-                      </wp:positionV>
-                      <wp:extent cx="989330" cy="934720"/>
-                      <wp:effectExtent l="0" t="0" r="20320" b="17780"/>
-                      <wp:wrapTopAndBottom/>
-                      <wp:docPr id="112" name="Rectangle 112"/>
+                    <wp:inline distT="0" distB="0" distL="0" distR="0" wp14:anchorId="2A3E903B" wp14:editId="3D300266">
+                      <wp:extent cx="921385" cy="899160"/>
+                      <wp:effectExtent l="0" t="0" r="12065" b="15240"/>
+                      <wp:docPr id="41" name="Rectangle 1"/>
                       <wp:cNvGraphicFramePr/>
                       <a:graphic xmlns:a="http://schemas.openxmlformats.org/drawingml/2006/main">
                         <a:graphicData uri="http://schemas.microsoft.com/office/word/2010/wordprocessingShape">
@@ -2238,15 +2492,19 @@
                             <wps:spPr>
                               <a:xfrm>
                                 <a:off x="0" y="0"/>
-                                <a:ext cx="989330" cy="934720"/>
+                                <a:ext cx="921385" cy="899160"/>
                               </a:xfrm>
                               <a:prstGeom prst="rect">
                                 <a:avLst/>
                               </a:prstGeom>
-                              <a:blipFill>
-                                <a:blip r:embed="rId5"/>
-                                <a:tile tx="0" ty="0" sx="100000" sy="100000" flip="none" algn="tl"/>
-                              </a:blipFill>
+                              <a:solidFill>
+                                <a:srgbClr val="463500"/>
+                              </a:solidFill>
+                              <a:ln>
+                                <a:solidFill>
+                                  <a:srgbClr val="463500"/>
+                                </a:solidFill>
+                              </a:ln>
                             </wps:spPr>
                             <wps:style>
                               <a:lnRef idx="2">
@@ -2273,20 +2531,13 @@
                           </wps:wsp>
                         </a:graphicData>
                       </a:graphic>
-                      <wp14:sizeRelH relativeFrom="margin">
-                        <wp14:pctWidth>0</wp14:pctWidth>
-                      </wp14:sizeRelH>
-                      <wp14:sizeRelV relativeFrom="margin">
-                        <wp14:pctHeight>0</wp14:pctHeight>
-                      </wp14:sizeRelV>
-                    </wp:anchor>
+                    </wp:inline>
                   </w:drawing>
                 </mc:Choice>
                 <mc:Fallback>
                   <w:pict>
-                    <v:rect w14:anchorId="1C56A5B5" id="Rectangle 112" o:spid="_x0000_s1026" style="position:absolute;margin-left:0;margin-top:1.4pt;width:77.9pt;height:73.6pt;z-index:251730944;visibility:visible;mso-wrap-style:square;mso-width-percent:0;mso-height-percent:0;mso-wrap-distance-left:9pt;mso-wrap-distance-top:0;mso-wrap-distance-right:9pt;mso-wrap-distance-bottom:0;mso-position-horizontal:absolute;mso-position-horizontal-relative:text;mso-position-vertical:absolute;mso-position-vertical-relative:text;mso-width-percent:0;mso-height-percent:0;mso-width-relative:margin;mso-height-relative:margin;v-text-anchor:middle" o:gfxdata="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" strokecolor="#1f3763 [1604]" strokeweight="1pt">
-                      <v:fill r:id="rId6" o:title="" recolor="t" rotate="t" type="tile"/>
-                      <w10:wrap type="topAndBottom"/>
+                    <v:rect w14:anchorId="16C4B121" id="Rectangle 1" o:spid="_x0000_s1026" style="width:72.55pt;height:70.8pt;visibility:visible;mso-wrap-style:square;mso-left-percent:-10001;mso-top-percent:-10001;mso-position-horizontal:absolute;mso-position-horizontal-relative:char;mso-position-vertical:absolute;mso-position-vertical-relative:line;mso-left-percent:-10001;mso-top-percent:-10001;v-text-anchor:middle" o:gfxdata="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" fillcolor="#463500" strokecolor="#463500" strokeweight="1pt">
+                      <w10:anchorlock/>
                     </v:rect>
                   </w:pict>
                 </mc:Fallback>
@@ -2294,15 +2545,16 @@
             </w:r>
           </w:p>
         </w:tc>
-      </w:tr>
-      <w:tr>
-        <w:trPr>
-          <w:trHeight w:hRule="exact" w:val="1474"/>
-          <w:jc w:val="center"/>
-        </w:trPr>
-        <w:tc>
-          <w:tcPr>
-            <w:tcW w:w="284" w:type="dxa"/>
+        <w:tc>
+          <w:tcPr>
+            <w:tcW w:w="1459" w:type="dxa"/>
+            <w:tcBorders>
+              <w:top w:val="single" w:sz="4" w:space="0" w:color="auto"/>
+              <w:left w:val="single" w:sz="4" w:space="0" w:color="auto"/>
+              <w:bottom w:val="single" w:sz="4" w:space="0" w:color="auto"/>
+              <w:right w:val="single" w:sz="4" w:space="0" w:color="auto"/>
+            </w:tcBorders>
+            <w:vAlign w:val="center"/>
           </w:tcPr>
           <w:p>
             <w:pPr>
@@ -2323,18 +2575,10 @@
               <mc:AlternateContent>
                 <mc:Choice Requires="wps">
                   <w:drawing>
-                    <wp:anchor distT="0" distB="0" distL="114300" distR="114300" simplePos="0" relativeHeight="251788288" behindDoc="0" locked="0" layoutInCell="1" allowOverlap="1" wp14:anchorId="6C2C7E2D" wp14:editId="01F16349">
-                      <wp:simplePos x="0" y="0"/>
-                      <wp:positionH relativeFrom="column">
-                        <wp:posOffset>0</wp:posOffset>
-                      </wp:positionH>
-                      <wp:positionV relativeFrom="paragraph">
-                        <wp:posOffset>30480</wp:posOffset>
-                      </wp:positionV>
-                      <wp:extent cx="989330" cy="934720"/>
-                      <wp:effectExtent l="0" t="0" r="20320" b="17780"/>
-                      <wp:wrapTopAndBottom/>
-                      <wp:docPr id="140" name="Rectangle 140"/>
+                    <wp:inline distT="0" distB="0" distL="0" distR="0" wp14:anchorId="75D8CA29" wp14:editId="18D06F33">
+                      <wp:extent cx="919429" cy="899795"/>
+                      <wp:effectExtent l="0" t="0" r="0" b="0"/>
+                      <wp:docPr id="42" name="Rectangle 167"/>
                       <wp:cNvGraphicFramePr/>
                       <a:graphic xmlns:a="http://schemas.openxmlformats.org/drawingml/2006/main">
                         <a:graphicData uri="http://schemas.microsoft.com/office/word/2010/wordprocessingShape">
@@ -2343,15 +2587,21 @@
                             <wps:spPr>
                               <a:xfrm>
                                 <a:off x="0" y="0"/>
-                                <a:ext cx="989330" cy="934720"/>
+                                <a:ext cx="919429" cy="899795"/>
                               </a:xfrm>
                               <a:prstGeom prst="rect">
                                 <a:avLst/>
                               </a:prstGeom>
                               <a:blipFill>
-                                <a:blip r:embed="rId7"/>
-                                <a:tile tx="0" ty="0" sx="100000" sy="100000" flip="none" algn="tl"/>
+                                <a:blip r:embed="rId5"/>
+                                <a:srcRect/>
+                                <a:stretch>
+                                  <a:fillRect l="470" t="-801" r="-494" b="778"/>
+                                </a:stretch>
                               </a:blipFill>
+                              <a:ln>
+                                <a:noFill/>
+                              </a:ln>
                             </wps:spPr>
                             <wps:style>
                               <a:lnRef idx="2">
@@ -2378,20 +2628,14 @@
                           </wps:wsp>
                         </a:graphicData>
                       </a:graphic>
-                      <wp14:sizeRelH relativeFrom="margin">
-                        <wp14:pctWidth>0</wp14:pctWidth>
-                      </wp14:sizeRelH>
-                      <wp14:sizeRelV relativeFrom="margin">
-                        <wp14:pctHeight>0</wp14:pctHeight>
-                      </wp14:sizeRelV>
-                    </wp:anchor>
+                    </wp:inline>
                   </w:drawing>
                 </mc:Choice>
                 <mc:Fallback>
                   <w:pict>
-                    <v:rect w14:anchorId="40FD8941" id="Rectangle 140" o:spid="_x0000_s1026" style="position:absolute;margin-left:0;margin-top:2.4pt;width:77.9pt;height:73.6pt;z-index:251788288;visibility:visible;mso-wrap-style:square;mso-width-percent:0;mso-height-percent:0;mso-wrap-distance-left:9pt;mso-wrap-distance-top:0;mso-wrap-distance-right:9pt;mso-wrap-distance-bottom:0;mso-position-horizontal:absolute;mso-position-horizontal-relative:text;mso-position-vertical:absolute;mso-position-vertical-relative:text;mso-width-percent:0;mso-height-percent:0;mso-width-relative:margin;mso-height-relative:margin;v-text-anchor:middle" o:gfxdata="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" strokecolor="#1f3763 [1604]" strokeweight="1pt">
-                      <v:fill r:id="rId8" o:title="" recolor="t" rotate="t" type="tile"/>
-                      <w10:wrap type="topAndBottom"/>
+                    <v:rect w14:anchorId="0467ACD8" id="Rectangle 167" o:spid="_x0000_s1026" style="width:72.4pt;height:70.85pt;visibility:visible;mso-wrap-style:square;mso-left-percent:-10001;mso-top-percent:-10001;mso-position-horizontal:absolute;mso-position-horizontal-relative:char;mso-position-vertical:absolute;mso-position-vertical-relative:line;mso-left-percent:-10001;mso-top-percent:-10001;v-text-anchor:middle" o:gfxdata="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" stroked="f" strokeweight="1pt">
+                      <v:fill r:id="rId6" o:title="" recolor="t" rotate="t" type="frame"/>
+                      <w10:anchorlock/>
                     </v:rect>
                   </w:pict>
                 </mc:Fallback>
@@ -2399,9 +2643,22 @@
             </w:r>
           </w:p>
         </w:tc>
-        <w:tc>
-          <w:tcPr>
-            <w:tcW w:w="284" w:type="dxa"/>
+      </w:tr>
+      <w:tr>
+        <w:trPr>
+          <w:trHeight w:hRule="exact" w:val="1418"/>
+          <w:jc w:val="center"/>
+        </w:trPr>
+        <w:tc>
+          <w:tcPr>
+            <w:tcW w:w="1458" w:type="dxa"/>
+            <w:tcBorders>
+              <w:top w:val="single" w:sz="4" w:space="0" w:color="auto"/>
+              <w:left w:val="single" w:sz="4" w:space="0" w:color="auto"/>
+              <w:bottom w:val="single" w:sz="4" w:space="0" w:color="auto"/>
+              <w:right w:val="single" w:sz="4" w:space="0" w:color="auto"/>
+            </w:tcBorders>
+            <w:vAlign w:val="center"/>
           </w:tcPr>
           <w:p>
             <w:pPr>
@@ -2422,18 +2679,10 @@
               <mc:AlternateContent>
                 <mc:Choice Requires="wps">
                   <w:drawing>
-                    <wp:anchor distT="0" distB="0" distL="114300" distR="114300" simplePos="0" relativeHeight="251732992" behindDoc="0" locked="0" layoutInCell="1" allowOverlap="1" wp14:anchorId="25B179A3" wp14:editId="249437EF">
-                      <wp:simplePos x="0" y="0"/>
-                      <wp:positionH relativeFrom="column">
-                        <wp:posOffset>0</wp:posOffset>
-                      </wp:positionH>
-                      <wp:positionV relativeFrom="paragraph">
-                        <wp:posOffset>12700</wp:posOffset>
-                      </wp:positionV>
-                      <wp:extent cx="989330" cy="934720"/>
-                      <wp:effectExtent l="0" t="0" r="20320" b="17780"/>
-                      <wp:wrapTopAndBottom/>
-                      <wp:docPr id="113" name="Rectangle 113"/>
+                    <wp:inline distT="0" distB="0" distL="0" distR="0" wp14:anchorId="0F46A503" wp14:editId="24352162">
+                      <wp:extent cx="919429" cy="899795"/>
+                      <wp:effectExtent l="0" t="0" r="0" b="0"/>
+                      <wp:docPr id="43" name="Rectangle 167"/>
                       <wp:cNvGraphicFramePr/>
                       <a:graphic xmlns:a="http://schemas.openxmlformats.org/drawingml/2006/main">
                         <a:graphicData uri="http://schemas.microsoft.com/office/word/2010/wordprocessingShape">
@@ -2442,15 +2691,21 @@
                             <wps:spPr>
                               <a:xfrm>
                                 <a:off x="0" y="0"/>
-                                <a:ext cx="989330" cy="934720"/>
+                                <a:ext cx="919429" cy="899795"/>
                               </a:xfrm>
                               <a:prstGeom prst="rect">
                                 <a:avLst/>
                               </a:prstGeom>
                               <a:blipFill>
                                 <a:blip r:embed="rId5"/>
-                                <a:tile tx="0" ty="0" sx="100000" sy="100000" flip="none" algn="tl"/>
+                                <a:srcRect/>
+                                <a:stretch>
+                                  <a:fillRect l="470" t="-801" r="-494" b="778"/>
+                                </a:stretch>
                               </a:blipFill>
+                              <a:ln>
+                                <a:noFill/>
+                              </a:ln>
                             </wps:spPr>
                             <wps:style>
                               <a:lnRef idx="2">
@@ -2477,20 +2732,14 @@
                           </wps:wsp>
                         </a:graphicData>
                       </a:graphic>
-                      <wp14:sizeRelH relativeFrom="margin">
-                        <wp14:pctWidth>0</wp14:pctWidth>
-                      </wp14:sizeRelH>
-                      <wp14:sizeRelV relativeFrom="margin">
-                        <wp14:pctHeight>0</wp14:pctHeight>
-                      </wp14:sizeRelV>
-                    </wp:anchor>
+                    </wp:inline>
                   </w:drawing>
                 </mc:Choice>
                 <mc:Fallback>
                   <w:pict>
-                    <v:rect w14:anchorId="64987B74" id="Rectangle 113" o:spid="_x0000_s1026" style="position:absolute;margin-left:0;margin-top:1pt;width:77.9pt;height:73.6pt;z-index:251732992;visibility:visible;mso-wrap-style:square;mso-width-percent:0;mso-height-percent:0;mso-wrap-distance-left:9pt;mso-wrap-distance-top:0;mso-wrap-distance-right:9pt;mso-wrap-distance-bottom:0;mso-position-horizontal:absolute;mso-position-horizontal-relative:text;mso-position-vertical:absolute;mso-position-vertical-relative:text;mso-width-percent:0;mso-height-percent:0;mso-width-relative:margin;mso-height-relative:margin;v-text-anchor:middle" o:gfxdata="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" strokecolor="#1f3763 [1604]" strokeweight="1pt">
-                      <v:fill r:id="rId6" o:title="" recolor="t" rotate="t" type="tile"/>
-                      <w10:wrap type="topAndBottom"/>
+                    <v:rect w14:anchorId="35924C91" id="Rectangle 167" o:spid="_x0000_s1026" style="width:72.4pt;height:70.85pt;visibility:visible;mso-wrap-style:square;mso-left-percent:-10001;mso-top-percent:-10001;mso-position-horizontal:absolute;mso-position-horizontal-relative:char;mso-position-vertical:absolute;mso-position-vertical-relative:line;mso-left-percent:-10001;mso-top-percent:-10001;v-text-anchor:middle" o:gfxdata="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" stroked="f" strokeweight="1pt">
+                      <v:fill r:id="rId6" o:title="" recolor="t" rotate="t" type="frame"/>
+                      <w10:anchorlock/>
                     </v:rect>
                   </w:pict>
                 </mc:Fallback>
@@ -2500,7 +2749,14 @@
         </w:tc>
         <w:tc>
           <w:tcPr>
-            <w:tcW w:w="284" w:type="dxa"/>
+            <w:tcW w:w="1458" w:type="dxa"/>
+            <w:tcBorders>
+              <w:top w:val="single" w:sz="4" w:space="0" w:color="auto"/>
+              <w:left w:val="single" w:sz="4" w:space="0" w:color="auto"/>
+              <w:bottom w:val="single" w:sz="4" w:space="0" w:color="auto"/>
+              <w:right w:val="single" w:sz="4" w:space="0" w:color="auto"/>
+            </w:tcBorders>
+            <w:vAlign w:val="center"/>
           </w:tcPr>
           <w:p>
             <w:pPr>
@@ -2521,18 +2777,10 @@
               <mc:AlternateContent>
                 <mc:Choice Requires="wps">
                   <w:drawing>
-                    <wp:anchor distT="0" distB="0" distL="114300" distR="114300" simplePos="0" relativeHeight="251790336" behindDoc="0" locked="0" layoutInCell="1" allowOverlap="1" wp14:anchorId="0F67F101" wp14:editId="21956139">
-                      <wp:simplePos x="0" y="0"/>
-                      <wp:positionH relativeFrom="column">
-                        <wp:posOffset>0</wp:posOffset>
-                      </wp:positionH>
-                      <wp:positionV relativeFrom="paragraph">
-                        <wp:posOffset>30480</wp:posOffset>
-                      </wp:positionV>
-                      <wp:extent cx="989330" cy="934720"/>
-                      <wp:effectExtent l="0" t="0" r="20320" b="17780"/>
-                      <wp:wrapTopAndBottom/>
-                      <wp:docPr id="141" name="Rectangle 141"/>
+                    <wp:inline distT="0" distB="0" distL="0" distR="0" wp14:anchorId="254E7668" wp14:editId="4E214A66">
+                      <wp:extent cx="921385" cy="899160"/>
+                      <wp:effectExtent l="0" t="0" r="12065" b="15240"/>
+                      <wp:docPr id="44" name="Rectangle 1"/>
                       <wp:cNvGraphicFramePr/>
                       <a:graphic xmlns:a="http://schemas.openxmlformats.org/drawingml/2006/main">
                         <a:graphicData uri="http://schemas.microsoft.com/office/word/2010/wordprocessingShape">
@@ -2541,15 +2789,19 @@
                             <wps:spPr>
                               <a:xfrm>
                                 <a:off x="0" y="0"/>
-                                <a:ext cx="989330" cy="934720"/>
+                                <a:ext cx="921385" cy="899160"/>
                               </a:xfrm>
                               <a:prstGeom prst="rect">
                                 <a:avLst/>
                               </a:prstGeom>
-                              <a:blipFill>
-                                <a:blip r:embed="rId7"/>
-                                <a:tile tx="0" ty="0" sx="100000" sy="100000" flip="none" algn="tl"/>
-                              </a:blipFill>
+                              <a:solidFill>
+                                <a:srgbClr val="463500"/>
+                              </a:solidFill>
+                              <a:ln>
+                                <a:solidFill>
+                                  <a:srgbClr val="463500"/>
+                                </a:solidFill>
+                              </a:ln>
                             </wps:spPr>
                             <wps:style>
                               <a:lnRef idx="2">
@@ -2576,20 +2828,13 @@
                           </wps:wsp>
                         </a:graphicData>
                       </a:graphic>
-                      <wp14:sizeRelH relativeFrom="margin">
-                        <wp14:pctWidth>0</wp14:pctWidth>
-                      </wp14:sizeRelH>
-                      <wp14:sizeRelV relativeFrom="margin">
-                        <wp14:pctHeight>0</wp14:pctHeight>
-                      </wp14:sizeRelV>
-                    </wp:anchor>
+                    </wp:inline>
                   </w:drawing>
                 </mc:Choice>
                 <mc:Fallback>
                   <w:pict>
-                    <v:rect w14:anchorId="644283E7" id="Rectangle 141" o:spid="_x0000_s1026" style="position:absolute;margin-left:0;margin-top:2.4pt;width:77.9pt;height:73.6pt;z-index:251790336;visibility:visible;mso-wrap-style:square;mso-width-percent:0;mso-height-percent:0;mso-wrap-distance-left:9pt;mso-wrap-distance-top:0;mso-wrap-distance-right:9pt;mso-wrap-distance-bottom:0;mso-position-horizontal:absolute;mso-position-horizontal-relative:text;mso-position-vertical:absolute;mso-position-vertical-relative:text;mso-width-percent:0;mso-height-percent:0;mso-width-relative:margin;mso-height-relative:margin;v-text-anchor:middle" o:gfxdata="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" strokecolor="#1f3763 [1604]" strokeweight="1pt">
-                      <v:fill r:id="rId8" o:title="" recolor="t" rotate="t" type="tile"/>
-                      <w10:wrap type="topAndBottom"/>
+                    <v:rect w14:anchorId="5DF9F013" id="Rectangle 1" o:spid="_x0000_s1026" style="width:72.55pt;height:70.8pt;visibility:visible;mso-wrap-style:square;mso-left-percent:-10001;mso-top-percent:-10001;mso-position-horizontal:absolute;mso-position-horizontal-relative:char;mso-position-vertical:absolute;mso-position-vertical-relative:line;mso-left-percent:-10001;mso-top-percent:-10001;v-text-anchor:middle" o:gfxdata="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" fillcolor="#463500" strokecolor="#463500" strokeweight="1pt">
+                      <w10:anchorlock/>
                     </v:rect>
                   </w:pict>
                 </mc:Fallback>
@@ -2599,7 +2844,14 @@
         </w:tc>
         <w:tc>
           <w:tcPr>
-            <w:tcW w:w="284" w:type="dxa"/>
+            <w:tcW w:w="1459" w:type="dxa"/>
+            <w:tcBorders>
+              <w:top w:val="single" w:sz="4" w:space="0" w:color="auto"/>
+              <w:left w:val="single" w:sz="4" w:space="0" w:color="auto"/>
+              <w:bottom w:val="single" w:sz="4" w:space="0" w:color="auto"/>
+              <w:right w:val="single" w:sz="4" w:space="0" w:color="auto"/>
+            </w:tcBorders>
+            <w:vAlign w:val="center"/>
           </w:tcPr>
           <w:p>
             <w:pPr>
@@ -2620,18 +2872,10 @@
               <mc:AlternateContent>
                 <mc:Choice Requires="wps">
                   <w:drawing>
-                    <wp:anchor distT="0" distB="0" distL="114300" distR="114300" simplePos="0" relativeHeight="251735040" behindDoc="0" locked="0" layoutInCell="1" allowOverlap="1" wp14:anchorId="61DF49E1" wp14:editId="4E221CB9">
-                      <wp:simplePos x="0" y="0"/>
-                      <wp:positionH relativeFrom="column">
-                        <wp:posOffset>0</wp:posOffset>
-                      </wp:positionH>
-                      <wp:positionV relativeFrom="paragraph">
-                        <wp:posOffset>12700</wp:posOffset>
-                      </wp:positionV>
-                      <wp:extent cx="989330" cy="934720"/>
-                      <wp:effectExtent l="0" t="0" r="20320" b="17780"/>
-                      <wp:wrapTopAndBottom/>
-                      <wp:docPr id="114" name="Rectangle 114"/>
+                    <wp:inline distT="0" distB="0" distL="0" distR="0" wp14:anchorId="6E3003FE" wp14:editId="4316186A">
+                      <wp:extent cx="919429" cy="899795"/>
+                      <wp:effectExtent l="0" t="0" r="0" b="0"/>
+                      <wp:docPr id="45" name="Rectangle 167"/>
                       <wp:cNvGraphicFramePr/>
                       <a:graphic xmlns:a="http://schemas.openxmlformats.org/drawingml/2006/main">
                         <a:graphicData uri="http://schemas.microsoft.com/office/word/2010/wordprocessingShape">
@@ -2640,15 +2884,21 @@
                             <wps:spPr>
                               <a:xfrm>
                                 <a:off x="0" y="0"/>
-                                <a:ext cx="989330" cy="934720"/>
+                                <a:ext cx="919429" cy="899795"/>
                               </a:xfrm>
                               <a:prstGeom prst="rect">
                                 <a:avLst/>
                               </a:prstGeom>
                               <a:blipFill>
                                 <a:blip r:embed="rId5"/>
-                                <a:tile tx="0" ty="0" sx="100000" sy="100000" flip="none" algn="tl"/>
+                                <a:srcRect/>
+                                <a:stretch>
+                                  <a:fillRect l="470" t="-801" r="-494" b="778"/>
+                                </a:stretch>
                               </a:blipFill>
+                              <a:ln>
+                                <a:noFill/>
+                              </a:ln>
                             </wps:spPr>
                             <wps:style>
                               <a:lnRef idx="2">
@@ -2675,20 +2925,14 @@
                           </wps:wsp>
                         </a:graphicData>
                       </a:graphic>
-                      <wp14:sizeRelH relativeFrom="margin">
-                        <wp14:pctWidth>0</wp14:pctWidth>
-                      </wp14:sizeRelH>
-                      <wp14:sizeRelV relativeFrom="margin">
-                        <wp14:pctHeight>0</wp14:pctHeight>
-                      </wp14:sizeRelV>
-                    </wp:anchor>
+                    </wp:inline>
                   </w:drawing>
                 </mc:Choice>
                 <mc:Fallback>
                   <w:pict>
-                    <v:rect w14:anchorId="374BBD7F" id="Rectangle 114" o:spid="_x0000_s1026" style="position:absolute;margin-left:0;margin-top:1pt;width:77.9pt;height:73.6pt;z-index:251735040;visibility:visible;mso-wrap-style:square;mso-width-percent:0;mso-height-percent:0;mso-wrap-distance-left:9pt;mso-wrap-distance-top:0;mso-wrap-distance-right:9pt;mso-wrap-distance-bottom:0;mso-position-horizontal:absolute;mso-position-horizontal-relative:text;mso-position-vertical:absolute;mso-position-vertical-relative:text;mso-width-percent:0;mso-height-percent:0;mso-width-relative:margin;mso-height-relative:margin;v-text-anchor:middle" o:gfxdata="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" strokecolor="#1f3763 [1604]" strokeweight="1pt">
-                      <v:fill r:id="rId6" o:title="" recolor="t" rotate="t" type="tile"/>
-                      <w10:wrap type="topAndBottom"/>
+                    <v:rect w14:anchorId="5AC04FAF" id="Rectangle 167" o:spid="_x0000_s1026" style="width:72.4pt;height:70.85pt;visibility:visible;mso-wrap-style:square;mso-left-percent:-10001;mso-top-percent:-10001;mso-position-horizontal:absolute;mso-position-horizontal-relative:char;mso-position-vertical:absolute;mso-position-vertical-relative:line;mso-left-percent:-10001;mso-top-percent:-10001;v-text-anchor:middle" o:gfxdata="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" stroked="f" strokeweight="1pt">
+                      <v:fill r:id="rId6" o:title="" recolor="t" rotate="t" type="frame"/>
+                      <w10:anchorlock/>
                     </v:rect>
                   </w:pict>
                 </mc:Fallback>
@@ -2698,7 +2942,14 @@
         </w:tc>
         <w:tc>
           <w:tcPr>
-            <w:tcW w:w="284" w:type="dxa"/>
+            <w:tcW w:w="1459" w:type="dxa"/>
+            <w:tcBorders>
+              <w:top w:val="single" w:sz="4" w:space="0" w:color="auto"/>
+              <w:left w:val="single" w:sz="4" w:space="0" w:color="auto"/>
+              <w:bottom w:val="single" w:sz="4" w:space="0" w:color="auto"/>
+              <w:right w:val="single" w:sz="4" w:space="0" w:color="auto"/>
+            </w:tcBorders>
+            <w:vAlign w:val="center"/>
           </w:tcPr>
           <w:p>
             <w:pPr>
@@ -2719,18 +2970,10 @@
               <mc:AlternateContent>
                 <mc:Choice Requires="wps">
                   <w:drawing>
-                    <wp:anchor distT="0" distB="0" distL="114300" distR="114300" simplePos="0" relativeHeight="251792384" behindDoc="0" locked="0" layoutInCell="1" allowOverlap="1" wp14:anchorId="1FD700E3" wp14:editId="1649B6BF">
-                      <wp:simplePos x="0" y="0"/>
-                      <wp:positionH relativeFrom="column">
-                        <wp:posOffset>0</wp:posOffset>
-                      </wp:positionH>
-                      <wp:positionV relativeFrom="paragraph">
-                        <wp:posOffset>30480</wp:posOffset>
-                      </wp:positionV>
-                      <wp:extent cx="989330" cy="934720"/>
-                      <wp:effectExtent l="0" t="0" r="20320" b="17780"/>
-                      <wp:wrapTopAndBottom/>
-                      <wp:docPr id="142" name="Rectangle 142"/>
+                    <wp:inline distT="0" distB="0" distL="0" distR="0" wp14:anchorId="41B37F23" wp14:editId="1E213962">
+                      <wp:extent cx="921385" cy="899160"/>
+                      <wp:effectExtent l="0" t="0" r="12065" b="15240"/>
+                      <wp:docPr id="46" name="Rectangle 1"/>
                       <wp:cNvGraphicFramePr/>
                       <a:graphic xmlns:a="http://schemas.openxmlformats.org/drawingml/2006/main">
                         <a:graphicData uri="http://schemas.microsoft.com/office/word/2010/wordprocessingShape">
@@ -2739,15 +2982,19 @@
                             <wps:spPr>
                               <a:xfrm>
                                 <a:off x="0" y="0"/>
-                                <a:ext cx="989330" cy="934720"/>
+                                <a:ext cx="921385" cy="899160"/>
                               </a:xfrm>
                               <a:prstGeom prst="rect">
                                 <a:avLst/>
                               </a:prstGeom>
-                              <a:blipFill>
-                                <a:blip r:embed="rId7"/>
-                                <a:tile tx="0" ty="0" sx="100000" sy="100000" flip="none" algn="tl"/>
-                              </a:blipFill>
+                              <a:solidFill>
+                                <a:srgbClr val="463500"/>
+                              </a:solidFill>
+                              <a:ln>
+                                <a:solidFill>
+                                  <a:srgbClr val="463500"/>
+                                </a:solidFill>
+                              </a:ln>
                             </wps:spPr>
                             <wps:style>
                               <a:lnRef idx="2">
@@ -2774,20 +3021,13 @@
                           </wps:wsp>
                         </a:graphicData>
                       </a:graphic>
-                      <wp14:sizeRelH relativeFrom="margin">
-                        <wp14:pctWidth>0</wp14:pctWidth>
-                      </wp14:sizeRelH>
-                      <wp14:sizeRelV relativeFrom="margin">
-                        <wp14:pctHeight>0</wp14:pctHeight>
-                      </wp14:sizeRelV>
-                    </wp:anchor>
+                    </wp:inline>
                   </w:drawing>
                 </mc:Choice>
                 <mc:Fallback>
                   <w:pict>
-                    <v:rect w14:anchorId="3BA9A157" id="Rectangle 142" o:spid="_x0000_s1026" style="position:absolute;margin-left:0;margin-top:2.4pt;width:77.9pt;height:73.6pt;z-index:251792384;visibility:visible;mso-wrap-style:square;mso-width-percent:0;mso-height-percent:0;mso-wrap-distance-left:9pt;mso-wrap-distance-top:0;mso-wrap-distance-right:9pt;mso-wrap-distance-bottom:0;mso-position-horizontal:absolute;mso-position-horizontal-relative:text;mso-position-vertical:absolute;mso-position-vertical-relative:text;mso-width-percent:0;mso-height-percent:0;mso-width-relative:margin;mso-height-relative:margin;v-text-anchor:middle" o:gfxdata="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" strokecolor="#1f3763 [1604]" strokeweight="1pt">
-                      <v:fill r:id="rId8" o:title="" recolor="t" rotate="t" type="tile"/>
-                      <w10:wrap type="topAndBottom"/>
+                    <v:rect w14:anchorId="047426EB" id="Rectangle 1" o:spid="_x0000_s1026" style="width:72.55pt;height:70.8pt;visibility:visible;mso-wrap-style:square;mso-left-percent:-10001;mso-top-percent:-10001;mso-position-horizontal:absolute;mso-position-horizontal-relative:char;mso-position-vertical:absolute;mso-position-vertical-relative:line;mso-left-percent:-10001;mso-top-percent:-10001;v-text-anchor:middle" o:gfxdata="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" fillcolor="#463500" strokecolor="#463500" strokeweight="1pt">
+                      <w10:anchorlock/>
                     </v:rect>
                   </w:pict>
                 </mc:Fallback>
@@ -2797,7 +3037,14 @@
         </w:tc>
         <w:tc>
           <w:tcPr>
-            <w:tcW w:w="284" w:type="dxa"/>
+            <w:tcW w:w="1459" w:type="dxa"/>
+            <w:tcBorders>
+              <w:top w:val="single" w:sz="4" w:space="0" w:color="auto"/>
+              <w:left w:val="single" w:sz="4" w:space="0" w:color="auto"/>
+              <w:bottom w:val="single" w:sz="4" w:space="0" w:color="auto"/>
+              <w:right w:val="single" w:sz="4" w:space="0" w:color="auto"/>
+            </w:tcBorders>
+            <w:vAlign w:val="center"/>
           </w:tcPr>
           <w:p>
             <w:pPr>
@@ -2818,18 +3065,10 @@
               <mc:AlternateContent>
                 <mc:Choice Requires="wps">
                   <w:drawing>
-                    <wp:anchor distT="0" distB="0" distL="114300" distR="114300" simplePos="0" relativeHeight="251737088" behindDoc="0" locked="0" layoutInCell="1" allowOverlap="1" wp14:anchorId="683D761C" wp14:editId="18E8FD1F">
-                      <wp:simplePos x="0" y="0"/>
-                      <wp:positionH relativeFrom="column">
-                        <wp:posOffset>0</wp:posOffset>
-                      </wp:positionH>
-                      <wp:positionV relativeFrom="paragraph">
-                        <wp:posOffset>12700</wp:posOffset>
-                      </wp:positionV>
-                      <wp:extent cx="989330" cy="934720"/>
-                      <wp:effectExtent l="0" t="0" r="20320" b="17780"/>
-                      <wp:wrapTopAndBottom/>
-                      <wp:docPr id="115" name="Rectangle 115"/>
+                    <wp:inline distT="0" distB="0" distL="0" distR="0" wp14:anchorId="7BA32C01" wp14:editId="3DDC268A">
+                      <wp:extent cx="919429" cy="899795"/>
+                      <wp:effectExtent l="0" t="0" r="0" b="0"/>
+                      <wp:docPr id="47" name="Rectangle 167"/>
                       <wp:cNvGraphicFramePr/>
                       <a:graphic xmlns:a="http://schemas.openxmlformats.org/drawingml/2006/main">
                         <a:graphicData uri="http://schemas.microsoft.com/office/word/2010/wordprocessingShape">
@@ -2838,15 +3077,21 @@
                             <wps:spPr>
                               <a:xfrm>
                                 <a:off x="0" y="0"/>
-                                <a:ext cx="989330" cy="934720"/>
+                                <a:ext cx="919429" cy="899795"/>
                               </a:xfrm>
                               <a:prstGeom prst="rect">
                                 <a:avLst/>
                               </a:prstGeom>
                               <a:blipFill>
                                 <a:blip r:embed="rId5"/>
-                                <a:tile tx="0" ty="0" sx="100000" sy="100000" flip="none" algn="tl"/>
+                                <a:srcRect/>
+                                <a:stretch>
+                                  <a:fillRect l="470" t="-801" r="-494" b="778"/>
+                                </a:stretch>
                               </a:blipFill>
+                              <a:ln>
+                                <a:noFill/>
+                              </a:ln>
                             </wps:spPr>
                             <wps:style>
                               <a:lnRef idx="2">
@@ -2873,20 +3118,14 @@
                           </wps:wsp>
                         </a:graphicData>
                       </a:graphic>
-                      <wp14:sizeRelH relativeFrom="margin">
-                        <wp14:pctWidth>0</wp14:pctWidth>
-                      </wp14:sizeRelH>
-                      <wp14:sizeRelV relativeFrom="margin">
-                        <wp14:pctHeight>0</wp14:pctHeight>
-                      </wp14:sizeRelV>
-                    </wp:anchor>
+                    </wp:inline>
                   </w:drawing>
                 </mc:Choice>
                 <mc:Fallback>
                   <w:pict>
-                    <v:rect w14:anchorId="4EF1DB39" id="Rectangle 115" o:spid="_x0000_s1026" style="position:absolute;margin-left:0;margin-top:1pt;width:77.9pt;height:73.6pt;z-index:251737088;visibility:visible;mso-wrap-style:square;mso-width-percent:0;mso-height-percent:0;mso-wrap-distance-left:9pt;mso-wrap-distance-top:0;mso-wrap-distance-right:9pt;mso-wrap-distance-bottom:0;mso-position-horizontal:absolute;mso-position-horizontal-relative:text;mso-position-vertical:absolute;mso-position-vertical-relative:text;mso-width-percent:0;mso-height-percent:0;mso-width-relative:margin;mso-height-relative:margin;v-text-anchor:middle" o:gfxdata="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" strokecolor="#1f3763 [1604]" strokeweight="1pt">
-                      <v:fill r:id="rId6" o:title="" recolor="t" rotate="t" type="tile"/>
-                      <w10:wrap type="topAndBottom"/>
+                    <v:rect w14:anchorId="602CDB30" id="Rectangle 167" o:spid="_x0000_s1026" style="width:72.4pt;height:70.85pt;visibility:visible;mso-wrap-style:square;mso-left-percent:-10001;mso-top-percent:-10001;mso-position-horizontal:absolute;mso-position-horizontal-relative:char;mso-position-vertical:absolute;mso-position-vertical-relative:line;mso-left-percent:-10001;mso-top-percent:-10001;v-text-anchor:middle" o:gfxdata="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" stroked="f" strokeweight="1pt">
+                      <v:fill r:id="rId6" o:title="" recolor="t" rotate="t" type="frame"/>
+                      <w10:anchorlock/>
                     </v:rect>
                   </w:pict>
                 </mc:Fallback>
@@ -2896,7 +3135,14 @@
         </w:tc>
         <w:tc>
           <w:tcPr>
-            <w:tcW w:w="284" w:type="dxa"/>
+            <w:tcW w:w="1459" w:type="dxa"/>
+            <w:tcBorders>
+              <w:top w:val="single" w:sz="4" w:space="0" w:color="auto"/>
+              <w:left w:val="single" w:sz="4" w:space="0" w:color="auto"/>
+              <w:bottom w:val="single" w:sz="4" w:space="0" w:color="auto"/>
+              <w:right w:val="single" w:sz="4" w:space="0" w:color="auto"/>
+            </w:tcBorders>
+            <w:vAlign w:val="center"/>
           </w:tcPr>
           <w:p>
             <w:pPr>
@@ -2917,18 +3163,10 @@
               <mc:AlternateContent>
                 <mc:Choice Requires="wps">
                   <w:drawing>
-                    <wp:anchor distT="0" distB="0" distL="114300" distR="114300" simplePos="0" relativeHeight="251794432" behindDoc="0" locked="0" layoutInCell="1" allowOverlap="1" wp14:anchorId="4FEB47D8" wp14:editId="10301811">
-                      <wp:simplePos x="0" y="0"/>
-                      <wp:positionH relativeFrom="column">
-                        <wp:posOffset>0</wp:posOffset>
-                      </wp:positionH>
-                      <wp:positionV relativeFrom="paragraph">
-                        <wp:posOffset>30480</wp:posOffset>
-                      </wp:positionV>
-                      <wp:extent cx="989330" cy="934720"/>
-                      <wp:effectExtent l="0" t="0" r="20320" b="17780"/>
-                      <wp:wrapTopAndBottom/>
-                      <wp:docPr id="143" name="Rectangle 143"/>
+                    <wp:inline distT="0" distB="0" distL="0" distR="0" wp14:anchorId="41BF3F7E" wp14:editId="60F3A9ED">
+                      <wp:extent cx="921385" cy="899160"/>
+                      <wp:effectExtent l="0" t="0" r="12065" b="15240"/>
+                      <wp:docPr id="48" name="Rectangle 1"/>
                       <wp:cNvGraphicFramePr/>
                       <a:graphic xmlns:a="http://schemas.openxmlformats.org/drawingml/2006/main">
                         <a:graphicData uri="http://schemas.microsoft.com/office/word/2010/wordprocessingShape">
@@ -2937,15 +3175,19 @@
                             <wps:spPr>
                               <a:xfrm>
                                 <a:off x="0" y="0"/>
-                                <a:ext cx="989330" cy="934720"/>
+                                <a:ext cx="921385" cy="899160"/>
                               </a:xfrm>
                               <a:prstGeom prst="rect">
                                 <a:avLst/>
                               </a:prstGeom>
-                              <a:blipFill>
-                                <a:blip r:embed="rId7"/>
-                                <a:tile tx="0" ty="0" sx="100000" sy="100000" flip="none" algn="tl"/>
-                              </a:blipFill>
+                              <a:solidFill>
+                                <a:srgbClr val="463500"/>
+                              </a:solidFill>
+                              <a:ln>
+                                <a:solidFill>
+                                  <a:srgbClr val="463500"/>
+                                </a:solidFill>
+                              </a:ln>
                             </wps:spPr>
                             <wps:style>
                               <a:lnRef idx="2">
@@ -2972,20 +3214,13 @@
                           </wps:wsp>
                         </a:graphicData>
                       </a:graphic>
-                      <wp14:sizeRelH relativeFrom="margin">
-                        <wp14:pctWidth>0</wp14:pctWidth>
-                      </wp14:sizeRelH>
-                      <wp14:sizeRelV relativeFrom="margin">
-                        <wp14:pctHeight>0</wp14:pctHeight>
-                      </wp14:sizeRelV>
-                    </wp:anchor>
+                    </wp:inline>
                   </w:drawing>
                 </mc:Choice>
                 <mc:Fallback>
                   <w:pict>
-                    <v:rect w14:anchorId="3D214620" id="Rectangle 143" o:spid="_x0000_s1026" style="position:absolute;margin-left:0;margin-top:2.4pt;width:77.9pt;height:73.6pt;z-index:251794432;visibility:visible;mso-wrap-style:square;mso-width-percent:0;mso-height-percent:0;mso-wrap-distance-left:9pt;mso-wrap-distance-top:0;mso-wrap-distance-right:9pt;mso-wrap-distance-bottom:0;mso-position-horizontal:absolute;mso-position-horizontal-relative:text;mso-position-vertical:absolute;mso-position-vertical-relative:text;mso-width-percent:0;mso-height-percent:0;mso-width-relative:margin;mso-height-relative:margin;v-text-anchor:middle" o:gfxdata="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" strokecolor="#1f3763 [1604]" strokeweight="1pt">
-                      <v:fill r:id="rId8" o:title="" recolor="t" rotate="t" type="tile"/>
-                      <w10:wrap type="topAndBottom"/>
+                    <v:rect w14:anchorId="3EEBDE04" id="Rectangle 1" o:spid="_x0000_s1026" style="width:72.55pt;height:70.8pt;visibility:visible;mso-wrap-style:square;mso-left-percent:-10001;mso-top-percent:-10001;mso-position-horizontal:absolute;mso-position-horizontal-relative:char;mso-position-vertical:absolute;mso-position-vertical-relative:line;mso-left-percent:-10001;mso-top-percent:-10001;v-text-anchor:middle" o:gfxdata="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" fillcolor="#463500" strokecolor="#463500" strokeweight="1pt">
+                      <w10:anchorlock/>
                     </v:rect>
                   </w:pict>
                 </mc:Fallback>
@@ -2993,15 +3228,16 @@
             </w:r>
           </w:p>
         </w:tc>
-      </w:tr>
-      <w:tr>
-        <w:trPr>
-          <w:trHeight w:hRule="exact" w:val="1474"/>
-          <w:jc w:val="center"/>
-        </w:trPr>
-        <w:tc>
-          <w:tcPr>
-            <w:tcW w:w="284" w:type="dxa"/>
+        <w:tc>
+          <w:tcPr>
+            <w:tcW w:w="1459" w:type="dxa"/>
+            <w:tcBorders>
+              <w:top w:val="single" w:sz="4" w:space="0" w:color="auto"/>
+              <w:left w:val="single" w:sz="4" w:space="0" w:color="auto"/>
+              <w:bottom w:val="single" w:sz="4" w:space="0" w:color="auto"/>
+              <w:right w:val="single" w:sz="4" w:space="0" w:color="auto"/>
+            </w:tcBorders>
+            <w:vAlign w:val="center"/>
           </w:tcPr>
           <w:p>
             <w:pPr>
@@ -3022,18 +3258,10 @@
               <mc:AlternateContent>
                 <mc:Choice Requires="wps">
                   <w:drawing>
-                    <wp:anchor distT="0" distB="0" distL="114300" distR="114300" simplePos="0" relativeHeight="251739136" behindDoc="0" locked="0" layoutInCell="1" allowOverlap="1" wp14:anchorId="4C7D262B" wp14:editId="782E17F5">
-                      <wp:simplePos x="0" y="0"/>
-                      <wp:positionH relativeFrom="column">
-                        <wp:posOffset>0</wp:posOffset>
-                      </wp:positionH>
-                      <wp:positionV relativeFrom="paragraph">
-                        <wp:posOffset>15875</wp:posOffset>
-                      </wp:positionV>
-                      <wp:extent cx="989330" cy="934720"/>
-                      <wp:effectExtent l="0" t="0" r="20320" b="17780"/>
-                      <wp:wrapTopAndBottom/>
-                      <wp:docPr id="116" name="Rectangle 116"/>
+                    <wp:inline distT="0" distB="0" distL="0" distR="0" wp14:anchorId="7ECACB2D" wp14:editId="44E174A2">
+                      <wp:extent cx="919429" cy="899795"/>
+                      <wp:effectExtent l="0" t="0" r="0" b="0"/>
+                      <wp:docPr id="49" name="Rectangle 167"/>
                       <wp:cNvGraphicFramePr/>
                       <a:graphic xmlns:a="http://schemas.openxmlformats.org/drawingml/2006/main">
                         <a:graphicData uri="http://schemas.microsoft.com/office/word/2010/wordprocessingShape">
@@ -3042,15 +3270,21 @@
                             <wps:spPr>
                               <a:xfrm>
                                 <a:off x="0" y="0"/>
-                                <a:ext cx="989330" cy="934720"/>
+                                <a:ext cx="919429" cy="899795"/>
                               </a:xfrm>
                               <a:prstGeom prst="rect">
                                 <a:avLst/>
                               </a:prstGeom>
                               <a:blipFill>
                                 <a:blip r:embed="rId5"/>
-                                <a:tile tx="0" ty="0" sx="100000" sy="100000" flip="none" algn="tl"/>
+                                <a:srcRect/>
+                                <a:stretch>
+                                  <a:fillRect l="470" t="-801" r="-494" b="778"/>
+                                </a:stretch>
                               </a:blipFill>
+                              <a:ln>
+                                <a:noFill/>
+                              </a:ln>
                             </wps:spPr>
                             <wps:style>
                               <a:lnRef idx="2">
@@ -3077,20 +3311,14 @@
                           </wps:wsp>
                         </a:graphicData>
                       </a:graphic>
-                      <wp14:sizeRelH relativeFrom="margin">
-                        <wp14:pctWidth>0</wp14:pctWidth>
-                      </wp14:sizeRelH>
-                      <wp14:sizeRelV relativeFrom="margin">
-                        <wp14:pctHeight>0</wp14:pctHeight>
-                      </wp14:sizeRelV>
-                    </wp:anchor>
+                    </wp:inline>
                   </w:drawing>
                 </mc:Choice>
                 <mc:Fallback>
                   <w:pict>
-                    <v:rect w14:anchorId="7FDCEA08" id="Rectangle 116" o:spid="_x0000_s1026" style="position:absolute;margin-left:0;margin-top:1.25pt;width:77.9pt;height:73.6pt;z-index:251739136;visibility:visible;mso-wrap-style:square;mso-width-percent:0;mso-height-percent:0;mso-wrap-distance-left:9pt;mso-wrap-distance-top:0;mso-wrap-distance-right:9pt;mso-wrap-distance-bottom:0;mso-position-horizontal:absolute;mso-position-horizontal-relative:text;mso-position-vertical:absolute;mso-position-vertical-relative:text;mso-width-percent:0;mso-height-percent:0;mso-width-relative:margin;mso-height-relative:margin;v-text-anchor:middle" o:gfxdata="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" strokecolor="#1f3763 [1604]" strokeweight="1pt">
-                      <v:fill r:id="rId6" o:title="" recolor="t" rotate="t" type="tile"/>
-                      <w10:wrap type="topAndBottom"/>
+                    <v:rect w14:anchorId="0751EA0C" id="Rectangle 167" o:spid="_x0000_s1026" style="width:72.4pt;height:70.85pt;visibility:visible;mso-wrap-style:square;mso-left-percent:-10001;mso-top-percent:-10001;mso-position-horizontal:absolute;mso-position-horizontal-relative:char;mso-position-vertical:absolute;mso-position-vertical-relative:line;mso-left-percent:-10001;mso-top-percent:-10001;v-text-anchor:middle" o:gfxdata="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" stroked="f" strokeweight="1pt">
+                      <v:fill r:id="rId6" o:title="" recolor="t" rotate="t" type="frame"/>
+                      <w10:anchorlock/>
                     </v:rect>
                   </w:pict>
                 </mc:Fallback>
@@ -3100,7 +3328,14 @@
         </w:tc>
         <w:tc>
           <w:tcPr>
-            <w:tcW w:w="284" w:type="dxa"/>
+            <w:tcW w:w="1459" w:type="dxa"/>
+            <w:tcBorders>
+              <w:top w:val="single" w:sz="4" w:space="0" w:color="auto"/>
+              <w:left w:val="single" w:sz="4" w:space="0" w:color="auto"/>
+              <w:bottom w:val="single" w:sz="4" w:space="0" w:color="auto"/>
+              <w:right w:val="single" w:sz="4" w:space="0" w:color="auto"/>
+            </w:tcBorders>
+            <w:vAlign w:val="center"/>
           </w:tcPr>
           <w:p>
             <w:pPr>
@@ -3121,18 +3356,10 @@
               <mc:AlternateContent>
                 <mc:Choice Requires="wps">
                   <w:drawing>
-                    <wp:anchor distT="0" distB="0" distL="114300" distR="114300" simplePos="0" relativeHeight="251796480" behindDoc="0" locked="0" layoutInCell="1" allowOverlap="1" wp14:anchorId="531A0C9D" wp14:editId="2962CC50">
-                      <wp:simplePos x="0" y="0"/>
-                      <wp:positionH relativeFrom="column">
-                        <wp:posOffset>0</wp:posOffset>
-                      </wp:positionH>
-                      <wp:positionV relativeFrom="paragraph">
-                        <wp:posOffset>28575</wp:posOffset>
-                      </wp:positionV>
-                      <wp:extent cx="989330" cy="934720"/>
-                      <wp:effectExtent l="0" t="0" r="20320" b="17780"/>
-                      <wp:wrapTopAndBottom/>
-                      <wp:docPr id="144" name="Rectangle 144"/>
+                    <wp:inline distT="0" distB="0" distL="0" distR="0" wp14:anchorId="18444B49" wp14:editId="0F090098">
+                      <wp:extent cx="921385" cy="899160"/>
+                      <wp:effectExtent l="0" t="0" r="12065" b="15240"/>
+                      <wp:docPr id="50" name="Rectangle 1"/>
                       <wp:cNvGraphicFramePr/>
                       <a:graphic xmlns:a="http://schemas.openxmlformats.org/drawingml/2006/main">
                         <a:graphicData uri="http://schemas.microsoft.com/office/word/2010/wordprocessingShape">
@@ -3141,15 +3368,19 @@
                             <wps:spPr>
                               <a:xfrm>
                                 <a:off x="0" y="0"/>
-                                <a:ext cx="989330" cy="934720"/>
+                                <a:ext cx="921385" cy="899160"/>
                               </a:xfrm>
                               <a:prstGeom prst="rect">
                                 <a:avLst/>
                               </a:prstGeom>
-                              <a:blipFill>
-                                <a:blip r:embed="rId7"/>
-                                <a:tile tx="0" ty="0" sx="100000" sy="100000" flip="none" algn="tl"/>
-                              </a:blipFill>
+                              <a:solidFill>
+                                <a:srgbClr val="463500"/>
+                              </a:solidFill>
+                              <a:ln>
+                                <a:solidFill>
+                                  <a:srgbClr val="463500"/>
+                                </a:solidFill>
+                              </a:ln>
                             </wps:spPr>
                             <wps:style>
                               <a:lnRef idx="2">
@@ -3176,20 +3407,13 @@
                           </wps:wsp>
                         </a:graphicData>
                       </a:graphic>
-                      <wp14:sizeRelH relativeFrom="margin">
-                        <wp14:pctWidth>0</wp14:pctWidth>
-                      </wp14:sizeRelH>
-                      <wp14:sizeRelV relativeFrom="margin">
-                        <wp14:pctHeight>0</wp14:pctHeight>
-                      </wp14:sizeRelV>
-                    </wp:anchor>
+                    </wp:inline>
                   </w:drawing>
                 </mc:Choice>
                 <mc:Fallback>
                   <w:pict>
-                    <v:rect w14:anchorId="6A5908CF" id="Rectangle 144" o:spid="_x0000_s1026" style="position:absolute;margin-left:0;margin-top:2.25pt;width:77.9pt;height:73.6pt;z-index:251796480;visibility:visible;mso-wrap-style:square;mso-width-percent:0;mso-height-percent:0;mso-wrap-distance-left:9pt;mso-wrap-distance-top:0;mso-wrap-distance-right:9pt;mso-wrap-distance-bottom:0;mso-position-horizontal:absolute;mso-position-horizontal-relative:text;mso-position-vertical:absolute;mso-position-vertical-relative:text;mso-width-percent:0;mso-height-percent:0;mso-width-relative:margin;mso-height-relative:margin;v-text-anchor:middle" o:gfxdata="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" strokecolor="#1f3763 [1604]" strokeweight="1pt">
-                      <v:fill r:id="rId8" o:title="" recolor="t" rotate="t" type="tile"/>
-                      <w10:wrap type="topAndBottom"/>
+                    <v:rect w14:anchorId="1D318B73" id="Rectangle 1" o:spid="_x0000_s1026" style="width:72.55pt;height:70.8pt;visibility:visible;mso-wrap-style:square;mso-left-percent:-10001;mso-top-percent:-10001;mso-position-horizontal:absolute;mso-position-horizontal-relative:char;mso-position-vertical:absolute;mso-position-vertical-relative:line;mso-left-percent:-10001;mso-top-percent:-10001;v-text-anchor:middle" o:gfxdata="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" fillcolor="#463500" strokecolor="#463500" strokeweight="1pt">
+                      <w10:anchorlock/>
                     </v:rect>
                   </w:pict>
                 </mc:Fallback>
@@ -3197,9 +3421,22 @@
             </w:r>
           </w:p>
         </w:tc>
-        <w:tc>
-          <w:tcPr>
-            <w:tcW w:w="284" w:type="dxa"/>
+      </w:tr>
+      <w:tr>
+        <w:trPr>
+          <w:trHeight w:hRule="exact" w:val="1418"/>
+          <w:jc w:val="center"/>
+        </w:trPr>
+        <w:tc>
+          <w:tcPr>
+            <w:tcW w:w="1458" w:type="dxa"/>
+            <w:tcBorders>
+              <w:top w:val="single" w:sz="4" w:space="0" w:color="auto"/>
+              <w:left w:val="single" w:sz="4" w:space="0" w:color="auto"/>
+              <w:bottom w:val="single" w:sz="4" w:space="0" w:color="auto"/>
+              <w:right w:val="single" w:sz="4" w:space="0" w:color="auto"/>
+            </w:tcBorders>
+            <w:vAlign w:val="center"/>
           </w:tcPr>
           <w:p>
             <w:pPr>
@@ -3220,18 +3457,10 @@
               <mc:AlternateContent>
                 <mc:Choice Requires="wps">
                   <w:drawing>
-                    <wp:anchor distT="0" distB="0" distL="114300" distR="114300" simplePos="0" relativeHeight="251741184" behindDoc="0" locked="0" layoutInCell="1" allowOverlap="1" wp14:anchorId="6A5C62DB" wp14:editId="75496697">
-                      <wp:simplePos x="0" y="0"/>
-                      <wp:positionH relativeFrom="column">
-                        <wp:posOffset>0</wp:posOffset>
-                      </wp:positionH>
-                      <wp:positionV relativeFrom="paragraph">
-                        <wp:posOffset>15875</wp:posOffset>
-                      </wp:positionV>
-                      <wp:extent cx="989330" cy="934720"/>
-                      <wp:effectExtent l="0" t="0" r="20320" b="17780"/>
-                      <wp:wrapTopAndBottom/>
-                      <wp:docPr id="117" name="Rectangle 117"/>
+                    <wp:inline distT="0" distB="0" distL="0" distR="0" wp14:anchorId="4D83E3D6" wp14:editId="57C86F2B">
+                      <wp:extent cx="921385" cy="899160"/>
+                      <wp:effectExtent l="0" t="0" r="12065" b="15240"/>
+                      <wp:docPr id="51" name="Rectangle 1"/>
                       <wp:cNvGraphicFramePr/>
                       <a:graphic xmlns:a="http://schemas.openxmlformats.org/drawingml/2006/main">
                         <a:graphicData uri="http://schemas.microsoft.com/office/word/2010/wordprocessingShape">
@@ -3240,15 +3469,19 @@
                             <wps:spPr>
                               <a:xfrm>
                                 <a:off x="0" y="0"/>
-                                <a:ext cx="989330" cy="934720"/>
+                                <a:ext cx="921385" cy="899160"/>
                               </a:xfrm>
                               <a:prstGeom prst="rect">
                                 <a:avLst/>
                               </a:prstGeom>
-                              <a:blipFill>
-                                <a:blip r:embed="rId5"/>
-                                <a:tile tx="0" ty="0" sx="100000" sy="100000" flip="none" algn="tl"/>
-                              </a:blipFill>
+                              <a:solidFill>
+                                <a:srgbClr val="463500"/>
+                              </a:solidFill>
+                              <a:ln>
+                                <a:solidFill>
+                                  <a:srgbClr val="463500"/>
+                                </a:solidFill>
+                              </a:ln>
                             </wps:spPr>
                             <wps:style>
                               <a:lnRef idx="2">
@@ -3275,20 +3508,13 @@
                           </wps:wsp>
                         </a:graphicData>
                       </a:graphic>
-                      <wp14:sizeRelH relativeFrom="margin">
-                        <wp14:pctWidth>0</wp14:pctWidth>
-                      </wp14:sizeRelH>
-                      <wp14:sizeRelV relativeFrom="margin">
-                        <wp14:pctHeight>0</wp14:pctHeight>
-                      </wp14:sizeRelV>
-                    </wp:anchor>
+                    </wp:inline>
                   </w:drawing>
                 </mc:Choice>
                 <mc:Fallback>
                   <w:pict>
-                    <v:rect w14:anchorId="06007A94" id="Rectangle 117" o:spid="_x0000_s1026" style="position:absolute;margin-left:0;margin-top:1.25pt;width:77.9pt;height:73.6pt;z-index:251741184;visibility:visible;mso-wrap-style:square;mso-width-percent:0;mso-height-percent:0;mso-wrap-distance-left:9pt;mso-wrap-distance-top:0;mso-wrap-distance-right:9pt;mso-wrap-distance-bottom:0;mso-position-horizontal:absolute;mso-position-horizontal-relative:text;mso-position-vertical:absolute;mso-position-vertical-relative:text;mso-width-percent:0;mso-height-percent:0;mso-width-relative:margin;mso-height-relative:margin;v-text-anchor:middle" o:gfxdata="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" strokecolor="#1f3763 [1604]" strokeweight="1pt">
-                      <v:fill r:id="rId6" o:title="" recolor="t" rotate="t" type="tile"/>
-                      <w10:wrap type="topAndBottom"/>
+                    <v:rect w14:anchorId="271ED2EA" id="Rectangle 1" o:spid="_x0000_s1026" style="width:72.55pt;height:70.8pt;visibility:visible;mso-wrap-style:square;mso-left-percent:-10001;mso-top-percent:-10001;mso-position-horizontal:absolute;mso-position-horizontal-relative:char;mso-position-vertical:absolute;mso-position-vertical-relative:line;mso-left-percent:-10001;mso-top-percent:-10001;v-text-anchor:middle" o:gfxdata="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" fillcolor="#463500" strokecolor="#463500" strokeweight="1pt">
+                      <w10:anchorlock/>
                     </v:rect>
                   </w:pict>
                 </mc:Fallback>
@@ -3298,7 +3524,14 @@
         </w:tc>
         <w:tc>
           <w:tcPr>
-            <w:tcW w:w="284" w:type="dxa"/>
+            <w:tcW w:w="1458" w:type="dxa"/>
+            <w:tcBorders>
+              <w:top w:val="single" w:sz="4" w:space="0" w:color="auto"/>
+              <w:left w:val="single" w:sz="4" w:space="0" w:color="auto"/>
+              <w:bottom w:val="single" w:sz="4" w:space="0" w:color="auto"/>
+              <w:right w:val="single" w:sz="4" w:space="0" w:color="auto"/>
+            </w:tcBorders>
+            <w:vAlign w:val="center"/>
           </w:tcPr>
           <w:p>
             <w:pPr>
@@ -3319,18 +3552,10 @@
               <mc:AlternateContent>
                 <mc:Choice Requires="wps">
                   <w:drawing>
-                    <wp:anchor distT="0" distB="0" distL="114300" distR="114300" simplePos="0" relativeHeight="251798528" behindDoc="0" locked="0" layoutInCell="1" allowOverlap="1" wp14:anchorId="41956E3A" wp14:editId="1CB275BF">
-                      <wp:simplePos x="0" y="0"/>
-                      <wp:positionH relativeFrom="column">
-                        <wp:posOffset>0</wp:posOffset>
-                      </wp:positionH>
-                      <wp:positionV relativeFrom="paragraph">
-                        <wp:posOffset>28575</wp:posOffset>
-                      </wp:positionV>
-                      <wp:extent cx="989330" cy="934720"/>
-                      <wp:effectExtent l="0" t="0" r="20320" b="17780"/>
-                      <wp:wrapTopAndBottom/>
-                      <wp:docPr id="145" name="Rectangle 145"/>
+                    <wp:inline distT="0" distB="0" distL="0" distR="0" wp14:anchorId="3F5DAA13" wp14:editId="0752727F">
+                      <wp:extent cx="919429" cy="899795"/>
+                      <wp:effectExtent l="0" t="0" r="0" b="0"/>
+                      <wp:docPr id="52" name="Rectangle 167"/>
                       <wp:cNvGraphicFramePr/>
                       <a:graphic xmlns:a="http://schemas.openxmlformats.org/drawingml/2006/main">
                         <a:graphicData uri="http://schemas.microsoft.com/office/word/2010/wordprocessingShape">
@@ -3339,15 +3564,21 @@
                             <wps:spPr>
                               <a:xfrm>
                                 <a:off x="0" y="0"/>
-                                <a:ext cx="989330" cy="934720"/>
+                                <a:ext cx="919429" cy="899795"/>
                               </a:xfrm>
                               <a:prstGeom prst="rect">
                                 <a:avLst/>
                               </a:prstGeom>
                               <a:blipFill>
-                                <a:blip r:embed="rId7"/>
-                                <a:tile tx="0" ty="0" sx="100000" sy="100000" flip="none" algn="tl"/>
+                                <a:blip r:embed="rId5"/>
+                                <a:srcRect/>
+                                <a:stretch>
+                                  <a:fillRect l="470" t="-801" r="-494" b="778"/>
+                                </a:stretch>
                               </a:blipFill>
+                              <a:ln>
+                                <a:noFill/>
+                              </a:ln>
                             </wps:spPr>
                             <wps:style>
                               <a:lnRef idx="2">
@@ -3374,20 +3605,14 @@
                           </wps:wsp>
                         </a:graphicData>
                       </a:graphic>
-                      <wp14:sizeRelH relativeFrom="margin">
-                        <wp14:pctWidth>0</wp14:pctWidth>
-                      </wp14:sizeRelH>
-                      <wp14:sizeRelV relativeFrom="margin">
-                        <wp14:pctHeight>0</wp14:pctHeight>
-                      </wp14:sizeRelV>
-                    </wp:anchor>
+                    </wp:inline>
                   </w:drawing>
                 </mc:Choice>
                 <mc:Fallback>
                   <w:pict>
-                    <v:rect w14:anchorId="647AD2A1" id="Rectangle 145" o:spid="_x0000_s1026" style="position:absolute;margin-left:0;margin-top:2.25pt;width:77.9pt;height:73.6pt;z-index:251798528;visibility:visible;mso-wrap-style:square;mso-width-percent:0;mso-height-percent:0;mso-wrap-distance-left:9pt;mso-wrap-distance-top:0;mso-wrap-distance-right:9pt;mso-wrap-distance-bottom:0;mso-position-horizontal:absolute;mso-position-horizontal-relative:text;mso-position-vertical:absolute;mso-position-vertical-relative:text;mso-width-percent:0;mso-height-percent:0;mso-width-relative:margin;mso-height-relative:margin;v-text-anchor:middle" o:gfxdata="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" strokecolor="#1f3763 [1604]" strokeweight="1pt">
-                      <v:fill r:id="rId8" o:title="" recolor="t" rotate="t" type="tile"/>
-                      <w10:wrap type="topAndBottom"/>
+                    <v:rect w14:anchorId="06F9D4E2" id="Rectangle 167" o:spid="_x0000_s1026" style="width:72.4pt;height:70.85pt;visibility:visible;mso-wrap-style:square;mso-left-percent:-10001;mso-top-percent:-10001;mso-position-horizontal:absolute;mso-position-horizontal-relative:char;mso-position-vertical:absolute;mso-position-vertical-relative:line;mso-left-percent:-10001;mso-top-percent:-10001;v-text-anchor:middle" o:gfxdata="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" stroked="f" strokeweight="1pt">
+                      <v:fill r:id="rId6" o:title="" recolor="t" rotate="t" type="frame"/>
+                      <w10:anchorlock/>
                     </v:rect>
                   </w:pict>
                 </mc:Fallback>
@@ -3397,7 +3622,14 @@
         </w:tc>
         <w:tc>
           <w:tcPr>
-            <w:tcW w:w="284" w:type="dxa"/>
+            <w:tcW w:w="1459" w:type="dxa"/>
+            <w:tcBorders>
+              <w:top w:val="single" w:sz="4" w:space="0" w:color="auto"/>
+              <w:left w:val="single" w:sz="4" w:space="0" w:color="auto"/>
+              <w:bottom w:val="single" w:sz="4" w:space="0" w:color="auto"/>
+              <w:right w:val="single" w:sz="4" w:space="0" w:color="auto"/>
+            </w:tcBorders>
+            <w:vAlign w:val="center"/>
           </w:tcPr>
           <w:p>
             <w:pPr>
@@ -3418,18 +3650,10 @@
               <mc:AlternateContent>
                 <mc:Choice Requires="wps">
                   <w:drawing>
-                    <wp:anchor distT="0" distB="0" distL="114300" distR="114300" simplePos="0" relativeHeight="251743232" behindDoc="0" locked="0" layoutInCell="1" allowOverlap="1" wp14:anchorId="1D8B959A" wp14:editId="0EF6F04B">
-                      <wp:simplePos x="0" y="0"/>
-                      <wp:positionH relativeFrom="column">
-                        <wp:posOffset>0</wp:posOffset>
-                      </wp:positionH>
-                      <wp:positionV relativeFrom="paragraph">
-                        <wp:posOffset>15875</wp:posOffset>
-                      </wp:positionV>
-                      <wp:extent cx="989330" cy="934720"/>
-                      <wp:effectExtent l="0" t="0" r="20320" b="17780"/>
-                      <wp:wrapTopAndBottom/>
-                      <wp:docPr id="118" name="Rectangle 118"/>
+                    <wp:inline distT="0" distB="0" distL="0" distR="0" wp14:anchorId="00FF3294" wp14:editId="59441355">
+                      <wp:extent cx="921385" cy="899160"/>
+                      <wp:effectExtent l="0" t="0" r="12065" b="15240"/>
+                      <wp:docPr id="53" name="Rectangle 1"/>
                       <wp:cNvGraphicFramePr/>
                       <a:graphic xmlns:a="http://schemas.openxmlformats.org/drawingml/2006/main">
                         <a:graphicData uri="http://schemas.microsoft.com/office/word/2010/wordprocessingShape">
@@ -3438,15 +3662,19 @@
                             <wps:spPr>
                               <a:xfrm>
                                 <a:off x="0" y="0"/>
-                                <a:ext cx="989330" cy="934720"/>
+                                <a:ext cx="921385" cy="899160"/>
                               </a:xfrm>
                               <a:prstGeom prst="rect">
                                 <a:avLst/>
                               </a:prstGeom>
-                              <a:blipFill>
-                                <a:blip r:embed="rId5"/>
-                                <a:tile tx="0" ty="0" sx="100000" sy="100000" flip="none" algn="tl"/>
-                              </a:blipFill>
+                              <a:solidFill>
+                                <a:srgbClr val="463500"/>
+                              </a:solidFill>
+                              <a:ln>
+                                <a:solidFill>
+                                  <a:srgbClr val="463500"/>
+                                </a:solidFill>
+                              </a:ln>
                             </wps:spPr>
                             <wps:style>
                               <a:lnRef idx="2">
@@ -3473,20 +3701,13 @@
                           </wps:wsp>
                         </a:graphicData>
                       </a:graphic>
-                      <wp14:sizeRelH relativeFrom="margin">
-                        <wp14:pctWidth>0</wp14:pctWidth>
-                      </wp14:sizeRelH>
-                      <wp14:sizeRelV relativeFrom="margin">
-                        <wp14:pctHeight>0</wp14:pctHeight>
-                      </wp14:sizeRelV>
-                    </wp:anchor>
+                    </wp:inline>
                   </w:drawing>
                 </mc:Choice>
                 <mc:Fallback>
                   <w:pict>
-                    <v:rect w14:anchorId="7E53ACD6" id="Rectangle 118" o:spid="_x0000_s1026" style="position:absolute;margin-left:0;margin-top:1.25pt;width:77.9pt;height:73.6pt;z-index:251743232;visibility:visible;mso-wrap-style:square;mso-width-percent:0;mso-height-percent:0;mso-wrap-distance-left:9pt;mso-wrap-distance-top:0;mso-wrap-distance-right:9pt;mso-wrap-distance-bottom:0;mso-position-horizontal:absolute;mso-position-horizontal-relative:text;mso-position-vertical:absolute;mso-position-vertical-relative:text;mso-width-percent:0;mso-height-percent:0;mso-width-relative:margin;mso-height-relative:margin;v-text-anchor:middle" o:gfxdata="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" strokecolor="#1f3763 [1604]" strokeweight="1pt">
-                      <v:fill r:id="rId6" o:title="" recolor="t" rotate="t" type="tile"/>
-                      <w10:wrap type="topAndBottom"/>
+                    <v:rect w14:anchorId="4C058D43" id="Rectangle 1" o:spid="_x0000_s1026" style="width:72.55pt;height:70.8pt;visibility:visible;mso-wrap-style:square;mso-left-percent:-10001;mso-top-percent:-10001;mso-position-horizontal:absolute;mso-position-horizontal-relative:char;mso-position-vertical:absolute;mso-position-vertical-relative:line;mso-left-percent:-10001;mso-top-percent:-10001;v-text-anchor:middle" o:gfxdata="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" fillcolor="#463500" strokecolor="#463500" strokeweight="1pt">
+                      <w10:anchorlock/>
                     </v:rect>
                   </w:pict>
                 </mc:Fallback>
@@ -3496,7 +3717,14 @@
         </w:tc>
         <w:tc>
           <w:tcPr>
-            <w:tcW w:w="284" w:type="dxa"/>
+            <w:tcW w:w="1459" w:type="dxa"/>
+            <w:tcBorders>
+              <w:top w:val="single" w:sz="4" w:space="0" w:color="auto"/>
+              <w:left w:val="single" w:sz="4" w:space="0" w:color="auto"/>
+              <w:bottom w:val="single" w:sz="4" w:space="0" w:color="auto"/>
+              <w:right w:val="single" w:sz="4" w:space="0" w:color="auto"/>
+            </w:tcBorders>
+            <w:vAlign w:val="center"/>
           </w:tcPr>
           <w:p>
             <w:pPr>
@@ -3517,18 +3745,10 @@
               <mc:AlternateContent>
                 <mc:Choice Requires="wps">
                   <w:drawing>
-                    <wp:anchor distT="0" distB="0" distL="114300" distR="114300" simplePos="0" relativeHeight="251800576" behindDoc="0" locked="0" layoutInCell="1" allowOverlap="1" wp14:anchorId="3303271C" wp14:editId="1B0019F1">
-                      <wp:simplePos x="0" y="0"/>
-                      <wp:positionH relativeFrom="column">
-                        <wp:posOffset>0</wp:posOffset>
-                      </wp:positionH>
-                      <wp:positionV relativeFrom="paragraph">
-                        <wp:posOffset>28575</wp:posOffset>
-                      </wp:positionV>
-                      <wp:extent cx="989330" cy="934720"/>
-                      <wp:effectExtent l="0" t="0" r="20320" b="17780"/>
-                      <wp:wrapTopAndBottom/>
-                      <wp:docPr id="146" name="Rectangle 146"/>
+                    <wp:inline distT="0" distB="0" distL="0" distR="0" wp14:anchorId="23A68D3B" wp14:editId="4784DE36">
+                      <wp:extent cx="919429" cy="899795"/>
+                      <wp:effectExtent l="0" t="0" r="0" b="0"/>
+                      <wp:docPr id="54" name="Rectangle 167"/>
                       <wp:cNvGraphicFramePr/>
                       <a:graphic xmlns:a="http://schemas.openxmlformats.org/drawingml/2006/main">
                         <a:graphicData uri="http://schemas.microsoft.com/office/word/2010/wordprocessingShape">
@@ -3537,15 +3757,21 @@
                             <wps:spPr>
                               <a:xfrm>
                                 <a:off x="0" y="0"/>
-                                <a:ext cx="989330" cy="934720"/>
+                                <a:ext cx="919429" cy="899795"/>
                               </a:xfrm>
                               <a:prstGeom prst="rect">
                                 <a:avLst/>
                               </a:prstGeom>
                               <a:blipFill>
-                                <a:blip r:embed="rId7"/>
-                                <a:tile tx="0" ty="0" sx="100000" sy="100000" flip="none" algn="tl"/>
+                                <a:blip r:embed="rId5"/>
+                                <a:srcRect/>
+                                <a:stretch>
+                                  <a:fillRect l="470" t="-801" r="-494" b="778"/>
+                                </a:stretch>
                               </a:blipFill>
+                              <a:ln>
+                                <a:noFill/>
+                              </a:ln>
                             </wps:spPr>
                             <wps:style>
                               <a:lnRef idx="2">
@@ -3572,20 +3798,14 @@
                           </wps:wsp>
                         </a:graphicData>
                       </a:graphic>
-                      <wp14:sizeRelH relativeFrom="margin">
-                        <wp14:pctWidth>0</wp14:pctWidth>
-                      </wp14:sizeRelH>
-                      <wp14:sizeRelV relativeFrom="margin">
-                        <wp14:pctHeight>0</wp14:pctHeight>
-                      </wp14:sizeRelV>
-                    </wp:anchor>
+                    </wp:inline>
                   </w:drawing>
                 </mc:Choice>
                 <mc:Fallback>
                   <w:pict>
-                    <v:rect w14:anchorId="23DCAEE4" id="Rectangle 146" o:spid="_x0000_s1026" style="position:absolute;margin-left:0;margin-top:2.25pt;width:77.9pt;height:73.6pt;z-index:251800576;visibility:visible;mso-wrap-style:square;mso-width-percent:0;mso-height-percent:0;mso-wrap-distance-left:9pt;mso-wrap-distance-top:0;mso-wrap-distance-right:9pt;mso-wrap-distance-bottom:0;mso-position-horizontal:absolute;mso-position-horizontal-relative:text;mso-position-vertical:absolute;mso-position-vertical-relative:text;mso-width-percent:0;mso-height-percent:0;mso-width-relative:margin;mso-height-relative:margin;v-text-anchor:middle" o:gfxdata="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" strokecolor="#1f3763 [1604]" strokeweight="1pt">
-                      <v:fill r:id="rId8" o:title="" recolor="t" rotate="t" type="tile"/>
-                      <w10:wrap type="topAndBottom"/>
+                    <v:rect w14:anchorId="1568A993" id="Rectangle 167" o:spid="_x0000_s1026" style="width:72.4pt;height:70.85pt;visibility:visible;mso-wrap-style:square;mso-left-percent:-10001;mso-top-percent:-10001;mso-position-horizontal:absolute;mso-position-horizontal-relative:char;mso-position-vertical:absolute;mso-position-vertical-relative:line;mso-left-percent:-10001;mso-top-percent:-10001;v-text-anchor:middle" o:gfxdata="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" stroked="f" strokeweight="1pt">
+                      <v:fill r:id="rId6" o:title="" recolor="t" rotate="t" type="frame"/>
+                      <w10:anchorlock/>
                     </v:rect>
                   </w:pict>
                 </mc:Fallback>
@@ -3595,7 +3815,14 @@
         </w:tc>
         <w:tc>
           <w:tcPr>
-            <w:tcW w:w="284" w:type="dxa"/>
+            <w:tcW w:w="1459" w:type="dxa"/>
+            <w:tcBorders>
+              <w:top w:val="single" w:sz="4" w:space="0" w:color="auto"/>
+              <w:left w:val="single" w:sz="4" w:space="0" w:color="auto"/>
+              <w:bottom w:val="single" w:sz="4" w:space="0" w:color="auto"/>
+              <w:right w:val="single" w:sz="4" w:space="0" w:color="auto"/>
+            </w:tcBorders>
+            <w:vAlign w:val="center"/>
           </w:tcPr>
           <w:p>
             <w:pPr>
@@ -3616,18 +3843,10 @@
               <mc:AlternateContent>
                 <mc:Choice Requires="wps">
                   <w:drawing>
-                    <wp:anchor distT="0" distB="0" distL="114300" distR="114300" simplePos="0" relativeHeight="251745280" behindDoc="0" locked="0" layoutInCell="1" allowOverlap="1" wp14:anchorId="1EBE3431" wp14:editId="01E50B01">
-                      <wp:simplePos x="0" y="0"/>
-                      <wp:positionH relativeFrom="column">
-                        <wp:posOffset>0</wp:posOffset>
-                      </wp:positionH>
-                      <wp:positionV relativeFrom="paragraph">
-                        <wp:posOffset>15875</wp:posOffset>
-                      </wp:positionV>
-                      <wp:extent cx="989330" cy="934720"/>
-                      <wp:effectExtent l="0" t="0" r="20320" b="17780"/>
-                      <wp:wrapTopAndBottom/>
-                      <wp:docPr id="119" name="Rectangle 119"/>
+                    <wp:inline distT="0" distB="0" distL="0" distR="0" wp14:anchorId="4F4D85EC" wp14:editId="6C179370">
+                      <wp:extent cx="921385" cy="899160"/>
+                      <wp:effectExtent l="0" t="0" r="12065" b="15240"/>
+                      <wp:docPr id="55" name="Rectangle 1"/>
                       <wp:cNvGraphicFramePr/>
                       <a:graphic xmlns:a="http://schemas.openxmlformats.org/drawingml/2006/main">
                         <a:graphicData uri="http://schemas.microsoft.com/office/word/2010/wordprocessingShape">
@@ -3636,15 +3855,19 @@
                             <wps:spPr>
                               <a:xfrm>
                                 <a:off x="0" y="0"/>
-                                <a:ext cx="989330" cy="934720"/>
+                                <a:ext cx="921385" cy="899160"/>
                               </a:xfrm>
                               <a:prstGeom prst="rect">
                                 <a:avLst/>
                               </a:prstGeom>
-                              <a:blipFill>
-                                <a:blip r:embed="rId5"/>
-                                <a:tile tx="0" ty="0" sx="100000" sy="100000" flip="none" algn="tl"/>
-                              </a:blipFill>
+                              <a:solidFill>
+                                <a:srgbClr val="463500"/>
+                              </a:solidFill>
+                              <a:ln>
+                                <a:solidFill>
+                                  <a:srgbClr val="463500"/>
+                                </a:solidFill>
+                              </a:ln>
                             </wps:spPr>
                             <wps:style>
                               <a:lnRef idx="2">
@@ -3671,20 +3894,13 @@
                           </wps:wsp>
                         </a:graphicData>
                       </a:graphic>
-                      <wp14:sizeRelH relativeFrom="margin">
-                        <wp14:pctWidth>0</wp14:pctWidth>
-                      </wp14:sizeRelH>
-                      <wp14:sizeRelV relativeFrom="margin">
-                        <wp14:pctHeight>0</wp14:pctHeight>
-                      </wp14:sizeRelV>
-                    </wp:anchor>
+                    </wp:inline>
                   </w:drawing>
                 </mc:Choice>
                 <mc:Fallback>
                   <w:pict>
-                    <v:rect w14:anchorId="659EBB11" id="Rectangle 119" o:spid="_x0000_s1026" style="position:absolute;margin-left:0;margin-top:1.25pt;width:77.9pt;height:73.6pt;z-index:251745280;visibility:visible;mso-wrap-style:square;mso-width-percent:0;mso-height-percent:0;mso-wrap-distance-left:9pt;mso-wrap-distance-top:0;mso-wrap-distance-right:9pt;mso-wrap-distance-bottom:0;mso-position-horizontal:absolute;mso-position-horizontal-relative:text;mso-position-vertical:absolute;mso-position-vertical-relative:text;mso-width-percent:0;mso-height-percent:0;mso-width-relative:margin;mso-height-relative:margin;v-text-anchor:middle" o:gfxdata="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" strokecolor="#1f3763 [1604]" strokeweight="1pt">
-                      <v:fill r:id="rId6" o:title="" recolor="t" rotate="t" type="tile"/>
-                      <w10:wrap type="topAndBottom"/>
+                    <v:rect w14:anchorId="4FB97CC9" id="Rectangle 1" o:spid="_x0000_s1026" style="width:72.55pt;height:70.8pt;visibility:visible;mso-wrap-style:square;mso-left-percent:-10001;mso-top-percent:-10001;mso-position-horizontal:absolute;mso-position-horizontal-relative:char;mso-position-vertical:absolute;mso-position-vertical-relative:line;mso-left-percent:-10001;mso-top-percent:-10001;v-text-anchor:middle" o:gfxdata="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" fillcolor="#463500" strokecolor="#463500" strokeweight="1pt">
+                      <w10:anchorlock/>
                     </v:rect>
                   </w:pict>
                 </mc:Fallback>
@@ -3692,15 +3908,16 @@
             </w:r>
           </w:p>
         </w:tc>
-      </w:tr>
-      <w:tr>
-        <w:trPr>
-          <w:trHeight w:hRule="exact" w:val="1474"/>
-          <w:jc w:val="center"/>
-        </w:trPr>
-        <w:tc>
-          <w:tcPr>
-            <w:tcW w:w="284" w:type="dxa"/>
+        <w:tc>
+          <w:tcPr>
+            <w:tcW w:w="1459" w:type="dxa"/>
+            <w:tcBorders>
+              <w:top w:val="single" w:sz="4" w:space="0" w:color="auto"/>
+              <w:left w:val="single" w:sz="4" w:space="0" w:color="auto"/>
+              <w:bottom w:val="single" w:sz="4" w:space="0" w:color="auto"/>
+              <w:right w:val="single" w:sz="4" w:space="0" w:color="auto"/>
+            </w:tcBorders>
+            <w:vAlign w:val="center"/>
           </w:tcPr>
           <w:p>
             <w:pPr>
@@ -3721,18 +3938,10 @@
               <mc:AlternateContent>
                 <mc:Choice Requires="wps">
                   <w:drawing>
-                    <wp:anchor distT="0" distB="0" distL="114300" distR="114300" simplePos="0" relativeHeight="251802624" behindDoc="0" locked="0" layoutInCell="1" allowOverlap="1" wp14:anchorId="292177A7" wp14:editId="03F81810">
-                      <wp:simplePos x="0" y="0"/>
-                      <wp:positionH relativeFrom="column">
-                        <wp:posOffset>0</wp:posOffset>
-                      </wp:positionH>
-                      <wp:positionV relativeFrom="paragraph">
-                        <wp:posOffset>26670</wp:posOffset>
-                      </wp:positionV>
-                      <wp:extent cx="989330" cy="934720"/>
-                      <wp:effectExtent l="0" t="0" r="20320" b="17780"/>
-                      <wp:wrapTopAndBottom/>
-                      <wp:docPr id="147" name="Rectangle 147"/>
+                    <wp:inline distT="0" distB="0" distL="0" distR="0" wp14:anchorId="5F800E52" wp14:editId="4EB24983">
+                      <wp:extent cx="919429" cy="899795"/>
+                      <wp:effectExtent l="0" t="0" r="0" b="0"/>
+                      <wp:docPr id="56" name="Rectangle 167"/>
                       <wp:cNvGraphicFramePr/>
                       <a:graphic xmlns:a="http://schemas.openxmlformats.org/drawingml/2006/main">
                         <a:graphicData uri="http://schemas.microsoft.com/office/word/2010/wordprocessingShape">
@@ -3741,15 +3950,21 @@
                             <wps:spPr>
                               <a:xfrm>
                                 <a:off x="0" y="0"/>
-                                <a:ext cx="989330" cy="934720"/>
+                                <a:ext cx="919429" cy="899795"/>
                               </a:xfrm>
                               <a:prstGeom prst="rect">
                                 <a:avLst/>
                               </a:prstGeom>
                               <a:blipFill>
-                                <a:blip r:embed="rId7"/>
-                                <a:tile tx="0" ty="0" sx="100000" sy="100000" flip="none" algn="tl"/>
+                                <a:blip r:embed="rId5"/>
+                                <a:srcRect/>
+                                <a:stretch>
+                                  <a:fillRect l="470" t="-801" r="-494" b="778"/>
+                                </a:stretch>
                               </a:blipFill>
+                              <a:ln>
+                                <a:noFill/>
+                              </a:ln>
                             </wps:spPr>
                             <wps:style>
                               <a:lnRef idx="2">
@@ -3776,20 +3991,14 @@
                           </wps:wsp>
                         </a:graphicData>
                       </a:graphic>
-                      <wp14:sizeRelH relativeFrom="margin">
-                        <wp14:pctWidth>0</wp14:pctWidth>
-                      </wp14:sizeRelH>
-                      <wp14:sizeRelV relativeFrom="margin">
-                        <wp14:pctHeight>0</wp14:pctHeight>
-                      </wp14:sizeRelV>
-                    </wp:anchor>
+                    </wp:inline>
                   </w:drawing>
                 </mc:Choice>
                 <mc:Fallback>
                   <w:pict>
-                    <v:rect w14:anchorId="590E9CE7" id="Rectangle 147" o:spid="_x0000_s1026" style="position:absolute;margin-left:0;margin-top:2.1pt;width:77.9pt;height:73.6pt;z-index:251802624;visibility:visible;mso-wrap-style:square;mso-width-percent:0;mso-height-percent:0;mso-wrap-distance-left:9pt;mso-wrap-distance-top:0;mso-wrap-distance-right:9pt;mso-wrap-distance-bottom:0;mso-position-horizontal:absolute;mso-position-horizontal-relative:text;mso-position-vertical:absolute;mso-position-vertical-relative:text;mso-width-percent:0;mso-height-percent:0;mso-width-relative:margin;mso-height-relative:margin;v-text-anchor:middle" o:gfxdata="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" strokecolor="#1f3763 [1604]" strokeweight="1pt">
-                      <v:fill r:id="rId8" o:title="" recolor="t" rotate="t" type="tile"/>
-                      <w10:wrap type="topAndBottom"/>
+                    <v:rect w14:anchorId="53BA0A16" id="Rectangle 167" o:spid="_x0000_s1026" style="width:72.4pt;height:70.85pt;visibility:visible;mso-wrap-style:square;mso-left-percent:-10001;mso-top-percent:-10001;mso-position-horizontal:absolute;mso-position-horizontal-relative:char;mso-position-vertical:absolute;mso-position-vertical-relative:line;mso-left-percent:-10001;mso-top-percent:-10001;v-text-anchor:middle" o:gfxdata="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" stroked="f" strokeweight="1pt">
+                      <v:fill r:id="rId6" o:title="" recolor="t" rotate="t" type="frame"/>
+                      <w10:anchorlock/>
                     </v:rect>
                   </w:pict>
                 </mc:Fallback>
@@ -3799,7 +4008,14 @@
         </w:tc>
         <w:tc>
           <w:tcPr>
-            <w:tcW w:w="284" w:type="dxa"/>
+            <w:tcW w:w="1459" w:type="dxa"/>
+            <w:tcBorders>
+              <w:top w:val="single" w:sz="4" w:space="0" w:color="auto"/>
+              <w:left w:val="single" w:sz="4" w:space="0" w:color="auto"/>
+              <w:bottom w:val="single" w:sz="4" w:space="0" w:color="auto"/>
+              <w:right w:val="single" w:sz="4" w:space="0" w:color="auto"/>
+            </w:tcBorders>
+            <w:vAlign w:val="center"/>
           </w:tcPr>
           <w:p>
             <w:pPr>
@@ -3820,18 +4036,10 @@
               <mc:AlternateContent>
                 <mc:Choice Requires="wps">
                   <w:drawing>
-                    <wp:anchor distT="0" distB="0" distL="114300" distR="114300" simplePos="0" relativeHeight="251747328" behindDoc="0" locked="0" layoutInCell="1" allowOverlap="1" wp14:anchorId="02D649AB" wp14:editId="71D4D79F">
-                      <wp:simplePos x="0" y="0"/>
-                      <wp:positionH relativeFrom="column">
-                        <wp:posOffset>0</wp:posOffset>
-                      </wp:positionH>
-                      <wp:positionV relativeFrom="paragraph">
-                        <wp:posOffset>12700</wp:posOffset>
-                      </wp:positionV>
-                      <wp:extent cx="989330" cy="934720"/>
-                      <wp:effectExtent l="0" t="0" r="20320" b="17780"/>
-                      <wp:wrapTopAndBottom/>
-                      <wp:docPr id="120" name="Rectangle 120"/>
+                    <wp:inline distT="0" distB="0" distL="0" distR="0" wp14:anchorId="28BB0BBF" wp14:editId="2ABE5A1B">
+                      <wp:extent cx="921385" cy="899160"/>
+                      <wp:effectExtent l="0" t="0" r="12065" b="15240"/>
+                      <wp:docPr id="57" name="Rectangle 1"/>
                       <wp:cNvGraphicFramePr/>
                       <a:graphic xmlns:a="http://schemas.openxmlformats.org/drawingml/2006/main">
                         <a:graphicData uri="http://schemas.microsoft.com/office/word/2010/wordprocessingShape">
@@ -3840,15 +4048,19 @@
                             <wps:spPr>
                               <a:xfrm>
                                 <a:off x="0" y="0"/>
-                                <a:ext cx="989330" cy="934720"/>
+                                <a:ext cx="921385" cy="899160"/>
                               </a:xfrm>
                               <a:prstGeom prst="rect">
                                 <a:avLst/>
                               </a:prstGeom>
-                              <a:blipFill>
-                                <a:blip r:embed="rId5"/>
-                                <a:tile tx="0" ty="0" sx="100000" sy="100000" flip="none" algn="tl"/>
-                              </a:blipFill>
+                              <a:solidFill>
+                                <a:srgbClr val="463500"/>
+                              </a:solidFill>
+                              <a:ln>
+                                <a:solidFill>
+                                  <a:srgbClr val="463500"/>
+                                </a:solidFill>
+                              </a:ln>
                             </wps:spPr>
                             <wps:style>
                               <a:lnRef idx="2">
@@ -3875,20 +4087,13 @@
                           </wps:wsp>
                         </a:graphicData>
                       </a:graphic>
-                      <wp14:sizeRelH relativeFrom="margin">
-                        <wp14:pctWidth>0</wp14:pctWidth>
-                      </wp14:sizeRelH>
-                      <wp14:sizeRelV relativeFrom="margin">
-                        <wp14:pctHeight>0</wp14:pctHeight>
-                      </wp14:sizeRelV>
-                    </wp:anchor>
+                    </wp:inline>
                   </w:drawing>
                 </mc:Choice>
                 <mc:Fallback>
                   <w:pict>
-                    <v:rect w14:anchorId="1BF460C4" id="Rectangle 120" o:spid="_x0000_s1026" style="position:absolute;margin-left:0;margin-top:1pt;width:77.9pt;height:73.6pt;z-index:251747328;visibility:visible;mso-wrap-style:square;mso-width-percent:0;mso-height-percent:0;mso-wrap-distance-left:9pt;mso-wrap-distance-top:0;mso-wrap-distance-right:9pt;mso-wrap-distance-bottom:0;mso-position-horizontal:absolute;mso-position-horizontal-relative:text;mso-position-vertical:absolute;mso-position-vertical-relative:text;mso-width-percent:0;mso-height-percent:0;mso-width-relative:margin;mso-height-relative:margin;v-text-anchor:middle" o:gfxdata="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" strokecolor="#1f3763 [1604]" strokeweight="1pt">
-                      <v:fill r:id="rId6" o:title="" recolor="t" rotate="t" type="tile"/>
-                      <w10:wrap type="topAndBottom"/>
+                    <v:rect w14:anchorId="132F8A88" id="Rectangle 1" o:spid="_x0000_s1026" style="width:72.55pt;height:70.8pt;visibility:visible;mso-wrap-style:square;mso-left-percent:-10001;mso-top-percent:-10001;mso-position-horizontal:absolute;mso-position-horizontal-relative:char;mso-position-vertical:absolute;mso-position-vertical-relative:line;mso-left-percent:-10001;mso-top-percent:-10001;v-text-anchor:middle" o:gfxdata="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" fillcolor="#463500" strokecolor="#463500" strokeweight="1pt">
+                      <w10:anchorlock/>
                     </v:rect>
                   </w:pict>
                 </mc:Fallback>
@@ -3898,7 +4103,14 @@
         </w:tc>
         <w:tc>
           <w:tcPr>
-            <w:tcW w:w="284" w:type="dxa"/>
+            <w:tcW w:w="1459" w:type="dxa"/>
+            <w:tcBorders>
+              <w:top w:val="single" w:sz="4" w:space="0" w:color="auto"/>
+              <w:left w:val="single" w:sz="4" w:space="0" w:color="auto"/>
+              <w:bottom w:val="single" w:sz="4" w:space="0" w:color="auto"/>
+              <w:right w:val="single" w:sz="4" w:space="0" w:color="auto"/>
+            </w:tcBorders>
+            <w:vAlign w:val="center"/>
           </w:tcPr>
           <w:p>
             <w:pPr>
@@ -3919,18 +4131,10 @@
               <mc:AlternateContent>
                 <mc:Choice Requires="wps">
                   <w:drawing>
-                    <wp:anchor distT="0" distB="0" distL="114300" distR="114300" simplePos="0" relativeHeight="251804672" behindDoc="0" locked="0" layoutInCell="1" allowOverlap="1" wp14:anchorId="5F4818F9" wp14:editId="6BF2EBCF">
-                      <wp:simplePos x="0" y="0"/>
-                      <wp:positionH relativeFrom="column">
-                        <wp:posOffset>0</wp:posOffset>
-                      </wp:positionH>
-                      <wp:positionV relativeFrom="paragraph">
-                        <wp:posOffset>26670</wp:posOffset>
-                      </wp:positionV>
-                      <wp:extent cx="989330" cy="934720"/>
-                      <wp:effectExtent l="0" t="0" r="20320" b="17780"/>
-                      <wp:wrapTopAndBottom/>
-                      <wp:docPr id="148" name="Rectangle 148"/>
+                    <wp:inline distT="0" distB="0" distL="0" distR="0" wp14:anchorId="63938EBB" wp14:editId="2ED77C5E">
+                      <wp:extent cx="919429" cy="899795"/>
+                      <wp:effectExtent l="0" t="0" r="0" b="0"/>
+                      <wp:docPr id="58" name="Rectangle 167"/>
                       <wp:cNvGraphicFramePr/>
                       <a:graphic xmlns:a="http://schemas.openxmlformats.org/drawingml/2006/main">
                         <a:graphicData uri="http://schemas.microsoft.com/office/word/2010/wordprocessingShape">
@@ -3939,15 +4143,21 @@
                             <wps:spPr>
                               <a:xfrm>
                                 <a:off x="0" y="0"/>
-                                <a:ext cx="989330" cy="934720"/>
+                                <a:ext cx="919429" cy="899795"/>
                               </a:xfrm>
                               <a:prstGeom prst="rect">
                                 <a:avLst/>
                               </a:prstGeom>
                               <a:blipFill>
-                                <a:blip r:embed="rId7"/>
-                                <a:tile tx="0" ty="0" sx="100000" sy="100000" flip="none" algn="tl"/>
+                                <a:blip r:embed="rId5"/>
+                                <a:srcRect/>
+                                <a:stretch>
+                                  <a:fillRect l="470" t="-801" r="-494" b="778"/>
+                                </a:stretch>
                               </a:blipFill>
+                              <a:ln>
+                                <a:noFill/>
+                              </a:ln>
                             </wps:spPr>
                             <wps:style>
                               <a:lnRef idx="2">
@@ -3974,20 +4184,14 @@
                           </wps:wsp>
                         </a:graphicData>
                       </a:graphic>
-                      <wp14:sizeRelH relativeFrom="margin">
-                        <wp14:pctWidth>0</wp14:pctWidth>
-                      </wp14:sizeRelH>
-                      <wp14:sizeRelV relativeFrom="margin">
-                        <wp14:pctHeight>0</wp14:pctHeight>
-                      </wp14:sizeRelV>
-                    </wp:anchor>
+                    </wp:inline>
                   </w:drawing>
                 </mc:Choice>
                 <mc:Fallback>
                   <w:pict>
-                    <v:rect w14:anchorId="4770680C" id="Rectangle 148" o:spid="_x0000_s1026" style="position:absolute;margin-left:0;margin-top:2.1pt;width:77.9pt;height:73.6pt;z-index:251804672;visibility:visible;mso-wrap-style:square;mso-width-percent:0;mso-height-percent:0;mso-wrap-distance-left:9pt;mso-wrap-distance-top:0;mso-wrap-distance-right:9pt;mso-wrap-distance-bottom:0;mso-position-horizontal:absolute;mso-position-horizontal-relative:text;mso-position-vertical:absolute;mso-position-vertical-relative:text;mso-width-percent:0;mso-height-percent:0;mso-width-relative:margin;mso-height-relative:margin;v-text-anchor:middle" o:gfxdata="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" strokecolor="#1f3763 [1604]" strokeweight="1pt">
-                      <v:fill r:id="rId8" o:title="" recolor="t" rotate="t" type="tile"/>
-                      <w10:wrap type="topAndBottom"/>
+                    <v:rect w14:anchorId="72545492" id="Rectangle 167" o:spid="_x0000_s1026" style="width:72.4pt;height:70.85pt;visibility:visible;mso-wrap-style:square;mso-left-percent:-10001;mso-top-percent:-10001;mso-position-horizontal:absolute;mso-position-horizontal-relative:char;mso-position-vertical:absolute;mso-position-vertical-relative:line;mso-left-percent:-10001;mso-top-percent:-10001;v-text-anchor:middle" o:gfxdata="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" stroked="f" strokeweight="1pt">
+                      <v:fill r:id="rId6" o:title="" recolor="t" rotate="t" type="frame"/>
+                      <w10:anchorlock/>
                     </v:rect>
                   </w:pict>
                 </mc:Fallback>
@@ -3995,9 +4199,22 @@
             </w:r>
           </w:p>
         </w:tc>
-        <w:tc>
-          <w:tcPr>
-            <w:tcW w:w="284" w:type="dxa"/>
+      </w:tr>
+      <w:tr>
+        <w:trPr>
+          <w:trHeight w:hRule="exact" w:val="1418"/>
+          <w:jc w:val="center"/>
+        </w:trPr>
+        <w:tc>
+          <w:tcPr>
+            <w:tcW w:w="1458" w:type="dxa"/>
+            <w:tcBorders>
+              <w:top w:val="single" w:sz="4" w:space="0" w:color="auto"/>
+              <w:left w:val="single" w:sz="4" w:space="0" w:color="auto"/>
+              <w:bottom w:val="single" w:sz="4" w:space="0" w:color="auto"/>
+              <w:right w:val="single" w:sz="4" w:space="0" w:color="auto"/>
+            </w:tcBorders>
+            <w:vAlign w:val="center"/>
           </w:tcPr>
           <w:p>
             <w:pPr>
@@ -4018,18 +4235,10 @@
               <mc:AlternateContent>
                 <mc:Choice Requires="wps">
                   <w:drawing>
-                    <wp:anchor distT="0" distB="0" distL="114300" distR="114300" simplePos="0" relativeHeight="251749376" behindDoc="0" locked="0" layoutInCell="1" allowOverlap="1" wp14:anchorId="576F486D" wp14:editId="633A643F">
-                      <wp:simplePos x="0" y="0"/>
-                      <wp:positionH relativeFrom="column">
-                        <wp:posOffset>0</wp:posOffset>
-                      </wp:positionH>
-                      <wp:positionV relativeFrom="paragraph">
-                        <wp:posOffset>12700</wp:posOffset>
-                      </wp:positionV>
-                      <wp:extent cx="989330" cy="934720"/>
-                      <wp:effectExtent l="0" t="0" r="20320" b="17780"/>
-                      <wp:wrapTopAndBottom/>
-                      <wp:docPr id="121" name="Rectangle 121"/>
+                    <wp:inline distT="0" distB="0" distL="0" distR="0" wp14:anchorId="1BCAF339" wp14:editId="53E199B6">
+                      <wp:extent cx="919429" cy="899795"/>
+                      <wp:effectExtent l="0" t="0" r="0" b="0"/>
+                      <wp:docPr id="59" name="Rectangle 167"/>
                       <wp:cNvGraphicFramePr/>
                       <a:graphic xmlns:a="http://schemas.openxmlformats.org/drawingml/2006/main">
                         <a:graphicData uri="http://schemas.microsoft.com/office/word/2010/wordprocessingShape">
@@ -4038,15 +4247,21 @@
                             <wps:spPr>
                               <a:xfrm>
                                 <a:off x="0" y="0"/>
-                                <a:ext cx="989330" cy="934720"/>
+                                <a:ext cx="919429" cy="899795"/>
                               </a:xfrm>
                               <a:prstGeom prst="rect">
                                 <a:avLst/>
                               </a:prstGeom>
                               <a:blipFill>
                                 <a:blip r:embed="rId5"/>
-                                <a:tile tx="0" ty="0" sx="100000" sy="100000" flip="none" algn="tl"/>
+                                <a:srcRect/>
+                                <a:stretch>
+                                  <a:fillRect l="470" t="-801" r="-494" b="778"/>
+                                </a:stretch>
                               </a:blipFill>
+                              <a:ln>
+                                <a:noFill/>
+                              </a:ln>
                             </wps:spPr>
                             <wps:style>
                               <a:lnRef idx="2">
@@ -4073,20 +4288,14 @@
                           </wps:wsp>
                         </a:graphicData>
                       </a:graphic>
-                      <wp14:sizeRelH relativeFrom="margin">
-                        <wp14:pctWidth>0</wp14:pctWidth>
-                      </wp14:sizeRelH>
-                      <wp14:sizeRelV relativeFrom="margin">
-                        <wp14:pctHeight>0</wp14:pctHeight>
-                      </wp14:sizeRelV>
-                    </wp:anchor>
+                    </wp:inline>
                   </w:drawing>
                 </mc:Choice>
                 <mc:Fallback>
                   <w:pict>
-                    <v:rect w14:anchorId="186F4709" id="Rectangle 121" o:spid="_x0000_s1026" style="position:absolute;margin-left:0;margin-top:1pt;width:77.9pt;height:73.6pt;z-index:251749376;visibility:visible;mso-wrap-style:square;mso-width-percent:0;mso-height-percent:0;mso-wrap-distance-left:9pt;mso-wrap-distance-top:0;mso-wrap-distance-right:9pt;mso-wrap-distance-bottom:0;mso-position-horizontal:absolute;mso-position-horizontal-relative:text;mso-position-vertical:absolute;mso-position-vertical-relative:text;mso-width-percent:0;mso-height-percent:0;mso-width-relative:margin;mso-height-relative:margin;v-text-anchor:middle" o:gfxdata="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" strokecolor="#1f3763 [1604]" strokeweight="1pt">
-                      <v:fill r:id="rId6" o:title="" recolor="t" rotate="t" type="tile"/>
-                      <w10:wrap type="topAndBottom"/>
+                    <v:rect w14:anchorId="681066FF" id="Rectangle 167" o:spid="_x0000_s1026" style="width:72.4pt;height:70.85pt;visibility:visible;mso-wrap-style:square;mso-left-percent:-10001;mso-top-percent:-10001;mso-position-horizontal:absolute;mso-position-horizontal-relative:char;mso-position-vertical:absolute;mso-position-vertical-relative:line;mso-left-percent:-10001;mso-top-percent:-10001;v-text-anchor:middle" o:gfxdata="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" stroked="f" strokeweight="1pt">
+                      <v:fill r:id="rId6" o:title="" recolor="t" rotate="t" type="frame"/>
+                      <w10:anchorlock/>
                     </v:rect>
                   </w:pict>
                 </mc:Fallback>
@@ -4096,7 +4305,14 @@
         </w:tc>
         <w:tc>
           <w:tcPr>
-            <w:tcW w:w="284" w:type="dxa"/>
+            <w:tcW w:w="1458" w:type="dxa"/>
+            <w:tcBorders>
+              <w:top w:val="single" w:sz="4" w:space="0" w:color="auto"/>
+              <w:left w:val="single" w:sz="4" w:space="0" w:color="auto"/>
+              <w:bottom w:val="single" w:sz="4" w:space="0" w:color="auto"/>
+              <w:right w:val="single" w:sz="4" w:space="0" w:color="auto"/>
+            </w:tcBorders>
+            <w:vAlign w:val="center"/>
           </w:tcPr>
           <w:p>
             <w:pPr>
@@ -4117,18 +4333,10 @@
               <mc:AlternateContent>
                 <mc:Choice Requires="wps">
                   <w:drawing>
-                    <wp:anchor distT="0" distB="0" distL="114300" distR="114300" simplePos="0" relativeHeight="251806720" behindDoc="0" locked="0" layoutInCell="1" allowOverlap="1" wp14:anchorId="703CDEBB" wp14:editId="6A39B0B4">
-                      <wp:simplePos x="0" y="0"/>
-                      <wp:positionH relativeFrom="column">
-                        <wp:posOffset>0</wp:posOffset>
-                      </wp:positionH>
-                      <wp:positionV relativeFrom="paragraph">
-                        <wp:posOffset>26670</wp:posOffset>
-                      </wp:positionV>
-                      <wp:extent cx="989330" cy="934720"/>
-                      <wp:effectExtent l="0" t="0" r="20320" b="17780"/>
-                      <wp:wrapTopAndBottom/>
-                      <wp:docPr id="149" name="Rectangle 149"/>
+                    <wp:inline distT="0" distB="0" distL="0" distR="0" wp14:anchorId="10D2CA50" wp14:editId="01A827D2">
+                      <wp:extent cx="921385" cy="899160"/>
+                      <wp:effectExtent l="0" t="0" r="12065" b="15240"/>
+                      <wp:docPr id="60" name="Rectangle 1"/>
                       <wp:cNvGraphicFramePr/>
                       <a:graphic xmlns:a="http://schemas.openxmlformats.org/drawingml/2006/main">
                         <a:graphicData uri="http://schemas.microsoft.com/office/word/2010/wordprocessingShape">
@@ -4137,15 +4345,19 @@
                             <wps:spPr>
                               <a:xfrm>
                                 <a:off x="0" y="0"/>
-                                <a:ext cx="989330" cy="934720"/>
+                                <a:ext cx="921385" cy="899160"/>
                               </a:xfrm>
                               <a:prstGeom prst="rect">
                                 <a:avLst/>
                               </a:prstGeom>
-                              <a:blipFill>
-                                <a:blip r:embed="rId7"/>
-                                <a:tile tx="0" ty="0" sx="100000" sy="100000" flip="none" algn="tl"/>
-                              </a:blipFill>
+                              <a:solidFill>
+                                <a:srgbClr val="463500"/>
+                              </a:solidFill>
+                              <a:ln>
+                                <a:solidFill>
+                                  <a:srgbClr val="463500"/>
+                                </a:solidFill>
+                              </a:ln>
                             </wps:spPr>
                             <wps:style>
                               <a:lnRef idx="2">
@@ -4172,20 +4384,13 @@
                           </wps:wsp>
                         </a:graphicData>
                       </a:graphic>
-                      <wp14:sizeRelH relativeFrom="margin">
-                        <wp14:pctWidth>0</wp14:pctWidth>
-                      </wp14:sizeRelH>
-                      <wp14:sizeRelV relativeFrom="margin">
-                        <wp14:pctHeight>0</wp14:pctHeight>
-                      </wp14:sizeRelV>
-                    </wp:anchor>
+                    </wp:inline>
                   </w:drawing>
                 </mc:Choice>
                 <mc:Fallback>
                   <w:pict>
-                    <v:rect w14:anchorId="2538C5DC" id="Rectangle 149" o:spid="_x0000_s1026" style="position:absolute;margin-left:0;margin-top:2.1pt;width:77.9pt;height:73.6pt;z-index:251806720;visibility:visible;mso-wrap-style:square;mso-width-percent:0;mso-height-percent:0;mso-wrap-distance-left:9pt;mso-wrap-distance-top:0;mso-wrap-distance-right:9pt;mso-wrap-distance-bottom:0;mso-position-horizontal:absolute;mso-position-horizontal-relative:text;mso-position-vertical:absolute;mso-position-vertical-relative:text;mso-width-percent:0;mso-height-percent:0;mso-width-relative:margin;mso-height-relative:margin;v-text-anchor:middle" o:gfxdata="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" strokecolor="#1f3763 [1604]" strokeweight="1pt">
-                      <v:fill r:id="rId8" o:title="" recolor="t" rotate="t" type="tile"/>
-                      <w10:wrap type="topAndBottom"/>
+                    <v:rect w14:anchorId="4FC6600C" id="Rectangle 1" o:spid="_x0000_s1026" style="width:72.55pt;height:70.8pt;visibility:visible;mso-wrap-style:square;mso-left-percent:-10001;mso-top-percent:-10001;mso-position-horizontal:absolute;mso-position-horizontal-relative:char;mso-position-vertical:absolute;mso-position-vertical-relative:line;mso-left-percent:-10001;mso-top-percent:-10001;v-text-anchor:middle" o:gfxdata="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" fillcolor="#463500" strokecolor="#463500" strokeweight="1pt">
+                      <w10:anchorlock/>
                     </v:rect>
                   </w:pict>
                 </mc:Fallback>
@@ -4195,7 +4400,14 @@
         </w:tc>
         <w:tc>
           <w:tcPr>
-            <w:tcW w:w="284" w:type="dxa"/>
+            <w:tcW w:w="1459" w:type="dxa"/>
+            <w:tcBorders>
+              <w:top w:val="single" w:sz="4" w:space="0" w:color="auto"/>
+              <w:left w:val="single" w:sz="4" w:space="0" w:color="auto"/>
+              <w:bottom w:val="single" w:sz="4" w:space="0" w:color="auto"/>
+              <w:right w:val="single" w:sz="4" w:space="0" w:color="auto"/>
+            </w:tcBorders>
+            <w:vAlign w:val="center"/>
           </w:tcPr>
           <w:p>
             <w:pPr>
@@ -4216,18 +4428,10 @@
               <mc:AlternateContent>
                 <mc:Choice Requires="wps">
                   <w:drawing>
-                    <wp:anchor distT="0" distB="0" distL="114300" distR="114300" simplePos="0" relativeHeight="251751424" behindDoc="0" locked="0" layoutInCell="1" allowOverlap="1" wp14:anchorId="66C99F1D" wp14:editId="5FEA0376">
-                      <wp:simplePos x="0" y="0"/>
-                      <wp:positionH relativeFrom="column">
-                        <wp:posOffset>0</wp:posOffset>
-                      </wp:positionH>
-                      <wp:positionV relativeFrom="paragraph">
-                        <wp:posOffset>12700</wp:posOffset>
-                      </wp:positionV>
-                      <wp:extent cx="989330" cy="934720"/>
-                      <wp:effectExtent l="0" t="0" r="20320" b="17780"/>
-                      <wp:wrapTopAndBottom/>
-                      <wp:docPr id="122" name="Rectangle 122"/>
+                    <wp:inline distT="0" distB="0" distL="0" distR="0" wp14:anchorId="2B0C6514" wp14:editId="158E762E">
+                      <wp:extent cx="919429" cy="899795"/>
+                      <wp:effectExtent l="0" t="0" r="0" b="0"/>
+                      <wp:docPr id="61" name="Rectangle 167"/>
                       <wp:cNvGraphicFramePr/>
                       <a:graphic xmlns:a="http://schemas.openxmlformats.org/drawingml/2006/main">
                         <a:graphicData uri="http://schemas.microsoft.com/office/word/2010/wordprocessingShape">
@@ -4236,15 +4440,21 @@
                             <wps:spPr>
                               <a:xfrm>
                                 <a:off x="0" y="0"/>
-                                <a:ext cx="989330" cy="934720"/>
+                                <a:ext cx="919429" cy="899795"/>
                               </a:xfrm>
                               <a:prstGeom prst="rect">
                                 <a:avLst/>
                               </a:prstGeom>
                               <a:blipFill>
                                 <a:blip r:embed="rId5"/>
-                                <a:tile tx="0" ty="0" sx="100000" sy="100000" flip="none" algn="tl"/>
+                                <a:srcRect/>
+                                <a:stretch>
+                                  <a:fillRect l="470" t="-801" r="-494" b="778"/>
+                                </a:stretch>
                               </a:blipFill>
+                              <a:ln>
+                                <a:noFill/>
+                              </a:ln>
                             </wps:spPr>
                             <wps:style>
                               <a:lnRef idx="2">
@@ -4271,20 +4481,14 @@
                           </wps:wsp>
                         </a:graphicData>
                       </a:graphic>
-                      <wp14:sizeRelH relativeFrom="margin">
-                        <wp14:pctWidth>0</wp14:pctWidth>
-                      </wp14:sizeRelH>
-                      <wp14:sizeRelV relativeFrom="margin">
-                        <wp14:pctHeight>0</wp14:pctHeight>
-                      </wp14:sizeRelV>
-                    </wp:anchor>
+                    </wp:inline>
                   </w:drawing>
                 </mc:Choice>
                 <mc:Fallback>
                   <w:pict>
-                    <v:rect w14:anchorId="65702FFF" id="Rectangle 122" o:spid="_x0000_s1026" style="position:absolute;margin-left:0;margin-top:1pt;width:77.9pt;height:73.6pt;z-index:251751424;visibility:visible;mso-wrap-style:square;mso-width-percent:0;mso-height-percent:0;mso-wrap-distance-left:9pt;mso-wrap-distance-top:0;mso-wrap-distance-right:9pt;mso-wrap-distance-bottom:0;mso-position-horizontal:absolute;mso-position-horizontal-relative:text;mso-position-vertical:absolute;mso-position-vertical-relative:text;mso-width-percent:0;mso-height-percent:0;mso-width-relative:margin;mso-height-relative:margin;v-text-anchor:middle" o:gfxdata="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" strokecolor="#1f3763 [1604]" strokeweight="1pt">
-                      <v:fill r:id="rId6" o:title="" recolor="t" rotate="t" type="tile"/>
-                      <w10:wrap type="topAndBottom"/>
+                    <v:rect w14:anchorId="32F9C255" id="Rectangle 167" o:spid="_x0000_s1026" style="width:72.4pt;height:70.85pt;visibility:visible;mso-wrap-style:square;mso-left-percent:-10001;mso-top-percent:-10001;mso-position-horizontal:absolute;mso-position-horizontal-relative:char;mso-position-vertical:absolute;mso-position-vertical-relative:line;mso-left-percent:-10001;mso-top-percent:-10001;v-text-anchor:middle" o:gfxdata="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" stroked="f" strokeweight="1pt">
+                      <v:fill r:id="rId6" o:title="" recolor="t" rotate="t" type="frame"/>
+                      <w10:anchorlock/>
                     </v:rect>
                   </w:pict>
                 </mc:Fallback>
@@ -4294,7 +4498,14 @@
         </w:tc>
         <w:tc>
           <w:tcPr>
-            <w:tcW w:w="284" w:type="dxa"/>
+            <w:tcW w:w="1459" w:type="dxa"/>
+            <w:tcBorders>
+              <w:top w:val="single" w:sz="4" w:space="0" w:color="auto"/>
+              <w:left w:val="single" w:sz="4" w:space="0" w:color="auto"/>
+              <w:bottom w:val="single" w:sz="4" w:space="0" w:color="auto"/>
+              <w:right w:val="single" w:sz="4" w:space="0" w:color="auto"/>
+            </w:tcBorders>
+            <w:vAlign w:val="center"/>
           </w:tcPr>
           <w:p>
             <w:pPr>
@@ -4315,18 +4526,10 @@
               <mc:AlternateContent>
                 <mc:Choice Requires="wps">
                   <w:drawing>
-                    <wp:anchor distT="0" distB="0" distL="114300" distR="114300" simplePos="0" relativeHeight="251808768" behindDoc="0" locked="0" layoutInCell="1" allowOverlap="1" wp14:anchorId="3516C6B0" wp14:editId="45D10CA7">
-                      <wp:simplePos x="0" y="0"/>
-                      <wp:positionH relativeFrom="column">
-                        <wp:posOffset>0</wp:posOffset>
-                      </wp:positionH>
-                      <wp:positionV relativeFrom="paragraph">
-                        <wp:posOffset>26670</wp:posOffset>
-                      </wp:positionV>
-                      <wp:extent cx="989330" cy="934720"/>
-                      <wp:effectExtent l="0" t="0" r="20320" b="17780"/>
-                      <wp:wrapTopAndBottom/>
-                      <wp:docPr id="150" name="Rectangle 150"/>
+                    <wp:inline distT="0" distB="0" distL="0" distR="0" wp14:anchorId="15586D63" wp14:editId="7C69204D">
+                      <wp:extent cx="921385" cy="899160"/>
+                      <wp:effectExtent l="0" t="0" r="12065" b="15240"/>
+                      <wp:docPr id="62" name="Rectangle 1"/>
                       <wp:cNvGraphicFramePr/>
                       <a:graphic xmlns:a="http://schemas.openxmlformats.org/drawingml/2006/main">
                         <a:graphicData uri="http://schemas.microsoft.com/office/word/2010/wordprocessingShape">
@@ -4335,15 +4538,19 @@
                             <wps:spPr>
                               <a:xfrm>
                                 <a:off x="0" y="0"/>
-                                <a:ext cx="989330" cy="934720"/>
+                                <a:ext cx="921385" cy="899160"/>
                               </a:xfrm>
                               <a:prstGeom prst="rect">
                                 <a:avLst/>
                               </a:prstGeom>
-                              <a:blipFill>
-                                <a:blip r:embed="rId7"/>
-                                <a:tile tx="0" ty="0" sx="100000" sy="100000" flip="none" algn="tl"/>
-                              </a:blipFill>
+                              <a:solidFill>
+                                <a:srgbClr val="463500"/>
+                              </a:solidFill>
+                              <a:ln>
+                                <a:solidFill>
+                                  <a:srgbClr val="463500"/>
+                                </a:solidFill>
+                              </a:ln>
                             </wps:spPr>
                             <wps:style>
                               <a:lnRef idx="2">
@@ -4370,20 +4577,13 @@
                           </wps:wsp>
                         </a:graphicData>
                       </a:graphic>
-                      <wp14:sizeRelH relativeFrom="margin">
-                        <wp14:pctWidth>0</wp14:pctWidth>
-                      </wp14:sizeRelH>
-                      <wp14:sizeRelV relativeFrom="margin">
-                        <wp14:pctHeight>0</wp14:pctHeight>
-                      </wp14:sizeRelV>
-                    </wp:anchor>
+                    </wp:inline>
                   </w:drawing>
                 </mc:Choice>
                 <mc:Fallback>
                   <w:pict>
-                    <v:rect w14:anchorId="15D8A27E" id="Rectangle 150" o:spid="_x0000_s1026" style="position:absolute;margin-left:0;margin-top:2.1pt;width:77.9pt;height:73.6pt;z-index:251808768;visibility:visible;mso-wrap-style:square;mso-width-percent:0;mso-height-percent:0;mso-wrap-distance-left:9pt;mso-wrap-distance-top:0;mso-wrap-distance-right:9pt;mso-wrap-distance-bottom:0;mso-position-horizontal:absolute;mso-position-horizontal-relative:text;mso-position-vertical:absolute;mso-position-vertical-relative:text;mso-width-percent:0;mso-height-percent:0;mso-width-relative:margin;mso-height-relative:margin;v-text-anchor:middle" o:gfxdata="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" strokecolor="#1f3763 [1604]" strokeweight="1pt">
-                      <v:fill r:id="rId8" o:title="" recolor="t" rotate="t" type="tile"/>
-                      <w10:wrap type="topAndBottom"/>
+                    <v:rect w14:anchorId="455CB978" id="Rectangle 1" o:spid="_x0000_s1026" style="width:72.55pt;height:70.8pt;visibility:visible;mso-wrap-style:square;mso-left-percent:-10001;mso-top-percent:-10001;mso-position-horizontal:absolute;mso-position-horizontal-relative:char;mso-position-vertical:absolute;mso-position-vertical-relative:line;mso-left-percent:-10001;mso-top-percent:-10001;v-text-anchor:middle" o:gfxdata="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" fillcolor="#463500" strokecolor="#463500" strokeweight="1pt">
+                      <w10:anchorlock/>
                     </v:rect>
                   </w:pict>
                 </mc:Fallback>
@@ -4391,15 +4591,16 @@
             </w:r>
           </w:p>
         </w:tc>
-      </w:tr>
-      <w:tr>
-        <w:trPr>
-          <w:trHeight w:hRule="exact" w:val="1474"/>
-          <w:jc w:val="center"/>
-        </w:trPr>
-        <w:tc>
-          <w:tcPr>
-            <w:tcW w:w="284" w:type="dxa"/>
+        <w:tc>
+          <w:tcPr>
+            <w:tcW w:w="1459" w:type="dxa"/>
+            <w:tcBorders>
+              <w:top w:val="single" w:sz="4" w:space="0" w:color="auto"/>
+              <w:left w:val="single" w:sz="4" w:space="0" w:color="auto"/>
+              <w:bottom w:val="single" w:sz="4" w:space="0" w:color="auto"/>
+              <w:right w:val="single" w:sz="4" w:space="0" w:color="auto"/>
+            </w:tcBorders>
+            <w:vAlign w:val="center"/>
           </w:tcPr>
           <w:p>
             <w:pPr>
@@ -4420,18 +4621,10 @@
               <mc:AlternateContent>
                 <mc:Choice Requires="wps">
                   <w:drawing>
-                    <wp:anchor distT="0" distB="0" distL="114300" distR="114300" simplePos="0" relativeHeight="251753472" behindDoc="0" locked="0" layoutInCell="1" allowOverlap="1" wp14:anchorId="62386C84" wp14:editId="29A7E19D">
-                      <wp:simplePos x="0" y="0"/>
-                      <wp:positionH relativeFrom="column">
-                        <wp:posOffset>0</wp:posOffset>
-                      </wp:positionH>
-                      <wp:positionV relativeFrom="paragraph">
-                        <wp:posOffset>16510</wp:posOffset>
-                      </wp:positionV>
-                      <wp:extent cx="989330" cy="934720"/>
-                      <wp:effectExtent l="0" t="0" r="20320" b="17780"/>
-                      <wp:wrapTopAndBottom/>
-                      <wp:docPr id="123" name="Rectangle 123"/>
+                    <wp:inline distT="0" distB="0" distL="0" distR="0" wp14:anchorId="68092E68" wp14:editId="43463AC0">
+                      <wp:extent cx="919429" cy="899795"/>
+                      <wp:effectExtent l="0" t="0" r="0" b="0"/>
+                      <wp:docPr id="63" name="Rectangle 167"/>
                       <wp:cNvGraphicFramePr/>
                       <a:graphic xmlns:a="http://schemas.openxmlformats.org/drawingml/2006/main">
                         <a:graphicData uri="http://schemas.microsoft.com/office/word/2010/wordprocessingShape">
@@ -4440,15 +4633,21 @@
                             <wps:spPr>
                               <a:xfrm>
                                 <a:off x="0" y="0"/>
-                                <a:ext cx="989330" cy="934720"/>
+                                <a:ext cx="919429" cy="899795"/>
                               </a:xfrm>
                               <a:prstGeom prst="rect">
                                 <a:avLst/>
                               </a:prstGeom>
                               <a:blipFill>
                                 <a:blip r:embed="rId5"/>
-                                <a:tile tx="0" ty="0" sx="100000" sy="100000" flip="none" algn="tl"/>
+                                <a:srcRect/>
+                                <a:stretch>
+                                  <a:fillRect l="470" t="-801" r="-494" b="778"/>
+                                </a:stretch>
                               </a:blipFill>
+                              <a:ln>
+                                <a:noFill/>
+                              </a:ln>
                             </wps:spPr>
                             <wps:style>
                               <a:lnRef idx="2">
@@ -4475,20 +4674,14 @@
                           </wps:wsp>
                         </a:graphicData>
                       </a:graphic>
-                      <wp14:sizeRelH relativeFrom="margin">
-                        <wp14:pctWidth>0</wp14:pctWidth>
-                      </wp14:sizeRelH>
-                      <wp14:sizeRelV relativeFrom="margin">
-                        <wp14:pctHeight>0</wp14:pctHeight>
-                      </wp14:sizeRelV>
-                    </wp:anchor>
+                    </wp:inline>
                   </w:drawing>
                 </mc:Choice>
                 <mc:Fallback>
                   <w:pict>
-                    <v:rect w14:anchorId="4CAC5623" id="Rectangle 123" o:spid="_x0000_s1026" style="position:absolute;margin-left:0;margin-top:1.3pt;width:77.9pt;height:73.6pt;z-index:251753472;visibility:visible;mso-wrap-style:square;mso-width-percent:0;mso-height-percent:0;mso-wrap-distance-left:9pt;mso-wrap-distance-top:0;mso-wrap-distance-right:9pt;mso-wrap-distance-bottom:0;mso-position-horizontal:absolute;mso-position-horizontal-relative:text;mso-position-vertical:absolute;mso-position-vertical-relative:text;mso-width-percent:0;mso-height-percent:0;mso-width-relative:margin;mso-height-relative:margin;v-text-anchor:middle" o:gfxdata="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" strokecolor="#1f3763 [1604]" strokeweight="1pt">
-                      <v:fill r:id="rId6" o:title="" recolor="t" rotate="t" type="tile"/>
-                      <w10:wrap type="topAndBottom"/>
+                    <v:rect w14:anchorId="195A1051" id="Rectangle 167" o:spid="_x0000_s1026" style="width:72.4pt;height:70.85pt;visibility:visible;mso-wrap-style:square;mso-left-percent:-10001;mso-top-percent:-10001;mso-position-horizontal:absolute;mso-position-horizontal-relative:char;mso-position-vertical:absolute;mso-position-vertical-relative:line;mso-left-percent:-10001;mso-top-percent:-10001;v-text-anchor:middle" o:gfxdata="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" stroked="f" strokeweight="1pt">
+                      <v:fill r:id="rId6" o:title="" recolor="t" rotate="t" type="frame"/>
+                      <w10:anchorlock/>
                     </v:rect>
                   </w:pict>
                 </mc:Fallback>
@@ -4498,7 +4691,14 @@
         </w:tc>
         <w:tc>
           <w:tcPr>
-            <w:tcW w:w="284" w:type="dxa"/>
+            <w:tcW w:w="1459" w:type="dxa"/>
+            <w:tcBorders>
+              <w:top w:val="single" w:sz="4" w:space="0" w:color="auto"/>
+              <w:left w:val="single" w:sz="4" w:space="0" w:color="auto"/>
+              <w:bottom w:val="single" w:sz="4" w:space="0" w:color="auto"/>
+              <w:right w:val="single" w:sz="4" w:space="0" w:color="auto"/>
+            </w:tcBorders>
+            <w:vAlign w:val="center"/>
           </w:tcPr>
           <w:p>
             <w:pPr>
@@ -4519,18 +4719,10 @@
               <mc:AlternateContent>
                 <mc:Choice Requires="wps">
                   <w:drawing>
-                    <wp:anchor distT="0" distB="0" distL="114300" distR="114300" simplePos="0" relativeHeight="251812864" behindDoc="0" locked="0" layoutInCell="1" allowOverlap="1" wp14:anchorId="3721B9FF" wp14:editId="23E9330C">
-                      <wp:simplePos x="0" y="0"/>
-                      <wp:positionH relativeFrom="column">
-                        <wp:posOffset>0</wp:posOffset>
-                      </wp:positionH>
-                      <wp:positionV relativeFrom="paragraph">
-                        <wp:posOffset>24765</wp:posOffset>
-                      </wp:positionV>
-                      <wp:extent cx="989330" cy="934720"/>
-                      <wp:effectExtent l="0" t="0" r="20320" b="17780"/>
-                      <wp:wrapTopAndBottom/>
-                      <wp:docPr id="152" name="Rectangle 152"/>
+                    <wp:inline distT="0" distB="0" distL="0" distR="0" wp14:anchorId="7848B1F6" wp14:editId="17E01EE2">
+                      <wp:extent cx="921385" cy="899160"/>
+                      <wp:effectExtent l="0" t="0" r="12065" b="15240"/>
+                      <wp:docPr id="68" name="Rectangle 1"/>
                       <wp:cNvGraphicFramePr/>
                       <a:graphic xmlns:a="http://schemas.openxmlformats.org/drawingml/2006/main">
                         <a:graphicData uri="http://schemas.microsoft.com/office/word/2010/wordprocessingShape">
@@ -4539,15 +4731,19 @@
                             <wps:spPr>
                               <a:xfrm>
                                 <a:off x="0" y="0"/>
-                                <a:ext cx="989330" cy="934720"/>
+                                <a:ext cx="921385" cy="899160"/>
                               </a:xfrm>
                               <a:prstGeom prst="rect">
                                 <a:avLst/>
                               </a:prstGeom>
-                              <a:blipFill>
-                                <a:blip r:embed="rId7"/>
-                                <a:tile tx="0" ty="0" sx="100000" sy="100000" flip="none" algn="tl"/>
-                              </a:blipFill>
+                              <a:solidFill>
+                                <a:srgbClr val="463500"/>
+                              </a:solidFill>
+                              <a:ln>
+                                <a:solidFill>
+                                  <a:srgbClr val="463500"/>
+                                </a:solidFill>
+                              </a:ln>
                             </wps:spPr>
                             <wps:style>
                               <a:lnRef idx="2">
@@ -4574,20 +4770,13 @@
                           </wps:wsp>
                         </a:graphicData>
                       </a:graphic>
-                      <wp14:sizeRelH relativeFrom="margin">
-                        <wp14:pctWidth>0</wp14:pctWidth>
-                      </wp14:sizeRelH>
-                      <wp14:sizeRelV relativeFrom="margin">
-                        <wp14:pctHeight>0</wp14:pctHeight>
-                      </wp14:sizeRelV>
-                    </wp:anchor>
+                    </wp:inline>
                   </w:drawing>
                 </mc:Choice>
                 <mc:Fallback>
                   <w:pict>
-                    <v:rect w14:anchorId="7F3C2A56" id="Rectangle 152" o:spid="_x0000_s1026" style="position:absolute;margin-left:0;margin-top:1.95pt;width:77.9pt;height:73.6pt;z-index:251812864;visibility:visible;mso-wrap-style:square;mso-width-percent:0;mso-height-percent:0;mso-wrap-distance-left:9pt;mso-wrap-distance-top:0;mso-wrap-distance-right:9pt;mso-wrap-distance-bottom:0;mso-position-horizontal:absolute;mso-position-horizontal-relative:text;mso-position-vertical:absolute;mso-position-vertical-relative:text;mso-width-percent:0;mso-height-percent:0;mso-width-relative:margin;mso-height-relative:margin;v-text-anchor:middle" o:gfxdata="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" strokecolor="#1f3763 [1604]" strokeweight="1pt">
-                      <v:fill r:id="rId8" o:title="" recolor="t" rotate="t" type="tile"/>
-                      <w10:wrap type="topAndBottom"/>
+                    <v:rect w14:anchorId="023394C5" id="Rectangle 1" o:spid="_x0000_s1026" style="width:72.55pt;height:70.8pt;visibility:visible;mso-wrap-style:square;mso-left-percent:-10001;mso-top-percent:-10001;mso-position-horizontal:absolute;mso-position-horizontal-relative:char;mso-position-vertical:absolute;mso-position-vertical-relative:line;mso-left-percent:-10001;mso-top-percent:-10001;v-text-anchor:middle" o:gfxdata="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" fillcolor="#463500" strokecolor="#463500" strokeweight="1pt">
+                      <w10:anchorlock/>
                     </v:rect>
                   </w:pict>
                 </mc:Fallback>
@@ -4597,7 +4786,14 @@
         </w:tc>
         <w:tc>
           <w:tcPr>
-            <w:tcW w:w="284" w:type="dxa"/>
+            <w:tcW w:w="1459" w:type="dxa"/>
+            <w:tcBorders>
+              <w:top w:val="single" w:sz="4" w:space="0" w:color="auto"/>
+              <w:left w:val="single" w:sz="4" w:space="0" w:color="auto"/>
+              <w:bottom w:val="single" w:sz="4" w:space="0" w:color="auto"/>
+              <w:right w:val="single" w:sz="4" w:space="0" w:color="auto"/>
+            </w:tcBorders>
+            <w:vAlign w:val="center"/>
           </w:tcPr>
           <w:p>
             <w:pPr>
@@ -4618,18 +4814,10 @@
               <mc:AlternateContent>
                 <mc:Choice Requires="wps">
                   <w:drawing>
-                    <wp:anchor distT="0" distB="0" distL="114300" distR="114300" simplePos="0" relativeHeight="251755520" behindDoc="0" locked="0" layoutInCell="1" allowOverlap="1" wp14:anchorId="62DCA8AF" wp14:editId="464022E8">
-                      <wp:simplePos x="0" y="0"/>
-                      <wp:positionH relativeFrom="column">
-                        <wp:posOffset>0</wp:posOffset>
-                      </wp:positionH>
-                      <wp:positionV relativeFrom="paragraph">
-                        <wp:posOffset>16510</wp:posOffset>
-                      </wp:positionV>
-                      <wp:extent cx="989330" cy="934720"/>
-                      <wp:effectExtent l="0" t="0" r="20320" b="17780"/>
-                      <wp:wrapTopAndBottom/>
-                      <wp:docPr id="124" name="Rectangle 124"/>
+                    <wp:inline distT="0" distB="0" distL="0" distR="0" wp14:anchorId="0C0D88F7" wp14:editId="7E4C1C6E">
+                      <wp:extent cx="919429" cy="899795"/>
+                      <wp:effectExtent l="0" t="0" r="0" b="0"/>
+                      <wp:docPr id="69" name="Rectangle 167"/>
                       <wp:cNvGraphicFramePr/>
                       <a:graphic xmlns:a="http://schemas.openxmlformats.org/drawingml/2006/main">
                         <a:graphicData uri="http://schemas.microsoft.com/office/word/2010/wordprocessingShape">
@@ -4638,15 +4826,21 @@
                             <wps:spPr>
                               <a:xfrm>
                                 <a:off x="0" y="0"/>
-                                <a:ext cx="989330" cy="934720"/>
+                                <a:ext cx="919429" cy="899795"/>
                               </a:xfrm>
                               <a:prstGeom prst="rect">
                                 <a:avLst/>
                               </a:prstGeom>
                               <a:blipFill>
                                 <a:blip r:embed="rId5"/>
-                                <a:tile tx="0" ty="0" sx="100000" sy="100000" flip="none" algn="tl"/>
+                                <a:srcRect/>
+                                <a:stretch>
+                                  <a:fillRect l="470" t="-801" r="-494" b="778"/>
+                                </a:stretch>
                               </a:blipFill>
+                              <a:ln>
+                                <a:noFill/>
+                              </a:ln>
                             </wps:spPr>
                             <wps:style>
                               <a:lnRef idx="2">
@@ -4673,20 +4867,14 @@
                           </wps:wsp>
                         </a:graphicData>
                       </a:graphic>
-                      <wp14:sizeRelH relativeFrom="margin">
-                        <wp14:pctWidth>0</wp14:pctWidth>
-                      </wp14:sizeRelH>
-                      <wp14:sizeRelV relativeFrom="margin">
-                        <wp14:pctHeight>0</wp14:pctHeight>
-                      </wp14:sizeRelV>
-                    </wp:anchor>
+                    </wp:inline>
                   </w:drawing>
                 </mc:Choice>
                 <mc:Fallback>
                   <w:pict>
-                    <v:rect w14:anchorId="7C9FAF2F" id="Rectangle 124" o:spid="_x0000_s1026" style="position:absolute;margin-left:0;margin-top:1.3pt;width:77.9pt;height:73.6pt;z-index:251755520;visibility:visible;mso-wrap-style:square;mso-width-percent:0;mso-height-percent:0;mso-wrap-distance-left:9pt;mso-wrap-distance-top:0;mso-wrap-distance-right:9pt;mso-wrap-distance-bottom:0;mso-position-horizontal:absolute;mso-position-horizontal-relative:text;mso-position-vertical:absolute;mso-position-vertical-relative:text;mso-width-percent:0;mso-height-percent:0;mso-width-relative:margin;mso-height-relative:margin;v-text-anchor:middle" o:gfxdata="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" strokecolor="#1f3763 [1604]" strokeweight="1pt">
-                      <v:fill r:id="rId6" o:title="" recolor="t" rotate="t" type="tile"/>
-                      <w10:wrap type="topAndBottom"/>
+                    <v:rect w14:anchorId="430FC173" id="Rectangle 167" o:spid="_x0000_s1026" style="width:72.4pt;height:70.85pt;visibility:visible;mso-wrap-style:square;mso-left-percent:-10001;mso-top-percent:-10001;mso-position-horizontal:absolute;mso-position-horizontal-relative:char;mso-position-vertical:absolute;mso-position-vertical-relative:line;mso-left-percent:-10001;mso-top-percent:-10001;v-text-anchor:middle" o:gfxdata="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" stroked="f" strokeweight="1pt">
+                      <v:fill r:id="rId6" o:title="" recolor="t" rotate="t" type="frame"/>
+                      <w10:anchorlock/>
                     </v:rect>
                   </w:pict>
                 </mc:Fallback>
@@ -4696,7 +4884,14 @@
         </w:tc>
         <w:tc>
           <w:tcPr>
-            <w:tcW w:w="284" w:type="dxa"/>
+            <w:tcW w:w="1459" w:type="dxa"/>
+            <w:tcBorders>
+              <w:top w:val="single" w:sz="4" w:space="0" w:color="auto"/>
+              <w:left w:val="single" w:sz="4" w:space="0" w:color="auto"/>
+              <w:bottom w:val="single" w:sz="4" w:space="0" w:color="auto"/>
+              <w:right w:val="single" w:sz="4" w:space="0" w:color="auto"/>
+            </w:tcBorders>
+            <w:vAlign w:val="center"/>
           </w:tcPr>
           <w:p>
             <w:pPr>
@@ -4717,18 +4912,10 @@
               <mc:AlternateContent>
                 <mc:Choice Requires="wps">
                   <w:drawing>
-                    <wp:anchor distT="0" distB="0" distL="114300" distR="114300" simplePos="0" relativeHeight="251814912" behindDoc="0" locked="0" layoutInCell="1" allowOverlap="1" wp14:anchorId="00A36A90" wp14:editId="183BD51B">
-                      <wp:simplePos x="0" y="0"/>
-                      <wp:positionH relativeFrom="column">
-                        <wp:posOffset>0</wp:posOffset>
-                      </wp:positionH>
-                      <wp:positionV relativeFrom="paragraph">
-                        <wp:posOffset>24765</wp:posOffset>
-                      </wp:positionV>
-                      <wp:extent cx="989330" cy="934720"/>
-                      <wp:effectExtent l="0" t="0" r="20320" b="17780"/>
-                      <wp:wrapTopAndBottom/>
-                      <wp:docPr id="153" name="Rectangle 153"/>
+                    <wp:inline distT="0" distB="0" distL="0" distR="0" wp14:anchorId="48EBAAB6" wp14:editId="1400E09C">
+                      <wp:extent cx="921385" cy="899160"/>
+                      <wp:effectExtent l="0" t="0" r="12065" b="15240"/>
+                      <wp:docPr id="70" name="Rectangle 1"/>
                       <wp:cNvGraphicFramePr/>
                       <a:graphic xmlns:a="http://schemas.openxmlformats.org/drawingml/2006/main">
                         <a:graphicData uri="http://schemas.microsoft.com/office/word/2010/wordprocessingShape">
@@ -4737,15 +4924,19 @@
                             <wps:spPr>
                               <a:xfrm>
                                 <a:off x="0" y="0"/>
-                                <a:ext cx="989330" cy="934720"/>
+                                <a:ext cx="921385" cy="899160"/>
                               </a:xfrm>
                               <a:prstGeom prst="rect">
                                 <a:avLst/>
                               </a:prstGeom>
-                              <a:blipFill>
-                                <a:blip r:embed="rId7"/>
-                                <a:tile tx="0" ty="0" sx="100000" sy="100000" flip="none" algn="tl"/>
-                              </a:blipFill>
+                              <a:solidFill>
+                                <a:srgbClr val="463500"/>
+                              </a:solidFill>
+                              <a:ln>
+                                <a:solidFill>
+                                  <a:srgbClr val="463500"/>
+                                </a:solidFill>
+                              </a:ln>
                             </wps:spPr>
                             <wps:style>
                               <a:lnRef idx="2">
@@ -4772,20 +4963,13 @@
                           </wps:wsp>
                         </a:graphicData>
                       </a:graphic>
-                      <wp14:sizeRelH relativeFrom="margin">
-                        <wp14:pctWidth>0</wp14:pctWidth>
-                      </wp14:sizeRelH>
-                      <wp14:sizeRelV relativeFrom="margin">
-                        <wp14:pctHeight>0</wp14:pctHeight>
-                      </wp14:sizeRelV>
-                    </wp:anchor>
+                    </wp:inline>
                   </w:drawing>
                 </mc:Choice>
                 <mc:Fallback>
                   <w:pict>
-                    <v:rect w14:anchorId="6801087E" id="Rectangle 153" o:spid="_x0000_s1026" style="position:absolute;margin-left:0;margin-top:1.95pt;width:77.9pt;height:73.6pt;z-index:251814912;visibility:visible;mso-wrap-style:square;mso-width-percent:0;mso-height-percent:0;mso-wrap-distance-left:9pt;mso-wrap-distance-top:0;mso-wrap-distance-right:9pt;mso-wrap-distance-bottom:0;mso-position-horizontal:absolute;mso-position-horizontal-relative:text;mso-position-vertical:absolute;mso-position-vertical-relative:text;mso-width-percent:0;mso-height-percent:0;mso-width-relative:margin;mso-height-relative:margin;v-text-anchor:middle" o:gfxdata="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" strokecolor="#1f3763 [1604]" strokeweight="1pt">
-                      <v:fill r:id="rId8" o:title="" recolor="t" rotate="t" type="tile"/>
-                      <w10:wrap type="topAndBottom"/>
+                    <v:rect w14:anchorId="2762F052" id="Rectangle 1" o:spid="_x0000_s1026" style="width:72.55pt;height:70.8pt;visibility:visible;mso-wrap-style:square;mso-left-percent:-10001;mso-top-percent:-10001;mso-position-horizontal:absolute;mso-position-horizontal-relative:char;mso-position-vertical:absolute;mso-position-vertical-relative:line;mso-left-percent:-10001;mso-top-percent:-10001;v-text-anchor:middle" o:gfxdata="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" fillcolor="#463500" strokecolor="#463500" strokeweight="1pt">
+                      <w10:anchorlock/>
                     </v:rect>
                   </w:pict>
                 </mc:Fallback>
@@ -4793,9 +4977,22 @@
             </w:r>
           </w:p>
         </w:tc>
-        <w:tc>
-          <w:tcPr>
-            <w:tcW w:w="284" w:type="dxa"/>
+      </w:tr>
+      <w:tr>
+        <w:trPr>
+          <w:trHeight w:hRule="exact" w:val="1418"/>
+          <w:jc w:val="center"/>
+        </w:trPr>
+        <w:tc>
+          <w:tcPr>
+            <w:tcW w:w="1458" w:type="dxa"/>
+            <w:tcBorders>
+              <w:top w:val="single" w:sz="4" w:space="0" w:color="auto"/>
+              <w:left w:val="single" w:sz="4" w:space="0" w:color="auto"/>
+              <w:bottom w:val="single" w:sz="4" w:space="0" w:color="auto"/>
+              <w:right w:val="single" w:sz="4" w:space="0" w:color="auto"/>
+            </w:tcBorders>
+            <w:vAlign w:val="center"/>
           </w:tcPr>
           <w:p>
             <w:pPr>
@@ -4816,18 +5013,10 @@
               <mc:AlternateContent>
                 <mc:Choice Requires="wps">
                   <w:drawing>
-                    <wp:anchor distT="0" distB="0" distL="114300" distR="114300" simplePos="0" relativeHeight="251757568" behindDoc="0" locked="0" layoutInCell="1" allowOverlap="1" wp14:anchorId="6BFEB22A" wp14:editId="2505E8F3">
-                      <wp:simplePos x="0" y="0"/>
-                      <wp:positionH relativeFrom="column">
-                        <wp:posOffset>0</wp:posOffset>
-                      </wp:positionH>
-                      <wp:positionV relativeFrom="paragraph">
-                        <wp:posOffset>16510</wp:posOffset>
-                      </wp:positionV>
-                      <wp:extent cx="989330" cy="934720"/>
-                      <wp:effectExtent l="0" t="0" r="20320" b="17780"/>
-                      <wp:wrapTopAndBottom/>
-                      <wp:docPr id="125" name="Rectangle 125"/>
+                    <wp:inline distT="0" distB="0" distL="0" distR="0" wp14:anchorId="48FEF0FC" wp14:editId="776FDBB2">
+                      <wp:extent cx="921385" cy="899160"/>
+                      <wp:effectExtent l="0" t="0" r="12065" b="15240"/>
+                      <wp:docPr id="71" name="Rectangle 1"/>
                       <wp:cNvGraphicFramePr/>
                       <a:graphic xmlns:a="http://schemas.openxmlformats.org/drawingml/2006/main">
                         <a:graphicData uri="http://schemas.microsoft.com/office/word/2010/wordprocessingShape">
@@ -4836,15 +5025,19 @@
                             <wps:spPr>
                               <a:xfrm>
                                 <a:off x="0" y="0"/>
-                                <a:ext cx="989330" cy="934720"/>
+                                <a:ext cx="921385" cy="899160"/>
                               </a:xfrm>
                               <a:prstGeom prst="rect">
                                 <a:avLst/>
                               </a:prstGeom>
-                              <a:blipFill>
-                                <a:blip r:embed="rId5"/>
-                                <a:tile tx="0" ty="0" sx="100000" sy="100000" flip="none" algn="tl"/>
-                              </a:blipFill>
+                              <a:solidFill>
+                                <a:srgbClr val="463500"/>
+                              </a:solidFill>
+                              <a:ln>
+                                <a:solidFill>
+                                  <a:srgbClr val="463500"/>
+                                </a:solidFill>
+                              </a:ln>
                             </wps:spPr>
                             <wps:style>
                               <a:lnRef idx="2">
@@ -4871,20 +5064,13 @@
                           </wps:wsp>
                         </a:graphicData>
                       </a:graphic>
-                      <wp14:sizeRelH relativeFrom="margin">
-                        <wp14:pctWidth>0</wp14:pctWidth>
-                      </wp14:sizeRelH>
-                      <wp14:sizeRelV relativeFrom="margin">
-                        <wp14:pctHeight>0</wp14:pctHeight>
-                      </wp14:sizeRelV>
-                    </wp:anchor>
+                    </wp:inline>
                   </w:drawing>
                 </mc:Choice>
                 <mc:Fallback>
                   <w:pict>
-                    <v:rect w14:anchorId="1D459C42" id="Rectangle 125" o:spid="_x0000_s1026" style="position:absolute;margin-left:0;margin-top:1.3pt;width:77.9pt;height:73.6pt;z-index:251757568;visibility:visible;mso-wrap-style:square;mso-width-percent:0;mso-height-percent:0;mso-wrap-distance-left:9pt;mso-wrap-distance-top:0;mso-wrap-distance-right:9pt;mso-wrap-distance-bottom:0;mso-position-horizontal:absolute;mso-position-horizontal-relative:text;mso-position-vertical:absolute;mso-position-vertical-relative:text;mso-width-percent:0;mso-height-percent:0;mso-width-relative:margin;mso-height-relative:margin;v-text-anchor:middle" o:gfxdata="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" strokecolor="#1f3763 [1604]" strokeweight="1pt">
-                      <v:fill r:id="rId6" o:title="" recolor="t" rotate="t" type="tile"/>
-                      <w10:wrap type="topAndBottom"/>
+                    <v:rect w14:anchorId="5166D8E8" id="Rectangle 1" o:spid="_x0000_s1026" style="width:72.55pt;height:70.8pt;visibility:visible;mso-wrap-style:square;mso-left-percent:-10001;mso-top-percent:-10001;mso-position-horizontal:absolute;mso-position-horizontal-relative:char;mso-position-vertical:absolute;mso-position-vertical-relative:line;mso-left-percent:-10001;mso-top-percent:-10001;v-text-anchor:middle" o:gfxdata="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" fillcolor="#463500" strokecolor="#463500" strokeweight="1pt">
+                      <w10:anchorlock/>
                     </v:rect>
                   </w:pict>
                 </mc:Fallback>
@@ -4894,7 +5080,14 @@
         </w:tc>
         <w:tc>
           <w:tcPr>
-            <w:tcW w:w="284" w:type="dxa"/>
+            <w:tcW w:w="1458" w:type="dxa"/>
+            <w:tcBorders>
+              <w:top w:val="single" w:sz="4" w:space="0" w:color="auto"/>
+              <w:left w:val="single" w:sz="4" w:space="0" w:color="auto"/>
+              <w:bottom w:val="single" w:sz="4" w:space="0" w:color="auto"/>
+              <w:right w:val="single" w:sz="4" w:space="0" w:color="auto"/>
+            </w:tcBorders>
+            <w:vAlign w:val="center"/>
           </w:tcPr>
           <w:p>
             <w:pPr>
@@ -4915,18 +5108,10 @@
               <mc:AlternateContent>
                 <mc:Choice Requires="wps">
                   <w:drawing>
-                    <wp:anchor distT="0" distB="0" distL="114300" distR="114300" simplePos="0" relativeHeight="251821056" behindDoc="0" locked="0" layoutInCell="1" allowOverlap="1" wp14:anchorId="42AABE31" wp14:editId="2B4F37B7">
-                      <wp:simplePos x="0" y="0"/>
-                      <wp:positionH relativeFrom="column">
-                        <wp:posOffset>0</wp:posOffset>
-                      </wp:positionH>
-                      <wp:positionV relativeFrom="paragraph">
-                        <wp:posOffset>24765</wp:posOffset>
-                      </wp:positionV>
-                      <wp:extent cx="989330" cy="934720"/>
-                      <wp:effectExtent l="0" t="0" r="20320" b="17780"/>
-                      <wp:wrapTopAndBottom/>
-                      <wp:docPr id="156" name="Rectangle 156"/>
+                    <wp:inline distT="0" distB="0" distL="0" distR="0" wp14:anchorId="194C3EF1" wp14:editId="1D176005">
+                      <wp:extent cx="919429" cy="899795"/>
+                      <wp:effectExtent l="0" t="0" r="0" b="0"/>
+                      <wp:docPr id="72" name="Rectangle 167"/>
                       <wp:cNvGraphicFramePr/>
                       <a:graphic xmlns:a="http://schemas.openxmlformats.org/drawingml/2006/main">
                         <a:graphicData uri="http://schemas.microsoft.com/office/word/2010/wordprocessingShape">
@@ -4935,15 +5120,21 @@
                             <wps:spPr>
                               <a:xfrm>
                                 <a:off x="0" y="0"/>
-                                <a:ext cx="989330" cy="934720"/>
+                                <a:ext cx="919429" cy="899795"/>
                               </a:xfrm>
                               <a:prstGeom prst="rect">
                                 <a:avLst/>
                               </a:prstGeom>
                               <a:blipFill>
-                                <a:blip r:embed="rId7"/>
-                                <a:tile tx="0" ty="0" sx="100000" sy="100000" flip="none" algn="tl"/>
+                                <a:blip r:embed="rId5"/>
+                                <a:srcRect/>
+                                <a:stretch>
+                                  <a:fillRect l="470" t="-801" r="-494" b="778"/>
+                                </a:stretch>
                               </a:blipFill>
+                              <a:ln>
+                                <a:noFill/>
+                              </a:ln>
                             </wps:spPr>
                             <wps:style>
                               <a:lnRef idx="2">
@@ -4970,20 +5161,14 @@
                           </wps:wsp>
                         </a:graphicData>
                       </a:graphic>
-                      <wp14:sizeRelH relativeFrom="margin">
-                        <wp14:pctWidth>0</wp14:pctWidth>
-                      </wp14:sizeRelH>
-                      <wp14:sizeRelV relativeFrom="margin">
-                        <wp14:pctHeight>0</wp14:pctHeight>
-                      </wp14:sizeRelV>
-                    </wp:anchor>
+                    </wp:inline>
                   </w:drawing>
                 </mc:Choice>
                 <mc:Fallback>
                   <w:pict>
-                    <v:rect w14:anchorId="29CE3806" id="Rectangle 156" o:spid="_x0000_s1026" style="position:absolute;margin-left:0;margin-top:1.95pt;width:77.9pt;height:73.6pt;z-index:251821056;visibility:visible;mso-wrap-style:square;mso-width-percent:0;mso-height-percent:0;mso-wrap-distance-left:9pt;mso-wrap-distance-top:0;mso-wrap-distance-right:9pt;mso-wrap-distance-bottom:0;mso-position-horizontal:absolute;mso-position-horizontal-relative:text;mso-position-vertical:absolute;mso-position-vertical-relative:text;mso-width-percent:0;mso-height-percent:0;mso-width-relative:margin;mso-height-relative:margin;v-text-anchor:middle" o:gfxdata="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" strokecolor="#1f3763 [1604]" strokeweight="1pt">
-                      <v:fill r:id="rId8" o:title="" recolor="t" rotate="t" type="tile"/>
-                      <w10:wrap type="topAndBottom"/>
+                    <v:rect w14:anchorId="77BA44C7" id="Rectangle 167" o:spid="_x0000_s1026" style="width:72.4pt;height:70.85pt;visibility:visible;mso-wrap-style:square;mso-left-percent:-10001;mso-top-percent:-10001;mso-position-horizontal:absolute;mso-position-horizontal-relative:char;mso-position-vertical:absolute;mso-position-vertical-relative:line;mso-left-percent:-10001;mso-top-percent:-10001;v-text-anchor:middle" o:gfxdata="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" stroked="f" strokeweight="1pt">
+                      <v:fill r:id="rId6" o:title="" recolor="t" rotate="t" type="frame"/>
+                      <w10:anchorlock/>
                     </v:rect>
                   </w:pict>
                 </mc:Fallback>
@@ -4993,7 +5178,14 @@
         </w:tc>
         <w:tc>
           <w:tcPr>
-            <w:tcW w:w="284" w:type="dxa"/>
+            <w:tcW w:w="1459" w:type="dxa"/>
+            <w:tcBorders>
+              <w:top w:val="single" w:sz="4" w:space="0" w:color="auto"/>
+              <w:left w:val="single" w:sz="4" w:space="0" w:color="auto"/>
+              <w:bottom w:val="single" w:sz="4" w:space="0" w:color="auto"/>
+              <w:right w:val="single" w:sz="4" w:space="0" w:color="auto"/>
+            </w:tcBorders>
+            <w:vAlign w:val="center"/>
           </w:tcPr>
           <w:p>
             <w:pPr>
@@ -5014,18 +5206,10 @@
               <mc:AlternateContent>
                 <mc:Choice Requires="wps">
                   <w:drawing>
-                    <wp:anchor distT="0" distB="0" distL="114300" distR="114300" simplePos="0" relativeHeight="251759616" behindDoc="0" locked="0" layoutInCell="1" allowOverlap="1" wp14:anchorId="4ED550C8" wp14:editId="6888E531">
-                      <wp:simplePos x="0" y="0"/>
-                      <wp:positionH relativeFrom="column">
-                        <wp:posOffset>0</wp:posOffset>
-                      </wp:positionH>
-                      <wp:positionV relativeFrom="paragraph">
-                        <wp:posOffset>16510</wp:posOffset>
-                      </wp:positionV>
-                      <wp:extent cx="989330" cy="934720"/>
-                      <wp:effectExtent l="0" t="0" r="20320" b="17780"/>
-                      <wp:wrapTopAndBottom/>
-                      <wp:docPr id="126" name="Rectangle 126"/>
+                    <wp:inline distT="0" distB="0" distL="0" distR="0" wp14:anchorId="24CB69B3" wp14:editId="2AA2AF40">
+                      <wp:extent cx="921385" cy="899160"/>
+                      <wp:effectExtent l="0" t="0" r="12065" b="15240"/>
+                      <wp:docPr id="73" name="Rectangle 1"/>
                       <wp:cNvGraphicFramePr/>
                       <a:graphic xmlns:a="http://schemas.openxmlformats.org/drawingml/2006/main">
                         <a:graphicData uri="http://schemas.microsoft.com/office/word/2010/wordprocessingShape">
@@ -5034,15 +5218,19 @@
                             <wps:spPr>
                               <a:xfrm>
                                 <a:off x="0" y="0"/>
-                                <a:ext cx="989330" cy="934720"/>
+                                <a:ext cx="921385" cy="899160"/>
                               </a:xfrm>
                               <a:prstGeom prst="rect">
                                 <a:avLst/>
                               </a:prstGeom>
-                              <a:blipFill>
-                                <a:blip r:embed="rId5"/>
-                                <a:tile tx="0" ty="0" sx="100000" sy="100000" flip="none" algn="tl"/>
-                              </a:blipFill>
+                              <a:solidFill>
+                                <a:srgbClr val="463500"/>
+                              </a:solidFill>
+                              <a:ln>
+                                <a:solidFill>
+                                  <a:srgbClr val="463500"/>
+                                </a:solidFill>
+                              </a:ln>
                             </wps:spPr>
                             <wps:style>
                               <a:lnRef idx="2">
@@ -5069,20 +5257,13 @@
                           </wps:wsp>
                         </a:graphicData>
                       </a:graphic>
-                      <wp14:sizeRelH relativeFrom="margin">
-                        <wp14:pctWidth>0</wp14:pctWidth>
-                      </wp14:sizeRelH>
-                      <wp14:sizeRelV relativeFrom="margin">
-                        <wp14:pctHeight>0</wp14:pctHeight>
-                      </wp14:sizeRelV>
-                    </wp:anchor>
+                    </wp:inline>
                   </w:drawing>
                 </mc:Choice>
                 <mc:Fallback>
                   <w:pict>
-                    <v:rect w14:anchorId="4291D0A7" id="Rectangle 126" o:spid="_x0000_s1026" style="position:absolute;margin-left:0;margin-top:1.3pt;width:77.9pt;height:73.6pt;z-index:251759616;visibility:visible;mso-wrap-style:square;mso-width-percent:0;mso-height-percent:0;mso-wrap-distance-left:9pt;mso-wrap-distance-top:0;mso-wrap-distance-right:9pt;mso-wrap-distance-bottom:0;mso-position-horizontal:absolute;mso-position-horizontal-relative:text;mso-position-vertical:absolute;mso-position-vertical-relative:text;mso-width-percent:0;mso-height-percent:0;mso-width-relative:margin;mso-height-relative:margin;v-text-anchor:middle" o:gfxdata="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" strokecolor="#1f3763 [1604]" strokeweight="1pt">
-                      <v:fill r:id="rId6" o:title="" recolor="t" rotate="t" type="tile"/>
-                      <w10:wrap type="topAndBottom"/>
+                    <v:rect w14:anchorId="543E992C" id="Rectangle 1" o:spid="_x0000_s1026" style="width:72.55pt;height:70.8pt;visibility:visible;mso-wrap-style:square;mso-left-percent:-10001;mso-top-percent:-10001;mso-position-horizontal:absolute;mso-position-horizontal-relative:char;mso-position-vertical:absolute;mso-position-vertical-relative:line;mso-left-percent:-10001;mso-top-percent:-10001;v-text-anchor:middle" o:gfxdata="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" fillcolor="#463500" strokecolor="#463500" strokeweight="1pt">
+                      <w10:anchorlock/>
                     </v:rect>
                   </w:pict>
                 </mc:Fallback>
@@ -5090,15 +5271,16 @@
             </w:r>
           </w:p>
         </w:tc>
-      </w:tr>
-      <w:tr>
-        <w:trPr>
-          <w:trHeight w:hRule="exact" w:val="1474"/>
-          <w:jc w:val="center"/>
-        </w:trPr>
-        <w:tc>
-          <w:tcPr>
-            <w:tcW w:w="284" w:type="dxa"/>
+        <w:tc>
+          <w:tcPr>
+            <w:tcW w:w="1459" w:type="dxa"/>
+            <w:tcBorders>
+              <w:top w:val="single" w:sz="4" w:space="0" w:color="auto"/>
+              <w:left w:val="single" w:sz="4" w:space="0" w:color="auto"/>
+              <w:bottom w:val="single" w:sz="4" w:space="0" w:color="auto"/>
+              <w:right w:val="single" w:sz="4" w:space="0" w:color="auto"/>
+            </w:tcBorders>
+            <w:vAlign w:val="center"/>
           </w:tcPr>
           <w:p>
             <w:pPr>
@@ -5119,18 +5301,10 @@
               <mc:AlternateContent>
                 <mc:Choice Requires="wps">
                   <w:drawing>
-                    <wp:anchor distT="0" distB="0" distL="114300" distR="114300" simplePos="0" relativeHeight="251810816" behindDoc="0" locked="0" layoutInCell="1" allowOverlap="1" wp14:anchorId="3251F6B3" wp14:editId="0D72112A">
-                      <wp:simplePos x="0" y="0"/>
-                      <wp:positionH relativeFrom="column">
-                        <wp:posOffset>0</wp:posOffset>
-                      </wp:positionH>
-                      <wp:positionV relativeFrom="paragraph">
-                        <wp:posOffset>22860</wp:posOffset>
-                      </wp:positionV>
-                      <wp:extent cx="989330" cy="934720"/>
-                      <wp:effectExtent l="0" t="0" r="20320" b="17780"/>
-                      <wp:wrapTopAndBottom/>
-                      <wp:docPr id="151" name="Rectangle 151"/>
+                    <wp:inline distT="0" distB="0" distL="0" distR="0" wp14:anchorId="3E29FF12" wp14:editId="6C2B20B1">
+                      <wp:extent cx="919429" cy="899795"/>
+                      <wp:effectExtent l="0" t="0" r="0" b="0"/>
+                      <wp:docPr id="74" name="Rectangle 167"/>
                       <wp:cNvGraphicFramePr/>
                       <a:graphic xmlns:a="http://schemas.openxmlformats.org/drawingml/2006/main">
                         <a:graphicData uri="http://schemas.microsoft.com/office/word/2010/wordprocessingShape">
@@ -5139,15 +5313,21 @@
                             <wps:spPr>
                               <a:xfrm>
                                 <a:off x="0" y="0"/>
-                                <a:ext cx="989330" cy="934720"/>
+                                <a:ext cx="919429" cy="899795"/>
                               </a:xfrm>
                               <a:prstGeom prst="rect">
                                 <a:avLst/>
                               </a:prstGeom>
                               <a:blipFill>
-                                <a:blip r:embed="rId7"/>
-                                <a:tile tx="0" ty="0" sx="100000" sy="100000" flip="none" algn="tl"/>
+                                <a:blip r:embed="rId5"/>
+                                <a:srcRect/>
+                                <a:stretch>
+                                  <a:fillRect l="470" t="-801" r="-494" b="778"/>
+                                </a:stretch>
                               </a:blipFill>
+                              <a:ln>
+                                <a:noFill/>
+                              </a:ln>
                             </wps:spPr>
                             <wps:style>
                               <a:lnRef idx="2">
@@ -5174,20 +5354,14 @@
                           </wps:wsp>
                         </a:graphicData>
                       </a:graphic>
-                      <wp14:sizeRelH relativeFrom="margin">
-                        <wp14:pctWidth>0</wp14:pctWidth>
-                      </wp14:sizeRelH>
-                      <wp14:sizeRelV relativeFrom="margin">
-                        <wp14:pctHeight>0</wp14:pctHeight>
-                      </wp14:sizeRelV>
-                    </wp:anchor>
+                    </wp:inline>
                   </w:drawing>
                 </mc:Choice>
                 <mc:Fallback>
                   <w:pict>
-                    <v:rect w14:anchorId="55463F4F" id="Rectangle 151" o:spid="_x0000_s1026" style="position:absolute;margin-left:0;margin-top:1.8pt;width:77.9pt;height:73.6pt;z-index:251810816;visibility:visible;mso-wrap-style:square;mso-width-percent:0;mso-height-percent:0;mso-wrap-distance-left:9pt;mso-wrap-distance-top:0;mso-wrap-distance-right:9pt;mso-wrap-distance-bottom:0;mso-position-horizontal:absolute;mso-position-horizontal-relative:text;mso-position-vertical:absolute;mso-position-vertical-relative:text;mso-width-percent:0;mso-height-percent:0;mso-width-relative:margin;mso-height-relative:margin;v-text-anchor:middle" o:gfxdata="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" strokecolor="#1f3763 [1604]" strokeweight="1pt">
-                      <v:fill r:id="rId8" o:title="" recolor="t" rotate="t" type="tile"/>
-                      <w10:wrap type="topAndBottom"/>
+                    <v:rect w14:anchorId="11D11040" id="Rectangle 167" o:spid="_x0000_s1026" style="width:72.4pt;height:70.85pt;visibility:visible;mso-wrap-style:square;mso-left-percent:-10001;mso-top-percent:-10001;mso-position-horizontal:absolute;mso-position-horizontal-relative:char;mso-position-vertical:absolute;mso-position-vertical-relative:line;mso-left-percent:-10001;mso-top-percent:-10001;v-text-anchor:middle" o:gfxdata="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" stroked="f" strokeweight="1pt">
+                      <v:fill r:id="rId6" o:title="" recolor="t" rotate="t" type="frame"/>
+                      <w10:anchorlock/>
                     </v:rect>
                   </w:pict>
                 </mc:Fallback>
@@ -5197,7 +5371,14 @@
         </w:tc>
         <w:tc>
           <w:tcPr>
-            <w:tcW w:w="284" w:type="dxa"/>
+            <w:tcW w:w="1459" w:type="dxa"/>
+            <w:tcBorders>
+              <w:top w:val="single" w:sz="4" w:space="0" w:color="auto"/>
+              <w:left w:val="single" w:sz="4" w:space="0" w:color="auto"/>
+              <w:bottom w:val="single" w:sz="4" w:space="0" w:color="auto"/>
+              <w:right w:val="single" w:sz="4" w:space="0" w:color="auto"/>
+            </w:tcBorders>
+            <w:vAlign w:val="center"/>
           </w:tcPr>
           <w:p>
             <w:pPr>
@@ -5218,18 +5399,10 @@
               <mc:AlternateContent>
                 <mc:Choice Requires="wps">
                   <w:drawing>
-                    <wp:anchor distT="0" distB="0" distL="114300" distR="114300" simplePos="0" relativeHeight="251761664" behindDoc="0" locked="0" layoutInCell="1" allowOverlap="1" wp14:anchorId="75FB3D5F" wp14:editId="426E5C6C">
-                      <wp:simplePos x="0" y="0"/>
-                      <wp:positionH relativeFrom="column">
-                        <wp:posOffset>0</wp:posOffset>
-                      </wp:positionH>
-                      <wp:positionV relativeFrom="paragraph">
-                        <wp:posOffset>12700</wp:posOffset>
-                      </wp:positionV>
-                      <wp:extent cx="989330" cy="934720"/>
-                      <wp:effectExtent l="0" t="0" r="20320" b="17780"/>
-                      <wp:wrapTopAndBottom/>
-                      <wp:docPr id="127" name="Rectangle 127"/>
+                    <wp:inline distT="0" distB="0" distL="0" distR="0" wp14:anchorId="4D920742" wp14:editId="762D4A9C">
+                      <wp:extent cx="921385" cy="899160"/>
+                      <wp:effectExtent l="0" t="0" r="12065" b="15240"/>
+                      <wp:docPr id="75" name="Rectangle 1"/>
                       <wp:cNvGraphicFramePr/>
                       <a:graphic xmlns:a="http://schemas.openxmlformats.org/drawingml/2006/main">
                         <a:graphicData uri="http://schemas.microsoft.com/office/word/2010/wordprocessingShape">
@@ -5238,15 +5411,19 @@
                             <wps:spPr>
                               <a:xfrm>
                                 <a:off x="0" y="0"/>
-                                <a:ext cx="989330" cy="934720"/>
+                                <a:ext cx="921385" cy="899160"/>
                               </a:xfrm>
                               <a:prstGeom prst="rect">
                                 <a:avLst/>
                               </a:prstGeom>
-                              <a:blipFill>
-                                <a:blip r:embed="rId5"/>
-                                <a:tile tx="0" ty="0" sx="100000" sy="100000" flip="none" algn="tl"/>
-                              </a:blipFill>
+                              <a:solidFill>
+                                <a:srgbClr val="463500"/>
+                              </a:solidFill>
+                              <a:ln>
+                                <a:solidFill>
+                                  <a:srgbClr val="463500"/>
+                                </a:solidFill>
+                              </a:ln>
                             </wps:spPr>
                             <wps:style>
                               <a:lnRef idx="2">
@@ -5273,20 +5450,13 @@
                           </wps:wsp>
                         </a:graphicData>
                       </a:graphic>
-                      <wp14:sizeRelH relativeFrom="margin">
-                        <wp14:pctWidth>0</wp14:pctWidth>
-                      </wp14:sizeRelH>
-                      <wp14:sizeRelV relativeFrom="margin">
-                        <wp14:pctHeight>0</wp14:pctHeight>
-                      </wp14:sizeRelV>
-                    </wp:anchor>
+                    </wp:inline>
                   </w:drawing>
                 </mc:Choice>
                 <mc:Fallback>
                   <w:pict>
-                    <v:rect w14:anchorId="14EF855B" id="Rectangle 127" o:spid="_x0000_s1026" style="position:absolute;margin-left:0;margin-top:1pt;width:77.9pt;height:73.6pt;z-index:251761664;visibility:visible;mso-wrap-style:square;mso-width-percent:0;mso-height-percent:0;mso-wrap-distance-left:9pt;mso-wrap-distance-top:0;mso-wrap-distance-right:9pt;mso-wrap-distance-bottom:0;mso-position-horizontal:absolute;mso-position-horizontal-relative:text;mso-position-vertical:absolute;mso-position-vertical-relative:text;mso-width-percent:0;mso-height-percent:0;mso-width-relative:margin;mso-height-relative:margin;v-text-anchor:middle" o:gfxdata="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" strokecolor="#1f3763 [1604]" strokeweight="1pt">
-                      <v:fill r:id="rId6" o:title="" recolor="t" rotate="t" type="tile"/>
-                      <w10:wrap type="topAndBottom"/>
+                    <v:rect w14:anchorId="7A939751" id="Rectangle 1" o:spid="_x0000_s1026" style="width:72.55pt;height:70.8pt;visibility:visible;mso-wrap-style:square;mso-left-percent:-10001;mso-top-percent:-10001;mso-position-horizontal:absolute;mso-position-horizontal-relative:char;mso-position-vertical:absolute;mso-position-vertical-relative:line;mso-left-percent:-10001;mso-top-percent:-10001;v-text-anchor:middle" o:gfxdata="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" fillcolor="#463500" strokecolor="#463500" strokeweight="1pt">
+                      <w10:anchorlock/>
                     </v:rect>
                   </w:pict>
                 </mc:Fallback>
@@ -5296,7 +5466,14 @@
         </w:tc>
         <w:tc>
           <w:tcPr>
-            <w:tcW w:w="284" w:type="dxa"/>
+            <w:tcW w:w="1459" w:type="dxa"/>
+            <w:tcBorders>
+              <w:top w:val="single" w:sz="4" w:space="0" w:color="auto"/>
+              <w:left w:val="single" w:sz="4" w:space="0" w:color="auto"/>
+              <w:bottom w:val="single" w:sz="4" w:space="0" w:color="auto"/>
+              <w:right w:val="single" w:sz="4" w:space="0" w:color="auto"/>
+            </w:tcBorders>
+            <w:vAlign w:val="center"/>
           </w:tcPr>
           <w:p>
             <w:pPr>
@@ -5317,18 +5494,10 @@
               <mc:AlternateContent>
                 <mc:Choice Requires="wps">
                   <w:drawing>
-                    <wp:anchor distT="0" distB="0" distL="114300" distR="114300" simplePos="0" relativeHeight="251816960" behindDoc="0" locked="0" layoutInCell="1" allowOverlap="1" wp14:anchorId="0BFE9F78" wp14:editId="42388746">
-                      <wp:simplePos x="0" y="0"/>
-                      <wp:positionH relativeFrom="column">
-                        <wp:posOffset>0</wp:posOffset>
-                      </wp:positionH>
-                      <wp:positionV relativeFrom="paragraph">
-                        <wp:posOffset>22860</wp:posOffset>
-                      </wp:positionV>
-                      <wp:extent cx="989330" cy="934720"/>
-                      <wp:effectExtent l="0" t="0" r="20320" b="17780"/>
-                      <wp:wrapTopAndBottom/>
-                      <wp:docPr id="154" name="Rectangle 154"/>
+                    <wp:inline distT="0" distB="0" distL="0" distR="0" wp14:anchorId="4294487E" wp14:editId="4DADF37F">
+                      <wp:extent cx="919429" cy="899795"/>
+                      <wp:effectExtent l="0" t="0" r="0" b="0"/>
+                      <wp:docPr id="76" name="Rectangle 167"/>
                       <wp:cNvGraphicFramePr/>
                       <a:graphic xmlns:a="http://schemas.openxmlformats.org/drawingml/2006/main">
                         <a:graphicData uri="http://schemas.microsoft.com/office/word/2010/wordprocessingShape">
@@ -5337,15 +5506,21 @@
                             <wps:spPr>
                               <a:xfrm>
                                 <a:off x="0" y="0"/>
-                                <a:ext cx="989330" cy="934720"/>
+                                <a:ext cx="919429" cy="899795"/>
                               </a:xfrm>
                               <a:prstGeom prst="rect">
                                 <a:avLst/>
                               </a:prstGeom>
                               <a:blipFill>
-                                <a:blip r:embed="rId7"/>
-                                <a:tile tx="0" ty="0" sx="100000" sy="100000" flip="none" algn="tl"/>
+                                <a:blip r:embed="rId5"/>
+                                <a:srcRect/>
+                                <a:stretch>
+                                  <a:fillRect l="470" t="-801" r="-494" b="778"/>
+                                </a:stretch>
                               </a:blipFill>
+                              <a:ln>
+                                <a:noFill/>
+                              </a:ln>
                             </wps:spPr>
                             <wps:style>
                               <a:lnRef idx="2">
@@ -5372,20 +5547,14 @@
                           </wps:wsp>
                         </a:graphicData>
                       </a:graphic>
-                      <wp14:sizeRelH relativeFrom="margin">
-                        <wp14:pctWidth>0</wp14:pctWidth>
-                      </wp14:sizeRelH>
-                      <wp14:sizeRelV relativeFrom="margin">
-                        <wp14:pctHeight>0</wp14:pctHeight>
-                      </wp14:sizeRelV>
-                    </wp:anchor>
+                    </wp:inline>
                   </w:drawing>
                 </mc:Choice>
                 <mc:Fallback>
                   <w:pict>
-                    <v:rect w14:anchorId="163F62B0" id="Rectangle 154" o:spid="_x0000_s1026" style="position:absolute;margin-left:0;margin-top:1.8pt;width:77.9pt;height:73.6pt;z-index:251816960;visibility:visible;mso-wrap-style:square;mso-width-percent:0;mso-height-percent:0;mso-wrap-distance-left:9pt;mso-wrap-distance-top:0;mso-wrap-distance-right:9pt;mso-wrap-distance-bottom:0;mso-position-horizontal:absolute;mso-position-horizontal-relative:text;mso-position-vertical:absolute;mso-position-vertical-relative:text;mso-width-percent:0;mso-height-percent:0;mso-width-relative:margin;mso-height-relative:margin;v-text-anchor:middle" o:gfxdata="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" strokecolor="#1f3763 [1604]" strokeweight="1pt">
-                      <v:fill r:id="rId8" o:title="" recolor="t" rotate="t" type="tile"/>
-                      <w10:wrap type="topAndBottom"/>
+                    <v:rect w14:anchorId="2A805029" id="Rectangle 167" o:spid="_x0000_s1026" style="width:72.4pt;height:70.85pt;visibility:visible;mso-wrap-style:square;mso-left-percent:-10001;mso-top-percent:-10001;mso-position-horizontal:absolute;mso-position-horizontal-relative:char;mso-position-vertical:absolute;mso-position-vertical-relative:line;mso-left-percent:-10001;mso-top-percent:-10001;v-text-anchor:middle" o:gfxdata="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" stroked="f" strokeweight="1pt">
+                      <v:fill r:id="rId6" o:title="" recolor="t" rotate="t" type="frame"/>
+                      <w10:anchorlock/>
                     </v:rect>
                   </w:pict>
                 </mc:Fallback>
@@ -5395,7 +5564,14 @@
         </w:tc>
         <w:tc>
           <w:tcPr>
-            <w:tcW w:w="284" w:type="dxa"/>
+            <w:tcW w:w="1459" w:type="dxa"/>
+            <w:tcBorders>
+              <w:top w:val="single" w:sz="4" w:space="0" w:color="auto"/>
+              <w:left w:val="single" w:sz="4" w:space="0" w:color="auto"/>
+              <w:bottom w:val="single" w:sz="4" w:space="0" w:color="auto"/>
+              <w:right w:val="single" w:sz="4" w:space="0" w:color="auto"/>
+            </w:tcBorders>
+            <w:vAlign w:val="center"/>
           </w:tcPr>
           <w:p>
             <w:pPr>
@@ -5416,18 +5592,10 @@
               <mc:AlternateContent>
                 <mc:Choice Requires="wps">
                   <w:drawing>
-                    <wp:anchor distT="0" distB="0" distL="114300" distR="114300" simplePos="0" relativeHeight="251763712" behindDoc="0" locked="0" layoutInCell="1" allowOverlap="1" wp14:anchorId="0C0B19FD" wp14:editId="20F0C0ED">
-                      <wp:simplePos x="0" y="0"/>
-                      <wp:positionH relativeFrom="column">
-                        <wp:posOffset>0</wp:posOffset>
-                      </wp:positionH>
-                      <wp:positionV relativeFrom="paragraph">
-                        <wp:posOffset>12700</wp:posOffset>
-                      </wp:positionV>
-                      <wp:extent cx="989330" cy="934720"/>
-                      <wp:effectExtent l="0" t="0" r="20320" b="17780"/>
-                      <wp:wrapTopAndBottom/>
-                      <wp:docPr id="128" name="Rectangle 128"/>
+                    <wp:inline distT="0" distB="0" distL="0" distR="0" wp14:anchorId="2563344B" wp14:editId="69D9DCF6">
+                      <wp:extent cx="921385" cy="899160"/>
+                      <wp:effectExtent l="0" t="0" r="12065" b="15240"/>
+                      <wp:docPr id="77" name="Rectangle 1"/>
                       <wp:cNvGraphicFramePr/>
                       <a:graphic xmlns:a="http://schemas.openxmlformats.org/drawingml/2006/main">
                         <a:graphicData uri="http://schemas.microsoft.com/office/word/2010/wordprocessingShape">
@@ -5436,15 +5604,19 @@
                             <wps:spPr>
                               <a:xfrm>
                                 <a:off x="0" y="0"/>
-                                <a:ext cx="989330" cy="934720"/>
+                                <a:ext cx="921385" cy="899160"/>
                               </a:xfrm>
                               <a:prstGeom prst="rect">
                                 <a:avLst/>
                               </a:prstGeom>
-                              <a:blipFill>
-                                <a:blip r:embed="rId5"/>
-                                <a:tile tx="0" ty="0" sx="100000" sy="100000" flip="none" algn="tl"/>
-                              </a:blipFill>
+                              <a:solidFill>
+                                <a:srgbClr val="463500"/>
+                              </a:solidFill>
+                              <a:ln>
+                                <a:solidFill>
+                                  <a:srgbClr val="463500"/>
+                                </a:solidFill>
+                              </a:ln>
                             </wps:spPr>
                             <wps:style>
                               <a:lnRef idx="2">
@@ -5471,20 +5643,13 @@
                           </wps:wsp>
                         </a:graphicData>
                       </a:graphic>
-                      <wp14:sizeRelH relativeFrom="margin">
-                        <wp14:pctWidth>0</wp14:pctWidth>
-                      </wp14:sizeRelH>
-                      <wp14:sizeRelV relativeFrom="margin">
-                        <wp14:pctHeight>0</wp14:pctHeight>
-                      </wp14:sizeRelV>
-                    </wp:anchor>
+                    </wp:inline>
                   </w:drawing>
                 </mc:Choice>
                 <mc:Fallback>
                   <w:pict>
-                    <v:rect w14:anchorId="71FDF50D" id="Rectangle 128" o:spid="_x0000_s1026" style="position:absolute;margin-left:0;margin-top:1pt;width:77.9pt;height:73.6pt;z-index:251763712;visibility:visible;mso-wrap-style:square;mso-width-percent:0;mso-height-percent:0;mso-wrap-distance-left:9pt;mso-wrap-distance-top:0;mso-wrap-distance-right:9pt;mso-wrap-distance-bottom:0;mso-position-horizontal:absolute;mso-position-horizontal-relative:text;mso-position-vertical:absolute;mso-position-vertical-relative:text;mso-width-percent:0;mso-height-percent:0;mso-width-relative:margin;mso-height-relative:margin;v-text-anchor:middle" o:gfxdata="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" strokecolor="#1f3763 [1604]" strokeweight="1pt">
-                      <v:fill r:id="rId6" o:title="" recolor="t" rotate="t" type="tile"/>
-                      <w10:wrap type="topAndBottom"/>
+                    <v:rect w14:anchorId="72AF4FC0" id="Rectangle 1" o:spid="_x0000_s1026" style="width:72.55pt;height:70.8pt;visibility:visible;mso-wrap-style:square;mso-left-percent:-10001;mso-top-percent:-10001;mso-position-horizontal:absolute;mso-position-horizontal-relative:char;mso-position-vertical:absolute;mso-position-vertical-relative:line;mso-left-percent:-10001;mso-top-percent:-10001;v-text-anchor:middle" o:gfxdata="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" fillcolor="#463500" strokecolor="#463500" strokeweight="1pt">
+                      <w10:anchorlock/>
                     </v:rect>
                   </w:pict>
                 </mc:Fallback>
@@ -5494,7 +5659,14 @@
         </w:tc>
         <w:tc>
           <w:tcPr>
-            <w:tcW w:w="284" w:type="dxa"/>
+            <w:tcW w:w="1459" w:type="dxa"/>
+            <w:tcBorders>
+              <w:top w:val="single" w:sz="4" w:space="0" w:color="auto"/>
+              <w:left w:val="single" w:sz="4" w:space="0" w:color="auto"/>
+              <w:bottom w:val="single" w:sz="4" w:space="0" w:color="auto"/>
+              <w:right w:val="single" w:sz="4" w:space="0" w:color="auto"/>
+            </w:tcBorders>
+            <w:vAlign w:val="center"/>
           </w:tcPr>
           <w:p>
             <w:pPr>
@@ -5515,18 +5687,10 @@
               <mc:AlternateContent>
                 <mc:Choice Requires="wps">
                   <w:drawing>
-                    <wp:anchor distT="0" distB="0" distL="114300" distR="114300" simplePos="0" relativeHeight="251819008" behindDoc="0" locked="0" layoutInCell="1" allowOverlap="1" wp14:anchorId="5DA27610" wp14:editId="3C982F56">
-                      <wp:simplePos x="0" y="0"/>
-                      <wp:positionH relativeFrom="column">
-                        <wp:posOffset>0</wp:posOffset>
-                      </wp:positionH>
-                      <wp:positionV relativeFrom="paragraph">
-                        <wp:posOffset>22860</wp:posOffset>
-                      </wp:positionV>
-                      <wp:extent cx="989330" cy="934720"/>
-                      <wp:effectExtent l="0" t="0" r="20320" b="17780"/>
-                      <wp:wrapTopAndBottom/>
-                      <wp:docPr id="155" name="Rectangle 155"/>
+                    <wp:inline distT="0" distB="0" distL="0" distR="0" wp14:anchorId="65FEC0A7" wp14:editId="7931A719">
+                      <wp:extent cx="919429" cy="899795"/>
+                      <wp:effectExtent l="0" t="0" r="0" b="0"/>
+                      <wp:docPr id="78" name="Rectangle 167"/>
                       <wp:cNvGraphicFramePr/>
                       <a:graphic xmlns:a="http://schemas.openxmlformats.org/drawingml/2006/main">
                         <a:graphicData uri="http://schemas.microsoft.com/office/word/2010/wordprocessingShape">
@@ -5535,15 +5699,21 @@
                             <wps:spPr>
                               <a:xfrm>
                                 <a:off x="0" y="0"/>
-                                <a:ext cx="989330" cy="934720"/>
+                                <a:ext cx="919429" cy="899795"/>
                               </a:xfrm>
                               <a:prstGeom prst="rect">
                                 <a:avLst/>
                               </a:prstGeom>
                               <a:blipFill>
-                                <a:blip r:embed="rId7"/>
-                                <a:tile tx="0" ty="0" sx="100000" sy="100000" flip="none" algn="tl"/>
+                                <a:blip r:embed="rId5"/>
+                                <a:srcRect/>
+                                <a:stretch>
+                                  <a:fillRect l="470" t="-801" r="-494" b="778"/>
+                                </a:stretch>
                               </a:blipFill>
+                              <a:ln>
+                                <a:noFill/>
+                              </a:ln>
                             </wps:spPr>
                             <wps:style>
                               <a:lnRef idx="2">
@@ -5570,20 +5740,14 @@
                           </wps:wsp>
                         </a:graphicData>
                       </a:graphic>
-                      <wp14:sizeRelH relativeFrom="margin">
-                        <wp14:pctWidth>0</wp14:pctWidth>
-                      </wp14:sizeRelH>
-                      <wp14:sizeRelV relativeFrom="margin">
-                        <wp14:pctHeight>0</wp14:pctHeight>
-                      </wp14:sizeRelV>
-                    </wp:anchor>
+                    </wp:inline>
                   </w:drawing>
                 </mc:Choice>
                 <mc:Fallback>
                   <w:pict>
-                    <v:rect w14:anchorId="69E0DDFF" id="Rectangle 155" o:spid="_x0000_s1026" style="position:absolute;margin-left:0;margin-top:1.8pt;width:77.9pt;height:73.6pt;z-index:251819008;visibility:visible;mso-wrap-style:square;mso-width-percent:0;mso-height-percent:0;mso-wrap-distance-left:9pt;mso-wrap-distance-top:0;mso-wrap-distance-right:9pt;mso-wrap-distance-bottom:0;mso-position-horizontal:absolute;mso-position-horizontal-relative:text;mso-position-vertical:absolute;mso-position-vertical-relative:text;mso-width-percent:0;mso-height-percent:0;mso-width-relative:margin;mso-height-relative:margin;v-text-anchor:middle" o:gfxdata="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" strokecolor="#1f3763 [1604]" strokeweight="1pt">
-                      <v:fill r:id="rId8" o:title="" recolor="t" rotate="t" type="tile"/>
-                      <w10:wrap type="topAndBottom"/>
+                    <v:rect w14:anchorId="4E79E4CC" id="Rectangle 167" o:spid="_x0000_s1026" style="width:72.4pt;height:70.85pt;visibility:visible;mso-wrap-style:square;mso-left-percent:-10001;mso-top-percent:-10001;mso-position-horizontal:absolute;mso-position-horizontal-relative:char;mso-position-vertical:absolute;mso-position-vertical-relative:line;mso-left-percent:-10001;mso-top-percent:-10001;v-text-anchor:middle" o:gfxdata="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" stroked="f" strokeweight="1pt">
+                      <v:fill r:id="rId6" o:title="" recolor="t" rotate="t" type="frame"/>
+                      <w10:anchorlock/>
                     </v:rect>
                   </w:pict>
                 </mc:Fallback>
@@ -5591,9 +5755,22 @@
             </w:r>
           </w:p>
         </w:tc>
-        <w:tc>
-          <w:tcPr>
-            <w:tcW w:w="284" w:type="dxa"/>
+      </w:tr>
+      <w:tr>
+        <w:trPr>
+          <w:trHeight w:hRule="exact" w:val="1418"/>
+          <w:jc w:val="center"/>
+        </w:trPr>
+        <w:tc>
+          <w:tcPr>
+            <w:tcW w:w="1458" w:type="dxa"/>
+            <w:tcBorders>
+              <w:top w:val="single" w:sz="4" w:space="0" w:color="auto"/>
+              <w:left w:val="single" w:sz="4" w:space="0" w:color="auto"/>
+              <w:bottom w:val="single" w:sz="4" w:space="0" w:color="auto"/>
+              <w:right w:val="single" w:sz="4" w:space="0" w:color="auto"/>
+            </w:tcBorders>
+            <w:vAlign w:val="center"/>
           </w:tcPr>
           <w:p>
             <w:pPr>
@@ -5614,18 +5791,10 @@
               <mc:AlternateContent>
                 <mc:Choice Requires="wps">
                   <w:drawing>
-                    <wp:anchor distT="0" distB="0" distL="114300" distR="114300" simplePos="0" relativeHeight="251765760" behindDoc="0" locked="0" layoutInCell="1" allowOverlap="1" wp14:anchorId="7EBCF264" wp14:editId="31ABD6DF">
-                      <wp:simplePos x="0" y="0"/>
-                      <wp:positionH relativeFrom="column">
-                        <wp:posOffset>0</wp:posOffset>
-                      </wp:positionH>
-                      <wp:positionV relativeFrom="paragraph">
-                        <wp:posOffset>12700</wp:posOffset>
-                      </wp:positionV>
-                      <wp:extent cx="989330" cy="934720"/>
-                      <wp:effectExtent l="0" t="0" r="20320" b="17780"/>
-                      <wp:wrapTopAndBottom/>
-                      <wp:docPr id="129" name="Rectangle 129"/>
+                    <wp:inline distT="0" distB="0" distL="0" distR="0" wp14:anchorId="00E46186" wp14:editId="547DF379">
+                      <wp:extent cx="919429" cy="899795"/>
+                      <wp:effectExtent l="0" t="0" r="0" b="0"/>
+                      <wp:docPr id="79" name="Rectangle 167"/>
                       <wp:cNvGraphicFramePr/>
                       <a:graphic xmlns:a="http://schemas.openxmlformats.org/drawingml/2006/main">
                         <a:graphicData uri="http://schemas.microsoft.com/office/word/2010/wordprocessingShape">
@@ -5634,15 +5803,21 @@
                             <wps:spPr>
                               <a:xfrm>
                                 <a:off x="0" y="0"/>
-                                <a:ext cx="989330" cy="934720"/>
+                                <a:ext cx="919429" cy="899795"/>
                               </a:xfrm>
                               <a:prstGeom prst="rect">
                                 <a:avLst/>
                               </a:prstGeom>
                               <a:blipFill>
                                 <a:blip r:embed="rId5"/>
-                                <a:tile tx="0" ty="0" sx="100000" sy="100000" flip="none" algn="tl"/>
+                                <a:srcRect/>
+                                <a:stretch>
+                                  <a:fillRect l="470" t="-801" r="-494" b="778"/>
+                                </a:stretch>
                               </a:blipFill>
+                              <a:ln>
+                                <a:noFill/>
+                              </a:ln>
                             </wps:spPr>
                             <wps:style>
                               <a:lnRef idx="2">
@@ -5669,20 +5844,14 @@
                           </wps:wsp>
                         </a:graphicData>
                       </a:graphic>
-                      <wp14:sizeRelH relativeFrom="margin">
-                        <wp14:pctWidth>0</wp14:pctWidth>
-                      </wp14:sizeRelH>
-                      <wp14:sizeRelV relativeFrom="margin">
-                        <wp14:pctHeight>0</wp14:pctHeight>
-                      </wp14:sizeRelV>
-                    </wp:anchor>
+                    </wp:inline>
                   </w:drawing>
                 </mc:Choice>
                 <mc:Fallback>
                   <w:pict>
-                    <v:rect w14:anchorId="4FC09725" id="Rectangle 129" o:spid="_x0000_s1026" style="position:absolute;margin-left:0;margin-top:1pt;width:77.9pt;height:73.6pt;z-index:251765760;visibility:visible;mso-wrap-style:square;mso-width-percent:0;mso-height-percent:0;mso-wrap-distance-left:9pt;mso-wrap-distance-top:0;mso-wrap-distance-right:9pt;mso-wrap-distance-bottom:0;mso-position-horizontal:absolute;mso-position-horizontal-relative:text;mso-position-vertical:absolute;mso-position-vertical-relative:text;mso-width-percent:0;mso-height-percent:0;mso-width-relative:margin;mso-height-relative:margin;v-text-anchor:middle" o:gfxdata="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" strokecolor="#1f3763 [1604]" strokeweight="1pt">
-                      <v:fill r:id="rId6" o:title="" recolor="t" rotate="t" type="tile"/>
-                      <w10:wrap type="topAndBottom"/>
+                    <v:rect w14:anchorId="26A75242" id="Rectangle 167" o:spid="_x0000_s1026" style="width:72.4pt;height:70.85pt;visibility:visible;mso-wrap-style:square;mso-left-percent:-10001;mso-top-percent:-10001;mso-position-horizontal:absolute;mso-position-horizontal-relative:char;mso-position-vertical:absolute;mso-position-vertical-relative:line;mso-left-percent:-10001;mso-top-percent:-10001;v-text-anchor:middle" o:gfxdata="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" stroked="f" strokeweight="1pt">
+                      <v:fill r:id="rId6" o:title="" recolor="t" rotate="t" type="frame"/>
+                      <w10:anchorlock/>
                     </v:rect>
                   </w:pict>
                 </mc:Fallback>
@@ -5692,7 +5861,14 @@
         </w:tc>
         <w:tc>
           <w:tcPr>
-            <w:tcW w:w="284" w:type="dxa"/>
+            <w:tcW w:w="1458" w:type="dxa"/>
+            <w:tcBorders>
+              <w:top w:val="single" w:sz="4" w:space="0" w:color="auto"/>
+              <w:left w:val="single" w:sz="4" w:space="0" w:color="auto"/>
+              <w:bottom w:val="single" w:sz="4" w:space="0" w:color="auto"/>
+              <w:right w:val="single" w:sz="4" w:space="0" w:color="auto"/>
+            </w:tcBorders>
+            <w:vAlign w:val="center"/>
           </w:tcPr>
           <w:p>
             <w:pPr>
@@ -5713,18 +5889,10 @@
               <mc:AlternateContent>
                 <mc:Choice Requires="wps">
                   <w:drawing>
-                    <wp:anchor distT="0" distB="0" distL="114300" distR="114300" simplePos="0" relativeHeight="251823104" behindDoc="0" locked="0" layoutInCell="1" allowOverlap="1" wp14:anchorId="3B738F79" wp14:editId="5B53DCBD">
-                      <wp:simplePos x="0" y="0"/>
-                      <wp:positionH relativeFrom="column">
-                        <wp:posOffset>0</wp:posOffset>
-                      </wp:positionH>
-                      <wp:positionV relativeFrom="paragraph">
-                        <wp:posOffset>22860</wp:posOffset>
-                      </wp:positionV>
-                      <wp:extent cx="989330" cy="934720"/>
-                      <wp:effectExtent l="0" t="0" r="20320" b="17780"/>
-                      <wp:wrapTopAndBottom/>
-                      <wp:docPr id="158" name="Rectangle 158"/>
+                    <wp:inline distT="0" distB="0" distL="0" distR="0" wp14:anchorId="7EF23FB9" wp14:editId="2E838E8D">
+                      <wp:extent cx="921385" cy="899160"/>
+                      <wp:effectExtent l="0" t="0" r="12065" b="15240"/>
+                      <wp:docPr id="80" name="Rectangle 1"/>
                       <wp:cNvGraphicFramePr/>
                       <a:graphic xmlns:a="http://schemas.openxmlformats.org/drawingml/2006/main">
                         <a:graphicData uri="http://schemas.microsoft.com/office/word/2010/wordprocessingShape">
@@ -5733,15 +5901,19 @@
                             <wps:spPr>
                               <a:xfrm>
                                 <a:off x="0" y="0"/>
-                                <a:ext cx="989330" cy="934720"/>
+                                <a:ext cx="921385" cy="899160"/>
                               </a:xfrm>
                               <a:prstGeom prst="rect">
                                 <a:avLst/>
                               </a:prstGeom>
-                              <a:blipFill>
-                                <a:blip r:embed="rId7"/>
-                                <a:tile tx="0" ty="0" sx="100000" sy="100000" flip="none" algn="tl"/>
-                              </a:blipFill>
+                              <a:solidFill>
+                                <a:srgbClr val="463500"/>
+                              </a:solidFill>
+                              <a:ln>
+                                <a:solidFill>
+                                  <a:srgbClr val="463500"/>
+                                </a:solidFill>
+                              </a:ln>
                             </wps:spPr>
                             <wps:style>
                               <a:lnRef idx="2">
@@ -5768,20 +5940,13 @@
                           </wps:wsp>
                         </a:graphicData>
                       </a:graphic>
-                      <wp14:sizeRelH relativeFrom="margin">
-                        <wp14:pctWidth>0</wp14:pctWidth>
-                      </wp14:sizeRelH>
-                      <wp14:sizeRelV relativeFrom="margin">
-                        <wp14:pctHeight>0</wp14:pctHeight>
-                      </wp14:sizeRelV>
-                    </wp:anchor>
+                    </wp:inline>
                   </w:drawing>
                 </mc:Choice>
                 <mc:Fallback>
                   <w:pict>
-                    <v:rect w14:anchorId="0ABD86B8" id="Rectangle 158" o:spid="_x0000_s1026" style="position:absolute;margin-left:0;margin-top:1.8pt;width:77.9pt;height:73.6pt;z-index:251823104;visibility:visible;mso-wrap-style:square;mso-width-percent:0;mso-height-percent:0;mso-wrap-distance-left:9pt;mso-wrap-distance-top:0;mso-wrap-distance-right:9pt;mso-wrap-distance-bottom:0;mso-position-horizontal:absolute;mso-position-horizontal-relative:text;mso-position-vertical:absolute;mso-position-vertical-relative:text;mso-width-percent:0;mso-height-percent:0;mso-width-relative:margin;mso-height-relative:margin;v-text-anchor:middle" o:gfxdata="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" strokecolor="#1f3763 [1604]" strokeweight="1pt">
-                      <v:fill r:id="rId8" o:title="" recolor="t" rotate="t" type="tile"/>
-                      <w10:wrap type="topAndBottom"/>
+                    <v:rect w14:anchorId="6652796B" id="Rectangle 1" o:spid="_x0000_s1026" style="width:72.55pt;height:70.8pt;visibility:visible;mso-wrap-style:square;mso-left-percent:-10001;mso-top-percent:-10001;mso-position-horizontal:absolute;mso-position-horizontal-relative:char;mso-position-vertical:absolute;mso-position-vertical-relative:line;mso-left-percent:-10001;mso-top-percent:-10001;v-text-anchor:middle" o:gfxdata="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" fillcolor="#463500" strokecolor="#463500" strokeweight="1pt">
+                      <w10:anchorlock/>
                     </v:rect>
                   </w:pict>
                 </mc:Fallback>
@@ -5789,139 +5954,21 @@
             </w:r>
           </w:p>
         </w:tc>
-      </w:tr>
-      <w:tr>
-        <w:trPr>
-          <w:trHeight w:hRule="exact" w:val="284"/>
-          <w:jc w:val="center"/>
-        </w:trPr>
-        <w:tc>
-          <w:tcPr>
-            <w:tcW w:w="284" w:type="dxa"/>
-          </w:tcPr>
-          <w:p>
-            <w:pPr>
-              <w:jc w:val="center"/>
-              <w:rPr>
-                <w:noProof/>
-                <w:sz w:val="2"/>
-                <w:szCs w:val="2"/>
-                <w:lang w:val="en-US"/>
-              </w:rPr>
-            </w:pPr>
-          </w:p>
-        </w:tc>
-        <w:tc>
-          <w:tcPr>
-            <w:tcW w:w="284" w:type="dxa"/>
-          </w:tcPr>
-          <w:p>
-            <w:pPr>
-              <w:jc w:val="center"/>
-              <w:rPr>
-                <w:noProof/>
-                <w:sz w:val="2"/>
-                <w:szCs w:val="2"/>
-                <w:lang w:val="en-US"/>
-              </w:rPr>
-            </w:pPr>
-          </w:p>
-        </w:tc>
-        <w:tc>
-          <w:tcPr>
-            <w:tcW w:w="284" w:type="dxa"/>
-          </w:tcPr>
-          <w:p>
-            <w:pPr>
-              <w:jc w:val="center"/>
-              <w:rPr>
-                <w:noProof/>
-                <w:sz w:val="2"/>
-                <w:szCs w:val="2"/>
-                <w:lang w:val="en-US"/>
-              </w:rPr>
-            </w:pPr>
-          </w:p>
-        </w:tc>
-        <w:tc>
-          <w:tcPr>
-            <w:tcW w:w="284" w:type="dxa"/>
-          </w:tcPr>
-          <w:p>
-            <w:pPr>
-              <w:jc w:val="center"/>
-              <w:rPr>
-                <w:noProof/>
-                <w:sz w:val="2"/>
-                <w:szCs w:val="2"/>
-                <w:lang w:val="en-US"/>
-              </w:rPr>
-            </w:pPr>
-          </w:p>
-        </w:tc>
-        <w:tc>
-          <w:tcPr>
-            <w:tcW w:w="284" w:type="dxa"/>
-          </w:tcPr>
-          <w:p>
-            <w:pPr>
-              <w:jc w:val="center"/>
-              <w:rPr>
-                <w:noProof/>
-                <w:sz w:val="2"/>
-                <w:szCs w:val="2"/>
-                <w:lang w:val="en-US"/>
-              </w:rPr>
-            </w:pPr>
-          </w:p>
-        </w:tc>
-        <w:tc>
-          <w:tcPr>
-            <w:tcW w:w="284" w:type="dxa"/>
-          </w:tcPr>
-          <w:p>
-            <w:pPr>
-              <w:jc w:val="center"/>
-              <w:rPr>
-                <w:noProof/>
-                <w:sz w:val="2"/>
-                <w:szCs w:val="2"/>
-                <w:lang w:val="en-US"/>
-              </w:rPr>
-            </w:pPr>
-          </w:p>
-        </w:tc>
-        <w:tc>
-          <w:tcPr>
-            <w:tcW w:w="284" w:type="dxa"/>
-          </w:tcPr>
-          <w:p>
-            <w:pPr>
-              <w:jc w:val="center"/>
-              <w:rPr>
-                <w:noProof/>
-                <w:sz w:val="2"/>
-                <w:szCs w:val="2"/>
-                <w:lang w:val="en-US"/>
-              </w:rPr>
-            </w:pPr>
-          </w:p>
-        </w:tc>
-      </w:tr>
-      <w:tr>
-        <w:trPr>
-          <w:trHeight w:hRule="exact" w:val="1474"/>
-          <w:jc w:val="center"/>
-        </w:trPr>
-        <w:tc>
-          <w:tcPr>
-            <w:tcW w:w="284" w:type="dxa"/>
-          </w:tcPr>
-          <w:p>
-            <w:pPr>
-              <w:jc w:val="center"/>
-              <w:rPr>
-                <w:noProof/>
+        <w:tc>
+          <w:tcPr>
+            <w:tcW w:w="1459" w:type="dxa"/>
+            <w:tcBorders>
+              <w:top w:val="single" w:sz="4" w:space="0" w:color="auto"/>
+              <w:left w:val="single" w:sz="4" w:space="0" w:color="auto"/>
+              <w:bottom w:val="single" w:sz="4" w:space="0" w:color="auto"/>
+              <w:right w:val="single" w:sz="4" w:space="0" w:color="auto"/>
+            </w:tcBorders>
+            <w:vAlign w:val="center"/>
+          </w:tcPr>
+          <w:p>
+            <w:pPr>
+              <w:jc w:val="center"/>
+              <w:rPr>
                 <w:sz w:val="2"/>
                 <w:szCs w:val="2"/>
                 <w:lang w:val="en-US"/>
@@ -5937,18 +5984,10 @@
               <mc:AlternateContent>
                 <mc:Choice Requires="wps">
                   <w:drawing>
-                    <wp:anchor distT="0" distB="0" distL="114300" distR="114300" simplePos="0" relativeHeight="251825152" behindDoc="0" locked="0" layoutInCell="1" allowOverlap="1" wp14:anchorId="4AEA5340" wp14:editId="1A8894B8">
-                      <wp:simplePos x="0" y="0"/>
-                      <wp:positionH relativeFrom="column">
-                        <wp:posOffset>0</wp:posOffset>
-                      </wp:positionH>
-                      <wp:positionV relativeFrom="paragraph">
-                        <wp:posOffset>30480</wp:posOffset>
-                      </wp:positionV>
-                      <wp:extent cx="989330" cy="934720"/>
-                      <wp:effectExtent l="0" t="0" r="20320" b="17780"/>
-                      <wp:wrapTopAndBottom/>
-                      <wp:docPr id="159" name="Rectangle 159"/>
+                    <wp:inline distT="0" distB="0" distL="0" distR="0" wp14:anchorId="080071E5" wp14:editId="141E1A49">
+                      <wp:extent cx="919429" cy="899795"/>
+                      <wp:effectExtent l="0" t="0" r="0" b="0"/>
+                      <wp:docPr id="81" name="Rectangle 167"/>
                       <wp:cNvGraphicFramePr/>
                       <a:graphic xmlns:a="http://schemas.openxmlformats.org/drawingml/2006/main">
                         <a:graphicData uri="http://schemas.microsoft.com/office/word/2010/wordprocessingShape">
@@ -5957,15 +5996,21 @@
                             <wps:spPr>
                               <a:xfrm>
                                 <a:off x="0" y="0"/>
-                                <a:ext cx="989330" cy="934720"/>
+                                <a:ext cx="919429" cy="899795"/>
                               </a:xfrm>
                               <a:prstGeom prst="rect">
                                 <a:avLst/>
                               </a:prstGeom>
                               <a:blipFill>
                                 <a:blip r:embed="rId5"/>
-                                <a:tile tx="0" ty="0" sx="100000" sy="100000" flip="none" algn="tl"/>
+                                <a:srcRect/>
+                                <a:stretch>
+                                  <a:fillRect l="470" t="-801" r="-494" b="778"/>
+                                </a:stretch>
                               </a:blipFill>
+                              <a:ln>
+                                <a:noFill/>
+                              </a:ln>
                             </wps:spPr>
                             <wps:style>
                               <a:lnRef idx="2">
@@ -5992,20 +6037,14 @@
                           </wps:wsp>
                         </a:graphicData>
                       </a:graphic>
-                      <wp14:sizeRelH relativeFrom="margin">
-                        <wp14:pctWidth>0</wp14:pctWidth>
-                      </wp14:sizeRelH>
-                      <wp14:sizeRelV relativeFrom="margin">
-                        <wp14:pctHeight>0</wp14:pctHeight>
-                      </wp14:sizeRelV>
-                    </wp:anchor>
+                    </wp:inline>
                   </w:drawing>
                 </mc:Choice>
                 <mc:Fallback>
                   <w:pict>
-                    <v:rect w14:anchorId="1912F3FC" id="Rectangle 159" o:spid="_x0000_s1026" style="position:absolute;margin-left:0;margin-top:2.4pt;width:77.9pt;height:73.6pt;z-index:251825152;visibility:visible;mso-wrap-style:square;mso-width-percent:0;mso-height-percent:0;mso-wrap-distance-left:9pt;mso-wrap-distance-top:0;mso-wrap-distance-right:9pt;mso-wrap-distance-bottom:0;mso-position-horizontal:absolute;mso-position-horizontal-relative:text;mso-position-vertical:absolute;mso-position-vertical-relative:text;mso-width-percent:0;mso-height-percent:0;mso-width-relative:margin;mso-height-relative:margin;v-text-anchor:middle" o:gfxdata="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" strokecolor="#1f3763 [1604]" strokeweight="1pt">
-                      <v:fill r:id="rId6" o:title="" recolor="t" rotate="t" type="tile"/>
-                      <w10:wrap type="topAndBottom"/>
+                    <v:rect w14:anchorId="6EC5B3C8" id="Rectangle 167" o:spid="_x0000_s1026" style="width:72.4pt;height:70.85pt;visibility:visible;mso-wrap-style:square;mso-left-percent:-10001;mso-top-percent:-10001;mso-position-horizontal:absolute;mso-position-horizontal-relative:char;mso-position-vertical:absolute;mso-position-vertical-relative:line;mso-left-percent:-10001;mso-top-percent:-10001;v-text-anchor:middle" o:gfxdata="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" stroked="f" strokeweight="1pt">
+                      <v:fill r:id="rId6" o:title="" recolor="t" rotate="t" type="frame"/>
+                      <w10:anchorlock/>
                     </v:rect>
                   </w:pict>
                 </mc:Fallback>
@@ -6015,7 +6054,14 @@
         </w:tc>
         <w:tc>
           <w:tcPr>
-            <w:tcW w:w="284" w:type="dxa"/>
+            <w:tcW w:w="1459" w:type="dxa"/>
+            <w:tcBorders>
+              <w:top w:val="single" w:sz="4" w:space="0" w:color="auto"/>
+              <w:left w:val="single" w:sz="4" w:space="0" w:color="auto"/>
+              <w:bottom w:val="single" w:sz="4" w:space="0" w:color="auto"/>
+              <w:right w:val="single" w:sz="4" w:space="0" w:color="auto"/>
+            </w:tcBorders>
+            <w:vAlign w:val="center"/>
           </w:tcPr>
           <w:p>
             <w:pPr>
@@ -6036,18 +6082,10 @@
               <mc:AlternateContent>
                 <mc:Choice Requires="wps">
                   <w:drawing>
-                    <wp:anchor distT="0" distB="0" distL="114300" distR="114300" simplePos="0" relativeHeight="251833344" behindDoc="0" locked="0" layoutInCell="1" allowOverlap="1" wp14:anchorId="4F464279" wp14:editId="55710A66">
-                      <wp:simplePos x="0" y="0"/>
-                      <wp:positionH relativeFrom="column">
-                        <wp:posOffset>0</wp:posOffset>
-                      </wp:positionH>
-                      <wp:positionV relativeFrom="paragraph">
-                        <wp:posOffset>30480</wp:posOffset>
-                      </wp:positionV>
-                      <wp:extent cx="989330" cy="934720"/>
-                      <wp:effectExtent l="0" t="0" r="20320" b="17780"/>
-                      <wp:wrapTopAndBottom/>
-                      <wp:docPr id="163" name="Rectangle 163"/>
+                    <wp:inline distT="0" distB="0" distL="0" distR="0" wp14:anchorId="61E32FEB" wp14:editId="63B23C8F">
+                      <wp:extent cx="921385" cy="899160"/>
+                      <wp:effectExtent l="0" t="0" r="12065" b="15240"/>
+                      <wp:docPr id="82" name="Rectangle 1"/>
                       <wp:cNvGraphicFramePr/>
                       <a:graphic xmlns:a="http://schemas.openxmlformats.org/drawingml/2006/main">
                         <a:graphicData uri="http://schemas.microsoft.com/office/word/2010/wordprocessingShape">
@@ -6056,15 +6094,19 @@
                             <wps:spPr>
                               <a:xfrm>
                                 <a:off x="0" y="0"/>
-                                <a:ext cx="989330" cy="934720"/>
+                                <a:ext cx="921385" cy="899160"/>
                               </a:xfrm>
                               <a:prstGeom prst="rect">
                                 <a:avLst/>
                               </a:prstGeom>
-                              <a:blipFill>
-                                <a:blip r:embed="rId7"/>
-                                <a:tile tx="0" ty="0" sx="100000" sy="100000" flip="none" algn="tl"/>
-                              </a:blipFill>
+                              <a:solidFill>
+                                <a:srgbClr val="463500"/>
+                              </a:solidFill>
+                              <a:ln>
+                                <a:solidFill>
+                                  <a:srgbClr val="463500"/>
+                                </a:solidFill>
+                              </a:ln>
                             </wps:spPr>
                             <wps:style>
                               <a:lnRef idx="2">
@@ -6091,20 +6133,13 @@
                           </wps:wsp>
                         </a:graphicData>
                       </a:graphic>
-                      <wp14:sizeRelH relativeFrom="margin">
-                        <wp14:pctWidth>0</wp14:pctWidth>
-                      </wp14:sizeRelH>
-                      <wp14:sizeRelV relativeFrom="margin">
-                        <wp14:pctHeight>0</wp14:pctHeight>
-                      </wp14:sizeRelV>
-                    </wp:anchor>
+                    </wp:inline>
                   </w:drawing>
                 </mc:Choice>
                 <mc:Fallback>
                   <w:pict>
-                    <v:rect w14:anchorId="1FC655BA" id="Rectangle 163" o:spid="_x0000_s1026" style="position:absolute;margin-left:0;margin-top:2.4pt;width:77.9pt;height:73.6pt;z-index:251833344;visibility:visible;mso-wrap-style:square;mso-width-percent:0;mso-height-percent:0;mso-wrap-distance-left:9pt;mso-wrap-distance-top:0;mso-wrap-distance-right:9pt;mso-wrap-distance-bottom:0;mso-position-horizontal:absolute;mso-position-horizontal-relative:text;mso-position-vertical:absolute;mso-position-vertical-relative:text;mso-width-percent:0;mso-height-percent:0;mso-width-relative:margin;mso-height-relative:margin;v-text-anchor:middle" o:gfxdata="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" strokecolor="#1f3763 [1604]" strokeweight="1pt">
-                      <v:fill r:id="rId8" o:title="" recolor="t" rotate="t" type="tile"/>
-                      <w10:wrap type="topAndBottom"/>
+                    <v:rect w14:anchorId="3FA567E5" id="Rectangle 1" o:spid="_x0000_s1026" style="width:72.55pt;height:70.8pt;visibility:visible;mso-wrap-style:square;mso-left-percent:-10001;mso-top-percent:-10001;mso-position-horizontal:absolute;mso-position-horizontal-relative:char;mso-position-vertical:absolute;mso-position-vertical-relative:line;mso-left-percent:-10001;mso-top-percent:-10001;v-text-anchor:middle" o:gfxdata="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" fillcolor="#463500" strokecolor="#463500" strokeweight="1pt">
+                      <w10:anchorlock/>
                     </v:rect>
                   </w:pict>
                 </mc:Fallback>
@@ -6114,13 +6149,19 @@
         </w:tc>
         <w:tc>
           <w:tcPr>
-            <w:tcW w:w="284" w:type="dxa"/>
-          </w:tcPr>
-          <w:p>
-            <w:pPr>
-              <w:jc w:val="center"/>
-              <w:rPr>
-                <w:noProof/>
+            <w:tcW w:w="1459" w:type="dxa"/>
+            <w:tcBorders>
+              <w:top w:val="single" w:sz="4" w:space="0" w:color="auto"/>
+              <w:left w:val="single" w:sz="4" w:space="0" w:color="auto"/>
+              <w:bottom w:val="single" w:sz="4" w:space="0" w:color="auto"/>
+              <w:right w:val="single" w:sz="4" w:space="0" w:color="auto"/>
+            </w:tcBorders>
+            <w:vAlign w:val="center"/>
+          </w:tcPr>
+          <w:p>
+            <w:pPr>
+              <w:jc w:val="center"/>
+              <w:rPr>
                 <w:sz w:val="2"/>
                 <w:szCs w:val="2"/>
                 <w:lang w:val="en-US"/>
@@ -6136,18 +6177,10 @@
               <mc:AlternateContent>
                 <mc:Choice Requires="wps">
                   <w:drawing>
-                    <wp:anchor distT="0" distB="0" distL="114300" distR="114300" simplePos="0" relativeHeight="251827200" behindDoc="0" locked="0" layoutInCell="1" allowOverlap="1" wp14:anchorId="0D2554DB" wp14:editId="6C3512EC">
-                      <wp:simplePos x="0" y="0"/>
-                      <wp:positionH relativeFrom="column">
-                        <wp:posOffset>0</wp:posOffset>
-                      </wp:positionH>
-                      <wp:positionV relativeFrom="paragraph">
-                        <wp:posOffset>30480</wp:posOffset>
-                      </wp:positionV>
-                      <wp:extent cx="989330" cy="934720"/>
-                      <wp:effectExtent l="0" t="0" r="20320" b="17780"/>
-                      <wp:wrapTopAndBottom/>
-                      <wp:docPr id="160" name="Rectangle 160"/>
+                    <wp:inline distT="0" distB="0" distL="0" distR="0" wp14:anchorId="47CA3342" wp14:editId="331D47BD">
+                      <wp:extent cx="919429" cy="899795"/>
+                      <wp:effectExtent l="0" t="0" r="0" b="0"/>
+                      <wp:docPr id="83" name="Rectangle 167"/>
                       <wp:cNvGraphicFramePr/>
                       <a:graphic xmlns:a="http://schemas.openxmlformats.org/drawingml/2006/main">
                         <a:graphicData uri="http://schemas.microsoft.com/office/word/2010/wordprocessingShape">
@@ -6156,15 +6189,21 @@
                             <wps:spPr>
                               <a:xfrm>
                                 <a:off x="0" y="0"/>
-                                <a:ext cx="989330" cy="934720"/>
+                                <a:ext cx="919429" cy="899795"/>
                               </a:xfrm>
                               <a:prstGeom prst="rect">
                                 <a:avLst/>
                               </a:prstGeom>
                               <a:blipFill>
                                 <a:blip r:embed="rId5"/>
-                                <a:tile tx="0" ty="0" sx="100000" sy="100000" flip="none" algn="tl"/>
+                                <a:srcRect/>
+                                <a:stretch>
+                                  <a:fillRect l="470" t="-801" r="-494" b="778"/>
+                                </a:stretch>
                               </a:blipFill>
+                              <a:ln>
+                                <a:noFill/>
+                              </a:ln>
                             </wps:spPr>
                             <wps:style>
                               <a:lnRef idx="2">
@@ -6191,20 +6230,14 @@
                           </wps:wsp>
                         </a:graphicData>
                       </a:graphic>
-                      <wp14:sizeRelH relativeFrom="margin">
-                        <wp14:pctWidth>0</wp14:pctWidth>
-                      </wp14:sizeRelH>
-                      <wp14:sizeRelV relativeFrom="margin">
-                        <wp14:pctHeight>0</wp14:pctHeight>
-                      </wp14:sizeRelV>
-                    </wp:anchor>
+                    </wp:inline>
                   </w:drawing>
                 </mc:Choice>
                 <mc:Fallback>
                   <w:pict>
-                    <v:rect w14:anchorId="3C165889" id="Rectangle 160" o:spid="_x0000_s1026" style="position:absolute;margin-left:0;margin-top:2.4pt;width:77.9pt;height:73.6pt;z-index:251827200;visibility:visible;mso-wrap-style:square;mso-width-percent:0;mso-height-percent:0;mso-wrap-distance-left:9pt;mso-wrap-distance-top:0;mso-wrap-distance-right:9pt;mso-wrap-distance-bottom:0;mso-position-horizontal:absolute;mso-position-horizontal-relative:text;mso-position-vertical:absolute;mso-position-vertical-relative:text;mso-width-percent:0;mso-height-percent:0;mso-width-relative:margin;mso-height-relative:margin;v-text-anchor:middle" o:gfxdata="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" strokecolor="#1f3763 [1604]" strokeweight="1pt">
-                      <v:fill r:id="rId6" o:title="" recolor="t" rotate="t" type="tile"/>
-                      <w10:wrap type="topAndBottom"/>
+                    <v:rect w14:anchorId="20A8A79E" id="Rectangle 167" o:spid="_x0000_s1026" style="width:72.4pt;height:70.85pt;visibility:visible;mso-wrap-style:square;mso-left-percent:-10001;mso-top-percent:-10001;mso-position-horizontal:absolute;mso-position-horizontal-relative:char;mso-position-vertical:absolute;mso-position-vertical-relative:line;mso-left-percent:-10001;mso-top-percent:-10001;v-text-anchor:middle" o:gfxdata="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" stroked="f" strokeweight="1pt">
+                      <v:fill r:id="rId6" o:title="" recolor="t" rotate="t" type="frame"/>
+                      <w10:anchorlock/>
                     </v:rect>
                   </w:pict>
                 </mc:Fallback>
@@ -6214,7 +6247,14 @@
         </w:tc>
         <w:tc>
           <w:tcPr>
-            <w:tcW w:w="284" w:type="dxa"/>
+            <w:tcW w:w="1459" w:type="dxa"/>
+            <w:tcBorders>
+              <w:top w:val="single" w:sz="4" w:space="0" w:color="auto"/>
+              <w:left w:val="single" w:sz="4" w:space="0" w:color="auto"/>
+              <w:bottom w:val="single" w:sz="4" w:space="0" w:color="auto"/>
+              <w:right w:val="single" w:sz="4" w:space="0" w:color="auto"/>
+            </w:tcBorders>
+            <w:vAlign w:val="center"/>
           </w:tcPr>
           <w:p>
             <w:pPr>
@@ -6235,18 +6275,10 @@
               <mc:AlternateContent>
                 <mc:Choice Requires="wps">
                   <w:drawing>
-                    <wp:anchor distT="0" distB="0" distL="114300" distR="114300" simplePos="0" relativeHeight="251835392" behindDoc="0" locked="0" layoutInCell="1" allowOverlap="1" wp14:anchorId="25D4E5FB" wp14:editId="73879058">
-                      <wp:simplePos x="0" y="0"/>
-                      <wp:positionH relativeFrom="column">
-                        <wp:posOffset>0</wp:posOffset>
-                      </wp:positionH>
-                      <wp:positionV relativeFrom="paragraph">
-                        <wp:posOffset>30480</wp:posOffset>
-                      </wp:positionV>
-                      <wp:extent cx="989330" cy="934720"/>
-                      <wp:effectExtent l="0" t="0" r="20320" b="17780"/>
-                      <wp:wrapTopAndBottom/>
-                      <wp:docPr id="164" name="Rectangle 164"/>
+                    <wp:inline distT="0" distB="0" distL="0" distR="0" wp14:anchorId="0555F28F" wp14:editId="4D4703B5">
+                      <wp:extent cx="921385" cy="899160"/>
+                      <wp:effectExtent l="0" t="0" r="12065" b="15240"/>
+                      <wp:docPr id="84" name="Rectangle 1"/>
                       <wp:cNvGraphicFramePr/>
                       <a:graphic xmlns:a="http://schemas.openxmlformats.org/drawingml/2006/main">
                         <a:graphicData uri="http://schemas.microsoft.com/office/word/2010/wordprocessingShape">
@@ -6255,15 +6287,19 @@
                             <wps:spPr>
                               <a:xfrm>
                                 <a:off x="0" y="0"/>
-                                <a:ext cx="989330" cy="934720"/>
+                                <a:ext cx="921385" cy="899160"/>
                               </a:xfrm>
                               <a:prstGeom prst="rect">
                                 <a:avLst/>
                               </a:prstGeom>
-                              <a:blipFill>
-                                <a:blip r:embed="rId7"/>
-                                <a:tile tx="0" ty="0" sx="100000" sy="100000" flip="none" algn="tl"/>
-                              </a:blipFill>
+                              <a:solidFill>
+                                <a:srgbClr val="463500"/>
+                              </a:solidFill>
+                              <a:ln>
+                                <a:solidFill>
+                                  <a:srgbClr val="463500"/>
+                                </a:solidFill>
+                              </a:ln>
                             </wps:spPr>
                             <wps:style>
                               <a:lnRef idx="2">
@@ -6290,20 +6326,13 @@
                           </wps:wsp>
                         </a:graphicData>
                       </a:graphic>
-                      <wp14:sizeRelH relativeFrom="margin">
-                        <wp14:pctWidth>0</wp14:pctWidth>
-                      </wp14:sizeRelH>
-                      <wp14:sizeRelV relativeFrom="margin">
-                        <wp14:pctHeight>0</wp14:pctHeight>
-                      </wp14:sizeRelV>
-                    </wp:anchor>
+                    </wp:inline>
                   </w:drawing>
                 </mc:Choice>
                 <mc:Fallback>
                   <w:pict>
-                    <v:rect w14:anchorId="31C725E2" id="Rectangle 164" o:spid="_x0000_s1026" style="position:absolute;margin-left:0;margin-top:2.4pt;width:77.9pt;height:73.6pt;z-index:251835392;visibility:visible;mso-wrap-style:square;mso-width-percent:0;mso-height-percent:0;mso-wrap-distance-left:9pt;mso-wrap-distance-top:0;mso-wrap-distance-right:9pt;mso-wrap-distance-bottom:0;mso-position-horizontal:absolute;mso-position-horizontal-relative:text;mso-position-vertical:absolute;mso-position-vertical-relative:text;mso-width-percent:0;mso-height-percent:0;mso-width-relative:margin;mso-height-relative:margin;v-text-anchor:middle" o:gfxdata="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" strokecolor="#1f3763 [1604]" strokeweight="1pt">
-                      <v:fill r:id="rId8" o:title="" recolor="t" rotate="t" type="tile"/>
-                      <w10:wrap type="topAndBottom"/>
+                    <v:rect w14:anchorId="12FA82C4" id="Rectangle 1" o:spid="_x0000_s1026" style="width:72.55pt;height:70.8pt;visibility:visible;mso-wrap-style:square;mso-left-percent:-10001;mso-top-percent:-10001;mso-position-horizontal:absolute;mso-position-horizontal-relative:char;mso-position-vertical:absolute;mso-position-vertical-relative:line;mso-left-percent:-10001;mso-top-percent:-10001;v-text-anchor:middle" o:gfxdata="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" fillcolor="#463500" strokecolor="#463500" strokeweight="1pt">
+                      <w10:anchorlock/>
                     </v:rect>
                   </w:pict>
                 </mc:Fallback>
@@ -6313,13 +6342,19 @@
         </w:tc>
         <w:tc>
           <w:tcPr>
-            <w:tcW w:w="284" w:type="dxa"/>
-          </w:tcPr>
-          <w:p>
-            <w:pPr>
-              <w:jc w:val="center"/>
-              <w:rPr>
-                <w:noProof/>
+            <w:tcW w:w="1459" w:type="dxa"/>
+            <w:tcBorders>
+              <w:top w:val="single" w:sz="4" w:space="0" w:color="auto"/>
+              <w:left w:val="single" w:sz="4" w:space="0" w:color="auto"/>
+              <w:bottom w:val="single" w:sz="4" w:space="0" w:color="auto"/>
+              <w:right w:val="single" w:sz="4" w:space="0" w:color="auto"/>
+            </w:tcBorders>
+            <w:vAlign w:val="center"/>
+          </w:tcPr>
+          <w:p>
+            <w:pPr>
+              <w:jc w:val="center"/>
+              <w:rPr>
                 <w:sz w:val="2"/>
                 <w:szCs w:val="2"/>
                 <w:lang w:val="en-US"/>
@@ -6335,18 +6370,10 @@
               <mc:AlternateContent>
                 <mc:Choice Requires="wps">
                   <w:drawing>
-                    <wp:anchor distT="0" distB="0" distL="114300" distR="114300" simplePos="0" relativeHeight="251829248" behindDoc="0" locked="0" layoutInCell="1" allowOverlap="1" wp14:anchorId="3A29E3A9" wp14:editId="740F8B48">
-                      <wp:simplePos x="0" y="0"/>
-                      <wp:positionH relativeFrom="column">
-                        <wp:posOffset>0</wp:posOffset>
-                      </wp:positionH>
-                      <wp:positionV relativeFrom="paragraph">
-                        <wp:posOffset>30480</wp:posOffset>
-                      </wp:positionV>
-                      <wp:extent cx="989330" cy="934720"/>
-                      <wp:effectExtent l="0" t="0" r="20320" b="17780"/>
-                      <wp:wrapTopAndBottom/>
-                      <wp:docPr id="161" name="Rectangle 161"/>
+                    <wp:inline distT="0" distB="0" distL="0" distR="0" wp14:anchorId="38661397" wp14:editId="3F0A63B8">
+                      <wp:extent cx="919429" cy="899795"/>
+                      <wp:effectExtent l="0" t="0" r="0" b="0"/>
+                      <wp:docPr id="85" name="Rectangle 167"/>
                       <wp:cNvGraphicFramePr/>
                       <a:graphic xmlns:a="http://schemas.openxmlformats.org/drawingml/2006/main">
                         <a:graphicData uri="http://schemas.microsoft.com/office/word/2010/wordprocessingShape">
@@ -6355,15 +6382,21 @@
                             <wps:spPr>
                               <a:xfrm>
                                 <a:off x="0" y="0"/>
-                                <a:ext cx="989330" cy="934720"/>
+                                <a:ext cx="919429" cy="899795"/>
                               </a:xfrm>
                               <a:prstGeom prst="rect">
                                 <a:avLst/>
                               </a:prstGeom>
                               <a:blipFill>
                                 <a:blip r:embed="rId5"/>
-                                <a:tile tx="0" ty="0" sx="100000" sy="100000" flip="none" algn="tl"/>
+                                <a:srcRect/>
+                                <a:stretch>
+                                  <a:fillRect l="470" t="-801" r="-494" b="778"/>
+                                </a:stretch>
                               </a:blipFill>
+                              <a:ln>
+                                <a:noFill/>
+                              </a:ln>
                             </wps:spPr>
                             <wps:style>
                               <a:lnRef idx="2">
@@ -6390,20 +6423,14 @@
                           </wps:wsp>
                         </a:graphicData>
                       </a:graphic>
-                      <wp14:sizeRelH relativeFrom="margin">
-                        <wp14:pctWidth>0</wp14:pctWidth>
-                      </wp14:sizeRelH>
-                      <wp14:sizeRelV relativeFrom="margin">
-                        <wp14:pctHeight>0</wp14:pctHeight>
-                      </wp14:sizeRelV>
-                    </wp:anchor>
+                    </wp:inline>
                   </w:drawing>
                 </mc:Choice>
                 <mc:Fallback>
                   <w:pict>
-                    <v:rect w14:anchorId="06E7692C" id="Rectangle 161" o:spid="_x0000_s1026" style="position:absolute;margin-left:0;margin-top:2.4pt;width:77.9pt;height:73.6pt;z-index:251829248;visibility:visible;mso-wrap-style:square;mso-width-percent:0;mso-height-percent:0;mso-wrap-distance-left:9pt;mso-wrap-distance-top:0;mso-wrap-distance-right:9pt;mso-wrap-distance-bottom:0;mso-position-horizontal:absolute;mso-position-horizontal-relative:text;mso-position-vertical:absolute;mso-position-vertical-relative:text;mso-width-percent:0;mso-height-percent:0;mso-width-relative:margin;mso-height-relative:margin;v-text-anchor:middle" o:gfxdata="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" strokecolor="#1f3763 [1604]" strokeweight="1pt">
-                      <v:fill r:id="rId6" o:title="" recolor="t" rotate="t" type="tile"/>
-                      <w10:wrap type="topAndBottom"/>
+                    <v:rect w14:anchorId="7D822D6A" id="Rectangle 167" o:spid="_x0000_s1026" style="width:72.4pt;height:70.85pt;visibility:visible;mso-wrap-style:square;mso-left-percent:-10001;mso-top-percent:-10001;mso-position-horizontal:absolute;mso-position-horizontal-relative:char;mso-position-vertical:absolute;mso-position-vertical-relative:line;mso-left-percent:-10001;mso-top-percent:-10001;v-text-anchor:middle" o:gfxdata="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" stroked="f" strokeweight="1pt">
+                      <v:fill r:id="rId6" o:title="" recolor="t" rotate="t" type="frame"/>
+                      <w10:anchorlock/>
                     </v:rect>
                   </w:pict>
                 </mc:Fallback>
@@ -6413,7 +6440,14 @@
         </w:tc>
         <w:tc>
           <w:tcPr>
-            <w:tcW w:w="284" w:type="dxa"/>
+            <w:tcW w:w="1459" w:type="dxa"/>
+            <w:tcBorders>
+              <w:top w:val="single" w:sz="4" w:space="0" w:color="auto"/>
+              <w:left w:val="single" w:sz="4" w:space="0" w:color="auto"/>
+              <w:bottom w:val="single" w:sz="4" w:space="0" w:color="auto"/>
+              <w:right w:val="single" w:sz="4" w:space="0" w:color="auto"/>
+            </w:tcBorders>
+            <w:vAlign w:val="center"/>
           </w:tcPr>
           <w:p>
             <w:pPr>
@@ -6434,18 +6468,10 @@
               <mc:AlternateContent>
                 <mc:Choice Requires="wps">
                   <w:drawing>
-                    <wp:anchor distT="0" distB="0" distL="114300" distR="114300" simplePos="0" relativeHeight="251837440" behindDoc="0" locked="0" layoutInCell="1" allowOverlap="1" wp14:anchorId="0DF3324A" wp14:editId="45DCF362">
-                      <wp:simplePos x="0" y="0"/>
-                      <wp:positionH relativeFrom="column">
-                        <wp:posOffset>0</wp:posOffset>
-                      </wp:positionH>
-                      <wp:positionV relativeFrom="paragraph">
-                        <wp:posOffset>30480</wp:posOffset>
-                      </wp:positionV>
-                      <wp:extent cx="989330" cy="934720"/>
-                      <wp:effectExtent l="0" t="0" r="20320" b="17780"/>
-                      <wp:wrapTopAndBottom/>
-                      <wp:docPr id="165" name="Rectangle 165"/>
+                    <wp:inline distT="0" distB="0" distL="0" distR="0" wp14:anchorId="0CA057D9" wp14:editId="7E56D6AD">
+                      <wp:extent cx="921385" cy="899160"/>
+                      <wp:effectExtent l="0" t="0" r="12065" b="15240"/>
+                      <wp:docPr id="86" name="Rectangle 1"/>
                       <wp:cNvGraphicFramePr/>
                       <a:graphic xmlns:a="http://schemas.openxmlformats.org/drawingml/2006/main">
                         <a:graphicData uri="http://schemas.microsoft.com/office/word/2010/wordprocessingShape">
@@ -6454,15 +6480,19 @@
                             <wps:spPr>
                               <a:xfrm>
                                 <a:off x="0" y="0"/>
-                                <a:ext cx="989330" cy="934720"/>
+                                <a:ext cx="921385" cy="899160"/>
                               </a:xfrm>
                               <a:prstGeom prst="rect">
                                 <a:avLst/>
                               </a:prstGeom>
-                              <a:blipFill>
-                                <a:blip r:embed="rId7"/>
-                                <a:tile tx="0" ty="0" sx="100000" sy="100000" flip="none" algn="tl"/>
-                              </a:blipFill>
+                              <a:solidFill>
+                                <a:srgbClr val="463500"/>
+                              </a:solidFill>
+                              <a:ln>
+                                <a:solidFill>
+                                  <a:srgbClr val="463500"/>
+                                </a:solidFill>
+                              </a:ln>
                             </wps:spPr>
                             <wps:style>
                               <a:lnRef idx="2">
@@ -6489,20 +6519,13 @@
                           </wps:wsp>
                         </a:graphicData>
                       </a:graphic>
-                      <wp14:sizeRelH relativeFrom="margin">
-                        <wp14:pctWidth>0</wp14:pctWidth>
-                      </wp14:sizeRelH>
-                      <wp14:sizeRelV relativeFrom="margin">
-                        <wp14:pctHeight>0</wp14:pctHeight>
-                      </wp14:sizeRelV>
-                    </wp:anchor>
+                    </wp:inline>
                   </w:drawing>
                 </mc:Choice>
                 <mc:Fallback>
                   <w:pict>
-                    <v:rect w14:anchorId="5F45DF6D" id="Rectangle 165" o:spid="_x0000_s1026" style="position:absolute;margin-left:0;margin-top:2.4pt;width:77.9pt;height:73.6pt;z-index:251837440;visibility:visible;mso-wrap-style:square;mso-width-percent:0;mso-height-percent:0;mso-wrap-distance-left:9pt;mso-wrap-distance-top:0;mso-wrap-distance-right:9pt;mso-wrap-distance-bottom:0;mso-position-horizontal:absolute;mso-position-horizontal-relative:text;mso-position-vertical:absolute;mso-position-vertical-relative:text;mso-width-percent:0;mso-height-percent:0;mso-width-relative:margin;mso-height-relative:margin;v-text-anchor:middle" o:gfxdata="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" strokecolor="#1f3763 [1604]" strokeweight="1pt">
-                      <v:fill r:id="rId8" o:title="" recolor="t" rotate="t" type="tile"/>
-                      <w10:wrap type="topAndBottom"/>
+                    <v:rect w14:anchorId="4E07444F" id="Rectangle 1" o:spid="_x0000_s1026" style="width:72.55pt;height:70.8pt;visibility:visible;mso-wrap-style:square;mso-left-percent:-10001;mso-top-percent:-10001;mso-position-horizontal:absolute;mso-position-horizontal-relative:char;mso-position-vertical:absolute;mso-position-vertical-relative:line;mso-left-percent:-10001;mso-top-percent:-10001;v-text-anchor:middle" o:gfxdata="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" fillcolor="#463500" strokecolor="#463500" strokeweight="1pt">
+                      <w10:anchorlock/>
                     </v:rect>
                   </w:pict>
                 </mc:Fallback>
@@ -6510,531 +6533,814 @@
             </w:r>
           </w:p>
         </w:tc>
-        <w:tc>
-          <w:tcPr>
-            <w:tcW w:w="284" w:type="dxa"/>
-          </w:tcPr>
-          <w:p>
-            <w:pPr>
-              <w:jc w:val="center"/>
-              <w:rPr>
-                <w:sz w:val="2"/>
-                <w:szCs w:val="2"/>
-                <w:lang w:val="en-US"/>
-              </w:rPr>
-            </w:pPr>
-            <w:r>
-              <w:rPr>
-                <w:noProof/>
-                <w:sz w:val="2"/>
-                <w:szCs w:val="2"/>
-                <w:lang w:val="en-US"/>
-              </w:rPr>
-              <mc:AlternateContent>
-                <mc:Choice Requires="wps">
-                  <w:drawing>
-                    <wp:anchor distT="0" distB="0" distL="114300" distR="114300" simplePos="0" relativeHeight="251839488" behindDoc="0" locked="0" layoutInCell="1" allowOverlap="1" wp14:anchorId="19AC3F75" wp14:editId="000B34F0">
-                      <wp:simplePos x="0" y="0"/>
-                      <wp:positionH relativeFrom="column">
-                        <wp:posOffset>0</wp:posOffset>
-                      </wp:positionH>
-                      <wp:positionV relativeFrom="paragraph">
-                        <wp:posOffset>30480</wp:posOffset>
-                      </wp:positionV>
-                      <wp:extent cx="989330" cy="934720"/>
-                      <wp:effectExtent l="0" t="0" r="20320" b="17780"/>
-                      <wp:wrapTopAndBottom/>
-                      <wp:docPr id="166" name="Rectangle 166"/>
-                      <wp:cNvGraphicFramePr/>
-                      <a:graphic xmlns:a="http://schemas.openxmlformats.org/drawingml/2006/main">
-                        <a:graphicData uri="http://schemas.microsoft.com/office/word/2010/wordprocessingShape">
-                          <wps:wsp>
-                            <wps:cNvSpPr/>
-                            <wps:spPr>
-                              <a:xfrm>
-                                <a:off x="0" y="0"/>
-                                <a:ext cx="989330" cy="934720"/>
-                              </a:xfrm>
-                              <a:prstGeom prst="rect">
-                                <a:avLst/>
-                              </a:prstGeom>
-                              <a:blipFill>
-                                <a:blip r:embed="rId5"/>
-                                <a:tile tx="0" ty="0" sx="100000" sy="100000" flip="none" algn="tl"/>
-                              </a:blipFill>
-                            </wps:spPr>
-                            <wps:style>
-                              <a:lnRef idx="2">
-                                <a:schemeClr val="accent1">
-                                  <a:shade val="50000"/>
-                                </a:schemeClr>
-                              </a:lnRef>
-                              <a:fillRef idx="1">
-                                <a:schemeClr val="accent1"/>
-                              </a:fillRef>
-                              <a:effectRef idx="0">
-                                <a:schemeClr val="accent1"/>
-                              </a:effectRef>
-                              <a:fontRef idx="minor">
-                                <a:schemeClr val="lt1"/>
-                              </a:fontRef>
-                            </wps:style>
-                            <wps:bodyPr rot="0" spcFirstLastPara="0" vertOverflow="overflow" horzOverflow="overflow" vert="horz" wrap="square" lIns="91440" tIns="45720" rIns="91440" bIns="45720" numCol="1" spcCol="0" rtlCol="0" fromWordArt="0" anchor="ctr" anchorCtr="0" forceAA="0" compatLnSpc="1">
-                              <a:prstTxWarp prst="textNoShape">
-                                <a:avLst/>
-                              </a:prstTxWarp>
-                              <a:noAutofit/>
-                            </wps:bodyPr>
-                          </wps:wsp>
-                        </a:graphicData>
-                      </a:graphic>
-                      <wp14:sizeRelH relativeFrom="margin">
-                        <wp14:pctWidth>0</wp14:pctWidth>
-                      </wp14:sizeRelH>
-                      <wp14:sizeRelV relativeFrom="margin">
-                        <wp14:pctHeight>0</wp14:pctHeight>
-                      </wp14:sizeRelV>
-                    </wp:anchor>
-                  </w:drawing>
-                </mc:Choice>
-                <mc:Fallback>
-                  <w:pict>
-                    <v:rect w14:anchorId="4D806FF3" id="Rectangle 166" o:spid="_x0000_s1026" style="position:absolute;margin-left:0;margin-top:2.4pt;width:77.9pt;height:73.6pt;z-index:251839488;visibility:visible;mso-wrap-style:square;mso-width-percent:0;mso-height-percent:0;mso-wrap-distance-left:9pt;mso-wrap-distance-top:0;mso-wrap-distance-right:9pt;mso-wrap-distance-bottom:0;mso-position-horizontal:absolute;mso-position-horizontal-relative:text;mso-position-vertical:absolute;mso-position-vertical-relative:text;mso-width-percent:0;mso-height-percent:0;mso-width-relative:margin;mso-height-relative:margin;v-text-anchor:middle" o:gfxdata="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" strokecolor="#1f3763 [1604]" strokeweight="1pt">
-                      <v:fill r:id="rId6" o:title="" recolor="t" rotate="t" type="tile"/>
-                      <w10:wrap type="topAndBottom"/>
-                    </v:rect>
-                  </w:pict>
-                </mc:Fallback>
-              </mc:AlternateContent>
-            </w:r>
-          </w:p>
-        </w:tc>
       </w:tr>
       <w:tr>
         <w:trPr>
-          <w:trHeight w:hRule="exact" w:val="284"/>
+          <w:trHeight w:hRule="exact" w:val="397"/>
           <w:jc w:val="center"/>
         </w:trPr>
         <w:tc>
           <w:tcPr>
-            <w:tcW w:w="284" w:type="dxa"/>
-          </w:tcPr>
-          <w:p>
-            <w:pPr>
-              <w:jc w:val="center"/>
-              <w:rPr>
-                <w:sz w:val="2"/>
-                <w:szCs w:val="2"/>
-                <w:lang w:val="en-US"/>
-              </w:rPr>
-            </w:pPr>
-          </w:p>
-        </w:tc>
-        <w:tc>
-          <w:tcPr>
-            <w:tcW w:w="284" w:type="dxa"/>
-          </w:tcPr>
-          <w:p>
-            <w:pPr>
-              <w:jc w:val="center"/>
-              <w:rPr>
-                <w:noProof/>
-                <w:sz w:val="2"/>
-                <w:szCs w:val="2"/>
-                <w:lang w:val="en-US"/>
-              </w:rPr>
-            </w:pPr>
-          </w:p>
-        </w:tc>
-        <w:tc>
-          <w:tcPr>
-            <w:tcW w:w="284" w:type="dxa"/>
-          </w:tcPr>
-          <w:p>
-            <w:pPr>
-              <w:jc w:val="center"/>
-              <w:rPr>
-                <w:sz w:val="2"/>
-                <w:szCs w:val="2"/>
-                <w:lang w:val="en-US"/>
-              </w:rPr>
-            </w:pPr>
-          </w:p>
-        </w:tc>
-        <w:tc>
-          <w:tcPr>
-            <w:tcW w:w="284" w:type="dxa"/>
-          </w:tcPr>
-          <w:p>
-            <w:pPr>
-              <w:jc w:val="center"/>
-              <w:rPr>
-                <w:noProof/>
-                <w:sz w:val="2"/>
-                <w:szCs w:val="2"/>
-                <w:lang w:val="en-US"/>
-              </w:rPr>
-            </w:pPr>
-          </w:p>
-        </w:tc>
-        <w:tc>
-          <w:tcPr>
-            <w:tcW w:w="284" w:type="dxa"/>
-          </w:tcPr>
-          <w:p>
-            <w:pPr>
-              <w:jc w:val="center"/>
-              <w:rPr>
-                <w:sz w:val="2"/>
-                <w:szCs w:val="2"/>
-                <w:lang w:val="en-US"/>
-              </w:rPr>
-            </w:pPr>
-          </w:p>
-        </w:tc>
-        <w:tc>
-          <w:tcPr>
-            <w:tcW w:w="284" w:type="dxa"/>
-          </w:tcPr>
-          <w:p>
-            <w:pPr>
-              <w:jc w:val="center"/>
-              <w:rPr>
-                <w:noProof/>
-                <w:sz w:val="2"/>
-                <w:szCs w:val="2"/>
-                <w:lang w:val="en-US"/>
-              </w:rPr>
-            </w:pPr>
-          </w:p>
-        </w:tc>
-        <w:tc>
-          <w:tcPr>
-            <w:tcW w:w="284" w:type="dxa"/>
-          </w:tcPr>
-          <w:p>
-            <w:pPr>
-              <w:jc w:val="center"/>
-              <w:rPr>
-                <w:sz w:val="2"/>
-                <w:szCs w:val="2"/>
-                <w:lang w:val="en-US"/>
-              </w:rPr>
-            </w:pPr>
+            <w:tcW w:w="1458" w:type="dxa"/>
+            <w:tcBorders>
+              <w:top w:val="single" w:sz="4" w:space="0" w:color="auto"/>
+              <w:left w:val="single" w:sz="4" w:space="0" w:color="auto"/>
+              <w:bottom w:val="single" w:sz="4" w:space="0" w:color="auto"/>
+              <w:right w:val="single" w:sz="4" w:space="0" w:color="auto"/>
+            </w:tcBorders>
+            <w:textDirection w:val="btLr"/>
+            <w:vAlign w:val="center"/>
+          </w:tcPr>
+          <w:p>
+            <w:pPr>
+              <w:jc w:val="center"/>
+              <w:rPr>
+                <w:noProof/>
+                <w:sz w:val="50"/>
+                <w:szCs w:val="50"/>
+                <w:lang w:val="en-US"/>
+              </w:rPr>
+            </w:pPr>
+            <w:r>
+              <w:rPr>
+                <w:noProof/>
+                <w:sz w:val="34"/>
+                <w:szCs w:val="34"/>
+                <w:lang w:val="en-US"/>
+              </w:rPr>
+              <w:t>a</w:t>
+            </w:r>
+          </w:p>
+        </w:tc>
+        <w:tc>
+          <w:tcPr>
+            <w:tcW w:w="1458" w:type="dxa"/>
+            <w:tcBorders>
+              <w:top w:val="single" w:sz="4" w:space="0" w:color="auto"/>
+              <w:left w:val="single" w:sz="4" w:space="0" w:color="auto"/>
+              <w:bottom w:val="single" w:sz="4" w:space="0" w:color="auto"/>
+              <w:right w:val="single" w:sz="4" w:space="0" w:color="auto"/>
+            </w:tcBorders>
+            <w:textDirection w:val="btLr"/>
+            <w:vAlign w:val="center"/>
+          </w:tcPr>
+          <w:p>
+            <w:pPr>
+              <w:jc w:val="center"/>
+              <w:rPr>
+                <w:noProof/>
+                <w:sz w:val="50"/>
+                <w:szCs w:val="50"/>
+                <w:lang w:val="en-US"/>
+              </w:rPr>
+            </w:pPr>
+            <w:r>
+              <w:rPr>
+                <w:noProof/>
+                <w:sz w:val="34"/>
+                <w:szCs w:val="34"/>
+                <w:lang w:val="en-US"/>
+              </w:rPr>
+              <w:t>b</w:t>
+            </w:r>
+          </w:p>
+        </w:tc>
+        <w:tc>
+          <w:tcPr>
+            <w:tcW w:w="1459" w:type="dxa"/>
+            <w:tcBorders>
+              <w:top w:val="single" w:sz="4" w:space="0" w:color="auto"/>
+              <w:left w:val="single" w:sz="4" w:space="0" w:color="auto"/>
+              <w:bottom w:val="single" w:sz="4" w:space="0" w:color="auto"/>
+              <w:right w:val="single" w:sz="4" w:space="0" w:color="auto"/>
+            </w:tcBorders>
+            <w:textDirection w:val="btLr"/>
+            <w:vAlign w:val="center"/>
+          </w:tcPr>
+          <w:p>
+            <w:pPr>
+              <w:jc w:val="center"/>
+              <w:rPr>
+                <w:noProof/>
+                <w:sz w:val="50"/>
+                <w:szCs w:val="50"/>
+                <w:lang w:val="en-US"/>
+              </w:rPr>
+            </w:pPr>
+            <w:r>
+              <w:rPr>
+                <w:noProof/>
+                <w:sz w:val="34"/>
+                <w:szCs w:val="34"/>
+                <w:lang w:val="en-US"/>
+              </w:rPr>
+              <w:t>c</w:t>
+            </w:r>
+          </w:p>
+        </w:tc>
+        <w:tc>
+          <w:tcPr>
+            <w:tcW w:w="1459" w:type="dxa"/>
+            <w:tcBorders>
+              <w:top w:val="single" w:sz="4" w:space="0" w:color="auto"/>
+              <w:left w:val="single" w:sz="4" w:space="0" w:color="auto"/>
+              <w:bottom w:val="single" w:sz="4" w:space="0" w:color="auto"/>
+              <w:right w:val="single" w:sz="4" w:space="0" w:color="auto"/>
+            </w:tcBorders>
+            <w:textDirection w:val="btLr"/>
+            <w:vAlign w:val="center"/>
+          </w:tcPr>
+          <w:p>
+            <w:pPr>
+              <w:jc w:val="center"/>
+              <w:rPr>
+                <w:noProof/>
+                <w:sz w:val="50"/>
+                <w:szCs w:val="50"/>
+                <w:lang w:val="en-US"/>
+              </w:rPr>
+            </w:pPr>
+            <w:r>
+              <w:rPr>
+                <w:noProof/>
+                <w:sz w:val="34"/>
+                <w:szCs w:val="34"/>
+                <w:lang w:val="en-US"/>
+              </w:rPr>
+              <w:t>d</w:t>
+            </w:r>
+          </w:p>
+        </w:tc>
+        <w:tc>
+          <w:tcPr>
+            <w:tcW w:w="1459" w:type="dxa"/>
+            <w:tcBorders>
+              <w:top w:val="single" w:sz="4" w:space="0" w:color="auto"/>
+              <w:left w:val="single" w:sz="4" w:space="0" w:color="auto"/>
+              <w:bottom w:val="single" w:sz="4" w:space="0" w:color="auto"/>
+              <w:right w:val="single" w:sz="4" w:space="0" w:color="auto"/>
+            </w:tcBorders>
+            <w:textDirection w:val="btLr"/>
+            <w:vAlign w:val="center"/>
+          </w:tcPr>
+          <w:p>
+            <w:pPr>
+              <w:jc w:val="center"/>
+              <w:rPr>
+                <w:noProof/>
+                <w:sz w:val="50"/>
+                <w:szCs w:val="50"/>
+                <w:lang w:val="en-US"/>
+              </w:rPr>
+            </w:pPr>
+            <w:r>
+              <w:rPr>
+                <w:noProof/>
+                <w:sz w:val="34"/>
+                <w:szCs w:val="34"/>
+                <w:lang w:val="en-US"/>
+              </w:rPr>
+              <w:t>e</w:t>
+            </w:r>
+          </w:p>
+        </w:tc>
+        <w:tc>
+          <w:tcPr>
+            <w:tcW w:w="1459" w:type="dxa"/>
+            <w:tcBorders>
+              <w:top w:val="single" w:sz="4" w:space="0" w:color="auto"/>
+              <w:left w:val="single" w:sz="4" w:space="0" w:color="auto"/>
+              <w:bottom w:val="single" w:sz="4" w:space="0" w:color="auto"/>
+              <w:right w:val="single" w:sz="4" w:space="0" w:color="auto"/>
+            </w:tcBorders>
+            <w:textDirection w:val="btLr"/>
+            <w:vAlign w:val="center"/>
+          </w:tcPr>
+          <w:p>
+            <w:pPr>
+              <w:jc w:val="center"/>
+              <w:rPr>
+                <w:noProof/>
+                <w:sz w:val="50"/>
+                <w:szCs w:val="50"/>
+                <w:lang w:val="en-US"/>
+              </w:rPr>
+            </w:pPr>
+            <w:r>
+              <w:rPr>
+                <w:noProof/>
+                <w:sz w:val="34"/>
+                <w:szCs w:val="34"/>
+                <w:lang w:val="en-US"/>
+              </w:rPr>
+              <w:t>f</w:t>
+            </w:r>
+          </w:p>
+        </w:tc>
+        <w:tc>
+          <w:tcPr>
+            <w:tcW w:w="1459" w:type="dxa"/>
+            <w:tcBorders>
+              <w:top w:val="single" w:sz="4" w:space="0" w:color="auto"/>
+              <w:left w:val="single" w:sz="4" w:space="0" w:color="auto"/>
+              <w:bottom w:val="single" w:sz="4" w:space="0" w:color="auto"/>
+              <w:right w:val="single" w:sz="4" w:space="0" w:color="auto"/>
+            </w:tcBorders>
+            <w:textDirection w:val="btLr"/>
+            <w:vAlign w:val="center"/>
+          </w:tcPr>
+          <w:p>
+            <w:pPr>
+              <w:jc w:val="center"/>
+              <w:rPr>
+                <w:noProof/>
+                <w:sz w:val="50"/>
+                <w:szCs w:val="50"/>
+                <w:lang w:val="en-US"/>
+              </w:rPr>
+            </w:pPr>
+            <w:r>
+              <w:rPr>
+                <w:noProof/>
+                <w:sz w:val="34"/>
+                <w:szCs w:val="34"/>
+                <w:lang w:val="en-US"/>
+              </w:rPr>
+              <w:t>g</w:t>
+            </w:r>
+          </w:p>
+        </w:tc>
+        <w:tc>
+          <w:tcPr>
+            <w:tcW w:w="1459" w:type="dxa"/>
+            <w:tcBorders>
+              <w:top w:val="single" w:sz="4" w:space="0" w:color="auto"/>
+              <w:left w:val="single" w:sz="4" w:space="0" w:color="auto"/>
+              <w:bottom w:val="single" w:sz="4" w:space="0" w:color="auto"/>
+              <w:right w:val="single" w:sz="4" w:space="0" w:color="auto"/>
+            </w:tcBorders>
+            <w:textDirection w:val="btLr"/>
+            <w:vAlign w:val="center"/>
+          </w:tcPr>
+          <w:p>
+            <w:pPr>
+              <w:jc w:val="center"/>
+              <w:rPr>
+                <w:noProof/>
+                <w:sz w:val="50"/>
+                <w:szCs w:val="50"/>
+                <w:lang w:val="en-US"/>
+              </w:rPr>
+            </w:pPr>
+            <w:r>
+              <w:rPr>
+                <w:noProof/>
+                <w:sz w:val="34"/>
+                <w:szCs w:val="34"/>
+                <w:lang w:val="en-US"/>
+              </w:rPr>
+              <w:t>h</w:t>
+            </w:r>
           </w:p>
         </w:tc>
       </w:tr>
       <w:tr>
         <w:trPr>
-          <w:trHeight w:hRule="exact" w:val="1474"/>
+          <w:trHeight w:hRule="exact" w:val="397"/>
           <w:jc w:val="center"/>
         </w:trPr>
         <w:tc>
           <w:tcPr>
-            <w:tcW w:w="284" w:type="dxa"/>
-          </w:tcPr>
-          <w:p>
-            <w:pPr>
-              <w:jc w:val="center"/>
-              <w:rPr>
-                <w:noProof/>
-                <w:sz w:val="2"/>
-                <w:szCs w:val="2"/>
-                <w:lang w:val="en-US"/>
-              </w:rPr>
-            </w:pPr>
-            <w:r>
-              <w:rPr>
-                <w:noProof/>
-                <w:sz w:val="2"/>
-                <w:szCs w:val="2"/>
-                <w:lang w:val="en-US"/>
-              </w:rPr>
-              <mc:AlternateContent>
-                <mc:Choice Requires="wps">
-                  <w:drawing>
-                    <wp:anchor distT="0" distB="0" distL="114300" distR="114300" simplePos="0" relativeHeight="251841536" behindDoc="0" locked="0" layoutInCell="1" allowOverlap="1" wp14:anchorId="7C8D0F96" wp14:editId="29178881">
-                      <wp:simplePos x="0" y="0"/>
-                      <wp:positionH relativeFrom="column">
-                        <wp:posOffset>0</wp:posOffset>
-                      </wp:positionH>
-                      <wp:positionV relativeFrom="paragraph">
-                        <wp:posOffset>104</wp:posOffset>
-                      </wp:positionV>
-                      <wp:extent cx="989330" cy="934720"/>
-                      <wp:effectExtent l="0" t="0" r="20320" b="17780"/>
-                      <wp:wrapTopAndBottom/>
-                      <wp:docPr id="167" name="Rectangle 167"/>
-                      <wp:cNvGraphicFramePr/>
-                      <a:graphic xmlns:a="http://schemas.openxmlformats.org/drawingml/2006/main">
-                        <a:graphicData uri="http://schemas.microsoft.com/office/word/2010/wordprocessingShape">
-                          <wps:wsp>
-                            <wps:cNvSpPr/>
-                            <wps:spPr>
-                              <a:xfrm>
-                                <a:off x="0" y="0"/>
-                                <a:ext cx="989330" cy="934720"/>
-                              </a:xfrm>
-                              <a:prstGeom prst="rect">
-                                <a:avLst/>
-                              </a:prstGeom>
-                              <a:blipFill>
-                                <a:blip r:embed="rId7"/>
-                                <a:tile tx="0" ty="0" sx="100000" sy="100000" flip="none" algn="tl"/>
-                              </a:blipFill>
-                            </wps:spPr>
-                            <wps:style>
-                              <a:lnRef idx="2">
-                                <a:schemeClr val="accent1">
-                                  <a:shade val="50000"/>
-                                </a:schemeClr>
-                              </a:lnRef>
-                              <a:fillRef idx="1">
-                                <a:schemeClr val="accent1"/>
-                              </a:fillRef>
-                              <a:effectRef idx="0">
-                                <a:schemeClr val="accent1"/>
-                              </a:effectRef>
-                              <a:fontRef idx="minor">
-                                <a:schemeClr val="lt1"/>
-                              </a:fontRef>
-                            </wps:style>
-                            <wps:bodyPr rot="0" spcFirstLastPara="0" vertOverflow="overflow" horzOverflow="overflow" vert="horz" wrap="square" lIns="91440" tIns="45720" rIns="91440" bIns="45720" numCol="1" spcCol="0" rtlCol="0" fromWordArt="0" anchor="ctr" anchorCtr="0" forceAA="0" compatLnSpc="1">
-                              <a:prstTxWarp prst="textNoShape">
-                                <a:avLst/>
-                              </a:prstTxWarp>
-                              <a:noAutofit/>
-                            </wps:bodyPr>
-                          </wps:wsp>
-                        </a:graphicData>
-                      </a:graphic>
-                      <wp14:sizeRelH relativeFrom="margin">
-                        <wp14:pctWidth>0</wp14:pctWidth>
-                      </wp14:sizeRelH>
-                      <wp14:sizeRelV relativeFrom="margin">
-                        <wp14:pctHeight>0</wp14:pctHeight>
-                      </wp14:sizeRelV>
-                    </wp:anchor>
-                  </w:drawing>
-                </mc:Choice>
-                <mc:Fallback>
-                  <w:pict>
-                    <v:rect w14:anchorId="0D12F4CD" id="Rectangle 167" o:spid="_x0000_s1026" style="position:absolute;margin-left:0;margin-top:0;width:77.9pt;height:73.6pt;z-index:251841536;visibility:visible;mso-wrap-style:square;mso-width-percent:0;mso-height-percent:0;mso-wrap-distance-left:9pt;mso-wrap-distance-top:0;mso-wrap-distance-right:9pt;mso-wrap-distance-bottom:0;mso-position-horizontal:absolute;mso-position-horizontal-relative:text;mso-position-vertical:absolute;mso-position-vertical-relative:text;mso-width-percent:0;mso-height-percent:0;mso-width-relative:margin;mso-height-relative:margin;v-text-anchor:middle" o:gfxdata="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" strokecolor="#1f3763 [1604]" strokeweight="1pt">
-                      <v:fill r:id="rId9" o:title="" recolor="t" rotate="t" type="tile"/>
-                      <w10:wrap type="topAndBottom"/>
-                    </v:rect>
-                  </w:pict>
-                </mc:Fallback>
-              </mc:AlternateContent>
-            </w:r>
-          </w:p>
-        </w:tc>
-        <w:tc>
-          <w:tcPr>
-            <w:tcW w:w="284" w:type="dxa"/>
-          </w:tcPr>
-          <w:p>
-            <w:pPr>
-              <w:jc w:val="center"/>
-              <w:rPr>
-                <w:noProof/>
-                <w:sz w:val="2"/>
-                <w:szCs w:val="2"/>
-                <w:lang w:val="en-US"/>
-              </w:rPr>
-            </w:pPr>
-          </w:p>
-        </w:tc>
-        <w:tc>
-          <w:tcPr>
-            <w:tcW w:w="284" w:type="dxa"/>
-          </w:tcPr>
-          <w:p>
-            <w:pPr>
-              <w:jc w:val="center"/>
-              <w:rPr>
-                <w:sz w:val="2"/>
-                <w:szCs w:val="2"/>
-                <w:lang w:val="en-US"/>
-              </w:rPr>
-            </w:pPr>
-          </w:p>
-        </w:tc>
-        <w:tc>
-          <w:tcPr>
-            <w:tcW w:w="284" w:type="dxa"/>
-          </w:tcPr>
-          <w:p>
-            <w:pPr>
-              <w:jc w:val="center"/>
-              <w:rPr>
-                <w:noProof/>
-                <w:sz w:val="2"/>
-                <w:szCs w:val="2"/>
-                <w:lang w:val="en-US"/>
-              </w:rPr>
-            </w:pPr>
-          </w:p>
-        </w:tc>
-        <w:tc>
-          <w:tcPr>
-            <w:tcW w:w="284" w:type="dxa"/>
-          </w:tcPr>
-          <w:p>
-            <w:pPr>
-              <w:jc w:val="center"/>
-              <w:rPr>
-                <w:sz w:val="2"/>
-                <w:szCs w:val="2"/>
-                <w:lang w:val="en-US"/>
-              </w:rPr>
-            </w:pPr>
-          </w:p>
-        </w:tc>
-        <w:tc>
-          <w:tcPr>
-            <w:tcW w:w="284" w:type="dxa"/>
-          </w:tcPr>
-          <w:p>
-            <w:pPr>
-              <w:jc w:val="center"/>
-              <w:rPr>
-                <w:noProof/>
-                <w:sz w:val="2"/>
-                <w:szCs w:val="2"/>
-                <w:lang w:val="en-US"/>
-              </w:rPr>
-            </w:pPr>
-          </w:p>
-        </w:tc>
-        <w:tc>
-          <w:tcPr>
-            <w:tcW w:w="284" w:type="dxa"/>
-          </w:tcPr>
-          <w:p>
-            <w:pPr>
-              <w:jc w:val="center"/>
-              <w:rPr>
-                <w:sz w:val="2"/>
-                <w:szCs w:val="2"/>
-                <w:lang w:val="en-US"/>
-              </w:rPr>
-            </w:pPr>
+            <w:tcW w:w="1458" w:type="dxa"/>
+            <w:tcBorders>
+              <w:top w:val="single" w:sz="4" w:space="0" w:color="auto"/>
+              <w:left w:val="single" w:sz="4" w:space="0" w:color="auto"/>
+              <w:bottom w:val="single" w:sz="4" w:space="0" w:color="auto"/>
+              <w:right w:val="single" w:sz="4" w:space="0" w:color="auto"/>
+            </w:tcBorders>
+            <w:textDirection w:val="btLr"/>
+            <w:vAlign w:val="center"/>
+          </w:tcPr>
+          <w:p>
+            <w:pPr>
+              <w:jc w:val="center"/>
+              <w:rPr>
+                <w:noProof/>
+                <w:sz w:val="34"/>
+                <w:szCs w:val="34"/>
+                <w:lang w:val="en-US"/>
+              </w:rPr>
+            </w:pPr>
+            <w:r>
+              <w:rPr>
+                <w:noProof/>
+                <w:sz w:val="34"/>
+                <w:szCs w:val="34"/>
+                <w:lang w:val="en-US"/>
+              </w:rPr>
+              <w:t>8</w:t>
+            </w:r>
+          </w:p>
+        </w:tc>
+        <w:tc>
+          <w:tcPr>
+            <w:tcW w:w="1458" w:type="dxa"/>
+            <w:tcBorders>
+              <w:top w:val="single" w:sz="4" w:space="0" w:color="auto"/>
+              <w:left w:val="single" w:sz="4" w:space="0" w:color="auto"/>
+              <w:bottom w:val="single" w:sz="4" w:space="0" w:color="auto"/>
+              <w:right w:val="single" w:sz="4" w:space="0" w:color="auto"/>
+            </w:tcBorders>
+            <w:textDirection w:val="btLr"/>
+            <w:vAlign w:val="center"/>
+          </w:tcPr>
+          <w:p>
+            <w:pPr>
+              <w:jc w:val="center"/>
+              <w:rPr>
+                <w:noProof/>
+                <w:sz w:val="34"/>
+                <w:szCs w:val="34"/>
+                <w:lang w:val="en-US"/>
+              </w:rPr>
+            </w:pPr>
+            <w:r>
+              <w:rPr>
+                <w:noProof/>
+                <w:sz w:val="34"/>
+                <w:szCs w:val="34"/>
+                <w:lang w:val="en-US"/>
+              </w:rPr>
+              <w:t>7</w:t>
+            </w:r>
+          </w:p>
+        </w:tc>
+        <w:tc>
+          <w:tcPr>
+            <w:tcW w:w="1459" w:type="dxa"/>
+            <w:tcBorders>
+              <w:top w:val="single" w:sz="4" w:space="0" w:color="auto"/>
+              <w:left w:val="single" w:sz="4" w:space="0" w:color="auto"/>
+              <w:bottom w:val="single" w:sz="4" w:space="0" w:color="auto"/>
+              <w:right w:val="single" w:sz="4" w:space="0" w:color="auto"/>
+            </w:tcBorders>
+            <w:textDirection w:val="btLr"/>
+            <w:vAlign w:val="center"/>
+          </w:tcPr>
+          <w:p>
+            <w:pPr>
+              <w:jc w:val="center"/>
+              <w:rPr>
+                <w:noProof/>
+                <w:sz w:val="34"/>
+                <w:szCs w:val="34"/>
+                <w:lang w:val="en-US"/>
+              </w:rPr>
+            </w:pPr>
+            <w:r>
+              <w:rPr>
+                <w:noProof/>
+                <w:sz w:val="34"/>
+                <w:szCs w:val="34"/>
+                <w:lang w:val="en-US"/>
+              </w:rPr>
+              <w:t>6</w:t>
+            </w:r>
+          </w:p>
+        </w:tc>
+        <w:tc>
+          <w:tcPr>
+            <w:tcW w:w="1459" w:type="dxa"/>
+            <w:tcBorders>
+              <w:top w:val="single" w:sz="4" w:space="0" w:color="auto"/>
+              <w:left w:val="single" w:sz="4" w:space="0" w:color="auto"/>
+              <w:bottom w:val="single" w:sz="4" w:space="0" w:color="auto"/>
+              <w:right w:val="single" w:sz="4" w:space="0" w:color="auto"/>
+            </w:tcBorders>
+            <w:textDirection w:val="btLr"/>
+            <w:vAlign w:val="center"/>
+          </w:tcPr>
+          <w:p>
+            <w:pPr>
+              <w:jc w:val="center"/>
+              <w:rPr>
+                <w:noProof/>
+                <w:sz w:val="34"/>
+                <w:szCs w:val="34"/>
+                <w:lang w:val="en-US"/>
+              </w:rPr>
+            </w:pPr>
+            <w:r>
+              <w:rPr>
+                <w:noProof/>
+                <w:sz w:val="34"/>
+                <w:szCs w:val="34"/>
+                <w:lang w:val="en-US"/>
+              </w:rPr>
+              <w:t>5</w:t>
+            </w:r>
+          </w:p>
+        </w:tc>
+        <w:tc>
+          <w:tcPr>
+            <w:tcW w:w="1459" w:type="dxa"/>
+            <w:tcBorders>
+              <w:top w:val="single" w:sz="4" w:space="0" w:color="auto"/>
+              <w:left w:val="single" w:sz="4" w:space="0" w:color="auto"/>
+              <w:bottom w:val="single" w:sz="4" w:space="0" w:color="auto"/>
+              <w:right w:val="single" w:sz="4" w:space="0" w:color="auto"/>
+            </w:tcBorders>
+            <w:textDirection w:val="btLr"/>
+            <w:vAlign w:val="center"/>
+          </w:tcPr>
+          <w:p>
+            <w:pPr>
+              <w:jc w:val="center"/>
+              <w:rPr>
+                <w:noProof/>
+                <w:sz w:val="34"/>
+                <w:szCs w:val="34"/>
+                <w:lang w:val="en-US"/>
+              </w:rPr>
+            </w:pPr>
+            <w:r>
+              <w:rPr>
+                <w:noProof/>
+                <w:sz w:val="34"/>
+                <w:szCs w:val="34"/>
+                <w:lang w:val="en-US"/>
+              </w:rPr>
+              <w:t>4</w:t>
+            </w:r>
+          </w:p>
+        </w:tc>
+        <w:tc>
+          <w:tcPr>
+            <w:tcW w:w="1459" w:type="dxa"/>
+            <w:tcBorders>
+              <w:top w:val="single" w:sz="4" w:space="0" w:color="auto"/>
+              <w:left w:val="single" w:sz="4" w:space="0" w:color="auto"/>
+              <w:bottom w:val="single" w:sz="4" w:space="0" w:color="auto"/>
+              <w:right w:val="single" w:sz="4" w:space="0" w:color="auto"/>
+            </w:tcBorders>
+            <w:textDirection w:val="btLr"/>
+            <w:vAlign w:val="center"/>
+          </w:tcPr>
+          <w:p>
+            <w:pPr>
+              <w:jc w:val="center"/>
+              <w:rPr>
+                <w:noProof/>
+                <w:sz w:val="34"/>
+                <w:szCs w:val="34"/>
+                <w:lang w:val="en-US"/>
+              </w:rPr>
+            </w:pPr>
+            <w:r>
+              <w:rPr>
+                <w:noProof/>
+                <w:sz w:val="34"/>
+                <w:szCs w:val="34"/>
+                <w:lang w:val="en-US"/>
+              </w:rPr>
+              <w:t>3</w:t>
+            </w:r>
+          </w:p>
+        </w:tc>
+        <w:tc>
+          <w:tcPr>
+            <w:tcW w:w="1459" w:type="dxa"/>
+            <w:tcBorders>
+              <w:top w:val="single" w:sz="4" w:space="0" w:color="auto"/>
+              <w:left w:val="single" w:sz="4" w:space="0" w:color="auto"/>
+              <w:bottom w:val="single" w:sz="4" w:space="0" w:color="auto"/>
+              <w:right w:val="single" w:sz="4" w:space="0" w:color="auto"/>
+            </w:tcBorders>
+            <w:textDirection w:val="btLr"/>
+            <w:vAlign w:val="center"/>
+          </w:tcPr>
+          <w:p>
+            <w:pPr>
+              <w:jc w:val="center"/>
+              <w:rPr>
+                <w:noProof/>
+                <w:sz w:val="34"/>
+                <w:szCs w:val="34"/>
+                <w:lang w:val="en-US"/>
+              </w:rPr>
+            </w:pPr>
+            <w:r>
+              <w:rPr>
+                <w:noProof/>
+                <w:sz w:val="34"/>
+                <w:szCs w:val="34"/>
+                <w:lang w:val="en-US"/>
+              </w:rPr>
+              <w:t>2</w:t>
+            </w:r>
+          </w:p>
+        </w:tc>
+        <w:tc>
+          <w:tcPr>
+            <w:tcW w:w="1459" w:type="dxa"/>
+            <w:tcBorders>
+              <w:top w:val="single" w:sz="4" w:space="0" w:color="auto"/>
+              <w:left w:val="single" w:sz="4" w:space="0" w:color="auto"/>
+              <w:bottom w:val="single" w:sz="4" w:space="0" w:color="auto"/>
+              <w:right w:val="single" w:sz="4" w:space="0" w:color="auto"/>
+            </w:tcBorders>
+            <w:textDirection w:val="btLr"/>
+            <w:vAlign w:val="center"/>
+          </w:tcPr>
+          <w:p>
+            <w:pPr>
+              <w:jc w:val="center"/>
+              <w:rPr>
+                <w:noProof/>
+                <w:sz w:val="34"/>
+                <w:szCs w:val="34"/>
+                <w:lang w:val="en-US"/>
+              </w:rPr>
+            </w:pPr>
+            <w:r>
+              <w:rPr>
+                <w:noProof/>
+                <w:sz w:val="34"/>
+                <w:szCs w:val="34"/>
+                <w:lang w:val="en-US"/>
+              </w:rPr>
+              <w:t>1</w:t>
+            </w:r>
           </w:p>
         </w:tc>
       </w:tr>
       <w:tr>
         <w:trPr>
-          <w:trHeight w:hRule="exact" w:val="284"/>
+          <w:trHeight w:hRule="exact" w:val="397"/>
           <w:jc w:val="center"/>
         </w:trPr>
         <w:tc>
           <w:tcPr>
-            <w:tcW w:w="284" w:type="dxa"/>
-          </w:tcPr>
-          <w:p>
-            <w:pPr>
-              <w:jc w:val="center"/>
-              <w:rPr>
-                <w:noProof/>
-                <w:sz w:val="2"/>
-                <w:szCs w:val="2"/>
-                <w:lang w:val="en-US"/>
-              </w:rPr>
-            </w:pPr>
-          </w:p>
-        </w:tc>
-        <w:tc>
-          <w:tcPr>
-            <w:tcW w:w="284" w:type="dxa"/>
-          </w:tcPr>
-          <w:p>
-            <w:pPr>
-              <w:jc w:val="center"/>
-              <w:rPr>
-                <w:noProof/>
-                <w:sz w:val="2"/>
-                <w:szCs w:val="2"/>
-                <w:lang w:val="en-US"/>
-              </w:rPr>
-            </w:pPr>
-          </w:p>
-        </w:tc>
-        <w:tc>
-          <w:tcPr>
-            <w:tcW w:w="284" w:type="dxa"/>
-          </w:tcPr>
-          <w:p>
-            <w:pPr>
-              <w:jc w:val="center"/>
-              <w:rPr>
-                <w:sz w:val="2"/>
-                <w:szCs w:val="2"/>
-                <w:lang w:val="en-US"/>
-              </w:rPr>
-            </w:pPr>
-          </w:p>
-        </w:tc>
-        <w:tc>
-          <w:tcPr>
-            <w:tcW w:w="284" w:type="dxa"/>
-          </w:tcPr>
-          <w:p>
-            <w:pPr>
-              <w:jc w:val="center"/>
-              <w:rPr>
-                <w:noProof/>
-                <w:sz w:val="2"/>
-                <w:szCs w:val="2"/>
-                <w:lang w:val="en-US"/>
-              </w:rPr>
-            </w:pPr>
-          </w:p>
-        </w:tc>
-        <w:tc>
-          <w:tcPr>
-            <w:tcW w:w="284" w:type="dxa"/>
-          </w:tcPr>
-          <w:p>
-            <w:pPr>
-              <w:jc w:val="center"/>
-              <w:rPr>
-                <w:sz w:val="2"/>
-                <w:szCs w:val="2"/>
-                <w:lang w:val="en-US"/>
-              </w:rPr>
-            </w:pPr>
-          </w:p>
-        </w:tc>
-        <w:tc>
-          <w:tcPr>
-            <w:tcW w:w="284" w:type="dxa"/>
-          </w:tcPr>
-          <w:p>
-            <w:pPr>
-              <w:jc w:val="center"/>
-              <w:rPr>
-                <w:noProof/>
-                <w:sz w:val="2"/>
-                <w:szCs w:val="2"/>
-                <w:lang w:val="en-US"/>
-              </w:rPr>
-            </w:pPr>
-          </w:p>
-        </w:tc>
-        <w:tc>
-          <w:tcPr>
-            <w:tcW w:w="284" w:type="dxa"/>
-          </w:tcPr>
-          <w:p>
-            <w:pPr>
-              <w:jc w:val="center"/>
-              <w:rPr>
-                <w:sz w:val="2"/>
-                <w:szCs w:val="2"/>
-                <w:lang w:val="en-US"/>
-              </w:rPr>
-            </w:pPr>
+            <w:tcW w:w="1458" w:type="dxa"/>
+            <w:tcBorders>
+              <w:top w:val="single" w:sz="4" w:space="0" w:color="auto"/>
+              <w:left w:val="single" w:sz="4" w:space="0" w:color="auto"/>
+              <w:bottom w:val="single" w:sz="4" w:space="0" w:color="auto"/>
+              <w:right w:val="single" w:sz="4" w:space="0" w:color="auto"/>
+            </w:tcBorders>
+            <w:textDirection w:val="btLr"/>
+            <w:vAlign w:val="center"/>
+          </w:tcPr>
+          <w:p>
+            <w:pPr>
+              <w:jc w:val="center"/>
+              <w:rPr>
+                <w:noProof/>
+                <w:sz w:val="34"/>
+                <w:szCs w:val="34"/>
+                <w:lang w:val="en-US"/>
+              </w:rPr>
+            </w:pPr>
+            <w:r>
+              <w:rPr>
+                <w:noProof/>
+                <w:sz w:val="34"/>
+                <w:szCs w:val="34"/>
+                <w:lang w:val="en-US"/>
+              </w:rPr>
+              <w:t>8</w:t>
+            </w:r>
+          </w:p>
+        </w:tc>
+        <w:tc>
+          <w:tcPr>
+            <w:tcW w:w="1458" w:type="dxa"/>
+            <w:tcBorders>
+              <w:top w:val="single" w:sz="4" w:space="0" w:color="auto"/>
+              <w:left w:val="single" w:sz="4" w:space="0" w:color="auto"/>
+              <w:bottom w:val="single" w:sz="4" w:space="0" w:color="auto"/>
+              <w:right w:val="single" w:sz="4" w:space="0" w:color="auto"/>
+            </w:tcBorders>
+            <w:textDirection w:val="btLr"/>
+            <w:vAlign w:val="center"/>
+          </w:tcPr>
+          <w:p>
+            <w:pPr>
+              <w:jc w:val="center"/>
+              <w:rPr>
+                <w:noProof/>
+                <w:sz w:val="34"/>
+                <w:szCs w:val="34"/>
+                <w:lang w:val="en-US"/>
+              </w:rPr>
+            </w:pPr>
+            <w:r>
+              <w:rPr>
+                <w:noProof/>
+                <w:sz w:val="34"/>
+                <w:szCs w:val="34"/>
+                <w:lang w:val="en-US"/>
+              </w:rPr>
+              <w:t>7</w:t>
+            </w:r>
+          </w:p>
+        </w:tc>
+        <w:tc>
+          <w:tcPr>
+            <w:tcW w:w="1459" w:type="dxa"/>
+            <w:tcBorders>
+              <w:top w:val="single" w:sz="4" w:space="0" w:color="auto"/>
+              <w:left w:val="single" w:sz="4" w:space="0" w:color="auto"/>
+              <w:bottom w:val="single" w:sz="4" w:space="0" w:color="auto"/>
+              <w:right w:val="single" w:sz="4" w:space="0" w:color="auto"/>
+            </w:tcBorders>
+            <w:textDirection w:val="btLr"/>
+            <w:vAlign w:val="center"/>
+          </w:tcPr>
+          <w:p>
+            <w:pPr>
+              <w:jc w:val="center"/>
+              <w:rPr>
+                <w:noProof/>
+                <w:sz w:val="34"/>
+                <w:szCs w:val="34"/>
+                <w:lang w:val="en-US"/>
+              </w:rPr>
+            </w:pPr>
+            <w:r>
+              <w:rPr>
+                <w:noProof/>
+                <w:sz w:val="34"/>
+                <w:szCs w:val="34"/>
+                <w:lang w:val="en-US"/>
+              </w:rPr>
+              <w:t>6</w:t>
+            </w:r>
+          </w:p>
+        </w:tc>
+        <w:tc>
+          <w:tcPr>
+            <w:tcW w:w="1459" w:type="dxa"/>
+            <w:tcBorders>
+              <w:top w:val="single" w:sz="4" w:space="0" w:color="auto"/>
+              <w:left w:val="single" w:sz="4" w:space="0" w:color="auto"/>
+              <w:bottom w:val="single" w:sz="4" w:space="0" w:color="auto"/>
+              <w:right w:val="single" w:sz="4" w:space="0" w:color="auto"/>
+            </w:tcBorders>
+            <w:textDirection w:val="btLr"/>
+            <w:vAlign w:val="center"/>
+          </w:tcPr>
+          <w:p>
+            <w:pPr>
+              <w:jc w:val="center"/>
+              <w:rPr>
+                <w:noProof/>
+                <w:sz w:val="34"/>
+                <w:szCs w:val="34"/>
+                <w:lang w:val="en-US"/>
+              </w:rPr>
+            </w:pPr>
+            <w:r>
+              <w:rPr>
+                <w:noProof/>
+                <w:sz w:val="34"/>
+                <w:szCs w:val="34"/>
+                <w:lang w:val="en-US"/>
+              </w:rPr>
+              <w:t>5</w:t>
+            </w:r>
+          </w:p>
+        </w:tc>
+        <w:tc>
+          <w:tcPr>
+            <w:tcW w:w="1459" w:type="dxa"/>
+            <w:tcBorders>
+              <w:top w:val="single" w:sz="4" w:space="0" w:color="auto"/>
+              <w:left w:val="single" w:sz="4" w:space="0" w:color="auto"/>
+              <w:bottom w:val="single" w:sz="4" w:space="0" w:color="auto"/>
+              <w:right w:val="single" w:sz="4" w:space="0" w:color="auto"/>
+            </w:tcBorders>
+            <w:textDirection w:val="btLr"/>
+            <w:vAlign w:val="center"/>
+          </w:tcPr>
+          <w:p>
+            <w:pPr>
+              <w:jc w:val="center"/>
+              <w:rPr>
+                <w:noProof/>
+                <w:sz w:val="34"/>
+                <w:szCs w:val="34"/>
+                <w:lang w:val="en-US"/>
+              </w:rPr>
+            </w:pPr>
+            <w:r>
+              <w:rPr>
+                <w:noProof/>
+                <w:sz w:val="34"/>
+                <w:szCs w:val="34"/>
+                <w:lang w:val="en-US"/>
+              </w:rPr>
+              <w:t>4</w:t>
+            </w:r>
+          </w:p>
+        </w:tc>
+        <w:tc>
+          <w:tcPr>
+            <w:tcW w:w="1459" w:type="dxa"/>
+            <w:tcBorders>
+              <w:top w:val="single" w:sz="4" w:space="0" w:color="auto"/>
+              <w:left w:val="single" w:sz="4" w:space="0" w:color="auto"/>
+              <w:bottom w:val="single" w:sz="4" w:space="0" w:color="auto"/>
+              <w:right w:val="single" w:sz="4" w:space="0" w:color="auto"/>
+            </w:tcBorders>
+            <w:textDirection w:val="btLr"/>
+            <w:vAlign w:val="center"/>
+          </w:tcPr>
+          <w:p>
+            <w:pPr>
+              <w:jc w:val="center"/>
+              <w:rPr>
+                <w:noProof/>
+                <w:sz w:val="34"/>
+                <w:szCs w:val="34"/>
+                <w:lang w:val="en-US"/>
+              </w:rPr>
+            </w:pPr>
+            <w:r>
+              <w:rPr>
+                <w:noProof/>
+                <w:sz w:val="34"/>
+                <w:szCs w:val="34"/>
+                <w:lang w:val="en-US"/>
+              </w:rPr>
+              <w:t>3</w:t>
+            </w:r>
+          </w:p>
+        </w:tc>
+        <w:tc>
+          <w:tcPr>
+            <w:tcW w:w="1459" w:type="dxa"/>
+            <w:tcBorders>
+              <w:top w:val="single" w:sz="4" w:space="0" w:color="auto"/>
+              <w:left w:val="single" w:sz="4" w:space="0" w:color="auto"/>
+              <w:bottom w:val="single" w:sz="4" w:space="0" w:color="auto"/>
+              <w:right w:val="single" w:sz="4" w:space="0" w:color="auto"/>
+            </w:tcBorders>
+            <w:textDirection w:val="btLr"/>
+            <w:vAlign w:val="center"/>
+          </w:tcPr>
+          <w:p>
+            <w:pPr>
+              <w:jc w:val="center"/>
+              <w:rPr>
+                <w:noProof/>
+                <w:sz w:val="34"/>
+                <w:szCs w:val="34"/>
+                <w:lang w:val="en-US"/>
+              </w:rPr>
+            </w:pPr>
+            <w:r>
+              <w:rPr>
+                <w:noProof/>
+                <w:sz w:val="34"/>
+                <w:szCs w:val="34"/>
+                <w:lang w:val="en-US"/>
+              </w:rPr>
+              <w:t>2</w:t>
+            </w:r>
+          </w:p>
+        </w:tc>
+        <w:tc>
+          <w:tcPr>
+            <w:tcW w:w="1459" w:type="dxa"/>
+            <w:tcBorders>
+              <w:top w:val="single" w:sz="4" w:space="0" w:color="auto"/>
+              <w:left w:val="single" w:sz="4" w:space="0" w:color="auto"/>
+              <w:bottom w:val="single" w:sz="4" w:space="0" w:color="auto"/>
+              <w:right w:val="single" w:sz="4" w:space="0" w:color="auto"/>
+            </w:tcBorders>
+            <w:textDirection w:val="btLr"/>
+            <w:vAlign w:val="center"/>
+          </w:tcPr>
+          <w:p>
+            <w:pPr>
+              <w:jc w:val="center"/>
+              <w:rPr>
+                <w:noProof/>
+                <w:sz w:val="34"/>
+                <w:szCs w:val="34"/>
+                <w:lang w:val="en-US"/>
+              </w:rPr>
+            </w:pPr>
+            <w:r>
+              <w:rPr>
+                <w:noProof/>
+                <w:sz w:val="34"/>
+                <w:szCs w:val="34"/>
+                <w:lang w:val="en-US"/>
+              </w:rPr>
+              <w:t>1</w:t>
+            </w:r>
           </w:p>
         </w:tc>
       </w:tr>
@@ -7047,12 +7353,18 @@
           <w:lang w:val="en-US"/>
         </w:rPr>
       </w:pPr>
-      <w:bookmarkStart w:id="0" w:name="_GoBack"/>
-      <w:bookmarkEnd w:id="0"/>
+      <w:r>
+        <w:rPr>
+          <w:sz w:val="2"/>
+          <w:szCs w:val="2"/>
+          <w:lang w:val="en-US"/>
+        </w:rPr>
+        <w:tab/>
+      </w:r>
     </w:p>
     <w:sectPr>
       <w:pgSz w:w="11906" w:h="16838"/>
-      <w:pgMar w:top="284" w:right="284" w:bottom="284" w:left="284" w:header="709" w:footer="709" w:gutter="0"/>
+      <w:pgMar w:top="851" w:right="113" w:bottom="284" w:left="113" w:header="709" w:footer="709" w:gutter="0"/>
       <w:cols w:space="708"/>
       <w:docGrid w:linePitch="360"/>
     </w:sectPr>
@@ -7061,7 +7373,7 @@
 </file>
 
 <file path=word/styles.xml><?xml version="1.0" encoding="utf-8"?>
-<w:styles xmlns:mc="http://schemas.openxmlformats.org/markup-compatibility/2006" xmlns:r="http://schemas.openxmlformats.org/officeDocument/2006/relationships" xmlns:w="http://schemas.openxmlformats.org/wordprocessingml/2006/main" xmlns:w14="http://schemas.microsoft.com/office/word/2010/wordml" xmlns:w15="http://schemas.microsoft.com/office/word/2012/wordml" xmlns:w16se="http://schemas.microsoft.com/office/word/2015/wordml/symex" mc:Ignorable="w14 w15 w16se">
+<w:styles xmlns:mc="http://schemas.openxmlformats.org/markup-compatibility/2006" xmlns:r="http://schemas.openxmlformats.org/officeDocument/2006/relationships" xmlns:w="http://schemas.openxmlformats.org/wordprocessingml/2006/main" xmlns:w14="http://schemas.microsoft.com/office/word/2010/wordml" xmlns:w15="http://schemas.microsoft.com/office/word/2012/wordml" xmlns:w16cex="http://schemas.microsoft.com/office/word/2018/wordml/cex" xmlns:w16cid="http://schemas.microsoft.com/office/word/2016/wordml/cid" xmlns:w16="http://schemas.microsoft.com/office/word/2018/wordml" xmlns:w16sdtdh="http://schemas.microsoft.com/office/word/2020/wordml/sdtdatahash" xmlns:w16se="http://schemas.microsoft.com/office/word/2015/wordml/symex" mc:Ignorable="w14 w15 w16se w16cid w16 w16cex w16sdtdh">
   <w:docDefaults>
     <w:rPrDefault>
       <w:rPr>
@@ -7077,7 +7389,7 @@
       </w:pPr>
     </w:pPrDefault>
   </w:docDefaults>
-  <w:latentStyles w:defLockedState="0" w:defUIPriority="99" w:defSemiHidden="0" w:defUnhideWhenUsed="0" w:defQFormat="0" w:count="371">
+  <w:latentStyles w:defLockedState="0" w:defUIPriority="99" w:defSemiHidden="0" w:defUnhideWhenUsed="0" w:defQFormat="0" w:count="376">
     <w:lsdException w:name="Normal" w:uiPriority="0" w:qFormat="1"/>
     <w:lsdException w:name="heading 1" w:uiPriority="9" w:qFormat="1"/>
     <w:lsdException w:name="heading 2" w:semiHidden="1" w:uiPriority="9" w:unhideWhenUsed="1" w:qFormat="1"/>
@@ -7183,7 +7495,6 @@
     <w:lsdException w:name="HTML Sample" w:semiHidden="1" w:unhideWhenUsed="1"/>
     <w:lsdException w:name="HTML Typewriter" w:semiHidden="1" w:unhideWhenUsed="1"/>
     <w:lsdException w:name="HTML Variable" w:semiHidden="1" w:unhideWhenUsed="1"/>
-    <w:lsdException w:name="Normal Table" w:semiHidden="1" w:unhideWhenUsed="1"/>
     <w:lsdException w:name="annotation subject" w:semiHidden="1" w:unhideWhenUsed="1"/>
     <w:lsdException w:name="No List" w:semiHidden="1" w:unhideWhenUsed="1"/>
     <w:lsdException w:name="Outline List 1" w:semiHidden="1" w:unhideWhenUsed="1"/>
@@ -7226,11 +7537,8 @@
     <w:lsdException w:name="Table Contemporary" w:semiHidden="1" w:unhideWhenUsed="1"/>
     <w:lsdException w:name="Table Elegant" w:semiHidden="1" w:unhideWhenUsed="1"/>
     <w:lsdException w:name="Table Professional" w:semiHidden="1" w:unhideWhenUsed="1"/>
-    <w:lsdException w:name="Table Subtle 1" w:semiHidden="1" w:unhideWhenUsed="1"/>
     <w:lsdException w:name="Table Subtle 2" w:semiHidden="1" w:unhideWhenUsed="1"/>
     <w:lsdException w:name="Table Web 1" w:semiHidden="1" w:unhideWhenUsed="1"/>
-    <w:lsdException w:name="Table Web 2" w:semiHidden="1" w:unhideWhenUsed="1"/>
-    <w:lsdException w:name="Table Web 3" w:semiHidden="1" w:unhideWhenUsed="1"/>
     <w:lsdException w:name="Balloon Text" w:semiHidden="1" w:unhideWhenUsed="1"/>
     <w:lsdException w:name="Table Grid" w:uiPriority="39"/>
     <w:lsdException w:name="Table Theme" w:semiHidden="1" w:unhideWhenUsed="1"/>
@@ -7449,18 +7757,23 @@
     <w:lsdException w:name="List Table 5 Dark Accent 6" w:uiPriority="50"/>
     <w:lsdException w:name="List Table 6 Colorful Accent 6" w:uiPriority="51"/>
     <w:lsdException w:name="List Table 7 Colorful Accent 6" w:uiPriority="52"/>
+    <w:lsdException w:name="Mention" w:semiHidden="1" w:unhideWhenUsed="1"/>
+    <w:lsdException w:name="Smart Hyperlink" w:semiHidden="1" w:unhideWhenUsed="1"/>
+    <w:lsdException w:name="Hashtag" w:semiHidden="1" w:unhideWhenUsed="1"/>
+    <w:lsdException w:name="Unresolved Mention" w:semiHidden="1" w:unhideWhenUsed="1"/>
+    <w:lsdException w:name="Smart Link" w:semiHidden="1" w:unhideWhenUsed="1"/>
   </w:latentStyles>
-  <w:style w:type="paragraph" w:default="1" w:styleId="Normal">
+  <w:style w:type="paragraph" w:default="1" w:styleId="a">
     <w:name w:val="Normal"/>
     <w:qFormat/>
   </w:style>
-  <w:style w:type="character" w:default="1" w:styleId="DefaultParagraphFont">
+  <w:style w:type="character" w:default="1" w:styleId="a0">
     <w:name w:val="Default Paragraph Font"/>
     <w:uiPriority w:val="1"/>
     <w:semiHidden/>
     <w:unhideWhenUsed/>
   </w:style>
-  <w:style w:type="table" w:default="1" w:styleId="TableNormal">
+  <w:style w:type="table" w:default="1" w:styleId="a1">
     <w:name w:val="Normal Table"/>
     <w:uiPriority w:val="99"/>
     <w:semiHidden/>
@@ -7475,15 +7788,15 @@
       </w:tblCellMar>
     </w:tblPr>
   </w:style>
-  <w:style w:type="numbering" w:default="1" w:styleId="NoList">
+  <w:style w:type="numbering" w:default="1" w:styleId="a2">
     <w:name w:val="No List"/>
     <w:uiPriority w:val="99"/>
     <w:semiHidden/>
     <w:unhideWhenUsed/>
   </w:style>
-  <w:style w:type="table" w:styleId="TableGrid">
+  <w:style w:type="table" w:styleId="a3">
     <w:name w:val="Table Grid"/>
-    <w:basedOn w:val="TableNormal"/>
+    <w:basedOn w:val="a1"/>
     <w:uiPriority w:val="39"/>
     <w:rsid w:val="002A4E7C"/>
     <w:pPr>
@@ -7500,9 +7813,9 @@
       </w:tblBorders>
     </w:tblPr>
   </w:style>
-  <w:style w:type="character" w:styleId="Hyperlink">
+  <w:style w:type="character" w:styleId="a4">
     <w:name w:val="Hyperlink"/>
-    <w:basedOn w:val="DefaultParagraphFont"/>
+    <w:basedOn w:val="a0"/>
     <w:uiPriority w:val="99"/>
     <w:unhideWhenUsed/>
     <w:rsid w:val="00683749"/>
@@ -7511,9 +7824,9 @@
       <w:u w:val="single"/>
     </w:rPr>
   </w:style>
-  <w:style w:type="character" w:customStyle="1" w:styleId="UnresolvedMention">
-    <w:name w:val="Unresolved Mention"/>
-    <w:basedOn w:val="DefaultParagraphFont"/>
+  <w:style w:type="character" w:customStyle="1" w:styleId="1">
+    <w:name w:val="Неразрешенное упоминание1"/>
+    <w:basedOn w:val="a0"/>
     <w:uiPriority w:val="99"/>
     <w:semiHidden/>
     <w:unhideWhenUsed/>
@@ -7523,9 +7836,9 @@
       <w:shd w:val="clear" w:color="auto" w:fill="E1DFDD"/>
     </w:rPr>
   </w:style>
-  <w:style w:type="character" w:styleId="CommentReference">
+  <w:style w:type="character" w:styleId="a5">
     <w:name w:val="annotation reference"/>
-    <w:basedOn w:val="DefaultParagraphFont"/>
+    <w:basedOn w:val="a0"/>
     <w:uiPriority w:val="99"/>
     <w:semiHidden/>
     <w:unhideWhenUsed/>
@@ -7535,10 +7848,10 @@
       <w:szCs w:val="16"/>
     </w:rPr>
   </w:style>
-  <w:style w:type="paragraph" w:styleId="CommentText">
+  <w:style w:type="paragraph" w:styleId="a6">
     <w:name w:val="annotation text"/>
-    <w:basedOn w:val="Normal"/>
-    <w:link w:val="CommentTextChar"/>
+    <w:basedOn w:val="a"/>
+    <w:link w:val="a7"/>
     <w:uiPriority w:val="99"/>
     <w:semiHidden/>
     <w:unhideWhenUsed/>
@@ -7551,10 +7864,10 @@
       <w:szCs w:val="20"/>
     </w:rPr>
   </w:style>
-  <w:style w:type="character" w:customStyle="1" w:styleId="CommentTextChar">
-    <w:name w:val="Comment Text Char"/>
-    <w:basedOn w:val="DefaultParagraphFont"/>
-    <w:link w:val="CommentText"/>
+  <w:style w:type="character" w:customStyle="1" w:styleId="a7">
+    <w:name w:val="Текст примечания Знак"/>
+    <w:basedOn w:val="a0"/>
+    <w:link w:val="a6"/>
     <w:uiPriority w:val="99"/>
     <w:semiHidden/>
     <w:rsid w:val="00D77A9E"/>
@@ -7563,11 +7876,11 @@
       <w:szCs w:val="20"/>
     </w:rPr>
   </w:style>
-  <w:style w:type="paragraph" w:styleId="CommentSubject">
+  <w:style w:type="paragraph" w:styleId="a8">
     <w:name w:val="annotation subject"/>
-    <w:basedOn w:val="CommentText"/>
-    <w:next w:val="CommentText"/>
-    <w:link w:val="CommentSubjectChar"/>
+    <w:basedOn w:val="a6"/>
+    <w:next w:val="a6"/>
+    <w:link w:val="a9"/>
     <w:uiPriority w:val="99"/>
     <w:semiHidden/>
     <w:unhideWhenUsed/>
@@ -7577,10 +7890,10 @@
       <w:bCs/>
     </w:rPr>
   </w:style>
-  <w:style w:type="character" w:customStyle="1" w:styleId="CommentSubjectChar">
-    <w:name w:val="Comment Subject Char"/>
-    <w:basedOn w:val="CommentTextChar"/>
-    <w:link w:val="CommentSubject"/>
+  <w:style w:type="character" w:customStyle="1" w:styleId="a9">
+    <w:name w:val="Тема примечания Знак"/>
+    <w:basedOn w:val="a7"/>
+    <w:link w:val="a8"/>
     <w:uiPriority w:val="99"/>
     <w:semiHidden/>
     <w:rsid w:val="00D77A9E"/>
@@ -7591,10 +7904,10 @@
       <w:szCs w:val="20"/>
     </w:rPr>
   </w:style>
-  <w:style w:type="paragraph" w:styleId="BalloonText">
+  <w:style w:type="paragraph" w:styleId="aa">
     <w:name w:val="Balloon Text"/>
-    <w:basedOn w:val="Normal"/>
-    <w:link w:val="BalloonTextChar"/>
+    <w:basedOn w:val="a"/>
+    <w:link w:val="ab"/>
     <w:uiPriority w:val="99"/>
     <w:semiHidden/>
     <w:unhideWhenUsed/>
@@ -7608,10 +7921,10 @@
       <w:szCs w:val="18"/>
     </w:rPr>
   </w:style>
-  <w:style w:type="character" w:customStyle="1" w:styleId="BalloonTextChar">
-    <w:name w:val="Balloon Text Char"/>
-    <w:basedOn w:val="DefaultParagraphFont"/>
-    <w:link w:val="BalloonText"/>
+  <w:style w:type="character" w:customStyle="1" w:styleId="ab">
+    <w:name w:val="Текст выноски Знак"/>
+    <w:basedOn w:val="a0"/>
+    <w:link w:val="aa"/>
     <w:uiPriority w:val="99"/>
     <w:semiHidden/>
     <w:rsid w:val="00D77A9E"/>
